--- a/_manuscript/index.docx
+++ b/_manuscript/index.docx
@@ -143,25 +143,6 @@
       <w:r>
         <w:t xml:space="preserve"> </w:t>
       </w:r>
-      <w:r>
-        <w:t xml:space="preserve">- pain</w:t>
-      </w:r>
-      <w:r>
-        <w:t xml:space="preserve"> </w:t>
-      </w:r>
-      <w:r>
-        <w:t xml:space="preserve">(</w:t>
-      </w:r>
-      <w:r>
-        <w:rPr>
-          <w:b/>
-          <w:bCs/>
-        </w:rPr>
-        <w:t xml:space="preserve">pappRealtimeAssociationsYoung2020?</w:t>
-      </w:r>
-      <w:r>
-        <w:t xml:space="preserve">)</w:t>
-      </w:r>
     </w:p>
     <w:p>
       <w:pPr>
@@ -668,29 +649,35 @@
     </w:p>
     <w:p>
       <w:pPr>
+        <w:numPr>
+          <w:ilvl w:val="0"/>
+          <w:numId w:val="1000"/>
+        </w:numPr>
+      </w:pPr>
+      <w:r>
+        <w:t xml:space="preserve">For the daily survey, we calculated raw and difference features for the most recent and the min, max, and median responses in the 168 hours preceeding the start of the prediciton window for the 13 5-point likert scale items (items 4-16; pain, urge, risky situation, stressful event, pleasant event, sleep, depressed, angry, anxious, relaxed, happy, abstinence motivation, and abstinence confidence). We also calculated raw and difference rate features based on counts of previous opioid lapses, other drug use, missed MOUD doses (items 1-3), and completed daily surveys in the 168-hour feature scoring epoch (e.g., counts of opioid lapses within the 168 hours preceding the start of a prediction window divided by 168).</w:t>
+      </w:r>
+    </w:p>
+    <w:p>
+      <w:pPr>
+        <w:numPr>
+          <w:ilvl w:val="0"/>
+          <w:numId w:val="1000"/>
+        </w:numPr>
+      </w:pPr>
+      <w:r>
+        <w:t xml:space="preserve">We used two feature scoring epochs (24 and 168 hours before the start of the prediction window) to create proximal and distal geolocation features. Raw geolocation points were cross-checked against known locations with reported subjective context. We used a threshold of 50 meters for matching context to geolocation points. We calculated raw and difference features for sum duration of time spent in transit (i.e., moving faster than 4 miles per hour)</w:t>
+      </w:r>
+      <w:r>
+        <w:t xml:space="preserve"> </w:t>
+      </w:r>
+      <w:r>
+        <w:t xml:space="preserve">, time out in the evenings (i.e., not at their home between the hours of 7:00pm-4:00am). We calculated raw and difference features for sum duration of time spent at locations according to what they indicated they do at the location (spend time with friends, socialize with new people, religious activities, relax, spend time with family, volunteer, receive mental health care, receive physical health care, receive MOUD treatment, drink alcohol, take classes, work), how pleasant and unpleasant their experiences typically are at the location (Always, Most of the time, Sometimes, Rarely, Never), and how helpful and harmful the location is to their recovery (Extremely, Considerably, Moderately, Mildly, Not at all). We also calculated a raw and difference feature of location variance (i.e., the extent to which a participant’s location changes over a feature scoring epoch).</w:t>
+      </w:r>
+    </w:p>
+    <w:p>
+      <w:pPr>
         <w:pStyle w:val="FirstParagraph"/>
-      </w:pPr>
-      <w:r>
-        <w:t xml:space="preserve">For the daily survey, we calculated raw and difference features for the most recent and the min, max, and median responses in the 168 hours preceeding the start of the prediciton window for the 13 5-point likert scale items (items 4-16; pain, urge, risky situation, stressful event, pleasant event, sleep, depressed, angry, anxious, relaxed, happy, abstinence motivation, and abstinence confidence). We also calculated raw and difference rate features based on counts of previous opioid lapses, other drug use, missed MOUD doses (items 1-3), and completed daily surveys in the 168-hour feature scoring epoch (e.g., counts of opioid lapses within the 168 hours preceding the start of a prediction window divided by 168).</w:t>
-      </w:r>
-    </w:p>
-    <w:p>
-      <w:pPr>
-        <w:pStyle w:val="BodyText"/>
-      </w:pPr>
-      <w:r>
-        <w:t xml:space="preserve">We used two feature scoring epochs (24 and 168 hours before the start of the prediction window) to create proximal and distal geolocation features. Raw geolocation points were cross-checked against known locations with reported subjective context. We used a threshold of 50 meters for matching context to geolocation points. We calculated raw and difference features for sum duration of time spent in transit (i.e., moving faster than 4 miles per hour)</w:t>
-      </w:r>
-      <w:r>
-        <w:t xml:space="preserve"> </w:t>
-      </w:r>
-      <w:r>
-        <w:t xml:space="preserve">, time out in the evenings (i.e., not at their home between the hours of 7:00pm-4:00am). We calculated raw and difference features for sum duration of time spent at locations according to what they indicated they do at the location (spend time with friends, socialize with new people, religious activities, relax, spend time with family, volunteer, receive mental health care, receive physical health care, receive MOUD treatment, drink alcohol, take classes, work), how pleasant and unpleasant their experiences typically are at the location (Always, Most of the time, Sometimes, Rarely, Never), and how helpful and harmful the location is to their recovery (Extremely, Considerably, Moderately, Mildly, Not at all). We also calculated a raw and difference feature of location variance (i.e., the extent to which a participant’s location changes over a feature scoring epoch).</w:t>
-      </w:r>
-    </w:p>
-    <w:p>
-      <w:pPr>
-        <w:pStyle w:val="BodyText"/>
       </w:pPr>
       <w:r>
         <w:t xml:space="preserve">All features (sets 1-3 above) were included in our full model. We also fit three models with varying ablated sensing features from set 3. Specifically, these models ablated daily survey features, ablated geolocation features, and ablated daily survey and geolocation features combined to assess the incremental predictive value of these features.</w:t>
@@ -916,7 +903,7 @@
         <w:t xml:space="preserve">(Lundberg &amp; Lee, 2017)</w:t>
       </w:r>
       <w:r>
-        <w:t xml:space="preserve">. The magnitude of the raw Shapley value indicates how much the feature score for that observation adjusted the prediction (in log-odds units) relative to the mean prediction across all observations. Positive Shapley values indicate that the feature score increased the prediction for that observation and negative values indicate that the feature score decreased the prediction. In other words, higher Shapley values suggest the feature increases lapse risk and lower values suggest the feature decreases lapse risk. Shapley values are inherently additive. For any observation, Shapley values can be summed to create a total adjustment score for the predicted value. We created feature categories by collapsing features that differed only by scoring epoch and/or dummy-coded level into a single feature category. We plotted raw Shapley values and feature categories as partial dependence plots to illustrate these feature-risk relationships.</w:t>
+        <w:t xml:space="preserve">. The magnitude of the raw Shapley value indicates how much the feature score for that observation adjusted the prediction (in log-odds units) relative to the mean prediction across all observations. Positive Shapley values indicate that the feature score increased the prediction for that observation and negative values indicate that the feature score decreased the prediction. In other words, higher Shapley values suggest the feature increases lapse risk and lower values suggest the feature decreases lapse risk. Shapley values are inherently additive. For any observation, Shapley values can be summed to create a total adjustment score for the predicted value. We created feature categories by collapsing features that differed only by scoring epoch into a single feature category. We plotted raw Shapley values and feature categories as partial dependence plots to illustrate these feature-risk relationships.</w:t>
       </w:r>
     </w:p>
     <w:p>
@@ -4672,7 +4659,7 @@
         <w:pStyle w:val="FirstParagraph"/>
       </w:pPr>
       <w:r>
-        <w:t xml:space="preserve">The median posterior probability for the best full model was 0.91, with narrow 95% CI ([0.90, 0.92]). We compared our full model’s performance to three ablated models (i.e.,full vs. ablated daily survey, full vs. ablated geolocation, full vs. ablated daily survey and geolocation) to evaluate the incremental predictive value of adding the dynamic sensing features. There was strong evidence that the full model’s performance was better compared to models that ablated the daily survey features and the daily survey and geolocation features combined (probabilities = 1.00). There was no evidence that the full model performed better than a model with geolocation features ablated (probability = 0.35). The median difference in auROC, 95% Bayesian CI, and posterior probability that that the auROC difference was greater than 0 for all ablation contrasts are presented in</w:t>
+        <w:t xml:space="preserve">The median posterior probability for the best full model was 0.91, with narrow 95% CI ([0.90, 0.92]). To evaluate the incremental predictive value of our dynamic sensing features, we compared the performance of our full model to the performance of three ablated models: 0.62 (ablated daily survey features), 0.92 (ablated geolocation features), and 0.55 (ablated daily survey and geolocation features). There was strong evidence that the full model’s performance was better compared to models that ablated the daily survey features and the daily survey and geolocation features combined (probabilities = 1.00). There was no evidence that the full model performed better than a model with geolocation features ablated (probability = 0.35). The median difference in auROC, 95% Bayesian CI, and posterior probability that that the auROC difference was greater than 0 for all ablation contrasts are presented in</w:t>
       </w:r>
       <w:r>
         <w:t xml:space="preserve"> </w:t>
@@ -4754,7 +4741,7 @@
                     <w:jc w:val="center"/>
                   </w:pPr>
                   <w:r>
-                    <w:t xml:space="preserve">Median</w:t>
+                    <w:t xml:space="preserve">Median auROC Difference</w:t>
                   </w:r>
                 </w:p>
               </w:tc>
@@ -5172,7 +5159,10 @@
         <w:t xml:space="preserve"> </w:t>
       </w:r>
       <w:r>
-        <w:t xml:space="preserve">This model produced generally well-calibrated raw probabilities (brier score = 0.016). We attempted to improve calibration with Platt scaling and results were comparable (brier score = 0.016). A Calibration plot revealed our raw model predictions were better aligned with observed probabilities than the Platt scaled probabilities. Our model did more poorly when predicting higher lapse risk probabilities due to the infrequency of observed lapse rates in these bins (</w:t>
+        <w:t xml:space="preserve">This model produced generally well-calibrated raw probabilities (brier score = 0.016). We attempted to improve calibration with Platt scaling and results were comparable (brier score = 0.016). A Calibration plot revealed that our raw model predictions were better aligned with observed lapse frequencies than the Platt-scaled scores across most of the probability range. At higher predicted probabilities, the model exhibited high-variance estimates and therefore poor calibration, driven by very few observations in those bins (only one prediction exceeded 0.6; left panel of</w:t>
+      </w:r>
+      <w:r>
+        <w:t xml:space="preserve"> </w:t>
       </w:r>
       <w:hyperlink w:anchor="fig-2">
         <w:r>
@@ -5183,7 +5173,7 @@
         </w:r>
       </w:hyperlink>
       <w:r>
-        <w:t xml:space="preserve">). Histograms of raw risk probability distributions separately by true lapse outcome are presented in</w:t>
+        <w:t xml:space="preserve">). Histograms of raw risk probability distributions separately by true lapse outcome are presented in the right panel of</w:t>
       </w:r>
       <w:r>
         <w:t xml:space="preserve"> </w:t>
@@ -5387,7 +5377,7 @@
         </w:numPr>
       </w:pPr>
       <w:r>
-        <w:t xml:space="preserve">Decision not include misclassification cost analyses: acknowledge that discrimination and calibration don’t equate to clinical utilility. Decision analysis tools, such as net benefit curves could be used to quantify clinical benefit at relevant probability thresholds. Our model is designed to not be used to make decisions about whether or not to treat but to provide model feedback to individuals each day to help them monitor their risk for lapse. Therefore the decision has already been made to always treat. Should these models be used to inform when to deploy more cost-intensive interventions (e.g., communicating risk level to a therapist to initiate contact) these analyses will be important next steps.</w:t>
+        <w:t xml:space="preserve">Acknowledge fairness differences still exist. Research should look into additional risk factors that may better predict risk of lapse in minority populations.</w:t>
       </w:r>
     </w:p>
     <w:p>
@@ -5398,10 +5388,7 @@
         </w:numPr>
       </w:pPr>
       <w:r>
-        <w:t xml:space="preserve">Although, classification and clinical utility are two other important domains for evaluating a model intended to make or inform a decision (e.g., whether to send a support message to an individual). In applications of our model there would be no decision to be made. Every day an individual would receive a message regardless of their lapse risk, equivalent to a treat all condition. Therefore, we have constrained our evaluation to focus on the probability estimates for evaluating performance.</w:t>
-      </w:r>
-      <w:r>
-        <w:t xml:space="preserve"> </w:t>
+        <w:t xml:space="preserve">Decision not include misclassification cost analyses: acknowledge that discrimination and calibration don’t equate to clinical utilility. Decision analysis tools, such as net benefit curves could be used to quantify clinical benefit at relevant probability thresholds. Our model is designed to not be used to make decisions about whether or not to treat but to provide model feedback to individuals each day to help them monitor their risk for lapse. Therefore the decision has already been made to always treat. Should these models be used to inform when to deploy more cost-intensive interventions (e.g., communicating risk level to a therapist to initiate contact) these analyses will be important next steps.</w:t>
       </w:r>
     </w:p>
     <w:p>
@@ -5412,7 +5399,7 @@
         </w:numPr>
       </w:pPr>
       <w:r>
-        <w:t xml:space="preserve">Optimal thresholds depend on the setting, outcome prevalence, and the relative costs of misclassification, and should be addressed separately from discrimination evaluation (e.g., with a decision curve analysis).</w:t>
+        <w:t xml:space="preserve">Although, classification and clinical utility are two other important domains for evaluating a model intended to make or inform a decision (e.g., whether to send a support message to an individual). In applications of our model there would be no decision to be made. Every day an individual would receive a message regardless of their lapse risk, equivalent to a treat all condition. Therefore, we have constrained our evaluation to focus on the probability estimates for evaluating performance.</w:t>
       </w:r>
       <w:r>
         <w:t xml:space="preserve"> </w:t>
@@ -5426,7 +5413,21 @@
         </w:numPr>
       </w:pPr>
       <w:r>
-        <w:t xml:space="preserve">Discussion about GPS data. No evidence that geolocation offered incremental predictive value. Hard to get. With better sensing features could be more important. X% of gps features were imputed as median. Low leverage for predictions.</w:t>
+        <w:t xml:space="preserve">Optimal thresholds depend on the setting, outcome prevalence, and the relative costs of misclassification, and should be addressed separately from discrimination evaluation (e.g., with a decision curve analysis).</w:t>
+      </w:r>
+      <w:r>
+        <w:t xml:space="preserve"> </w:t>
+      </w:r>
+    </w:p>
+    <w:p>
+      <w:pPr>
+        <w:numPr>
+          <w:ilvl w:val="0"/>
+          <w:numId w:val="1003"/>
+        </w:numPr>
+      </w:pPr>
+      <w:r>
+        <w:t xml:space="preserve">Discussion about GPS data. No evidence that geolocation offered incremental predictive value. Hard to get. With better sensing features could be more important. 12% of gps features were imputed as median. Low leverage for predictions.</w:t>
       </w:r>
     </w:p>
     <w:p>

--- a/_manuscript/index.docx
+++ b/_manuscript/index.docx
@@ -564,7 +564,7 @@
         <w:pStyle w:val="FirstParagraph"/>
       </w:pPr>
       <w:r>
-        <w:t xml:space="preserve">Features were calculated using only data collected before the start of each prediction window to ensure our models were making true future predictions. We calculated a total of 283 features from three data sources:</w:t>
+        <w:t xml:space="preserve">Features were calculated using only data collected before the start of each prediction window to ensure our models were making true future predictions. We calculated a total of 289 features from three data sources:</w:t>
       </w:r>
     </w:p>
     <w:p>
@@ -655,7 +655,7 @@
         </w:numPr>
       </w:pPr>
       <w:r>
-        <w:t xml:space="preserve">For the daily survey, we calculated raw and difference features for the most recent and the min, max, and median responses in the 168 hours preceeding the start of the prediciton window for the 13 5-point likert scale items (items 4-16; pain, urge, risky situation, stressful event, pleasant event, sleep, depressed, angry, anxious, relaxed, happy, abstinence motivation, and abstinence confidence). We also calculated raw and difference rate features based on counts of previous opioid lapses, other drug use, missed MOUD doses (items 1-3), and completed daily surveys in the 168-hour feature scoring epoch (e.g., counts of opioid lapses within the 168 hours preceding the start of a prediction window divided by 168).</w:t>
+        <w:t xml:space="preserve">For the daily survey, we calculated raw and difference features for the most recent and the min, max, and median responses in the 168 hours preceeding the start of the prediciton window for the 13 5-point likert scale items (items 4-16; pain, urge, risky situation, stressful event, pleasant event, sleep, depressed, angry, anxious, relaxed, happy, abstinence motivation, and abstinence confidence). We also calculated raw and difference rate features based on counts of previous opioid lapses, other drug use, missed MOUD doses (items 1-3), and completed daily surveys in 24 and 168-hour feature scoring epochs (e.g., counts of opioid lapses within the 168 hours preceding the start of a prediction window divided by 168).</w:t>
       </w:r>
     </w:p>
     <w:p>
@@ -666,13 +666,7 @@
         </w:numPr>
       </w:pPr>
       <w:r>
-        <w:t xml:space="preserve">We used two feature scoring epochs (24 and 168 hours before the start of the prediction window) to create proximal and distal geolocation features. Raw geolocation points were cross-checked against known locations with reported subjective context. We used a threshold of 50 meters for matching context to geolocation points. We calculated raw and difference features for sum duration of time spent in transit (i.e., moving faster than 4 miles per hour)</w:t>
-      </w:r>
-      <w:r>
-        <w:t xml:space="preserve"> </w:t>
-      </w:r>
-      <w:r>
-        <w:t xml:space="preserve">, time out in the evenings (i.e., not at their home between the hours of 7:00pm-4:00am). We calculated raw and difference features for sum duration of time spent at locations according to what they indicated they do at the location (spend time with friends, socialize with new people, religious activities, relax, spend time with family, volunteer, receive mental health care, receive physical health care, receive MOUD treatment, drink alcohol, take classes, work), how pleasant and unpleasant their experiences typically are at the location (Always, Most of the time, Sometimes, Rarely, Never), and how helpful and harmful the location is to their recovery (Extremely, Considerably, Moderately, Mildly, Not at all). We also calculated a raw and difference feature of location variance (i.e., the extent to which a participant’s location changes over a feature scoring epoch).</w:t>
+        <w:t xml:space="preserve">We used two feature scoring epochs (24 and 168 hours before the start of the prediction window) to create proximal and distal geolocation features. Raw geolocation points were cross-checked against known locations with reported subjective context. We used a threshold of 50 meters for matching context to geolocation points. We calculated raw and difference features for sum duration of time out of the home in the evenings (i.e., not at their home between the hours of 7:00pm-4:00am). We calculated raw and difference features for sum duration of time spent at locations according to what they indicated they do at the location (spend time with friends, socialize with new people, religious activities, relax, spend time with family, volunteer, receive mental health care, receive physical health care, receive MOUD treatment, drink alcohol, take classes, work), how pleasant and unpleasant their experiences typically are at the location (Always, Most of the time, Sometimes, Rarely, Never), and how helpful and harmful the location is to their recovery (Extremely, Considerably, Moderately, Mildly, Not at all). We also calculated a raw and difference feature of location variance (i.e., the extent to which a participant’s location changes over a feature scoring epoch).</w:t>
       </w:r>
     </w:p>
     <w:p>
@@ -751,7 +745,7 @@
         <w:pStyle w:val="FirstParagraph"/>
       </w:pPr>
       <w:r>
-        <w:t xml:space="preserve">We initially considered five statistical algorithms that differed in terms of assumptions and bias-variance tradeoff: elastic net, random forest, XGBoost, a single-layer neural network, and a support vector machine. Preliminary analyses using simple 6x5 cross-validation suggested that XGBoost was superior (see supplement for initial performance estimates by algorithm). Additionally, we planned to use the Shapley additive explanations (SHAP) method for calculating feature importance which is optimized for XGBoost. Therefore we only considered XGBoost for the final nested cross-validation analyses.</w:t>
+        <w:t xml:space="preserve">We initially considered three statistical algorithms that differed in terms of assumptions and bias-variance tradeoff: elastic net, random forest, and XGBoost. Preliminary analyses using simple 6x5 cross-validation suggested that XGBoost was superior (see supplement for initial performance estimates by algorithm). Additionally, we planned to use the Shapley additive explanations (SHAP) method for calculating feature importance which is optimized for XGBoost. Therefore we only considered XGBoost for the final nested cross-validation analyses.</w:t>
       </w:r>
     </w:p>
     <w:p>
@@ -917,7 +911,7 @@
     <w:bookmarkEnd w:id="40"/>
     <w:bookmarkEnd w:id="41"/>
     <w:bookmarkEnd w:id="42"/>
-    <w:bookmarkStart w:id="65" w:name="results"/>
+    <w:bookmarkStart w:id="76" w:name="results"/>
     <w:p>
       <w:pPr>
         <w:pStyle w:val="Heading1"/>
@@ -5296,7 +5290,7 @@
       </w:hyperlink>
     </w:p>
     <w:bookmarkEnd w:id="63"/>
-    <w:bookmarkStart w:id="64" w:name="feature-importance-1"/>
+    <w:bookmarkStart w:id="75" w:name="feature-importance-1"/>
     <w:p>
       <w:pPr>
         <w:pStyle w:val="Heading2"/>
@@ -5310,12 +5304,240 @@
         <w:pStyle w:val="FirstParagraph"/>
       </w:pPr>
       <w:r>
+        <w:t xml:space="preserve">Feature importance values can also be aggregated across all participants and all observations to provide a relative rank ordering of the most important features. A traditional mean absolute Shapley value approach revealed the most important features (i.e., largest magnitude of contribution to the prediction) to be differences in past opioid use.</w:t>
+      </w:r>
+    </w:p>
+    <w:p>
+      <w:pPr>
+        <w:pStyle w:val="BodyText"/>
+      </w:pPr>
+      <w:r>
+        <w:t xml:space="preserve">The second way we calculated feature importance was by calculating the proportion of observations in which each feature category had the highest Shapley value. This approach summarizes how frequently a feature category is influential across observations (i.e., considering both magnitude and prevalence). We provided a plot of the relative ranking of feature categories by their overall feature importance using these two methods.</w:t>
+      </w:r>
+    </w:p>
+    <w:p>
+      <w:pPr>
+        <w:pStyle w:val="BodyText"/>
+      </w:pPr>
+      <w:r>
         <w:t xml:space="preserve">For brevity, we are only displaying the top 30 features, as defined by the 30 largest absolute mean shapley values. In the supplement, we provide full figures of all possible feature categories.</w:t>
       </w:r>
     </w:p>
-    <w:bookmarkEnd w:id="64"/>
-    <w:bookmarkEnd w:id="65"/>
-    <w:bookmarkStart w:id="66" w:name="discussion"/>
+    <w:tbl>
+      <w:tblPr>
+        <w:tblStyle w:val="Table"/>
+        <w:tblW w:type="pct" w:w="5000"/>
+        <w:tblLayout w:type="fixed"/>
+        <w:tblLook w:firstRow="0" w:lastRow="0" w:firstColumn="0" w:lastColumn="0" w:noHBand="0" w:noVBand="0" w:val="0000"/>
+      </w:tblPr>
+      <w:tblGrid>
+        <w:gridCol w:w="7920"/>
+      </w:tblGrid>
+      <w:tr>
+        <w:tc>
+          <w:tcPr/>
+          <w:bookmarkStart w:id="68" w:name="fig-3"/>
+          <w:p>
+            <w:pPr>
+              <w:pStyle w:val="Compact"/>
+              <w:jc w:val="center"/>
+            </w:pPr>
+            <w:bookmarkStart w:id="67" w:name="fig-3"/>
+            <w:r>
+              <w:drawing>
+                <wp:inline>
+                  <wp:extent cx="5334000" cy="3333749"/>
+                  <wp:effectExtent b="0" l="0" r="0" t="0"/>
+                  <wp:docPr descr="" title="" id="65" name="Picture"/>
+                  <a:graphic>
+                    <a:graphicData uri="http://schemas.openxmlformats.org/drawingml/2006/picture">
+                      <pic:pic>
+                        <pic:nvPicPr>
+                          <pic:cNvPr descr="index_files/figure-docx/notebooks-mak_figures-fig-3-output-1.png" id="66" name="Picture"/>
+                          <pic:cNvPicPr>
+                            <a:picLocks noChangeArrowheads="1" noChangeAspect="1"/>
+                          </pic:cNvPicPr>
+                        </pic:nvPicPr>
+                        <pic:blipFill>
+                          <a:blip r:embed="rId64"/>
+                          <a:stretch>
+                            <a:fillRect/>
+                          </a:stretch>
+                        </pic:blipFill>
+                        <pic:spPr bwMode="auto">
+                          <a:xfrm>
+                            <a:off x="0" y="0"/>
+                            <a:ext cx="5334000" cy="3333749"/>
+                          </a:xfrm>
+                          <a:prstGeom prst="rect">
+                            <a:avLst/>
+                          </a:prstGeom>
+                          <a:noFill/>
+                          <a:ln w="9525">
+                            <a:noFill/>
+                            <a:headEnd/>
+                            <a:tailEnd/>
+                          </a:ln>
+                        </pic:spPr>
+                      </pic:pic>
+                    </a:graphicData>
+                  </a:graphic>
+                </wp:inline>
+              </w:drawing>
+            </w:r>
+            <w:bookmarkEnd w:id="67"/>
+          </w:p>
+          <w:p>
+            <w:pPr>
+              <w:jc w:val="center"/>
+            </w:pPr>
+            <w:pPr>
+              <w:jc w:val="start"/>
+              <w:spacing w:before="200"/>
+              <w:pStyle w:val="ImageCaption"/>
+            </w:pPr>
+            <w:r>
+              <w:t xml:space="preserve">Figure 3</w:t>
+            </w:r>
+          </w:p>
+          <w:bookmarkEnd w:id="68"/>
+        </w:tc>
+      </w:tr>
+    </w:tbl>
+    <w:p>
+      <w:pPr>
+        <w:pStyle w:val="BodyText"/>
+      </w:pPr>
+      <w:r>
+        <w:rPr>
+          <w:vertAlign w:val="subscript"/>
+        </w:rPr>
+        <w:t xml:space="preserve">Source:</w:t>
+      </w:r>
+      <w:r>
+        <w:rPr>
+          <w:vertAlign w:val="subscript"/>
+        </w:rPr>
+        <w:t xml:space="preserve"> </w:t>
+      </w:r>
+      <w:hyperlink r:id="rId69">
+        <w:r>
+          <w:rPr>
+            <w:rStyle w:val="Hyperlink"/>
+            <w:vertAlign w:val="subscript"/>
+          </w:rPr>
+          <w:t xml:space="preserve">Make Figures</w:t>
+        </w:r>
+      </w:hyperlink>
+    </w:p>
+    <w:tbl>
+      <w:tblPr>
+        <w:tblStyle w:val="Table"/>
+        <w:tblW w:type="pct" w:w="5000"/>
+        <w:tblLayout w:type="fixed"/>
+        <w:tblLook w:firstRow="0" w:lastRow="0" w:firstColumn="0" w:lastColumn="0" w:noHBand="0" w:noVBand="0" w:val="0000"/>
+      </w:tblPr>
+      <w:tblGrid>
+        <w:gridCol w:w="7920"/>
+      </w:tblGrid>
+      <w:tr>
+        <w:tc>
+          <w:tcPr/>
+          <w:bookmarkStart w:id="73" w:name="fig-4"/>
+          <w:p>
+            <w:pPr>
+              <w:pStyle w:val="Compact"/>
+              <w:jc w:val="center"/>
+            </w:pPr>
+            <w:r>
+              <w:drawing>
+                <wp:inline>
+                  <wp:extent cx="5334000" cy="7467600"/>
+                  <wp:effectExtent b="0" l="0" r="0" t="0"/>
+                  <wp:docPr descr="" title="" id="71" name="Picture"/>
+                  <a:graphic>
+                    <a:graphicData uri="http://schemas.openxmlformats.org/drawingml/2006/picture">
+                      <pic:pic>
+                        <pic:nvPicPr>
+                          <pic:cNvPr descr="index_files/figure-docx/notebooks-mak_figures-fig-4-output-1.png" id="72" name="Picture"/>
+                          <pic:cNvPicPr>
+                            <a:picLocks noChangeArrowheads="1" noChangeAspect="1"/>
+                          </pic:cNvPicPr>
+                        </pic:nvPicPr>
+                        <pic:blipFill>
+                          <a:blip r:embed="rId70"/>
+                          <a:stretch>
+                            <a:fillRect/>
+                          </a:stretch>
+                        </pic:blipFill>
+                        <pic:spPr bwMode="auto">
+                          <a:xfrm>
+                            <a:off x="0" y="0"/>
+                            <a:ext cx="5334000" cy="7467600"/>
+                          </a:xfrm>
+                          <a:prstGeom prst="rect">
+                            <a:avLst/>
+                          </a:prstGeom>
+                          <a:noFill/>
+                          <a:ln w="9525">
+                            <a:noFill/>
+                            <a:headEnd/>
+                            <a:tailEnd/>
+                          </a:ln>
+                        </pic:spPr>
+                      </pic:pic>
+                    </a:graphicData>
+                  </a:graphic>
+                </wp:inline>
+              </w:drawing>
+            </w:r>
+          </w:p>
+          <w:p>
+            <w:pPr>
+              <w:jc w:val="center"/>
+            </w:pPr>
+            <w:pPr>
+              <w:jc w:val="start"/>
+              <w:spacing w:before="200"/>
+              <w:pStyle w:val="ImageCaption"/>
+            </w:pPr>
+            <w:r>
+              <w:t xml:space="preserve">Figure 4: Feature importance partial dependence plots.</w:t>
+            </w:r>
+          </w:p>
+          <w:bookmarkEnd w:id="73"/>
+        </w:tc>
+      </w:tr>
+    </w:tbl>
+    <w:p>
+      <w:pPr>
+        <w:pStyle w:val="BodyText"/>
+      </w:pPr>
+      <w:r>
+        <w:rPr>
+          <w:vertAlign w:val="subscript"/>
+        </w:rPr>
+        <w:t xml:space="preserve">Source:</w:t>
+      </w:r>
+      <w:r>
+        <w:rPr>
+          <w:vertAlign w:val="subscript"/>
+        </w:rPr>
+        <w:t xml:space="preserve"> </w:t>
+      </w:r>
+      <w:hyperlink r:id="rId74">
+        <w:r>
+          <w:rPr>
+            <w:rStyle w:val="Hyperlink"/>
+            <w:vertAlign w:val="subscript"/>
+          </w:rPr>
+          <w:t xml:space="preserve">Make Figures</w:t>
+        </w:r>
+      </w:hyperlink>
+    </w:p>
+    <w:bookmarkEnd w:id="75"/>
+    <w:bookmarkEnd w:id="76"/>
+    <w:bookmarkStart w:id="77" w:name="discussion"/>
     <w:p>
       <w:pPr>
         <w:pStyle w:val="Heading1"/>
@@ -5441,8 +5663,8 @@
         <w:t xml:space="preserve">Daily surveys remain to be a feasible and predictive signal even when measured over a year.</w:t>
       </w:r>
     </w:p>
-    <w:bookmarkEnd w:id="66"/>
-    <w:bookmarkStart w:id="102" w:name="references"/>
+    <w:bookmarkEnd w:id="77"/>
+    <w:bookmarkStart w:id="113" w:name="references"/>
     <w:p>
       <w:pPr>
         <w:pStyle w:val="Heading1"/>
@@ -5451,8 +5673,8 @@
         <w:t xml:space="preserve">References</w:t>
       </w:r>
     </w:p>
-    <w:bookmarkStart w:id="101" w:name="refs"/>
-    <w:bookmarkStart w:id="67" w:name="Xa6cc3d705527cff91ec886314240e7a8b04e8dd"/>
+    <w:bookmarkStart w:id="112" w:name="refs"/>
+    <w:bookmarkStart w:id="78" w:name="Xa6cc3d705527cff91ec886314240e7a8b04e8dd"/>
     <w:p>
       <w:pPr>
         <w:pStyle w:val="Bibliography"/>
@@ -5488,8 +5710,8 @@
         <w:t xml:space="preserve">. 5th edition, text revision. Washington, DC : American Psychiatric Association Publishing, 2022.</w:t>
       </w:r>
     </w:p>
-    <w:bookmarkEnd w:id="67"/>
-    <w:bookmarkStart w:id="69" w:name="ref-chtc"/>
+    <w:bookmarkEnd w:id="78"/>
+    <w:bookmarkStart w:id="80" w:name="ref-chtc"/>
     <w:p>
       <w:pPr>
         <w:pStyle w:val="Bibliography"/>
@@ -5513,7 +5735,7 @@
       <w:r>
         <w:t xml:space="preserve"> </w:t>
       </w:r>
-      <w:hyperlink r:id="rId68">
+      <w:hyperlink r:id="rId79">
         <w:r>
           <w:rPr>
             <w:rStyle w:val="Hyperlink"/>
@@ -5522,8 +5744,8 @@
         </w:r>
       </w:hyperlink>
     </w:p>
-    <w:bookmarkEnd w:id="69"/>
-    <w:bookmarkStart w:id="71" w:name="ref-collinsTRIPODAIStatementUpdated2024"/>
+    <w:bookmarkEnd w:id="80"/>
+    <w:bookmarkStart w:id="82" w:name="ref-collinsTRIPODAIStatementUpdated2024"/>
     <w:p>
       <w:pPr>
         <w:pStyle w:val="Bibliography"/>
@@ -5578,7 +5800,7 @@
       <w:r>
         <w:t xml:space="preserve"> </w:t>
       </w:r>
-      <w:hyperlink r:id="rId70">
+      <w:hyperlink r:id="rId81">
         <w:r>
           <w:rPr>
             <w:rStyle w:val="Hyperlink"/>
@@ -5587,8 +5809,8 @@
         </w:r>
       </w:hyperlink>
     </w:p>
-    <w:bookmarkEnd w:id="71"/>
-    <w:bookmarkStart w:id="72" w:name="X5df69cab398edda98b0028d1d2ef3313da2d6d1"/>
+    <w:bookmarkEnd w:id="82"/>
+    <w:bookmarkStart w:id="83" w:name="X5df69cab398edda98b0028d1d2ef3313da2d6d1"/>
     <w:p>
       <w:pPr>
         <w:pStyle w:val="Bibliography"/>
@@ -5666,8 +5888,8 @@
         <w:t xml:space="preserve">. https://www.ers.usda.gov/data-products/rural-urban-commuting-area-codes/users-guide.</w:t>
       </w:r>
     </w:p>
-    <w:bookmarkEnd w:id="72"/>
-    <w:bookmarkStart w:id="73" w:name="ref-goodrichRstanarmBayesianApplied2023"/>
+    <w:bookmarkEnd w:id="83"/>
+    <w:bookmarkStart w:id="84" w:name="ref-goodrichRstanarmBayesianApplied2023"/>
     <w:p>
       <w:pPr>
         <w:pStyle w:val="Bibliography"/>
@@ -5731,8 +5953,8 @@
         <w:t xml:space="preserve">.</w:t>
       </w:r>
     </w:p>
-    <w:bookmarkEnd w:id="73"/>
-    <w:bookmarkStart w:id="75" w:name="Xa203ab3abd150ead1a7854a9fa5726c8a273f52"/>
+    <w:bookmarkEnd w:id="84"/>
+    <w:bookmarkStart w:id="86" w:name="Xa203ab3abd150ead1a7854a9fa5726c8a273f52"/>
     <w:p>
       <w:pPr>
         <w:pStyle w:val="Bibliography"/>
@@ -5781,7 +6003,7 @@
       <w:r>
         <w:t xml:space="preserve"> </w:t>
       </w:r>
-      <w:hyperlink r:id="rId74">
+      <w:hyperlink r:id="rId85">
         <w:r>
           <w:rPr>
             <w:rStyle w:val="Hyperlink"/>
@@ -5790,8 +6012,8 @@
         </w:r>
       </w:hyperlink>
     </w:p>
-    <w:bookmarkEnd w:id="75"/>
-    <w:bookmarkStart w:id="77" w:name="X805b64c6cb0e2e29672f0738918e5324c4e18a1"/>
+    <w:bookmarkEnd w:id="86"/>
+    <w:bookmarkStart w:id="88" w:name="X805b64c6cb0e2e29672f0738918e5324c4e18a1"/>
     <w:p>
       <w:pPr>
         <w:pStyle w:val="Bibliography"/>
@@ -5828,7 +6050,7 @@
       <w:r>
         <w:t xml:space="preserve"> </w:t>
       </w:r>
-      <w:hyperlink r:id="rId76">
+      <w:hyperlink r:id="rId87">
         <w:r>
           <w:rPr>
             <w:rStyle w:val="Hyperlink"/>
@@ -5837,8 +6059,8 @@
         </w:r>
       </w:hyperlink>
     </w:p>
-    <w:bookmarkEnd w:id="77"/>
-    <w:bookmarkStart w:id="78" w:name="X8b12ef138ca23b48f269e0b446537ae876fd725"/>
+    <w:bookmarkEnd w:id="88"/>
+    <w:bookmarkStart w:id="89" w:name="X8b12ef138ca23b48f269e0b446537ae876fd725"/>
     <w:p>
       <w:pPr>
         <w:pStyle w:val="Bibliography"/>
@@ -5874,8 +6096,8 @@
         <w:t xml:space="preserve">. https://www.hrsa.gov/rural-health/about-us/what-is-rural.</w:t>
       </w:r>
     </w:p>
-    <w:bookmarkEnd w:id="78"/>
-    <w:bookmarkStart w:id="80" w:name="ref-kilaruIncidenceTreatmentOpioid2020"/>
+    <w:bookmarkEnd w:id="89"/>
+    <w:bookmarkStart w:id="91" w:name="ref-kilaruIncidenceTreatmentOpioid2020"/>
     <w:p>
       <w:pPr>
         <w:pStyle w:val="Bibliography"/>
@@ -5945,7 +6167,7 @@
       <w:r>
         <w:t xml:space="preserve"> </w:t>
       </w:r>
-      <w:hyperlink r:id="rId79">
+      <w:hyperlink r:id="rId90">
         <w:r>
           <w:rPr>
             <w:rStyle w:val="Hyperlink"/>
@@ -5954,8 +6176,8 @@
         </w:r>
       </w:hyperlink>
     </w:p>
-    <w:bookmarkEnd w:id="80"/>
-    <w:bookmarkStart w:id="81" w:name="Xa93a98d1ce255982a5ea923c39451c32053b2a2"/>
+    <w:bookmarkEnd w:id="91"/>
+    <w:bookmarkStart w:id="92" w:name="Xa93a98d1ce255982a5ea923c39451c32053b2a2"/>
     <w:p>
       <w:pPr>
         <w:pStyle w:val="Bibliography"/>
@@ -6047,8 +6269,8 @@
         <w:t xml:space="preserve">.</w:t>
       </w:r>
     </w:p>
-    <w:bookmarkEnd w:id="81"/>
-    <w:bookmarkStart w:id="82" w:name="ref-kuhnTidymodelsCollectionPackages2020"/>
+    <w:bookmarkEnd w:id="92"/>
+    <w:bookmarkStart w:id="93" w:name="ref-kuhnTidymodelsCollectionPackages2020"/>
     <w:p>
       <w:pPr>
         <w:pStyle w:val="Bibliography"/>
@@ -6070,8 +6292,8 @@
         <w:t xml:space="preserve">.</w:t>
       </w:r>
     </w:p>
-    <w:bookmarkEnd w:id="82"/>
-    <w:bookmarkStart w:id="84" w:name="ref-lofaroRuralUrbanDifferences2025"/>
+    <w:bookmarkEnd w:id="93"/>
+    <w:bookmarkStart w:id="95" w:name="ref-lofaroRuralUrbanDifferences2025"/>
     <w:p>
       <w:pPr>
         <w:pStyle w:val="Bibliography"/>
@@ -6108,7 +6330,7 @@
       <w:r>
         <w:t xml:space="preserve"> </w:t>
       </w:r>
-      <w:hyperlink r:id="rId83">
+      <w:hyperlink r:id="rId94">
         <w:r>
           <w:rPr>
             <w:rStyle w:val="Hyperlink"/>
@@ -6117,8 +6339,8 @@
         </w:r>
       </w:hyperlink>
     </w:p>
-    <w:bookmarkEnd w:id="84"/>
-    <w:bookmarkStart w:id="85" w:name="X34be55f2a2ff67a14e7206627bb93b426490c87"/>
+    <w:bookmarkEnd w:id="95"/>
+    <w:bookmarkStart w:id="96" w:name="X34be55f2a2ff67a14e7206627bb93b426490c87"/>
     <w:p>
       <w:pPr>
         <w:pStyle w:val="Bibliography"/>
@@ -6210,8 +6432,8 @@
         <w:t xml:space="preserve">, 4768–4777.</w:t>
       </w:r>
     </w:p>
-    <w:bookmarkEnd w:id="85"/>
-    <w:bookmarkStart w:id="87" w:name="ref-martinNeedReceiptSubstance2022"/>
+    <w:bookmarkEnd w:id="96"/>
+    <w:bookmarkStart w:id="98" w:name="ref-martinNeedReceiptSubstance2022"/>
     <w:p>
       <w:pPr>
         <w:pStyle w:val="Bibliography"/>
@@ -6287,7 +6509,7 @@
       <w:r>
         <w:t xml:space="preserve"> </w:t>
       </w:r>
-      <w:hyperlink r:id="rId86">
+      <w:hyperlink r:id="rId97">
         <w:r>
           <w:rPr>
             <w:rStyle w:val="Hyperlink"/>
@@ -6296,8 +6518,8 @@
         </w:r>
       </w:hyperlink>
     </w:p>
-    <w:bookmarkEnd w:id="87"/>
-    <w:bookmarkStart w:id="89" w:name="X1f44e09282148d362bdacfce67d6a56b1cf06db"/>
+    <w:bookmarkEnd w:id="98"/>
+    <w:bookmarkStart w:id="100" w:name="X1f44e09282148d362bdacfce67d6a56b1cf06db"/>
     <w:p>
       <w:pPr>
         <w:pStyle w:val="Bibliography"/>
@@ -6388,7 +6610,7 @@
       <w:r>
         <w:t xml:space="preserve"> </w:t>
       </w:r>
-      <w:hyperlink r:id="rId88">
+      <w:hyperlink r:id="rId99">
         <w:r>
           <w:rPr>
             <w:rStyle w:val="Hyperlink"/>
@@ -6397,8 +6619,8 @@
         </w:r>
       </w:hyperlink>
     </w:p>
-    <w:bookmarkEnd w:id="89"/>
-    <w:bookmarkStart w:id="91" w:name="ref-olfsonHealthcareCoverageService2022"/>
+    <w:bookmarkEnd w:id="100"/>
+    <w:bookmarkStart w:id="102" w:name="ref-olfsonHealthcareCoverageService2022"/>
     <w:p>
       <w:pPr>
         <w:pStyle w:val="Bibliography"/>
@@ -6435,7 +6657,7 @@
       <w:r>
         <w:t xml:space="preserve"> </w:t>
       </w:r>
-      <w:hyperlink r:id="rId90">
+      <w:hyperlink r:id="rId101">
         <w:r>
           <w:rPr>
             <w:rStyle w:val="Hyperlink"/>
@@ -6444,8 +6666,8 @@
         </w:r>
       </w:hyperlink>
     </w:p>
-    <w:bookmarkEnd w:id="91"/>
-    <w:bookmarkStart w:id="93" w:name="ref-pinedoCurrentReexaminationRacial2019"/>
+    <w:bookmarkEnd w:id="102"/>
+    <w:bookmarkStart w:id="104" w:name="ref-pinedoCurrentReexaminationRacial2019"/>
     <w:p>
       <w:pPr>
         <w:pStyle w:val="Bibliography"/>
@@ -6494,7 +6716,7 @@
       <w:r>
         <w:t xml:space="preserve"> </w:t>
       </w:r>
-      <w:hyperlink r:id="rId92">
+      <w:hyperlink r:id="rId103">
         <w:r>
           <w:rPr>
             <w:rStyle w:val="Hyperlink"/>
@@ -6503,8 +6725,8 @@
         </w:r>
       </w:hyperlink>
     </w:p>
-    <w:bookmarkEnd w:id="93"/>
-    <w:bookmarkStart w:id="94" w:name="ref-plattProbabilisticOutputsSupport1999"/>
+    <w:bookmarkEnd w:id="104"/>
+    <w:bookmarkStart w:id="105" w:name="ref-plattProbabilisticOutputsSupport1999"/>
     <w:p>
       <w:pPr>
         <w:pStyle w:val="Bibliography"/>
@@ -6529,8 +6751,8 @@
         <w:t xml:space="preserve">(pp. 61–74). MIT Press.</w:t>
       </w:r>
     </w:p>
-    <w:bookmarkEnd w:id="94"/>
-    <w:bookmarkStart w:id="96" w:name="X52c4c4b564080b2dbcc4b68874ef8a36e7b0a07"/>
+    <w:bookmarkEnd w:id="105"/>
+    <w:bookmarkStart w:id="107" w:name="X52c4c4b564080b2dbcc4b68874ef8a36e7b0a07"/>
     <w:p>
       <w:pPr>
         <w:pStyle w:val="Bibliography"/>
@@ -6554,7 +6776,7 @@
       <w:r>
         <w:t xml:space="preserve"> </w:t>
       </w:r>
-      <w:hyperlink r:id="rId95">
+      <w:hyperlink r:id="rId106">
         <w:r>
           <w:rPr>
             <w:rStyle w:val="Hyperlink"/>
@@ -6563,8 +6785,8 @@
         </w:r>
       </w:hyperlink>
     </w:p>
-    <w:bookmarkEnd w:id="96"/>
-    <w:bookmarkStart w:id="98" w:name="X6ee708186a5d814f6044b48499818110320664f"/>
+    <w:bookmarkEnd w:id="107"/>
+    <w:bookmarkStart w:id="109" w:name="X6ee708186a5d814f6044b48499818110320664f"/>
     <w:p>
       <w:pPr>
         <w:pStyle w:val="Bibliography"/>
@@ -6601,7 +6823,7 @@
       <w:r>
         <w:t xml:space="preserve"> </w:t>
       </w:r>
-      <w:hyperlink r:id="rId97">
+      <w:hyperlink r:id="rId108">
         <w:r>
           <w:rPr>
             <w:rStyle w:val="Hyperlink"/>
@@ -6610,8 +6832,8 @@
         </w:r>
       </w:hyperlink>
     </w:p>
-    <w:bookmarkEnd w:id="98"/>
-    <w:bookmarkStart w:id="100" w:name="X919c097397142f85d541b216884b2f657258800"/>
+    <w:bookmarkEnd w:id="109"/>
+    <w:bookmarkStart w:id="111" w:name="X919c097397142f85d541b216884b2f657258800"/>
     <w:p>
       <w:pPr>
         <w:pStyle w:val="Bibliography"/>
@@ -6675,7 +6897,7 @@
       <w:r>
         <w:t xml:space="preserve"> </w:t>
       </w:r>
-      <w:hyperlink r:id="rId99">
+      <w:hyperlink r:id="rId110">
         <w:r>
           <w:rPr>
             <w:rStyle w:val="Hyperlink"/>
@@ -6684,9 +6906,9 @@
         </w:r>
       </w:hyperlink>
     </w:p>
-    <w:bookmarkEnd w:id="100"/>
-    <w:bookmarkEnd w:id="101"/>
-    <w:bookmarkEnd w:id="102"/>
+    <w:bookmarkEnd w:id="111"/>
+    <w:bookmarkEnd w:id="112"/>
+    <w:bookmarkEnd w:id="113"/>
     <w:sectPr/>
   </w:body>
 </w:document>

--- a/_manuscript/index.docx
+++ b/_manuscript/index.docx
@@ -31,7 +31,7 @@
         <w:pStyle w:val="Date"/>
       </w:pPr>
       <w:r>
-        <w:t xml:space="preserve">2026-03-05</w:t>
+        <w:t xml:space="preserve">2026-03-10</w:t>
       </w:r>
     </w:p>
     <w:p>
@@ -564,7 +564,7 @@
         <w:pStyle w:val="FirstParagraph"/>
       </w:pPr>
       <w:r>
-        <w:t xml:space="preserve">Features were calculated using only data collected before the start of each prediction window to ensure our models were making true future predictions. We calculated a total of 289 features from three data sources:</w:t>
+        <w:t xml:space="preserve">Features were calculated using only data collected before the start of each prediction window to ensure our models were making true future predictions. We calculated a total of 297 features from three data sources:</w:t>
       </w:r>
     </w:p>
     <w:p>
@@ -4653,7 +4653,7 @@
         <w:pStyle w:val="FirstParagraph"/>
       </w:pPr>
       <w:r>
-        <w:t xml:space="preserve">The median posterior probability for the best full model was 0.91, with narrow 95% CI ([0.90, 0.92]). To evaluate the incremental predictive value of our dynamic sensing features, we compared the performance of our full model to the performance of three ablated models: 0.62 (ablated daily survey features), 0.92 (ablated geolocation features), and 0.55 (ablated daily survey and geolocation features). There was strong evidence that the full model’s performance was better compared to models that ablated the daily survey features and the daily survey and geolocation features combined (probabilities = 1.00). There was no evidence that the full model performed better than a model with geolocation features ablated (probability = 0.35). The median difference in auROC, 95% Bayesian CI, and posterior probability that that the auROC difference was greater than 0 for all ablation contrasts are presented in</w:t>
+        <w:t xml:space="preserve">The median posterior probability for the best full model was 0.94, with narrow 95% CI ([0.93, 0.95]). To evaluate the incremental predictive value of our dynamic sensing features, we compared the performance of our full model to the performance of three ablated models: 0.63 (ablated daily survey features), 0.94 (ablated geolocation features), and 0.55 (ablated daily survey and geolocation features). There was strong evidence that the full model’s performance was better compared to models that ablated the daily survey features and the daily survey and geolocation features combined (probabilities = 1.00). There was no evidence that the full model performed better than a model with geolocation features ablated (probability = 0.34). The median difference in auROC, 95% Bayesian CI, and posterior probability that that the auROC difference was greater than 0 for all ablation contrasts are presented in</w:t>
       </w:r>
       <w:r>
         <w:t xml:space="preserve"> </w:t>
@@ -4789,20 +4789,20 @@
                     <w:jc w:val="center"/>
                   </w:pPr>
                   <w:r>
-                    <w:t xml:space="preserve">0.294</w:t>
-                  </w:r>
-                </w:p>
-              </w:tc>
-              <w:tc>
-                <w:tcPr/>
-                <w:p>
-                  <w:pPr>
-                    <w:pStyle w:val="Compact"/>
-                    <w:jc w:val="left"/>
-                    <w:jc w:val="center"/>
-                  </w:pPr>
-                  <w:r>
-                    <w:t xml:space="preserve">[0.271, 0.317]</w:t>
+                    <w:t xml:space="preserve">0.314</w:t>
+                  </w:r>
+                </w:p>
+              </w:tc>
+              <w:tc>
+                <w:tcPr/>
+                <w:p>
+                  <w:pPr>
+                    <w:pStyle w:val="Compact"/>
+                    <w:jc w:val="left"/>
+                    <w:jc w:val="center"/>
+                  </w:pPr>
+                  <w:r>
+                    <w:t xml:space="preserve">[0.29, 0.338]</w:t>
                   </w:r>
                 </w:p>
               </w:tc>
@@ -4856,20 +4856,20 @@
                     <w:jc w:val="center"/>
                   </w:pPr>
                   <w:r>
-                    <w:t xml:space="preserve">[-0.012, 0.007]</w:t>
-                  </w:r>
-                </w:p>
-              </w:tc>
-              <w:tc>
-                <w:tcPr/>
-                <w:p>
-                  <w:pPr>
-                    <w:pStyle w:val="Compact"/>
-                    <w:jc w:val="left"/>
-                    <w:jc w:val="center"/>
-                  </w:pPr>
-                  <w:r>
-                    <w:t xml:space="preserve">0.349</w:t>
+                    <w:t xml:space="preserve">[-0.009, 0.005]</w:t>
+                  </w:r>
+                </w:p>
+              </w:tc>
+              <w:tc>
+                <w:tcPr/>
+                <w:p>
+                  <w:pPr>
+                    <w:pStyle w:val="Compact"/>
+                    <w:jc w:val="left"/>
+                    <w:jc w:val="center"/>
+                  </w:pPr>
+                  <w:r>
+                    <w:t xml:space="preserve">0.342</w:t>
                   </w:r>
                 </w:p>
               </w:tc>
@@ -4897,20 +4897,20 @@
                     <w:jc w:val="center"/>
                   </w:pPr>
                   <w:r>
-                    <w:t xml:space="preserve">0.363</w:t>
-                  </w:r>
-                </w:p>
-              </w:tc>
-              <w:tc>
-                <w:tcPr/>
-                <w:p>
-                  <w:pPr>
-                    <w:pStyle w:val="Compact"/>
-                    <w:jc w:val="left"/>
-                    <w:jc w:val="center"/>
-                  </w:pPr>
-                  <w:r>
-                    <w:t xml:space="preserve">[0.339, 0.388]</w:t>
+                    <w:t xml:space="preserve">0.389</w:t>
+                  </w:r>
+                </w:p>
+              </w:tc>
+              <w:tc>
+                <w:tcPr/>
+                <w:p>
+                  <w:pPr>
+                    <w:pStyle w:val="Compact"/>
+                    <w:jc w:val="left"/>
+                    <w:jc w:val="center"/>
+                  </w:pPr>
+                  <w:r>
+                    <w:t xml:space="preserve">[0.363, 0.414]</w:t>
                   </w:r>
                 </w:p>
               </w:tc>
@@ -5007,7 +5007,7 @@
         <w:pStyle w:val="BodyText"/>
       </w:pPr>
       <w:r>
-        <w:t xml:space="preserve">Our fairness subgroup comparisons for the full model revealed moderate evidence that performance differed by geographic location (probability = 0.85) and strong evidence that performance differed by gender, income, race and ethnicity, and sexual orientation (probabilities &gt; 0.94). Notably, our model performed better for individuals with an annual income of less than $25,000 compared to individuals with an annual income greater than $25,000, thus favoring the disadvantaged group. While differences in performance estimates exist, this model is likely still clinically meaningful across subgroups, as all subgroups yielded median auROCs between 0.88 - 0.92 (</w:t>
+        <w:t xml:space="preserve">Our fairness subgroup comparisons for the full model revealed strong evidence that performance differed by gender, income, race and ethnicity, sexual orientation, and geographic location (probabilities &gt; 0.97). Notably, our model performed better for individuals with an annual income of less than $25,000 compared to individuals with an annual income greater than $25,000, thus favoring the disadvantaged group. While differences in performance estimates exist, this model is likely still clinically meaningful across subgroups, as all subgroups yielded median auROCs between 0.91 - 0.95 (</w:t>
       </w:r>
       <w:hyperlink w:anchor="fig-1">
         <w:r>
@@ -5141,7 +5141,7 @@
         <w:pStyle w:val="FirstParagraph"/>
       </w:pPr>
       <w:r>
-        <w:t xml:space="preserve">The best full model configuration selected with 1 repeat of 5-fold cross-validation used an xgboost statistical algorithm and down-sampled the majority class.</w:t>
+        <w:t xml:space="preserve">The best full model configuration selected with 1 repeat of 5-fold cross-validation used an xgboost statistical algorithm and up-sampled the minority class.</w:t>
       </w:r>
       <w:r>
         <w:rPr>
@@ -5153,7 +5153,7 @@
         <w:t xml:space="preserve"> </w:t>
       </w:r>
       <w:r>
-        <w:t xml:space="preserve">This model produced generally well-calibrated raw probabilities (brier score = 0.016). We attempted to improve calibration with Platt scaling and results were comparable (brier score = 0.016). A Calibration plot revealed that our raw model predictions were better aligned with observed lapse frequencies than the Platt-scaled scores across most of the probability range. At higher predicted probabilities, the model exhibited high-variance estimates and therefore poor calibration, driven by very few observations in those bins (only one prediction exceeded 0.6; left panel of</w:t>
+        <w:t xml:space="preserve">This model produced generally well-calibrated raw probabilities (brier score = 0.014). We attempted to improve calibration with Platt scaling and results were comparable (brier score = 0.014). A Calibration plot revealed that our raw model predictions were better aligned with observed lapse frequencies than the Platt-scaled scores across most of the probability range. At higher predicted probabilities, the model exhibited high-variance estimates and therefore poor calibration, driven by very few observations in those bins (only one prediction exceeded 0.6; left panel of</w:t>
       </w:r>
       <w:r>
         <w:t xml:space="preserve"> </w:t>
@@ -5320,7 +5320,7 @@
         <w:pStyle w:val="BodyText"/>
       </w:pPr>
       <w:r>
-        <w:t xml:space="preserve">For brevity, we are only displaying the top 30 features, as defined by the 30 largest absolute mean shapley values. In the supplement, we provide full figures of all possible feature categories.</w:t>
+        <w:t xml:space="preserve">For brevity, we are only displaying the top 30 (out of 186) features, as defined by the 30 largest absolute mean shapley values. In the supplement, we provide full figures of all possible feature categories.</w:t>
       </w:r>
     </w:p>
     <w:tbl>
@@ -7025,7 +7025,7 @@
         <w:t xml:space="preserve"> </w:t>
       </w:r>
       <w:r>
-        <w:t xml:space="preserve">The best model configuration used 5:1 downsampling of the majority class and the following hyperparameter values: learning rate = .1, tree depth = 5, mtry = 40.</w:t>
+        <w:t xml:space="preserve">The best model configuration used 1:5 upsampling of the majority class and the following hyperparameter values: learning rate = .1, tree depth = 3, mtry = 50.</w:t>
       </w:r>
     </w:p>
   </w:footnote>

--- a/_manuscript/index.docx
+++ b/_manuscript/index.docx
@@ -31,7 +31,7 @@
         <w:pStyle w:val="Date"/>
       </w:pPr>
       <w:r>
-        <w:t xml:space="preserve">2026-03-10</w:t>
+        <w:t xml:space="preserve">2026-03-11</w:t>
       </w:r>
     </w:p>
     <w:p>
@@ -5153,7 +5153,7 @@
         <w:t xml:space="preserve"> </w:t>
       </w:r>
       <w:r>
-        <w:t xml:space="preserve">This model produced generally well-calibrated raw probabilities (brier score = 0.014). We attempted to improve calibration with Platt scaling and results were comparable (brier score = 0.014). A Calibration plot revealed that our raw model predictions were better aligned with observed lapse frequencies than the Platt-scaled scores across most of the probability range. At higher predicted probabilities, the model exhibited high-variance estimates and therefore poor calibration, driven by very few observations in those bins (only one prediction exceeded 0.6; left panel of</w:t>
+        <w:t xml:space="preserve">This model produced generally well-calibrated raw probabilities (brier score = 0.014). We attempted to improve calibration with Platt scaling and results were comparable (brier score = 0.014). A Calibration plot revealed that our raw model predictions were better aligned with observed lapse frequencies than the Platt-scaled scores across most of the probability range. At higher predicted probabilities (i.e., &gt; .75), the model exhibited high-variance estimates and therefore poor calibration, driven by very few observations in that bin (left panel of</w:t>
       </w:r>
       <w:r>
         <w:t xml:space="preserve"> </w:t>
@@ -5650,6 +5650,39 @@
       </w:pPr>
       <w:r>
         <w:t xml:space="preserve">Discussion about GPS data. No evidence that geolocation offered incremental predictive value. Hard to get. With better sensing features could be more important. 12% of gps features were imputed as median. Low leverage for predictions.</w:t>
+      </w:r>
+    </w:p>
+    <w:p>
+      <w:pPr>
+        <w:numPr>
+          <w:ilvl w:val="0"/>
+          <w:numId w:val="1003"/>
+        </w:numPr>
+      </w:pPr>
+      <w:r>
+        <w:t xml:space="preserve">If all you care about is prediction, you don’t need gps. If you desire a more nuanced understanding of risk across a more diverse array of risk features than gps is helpful.</w:t>
+      </w:r>
+    </w:p>
+    <w:p>
+      <w:pPr>
+        <w:numPr>
+          <w:ilvl w:val="0"/>
+          <w:numId w:val="1003"/>
+        </w:numPr>
+      </w:pPr>
+      <w:r>
+        <w:t xml:space="preserve">GPS may be better if we did not rely on only known locations but could passively contextualize locations. May be better with more robust sensing methods.</w:t>
+      </w:r>
+    </w:p>
+    <w:p>
+      <w:pPr>
+        <w:numPr>
+          <w:ilvl w:val="0"/>
+          <w:numId w:val="1003"/>
+        </w:numPr>
+      </w:pPr>
+      <w:r>
+        <w:t xml:space="preserve">Overall, GPS didn’t hurt predictions but also didn’t add any value above and beyond daily surveys. Appears to overlap with EMA.</w:t>
       </w:r>
     </w:p>
     <w:p>

--- a/_manuscript/index.docx
+++ b/_manuscript/index.docx
@@ -31,7 +31,7 @@
         <w:pStyle w:val="Date"/>
       </w:pPr>
       <w:r>
-        <w:t xml:space="preserve">2026-03-11</w:t>
+        <w:t xml:space="preserve">2026-03-12</w:t>
       </w:r>
     </w:p>
     <w:p>
@@ -897,7 +897,19 @@
         <w:t xml:space="preserve">(Lundberg &amp; Lee, 2017)</w:t>
       </w:r>
       <w:r>
-        <w:t xml:space="preserve">. The magnitude of the raw Shapley value indicates how much the feature score for that observation adjusted the prediction (in log-odds units) relative to the mean prediction across all observations. Positive Shapley values indicate that the feature score increased the prediction for that observation and negative values indicate that the feature score decreased the prediction. In other words, higher Shapley values suggest the feature increases lapse risk and lower values suggest the feature decreases lapse risk. Shapley values are inherently additive. For any observation, Shapley values can be summed to create a total adjustment score for the predicted value. We created feature categories by collapsing features that differed only by scoring epoch into a single feature category. We plotted raw Shapley values and feature categories as partial dependence plots to illustrate these feature-risk relationships.</w:t>
+        <w:t xml:space="preserve">. The magnitude of the raw Shapley value indicates how much the feature score for that observation adjusted the prediction (in log-odds units) relative to the mean prediction across all observations. Positive Shapley values indicate that the feature score increased the prediction for that observation and negative values indicate that the feature score decreased the prediction. In other words, higher Shapley values suggest the feature increases lapse risk and lower values suggest the feature decreases lapse risk. Shapley values are inherently additive. For any observation, Shapley values can be summed to create a total adjustment score for the predicted value. We created feature categories by collapsing features that differed only by scoring epoch and calculation into a single feature category (e.g., Raw features for most recent urge rating, and min, max, and mean urge rating in the 168 hours preceding the start of the prediction window were combined to form a</w:t>
+      </w:r>
+      <w:r>
+        <w:t xml:space="preserve"> </w:t>
+      </w:r>
+      <w:r>
+        <w:t xml:space="preserve">“Urge, Raw”</w:t>
+      </w:r>
+      <w:r>
+        <w:t xml:space="preserve"> </w:t>
+      </w:r>
+      <w:r>
+        <w:t xml:space="preserve">feature category). Raw and difference features were not combined as their relationship to risk were not uniform. We plotted individual Shapley values and feature categories as partial dependence plots to illustrate these feature-risk relationships.</w:t>
       </w:r>
     </w:p>
     <w:p>
@@ -5304,7 +5316,24 @@
         <w:pStyle w:val="FirstParagraph"/>
       </w:pPr>
       <w:r>
-        <w:t xml:space="preserve">Feature importance values can also be aggregated across all participants and all observations to provide a relative rank ordering of the most important features. A traditional mean absolute Shapley value approach revealed the most important features (i.e., largest magnitude of contribution to the prediction) to be differences in past opioid use.</w:t>
+        <w:t xml:space="preserve">We aggregated individual Shapley values across all participants and all observations to provide a relative rank ordering of the most important features. A traditional mean absolute Shapley value approach revealed the most important feature (i.e., largest magnitude of change in log-odds) was differences in past opioid use. These feature was nearly two-fold more important than the next most important feature, raw urge ratings.</w:t>
+      </w:r>
+      <w:r>
+        <w:t xml:space="preserve"> </w:t>
+      </w:r>
+      <w:hyperlink w:anchor="fig-3">
+        <w:r>
+          <w:rPr>
+            <w:rStyle w:val="Hyperlink"/>
+          </w:rPr>
+          <w:t xml:space="preserve">Figure 3</w:t>
+        </w:r>
+      </w:hyperlink>
+      <w:r>
+        <w:t xml:space="preserve"> </w:t>
+      </w:r>
+      <w:r>
+        <w:t xml:space="preserve">displays the top 30 (out of 186) feature categories, as defined by the 30 largest absolute mean shapley values. In the supplement, we provide full figures of all possible feature categories.</w:t>
       </w:r>
     </w:p>
     <w:p>
@@ -5312,15 +5341,7 @@
         <w:pStyle w:val="BodyText"/>
       </w:pPr>
       <w:r>
-        <w:t xml:space="preserve">The second way we calculated feature importance was by calculating the proportion of observations in which each feature category had the highest Shapley value. This approach summarizes how frequently a feature category is influential across observations (i.e., considering both magnitude and prevalence). We provided a plot of the relative ranking of feature categories by their overall feature importance using these two methods.</w:t>
-      </w:r>
-    </w:p>
-    <w:p>
-      <w:pPr>
-        <w:pStyle w:val="BodyText"/>
-      </w:pPr>
-      <w:r>
-        <w:t xml:space="preserve">For brevity, we are only displaying the top 30 (out of 186) features, as defined by the 30 largest absolute mean shapley values. In the supplement, we provide full figures of all possible feature categories.</w:t>
+        <w:t xml:space="preserve">A second approach where we calculated the proportion of observations in which each feature category had the highest Shapley value (i.e., largest magnitude and prevalence), revealed the most important feature to be raw urge ratings, followed by raw abstinence confidence ratings. Differences in past opioid use was the third most important feature by this method, suggesting that while it has a strong relationship with lapse risk, it is not as prevalent across observations as other features. Notably, in this approach several additional comparably important features emerged, including differences in past pleasant experiences, differences in past stimulant use, and differences in time spent in helpful locations.</w:t>
       </w:r>
     </w:p>
     <w:tbl>
@@ -5429,6 +5450,25 @@
           <w:t xml:space="preserve">Make Figures</w:t>
         </w:r>
       </w:hyperlink>
+    </w:p>
+    <w:p>
+      <w:pPr>
+        <w:pStyle w:val="BodyText"/>
+      </w:pPr>
+      <w:r>
+        <w:t xml:space="preserve">To understand the direction in which these feature categories adjusted the lapse risk predictions, we plotted Shapley-feature value partial dependence plots for the top 30 feature categories (</w:t>
+      </w:r>
+      <w:hyperlink w:anchor="fig-4">
+        <w:r>
+          <w:rPr>
+            <w:rStyle w:val="Hyperlink"/>
+          </w:rPr>
+          <w:t xml:space="preserve">Figure 4</w:t>
+        </w:r>
+      </w:hyperlink>
+      <w:r>
+        <w:t xml:space="preserve">).</w:t>
+      </w:r>
     </w:p>
     <w:tbl>
       <w:tblPr>

--- a/_manuscript/index.docx
+++ b/_manuscript/index.docx
@@ -5467,7 +5467,7 @@
         </w:r>
       </w:hyperlink>
       <w:r>
-        <w:t xml:space="preserve">).</w:t>
+        <w:t xml:space="preserve">). Differenes in past opioid use lowered lapse risk probability for participants who did not lapse on study (i.e., a feature score of 0). Lapse probability dramatically increased when participants had increased reported opioid use over the past 24 and 168 hours. Unsurprisingly, raw urge and abstinence confidence ratings had linear relationships to lapse risk, with higher urge ratings increasing lapse risk probability and higher abstinence confidence decreasing lapse risk probability. There was a more nuanced finding for stimulant use and opioid lapse risk probability. Raw rate counts of stimulant use increased lapse risk; however, participants were at highest risk when recent stimulant use decreased (i.e., Stimulant Use, Diff).</w:t>
       </w:r>
     </w:p>
     <w:tbl>

--- a/_manuscript/index.docx
+++ b/_manuscript/index.docx
@@ -5268,7 +5268,7 @@
               <w:pStyle w:val="ImageCaption"/>
             </w:pPr>
             <w:r>
-              <w:t xml:space="preserve">Figure 2: The left panel presents a calibration plot of raw and Platt scaled risk probabilities. Predicted probabilities (x-axis) are binned into deciles. Observed lapse probability (y-axis) represents the proportion of actual lapses observed in each bin. The dashed diagonal represents perfect calibration. Points below the line indicate overestimation and points above the line indicate underestimation. Raw probabilities are depicted as the dark purple line. Platt calibrated probabilities are depicted as the green dashed line. The rug plot along the x-axis depicts observation frequency in each bin. The right panel presents histograms of raw (uncalibrated) risk probability distributions separately by true lapse outcome.</w:t>
+              <w:t xml:space="preserve">Figure 2: The left panel presents a calibration plot of raw and Platt scaled risk probabilities. Predicted probabilities (x-axis) are binned into deciles. Observed lapse probability (y-axis) represents the proportion of actual lapses observed in each bin. The dashed diagonal represents perfect calibration. Points below the line indicate overestimation and points above the line indicate underestimation. Raw probabilities are depicted as the dark purple line. Platt calibrated probabilities are depicted as the green dashed line. The rug plots along the x-axes depict the observation frequency in each bin for the raw (bottom) and Platt scaled (top) probabilities. The right panel presents histograms of raw (uncalibrated) risk probability distributions separately by true lapse outcome.</w:t>
             </w:r>
           </w:p>
           <w:bookmarkEnd w:id="61"/>

--- a/_manuscript/index.docx
+++ b/_manuscript/index.docx
@@ -31,7 +31,7 @@
         <w:pStyle w:val="Date"/>
       </w:pPr>
       <w:r>
-        <w:t xml:space="preserve">2026-03-12</w:t>
+        <w:t xml:space="preserve">2026-03-16</w:t>
       </w:r>
     </w:p>
     <w:p>
@@ -90,31 +90,34 @@
         <w:pStyle w:val="FirstParagraph"/>
       </w:pPr>
       <w:r>
-        <w:t xml:space="preserve">Opioid use disorder</w:t>
-      </w:r>
-      <w:r>
-        <w:t xml:space="preserve"> </w:t>
-      </w:r>
-      <w:r>
-        <w:t xml:space="preserve">- Prevalence</w:t>
-      </w:r>
-      <w:r>
-        <w:t xml:space="preserve"> </w:t>
-      </w:r>
-      <w:r>
-        <w:t xml:space="preserve">- harms</w:t>
-      </w:r>
-      <w:r>
-        <w:t xml:space="preserve"> </w:t>
-      </w:r>
-      <w:r>
-        <w:t xml:space="preserve">- cost</w:t>
-      </w:r>
-      <w:r>
-        <w:t xml:space="preserve"> </w:t>
-      </w:r>
-      <w:r>
-        <w:t xml:space="preserve">- When also accounting for costs associated with loss of life and reduced quality of life, one research group estimated that in 2017 the cost of opioid use disorder alone exceeded $1 trillion (Florence et al., 2021).</w:t>
+        <w:t xml:space="preserve">About 4.5 million adults in the United States met criteria for opioid use disorder (OUD) in 2024</w:t>
+      </w:r>
+      <w:r>
+        <w:t xml:space="preserve"> </w:t>
+      </w:r>
+      <w:r>
+        <w:t xml:space="preserve">(Substance Abuse and Mental Health Services Administration, n.d.)</w:t>
+      </w:r>
+      <w:r>
+        <w:t xml:space="preserve">. OUD is associated with elevated mortality and morbidity, including increased risk of infectious disease, psychiatric comorbidity, and disability</w:t>
+      </w:r>
+      <w:r>
+        <w:t xml:space="preserve"> </w:t>
+      </w:r>
+      <w:r>
+        <w:t xml:space="preserve">(Hser et al., July/August 2017)</w:t>
+      </w:r>
+      <w:r>
+        <w:t xml:space="preserve">. The societal burden of untreated OUD is substantial. The combined economic costs of lost productivity, health care expenditures, criminal justice involvement, loss of life, and reduced quality of life have been estimated to exceed $1 trillion</w:t>
+      </w:r>
+      <w:r>
+        <w:t xml:space="preserve"> </w:t>
+      </w:r>
+      <w:r>
+        <w:t xml:space="preserve">(Florence et al., 2021)</w:t>
+      </w:r>
+      <w:r>
+        <w:t xml:space="preserve">.</w:t>
       </w:r>
     </w:p>
     <w:p>
@@ -122,7 +125,16 @@
         <w:pStyle w:val="BodyText"/>
       </w:pPr>
       <w:r>
-        <w:t xml:space="preserve">MOUD is efficacious.</w:t>
+        <w:t xml:space="preserve">Medications for opioid use disorder (MOUD), including methadone and buprenorphine, are effective at reducing opioid use, craving, and overdose risk</w:t>
+      </w:r>
+      <w:r>
+        <w:t xml:space="preserve"> </w:t>
+      </w:r>
+      <w:r>
+        <w:t xml:space="preserve">(Ma et al., 2019)</w:t>
+      </w:r>
+      <w:r>
+        <w:t xml:space="preserve">. They are also associated with improvements in mental health and social functioning, particularly when maintained over extended periods. However, despite strong evidence for MOUD, access remains limited and treatment dropout is common. Sustained retention in treatment is a key determinant of positive outcomes.</w:t>
       </w:r>
     </w:p>
     <w:p>
@@ -130,7 +142,16 @@
         <w:pStyle w:val="BodyText"/>
       </w:pPr>
       <w:r>
-        <w:t xml:space="preserve">Lapses are still frequent even with MOUD maintenance and put individual at high risk of relapse and overdose.</w:t>
+        <w:t xml:space="preserve">Lapses remain common even among individuals receiving MOUD and can increase the risk of treatment dropout, relapse, and overdose</w:t>
+      </w:r>
+      <w:r>
+        <w:t xml:space="preserve"> </w:t>
+      </w:r>
+      <w:r>
+        <w:t xml:space="preserve">(Heinz et al., 2025; Weinstein et al., 2017)</w:t>
+      </w:r>
+      <w:r>
+        <w:t xml:space="preserve">. Opioid lapses are particularly high-risk events. Reduced opioid tolerance (e.g., after a period of abstinence) and increased prevalence of fentanyl and other synthetic opioids in the drug supply substantially increases the likelihood of fatal overdose.</w:t>
       </w:r>
     </w:p>
     <w:p>
@@ -138,10 +159,7 @@
         <w:pStyle w:val="BodyText"/>
       </w:pPr>
       <w:r>
-        <w:t xml:space="preserve">Relapse prevention constructs from literature associated with opioid lapse</w:t>
-      </w:r>
-      <w:r>
-        <w:t xml:space="preserve"> </w:t>
+        <w:t xml:space="preserve">Identifying when an individual is at high lapse risk could enable earlier clinical intervention and potentially prevent relapse and overdose. However, risk for opioid lapse is dynamic and fluctuates in response to craving, affective states, environmental cues, and treatment adherence.</w:t>
       </w:r>
     </w:p>
     <w:p>
@@ -149,7 +167,16 @@
         <w:pStyle w:val="BodyText"/>
       </w:pPr>
       <w:r>
-        <w:t xml:space="preserve">Map onto EMA and GPS sensing features</w:t>
+        <w:t xml:space="preserve">Advances in smartphone sensing methods, including brief daily self-report surveys and passive geolocation sensing, offer a powerful way to collect densely sampled risk-relevant data. These data can be used as inputs into machine learning models to generate temporally precise predictions of lapse risk probability</w:t>
+      </w:r>
+      <w:r>
+        <w:t xml:space="preserve"> </w:t>
+      </w:r>
+      <w:r>
+        <w:t xml:space="preserve">(Heinz et al., 2025; Wyant et al., 2024)</w:t>
+      </w:r>
+      <w:r>
+        <w:t xml:space="preserve">.</w:t>
       </w:r>
     </w:p>
     <w:p>
@@ -157,7 +184,16 @@
         <w:pStyle w:val="BodyText"/>
       </w:pPr>
       <w:r>
-        <w:t xml:space="preserve">Prior related work</w:t>
+        <w:t xml:space="preserve">Daily self-report surveys can reliably collect proximal risk factors for lapse, such as recent craving, abstinence self-efficacy, risky situations, and substance use behaviors. Research suggests that individuals can adhere to self-report sensing methods while using substances</w:t>
+      </w:r>
+      <w:r>
+        <w:t xml:space="preserve"> </w:t>
+      </w:r>
+      <w:r>
+        <w:t xml:space="preserve">(Jones et al., 2019; Wyant et al., 2023)</w:t>
+      </w:r>
+      <w:r>
+        <w:t xml:space="preserve">. However, it is less clear to what extent people in recovery from illicit substance use disorders can, or are willing to, report risk information accurately enough to develop prediction models. People with SUDs may experience greater instability in their day-to-day lives (e.g., stigma or legal consequences may make access to healthcare, stable housing, or supportive relationships more difficult). This instability could make it difficult to recall and report recent behaviors and events promptly or accurately. It may also skew baseline perceptions of what constitutes a risky or stressful experience.</w:t>
       </w:r>
     </w:p>
     <w:p>
@@ -165,7 +201,16 @@
         <w:pStyle w:val="BodyText"/>
       </w:pPr>
       <w:r>
-        <w:t xml:space="preserve">Importance of predicting when and why someone is at risk</w:t>
+        <w:t xml:space="preserve">Supplementing self-report data with passively sensed geolocation data could make up for imprecise reports of risk factors or be used for lapse prediction during periods of non-adherence to self-report surveys. Moreover, geolocation data could provide a complementary and distinct set of intervenable features. For example, geolocation data may provide insight into time spent in risky locations or changes in routine (e.g., job loss) that may indicate life stressors. These features may become even more powerful when combined with contextual information from public sources (e.g., census data, alcohol outlet density) or from self-report (e.g., self-evaluated riskiness of specific locations). Geolocation data have been demonstrated to contain sufficient signal for predicting craving</w:t>
+      </w:r>
+      <w:r>
+        <w:t xml:space="preserve"> </w:t>
+      </w:r>
+      <w:r>
+        <w:t xml:space="preserve">(Epstein et al., 2020)</w:t>
+      </w:r>
+      <w:r>
+        <w:t xml:space="preserve">, a putative precursor to opioid lapse, and therefore represent a promising sensing method for predicting lapse risk.</w:t>
       </w:r>
     </w:p>
     <w:p>
@@ -173,7 +218,21 @@
         <w:pStyle w:val="BodyText"/>
       </w:pPr>
       <w:r>
+        <w:t xml:space="preserve">In the current study we</w:t>
+      </w:r>
+    </w:p>
+    <w:p>
+      <w:pPr>
+        <w:pStyle w:val="BodyText"/>
+      </w:pPr>
+      <w:r>
         <w:t xml:space="preserve">Aims of study</w:t>
+      </w:r>
+      <w:r>
+        <w:t xml:space="preserve"> </w:t>
+      </w:r>
+      <w:r>
+        <w:t xml:space="preserve">- Individuals in an MOUD program</w:t>
       </w:r>
     </w:p>
     <w:bookmarkEnd w:id="21"/>
@@ -215,7 +274,17 @@
         <w:t xml:space="preserve"> </w:t>
       </w:r>
       <w:r>
-        <w:t xml:space="preserve">(Collins et al., 2024)</w:t>
+        <w:t xml:space="preserve">(</w:t>
+      </w:r>
+      <w:r>
+        <w:rPr>
+          <w:b/>
+          <w:bCs/>
+        </w:rPr>
+        <w:t xml:space="preserve">collinsTRIPODAIStatementUpdated2024?</w:t>
+      </w:r>
+      <w:r>
+        <w:t xml:space="preserve">)</w:t>
       </w:r>
       <w:r>
         <w:t xml:space="preserve">. A TRIPOD+AI checklist is available in the supplement.</w:t>
@@ -421,7 +490,33 @@
         <w:t xml:space="preserve"> </w:t>
       </w:r>
       <w:r>
-        <w:t xml:space="preserve">(Greenfield et al., 2007; Kilaru et al., 2020; Lofaro et al., 2025; Martin et al., 2022; Olfson et al., 2022; Pinedo, 2019; Xin et al., 2023)</w:t>
+        <w:t xml:space="preserve">(Greenfield et al., 2007; Kilaru et al., 2020; Lofaro et al., 2025; Olfson et al., 2022; Pinedo, 2019;</w:t>
+      </w:r>
+      <w:r>
+        <w:t xml:space="preserve"> </w:t>
+      </w:r>
+      <w:r>
+        <w:rPr>
+          <w:b/>
+          <w:bCs/>
+        </w:rPr>
+        <w:t xml:space="preserve">martinNeedReceiptSubstance2022?</w:t>
+      </w:r>
+      <w:r>
+        <w:t xml:space="preserve">;</w:t>
+      </w:r>
+      <w:r>
+        <w:t xml:space="preserve"> </w:t>
+      </w:r>
+      <w:r>
+        <w:rPr>
+          <w:b/>
+          <w:bCs/>
+        </w:rPr>
+        <w:t xml:space="preserve">xinExploringIntersectionalityStigma2023?</w:t>
+      </w:r>
+      <w:r>
+        <w:t xml:space="preserve">)</w:t>
       </w:r>
       <w:r>
         <w:t xml:space="preserve">.</w:t>
@@ -438,7 +533,17 @@
         <w:t xml:space="preserve"> </w:t>
       </w:r>
       <w:r>
-        <w:t xml:space="preserve">(American Psychiatric Association, 2022)</w:t>
+        <w:t xml:space="preserve">(</w:t>
+      </w:r>
+      <w:r>
+        <w:rPr>
+          <w:b/>
+          <w:bCs/>
+        </w:rPr>
+        <w:t xml:space="preserve">americanpsychiatricassociationDiagnosticStatisticalManual2022?</w:t>
+      </w:r>
+      <w:r>
+        <w:t xml:space="preserve">)</w:t>
       </w:r>
       <w:r>
         <w:t xml:space="preserve">, past month opioid use, past month residential treatment for OUD, past month receipt of psychiatric medication, preferred opioid, preferred route of administration, and lifetime history of overdose. As part of the aims of the parent project, we collected many other trait and state measures throughout the study. A complete list of all measures can be found in our registered report</w:t>
@@ -759,7 +864,17 @@
         <w:t xml:space="preserve"> </w:t>
       </w:r>
       <w:r>
-        <w:t xml:space="preserve">(Vandewiele et al., 2021)</w:t>
+        <w:t xml:space="preserve">(</w:t>
+      </w:r>
+      <w:r>
+        <w:rPr>
+          <w:b/>
+          <w:bCs/>
+        </w:rPr>
+        <w:t xml:space="preserve">vandewieleOverlyOptimisticPrediction2021?</w:t>
+      </w:r>
+      <w:r>
+        <w:t xml:space="preserve">)</w:t>
       </w:r>
       <w:r>
         <w:t xml:space="preserve">. All model configurations were fit for the full model and the three feature ablation models (ablated daily survey features, ablated geolocation features, and ablated daily survey and geolocation features combined).</w:t>
@@ -866,7 +981,17 @@
         <w:t xml:space="preserve"> </w:t>
       </w:r>
       <w:r>
-        <w:t xml:space="preserve">(Platt, 1999)</w:t>
+        <w:t xml:space="preserve">(</w:t>
+      </w:r>
+      <w:r>
+        <w:rPr>
+          <w:b/>
+          <w:bCs/>
+        </w:rPr>
+        <w:t xml:space="preserve">plattProbabilisticOutputsSupport1999?</w:t>
+      </w:r>
+      <w:r>
+        <w:t xml:space="preserve">)</w:t>
       </w:r>
       <w:r>
         <w:t xml:space="preserve">. We provided a calibration plot of these raw and calibrated probabilities. To characterize overall performance we reported Brier scores for the raw and calibrated probabilities. Brier scores are the mean squared difference between the predicted probabilities and observed outcome and range from 0 (perfect accuracy) to 1 (perfect inaccuracy). We also provided histograms of risk probability distributions by true lapse outcome.</w:t>
@@ -5165,7 +5290,7 @@
         <w:t xml:space="preserve"> </w:t>
       </w:r>
       <w:r>
-        <w:t xml:space="preserve">This model produced generally well-calibrated raw probabilities (brier score = 0.014). We attempted to improve calibration with Platt scaling and results were comparable (brier score = 0.014). A Calibration plot revealed that our raw model predictions were better aligned with observed lapse frequencies than the Platt-scaled scores across most of the probability range. At higher predicted probabilities (i.e., &gt; .75), the model exhibited high-variance estimates and therefore poor calibration, driven by very few observations in that bin (left panel of</w:t>
+        <w:t xml:space="preserve">This model produced generally well-calibrated raw probabilities (brier score = 0.014; left panel of</w:t>
       </w:r>
       <w:r>
         <w:t xml:space="preserve"> </w:t>
@@ -5179,7 +5304,7 @@
         </w:r>
       </w:hyperlink>
       <w:r>
-        <w:t xml:space="preserve">). Histograms of raw risk probability distributions separately by true lapse outcome are presented in the right panel of</w:t>
+        <w:t xml:space="preserve">). We attempted to improve calibration with Platt scaling and results were comparable (brier score = 0.014). Histograms of raw risk probability distributions separately by true lapse outcome are presented in the right panel of</w:t>
       </w:r>
       <w:r>
         <w:t xml:space="preserve"> </w:t>
@@ -5736,8 +5861,30 @@
         <w:t xml:space="preserve">Daily surveys remain to be a feasible and predictive signal even when measured over a year.</w:t>
       </w:r>
     </w:p>
+    <w:p>
+      <w:pPr>
+        <w:numPr>
+          <w:ilvl w:val="0"/>
+          <w:numId w:val="1003"/>
+        </w:numPr>
+      </w:pPr>
+      <w:r>
+        <w:t xml:space="preserve">Participants provided data for up to 12 months. This extended window of recovery (12 months vs. 3 months) is critical for evaluating the value of an algorithm intended for ongoing continuing care support and understanding how lapse risk evolves as people progress in their recovery (i.e., past 3 months). Unfortunately, our ability to address explanatory questions about the time course of lapse risk, and how individuals might cluster on different recovery trajectories is limited with traditional machine learning methods. These methods do not capture the repeated nature of sensing data. Each lapse prediction is treated as a new independent observation. We can account for the repeated observations in our sensing data by engineering features that capture individual changes over time to produce unbiased and precise estimates of predictive performance. However, more traditional time series models are better suited for understanding the temporal dynamics of lapse risk over long periods of recovery.</w:t>
+      </w:r>
+    </w:p>
+    <w:p>
+      <w:pPr>
+        <w:numPr>
+          <w:ilvl w:val="0"/>
+          <w:numId w:val="1003"/>
+        </w:numPr>
+      </w:pPr>
+      <w:r>
+        <w:t xml:space="preserve">The longer duration of participation also provides the opportunity to experiment with lagged prediction windows further than two weeks into the future (i.e., 1 month). However, in a machine learning framework, different models must be built to predict lapses at varying times in the future. For example, a recovery monitoring support system that detects both immediate lapse risk (i.e., in the next 24 hours) and future lapse risk (i.e, in the next 2 weeks and in the next month) would need three models. This approach is time consuming, cumbersome, and still only provides coarse understanding of time-course. Therefore, this study will only predict immediate lapse risk.</w:t>
+      </w:r>
+    </w:p>
     <w:bookmarkEnd w:id="77"/>
-    <w:bookmarkStart w:id="113" w:name="references"/>
+    <w:bookmarkStart w:id="122" w:name="references"/>
     <w:p>
       <w:pPr>
         <w:pStyle w:val="Heading1"/>
@@ -5746,14 +5893,14 @@
         <w:t xml:space="preserve">References</w:t>
       </w:r>
     </w:p>
-    <w:bookmarkStart w:id="112" w:name="refs"/>
-    <w:bookmarkStart w:id="78" w:name="Xa6cc3d705527cff91ec886314240e7a8b04e8dd"/>
+    <w:bookmarkStart w:id="121" w:name="refs"/>
+    <w:bookmarkStart w:id="79" w:name="ref-chtc"/>
     <w:p>
       <w:pPr>
         <w:pStyle w:val="Bibliography"/>
       </w:pPr>
       <w:r>
-        <w:t xml:space="preserve">American Psychiatric Association. (2022).</w:t>
+        <w:t xml:space="preserve">Center for High Throughput Computing. (2006).</w:t>
       </w:r>
       <w:r>
         <w:t xml:space="preserve"> </w:t>
@@ -5763,43 +5910,6 @@
           <w:i/>
           <w:iCs/>
         </w:rPr>
-        <w:t xml:space="preserve">Diagnostic and statistical manual of mental disorders :</w:t>
-      </w:r>
-      <w:r>
-        <w:rPr>
-          <w:i/>
-          <w:iCs/>
-        </w:rPr>
-        <w:t xml:space="preserve"> </w:t>
-      </w:r>
-      <w:r>
-        <w:rPr>
-          <w:i/>
-          <w:iCs/>
-        </w:rPr>
-        <w:t xml:space="preserve">DSM-5-TR</w:t>
-      </w:r>
-      <w:r>
-        <w:t xml:space="preserve">. 5th edition, text revision. Washington, DC : American Psychiatric Association Publishing, 2022.</w:t>
-      </w:r>
-    </w:p>
-    <w:bookmarkEnd w:id="78"/>
-    <w:bookmarkStart w:id="80" w:name="ref-chtc"/>
-    <w:p>
-      <w:pPr>
-        <w:pStyle w:val="Bibliography"/>
-      </w:pPr>
-      <w:r>
-        <w:t xml:space="preserve">Center for High Throughput Computing. (2006).</w:t>
-      </w:r>
-      <w:r>
-        <w:t xml:space="preserve"> </w:t>
-      </w:r>
-      <w:r>
-        <w:rPr>
-          <w:i/>
-          <w:iCs/>
-        </w:rPr>
         <w:t xml:space="preserve">Center for high throughput computing</w:t>
       </w:r>
       <w:r>
@@ -5808,7 +5918,7 @@
       <w:r>
         <w:t xml:space="preserve"> </w:t>
       </w:r>
-      <w:hyperlink r:id="rId79">
+      <w:hyperlink r:id="rId78">
         <w:r>
           <w:rPr>
             <w:rStyle w:val="Hyperlink"/>
@@ -5817,32 +5927,14 @@
         </w:r>
       </w:hyperlink>
     </w:p>
-    <w:bookmarkEnd w:id="80"/>
-    <w:bookmarkStart w:id="82" w:name="ref-collinsTRIPODAIStatementUpdated2024"/>
+    <w:bookmarkEnd w:id="79"/>
+    <w:bookmarkStart w:id="80" w:name="X5df69cab398edda98b0028d1d2ef3313da2d6d1"/>
     <w:p>
       <w:pPr>
         <w:pStyle w:val="Bibliography"/>
       </w:pPr>
       <w:r>
-        <w:t xml:space="preserve">Collins, G. S., Moons, K. G. M., Dhiman, P., Riley, R. D., Beam, A. L., Van Calster, B., Ghassemi, M., Liu, X., Reitsma, J. B., Van Smeden, M., Boulesteix, A.-L., Camaradou, J. C., Celi, L. A., Denaxas, S., Denniston, A. K., Glocker, B., Golub, R. M., Harvey, H., Heinze, G., … Logullo, P. (2024).</w:t>
-      </w:r>
-      <w:r>
-        <w:t xml:space="preserve"> </w:t>
-      </w:r>
-      <w:r>
-        <w:t xml:space="preserve">TRIPOD</w:t>
-      </w:r>
-      <w:r>
-        <w:t xml:space="preserve">+</w:t>
-      </w:r>
-      <w:r>
-        <w:t xml:space="preserve">AI</w:t>
-      </w:r>
-      <w:r>
-        <w:t xml:space="preserve"> </w:t>
-      </w:r>
-      <w:r>
-        <w:t xml:space="preserve">statement: Updated guidance for reporting clinical prediction models that use regression or machine learning methods.</w:t>
+        <w:t xml:space="preserve">Economic Research Service US Department of Agriculture. (n.d.).</w:t>
       </w:r>
       <w:r>
         <w:t xml:space="preserve"> </w:t>
@@ -5852,23 +5944,114 @@
           <w:i/>
           <w:iCs/>
         </w:rPr>
-        <w:t xml:space="preserve">BMJ</w:t>
-      </w:r>
-      <w:r>
-        <w:t xml:space="preserve">,</w:t>
-      </w:r>
-      <w:r>
-        <w:t xml:space="preserve"> </w:t>
+        <w:t xml:space="preserve">Rural-</w:t>
       </w:r>
       <w:r>
         <w:rPr>
           <w:i/>
           <w:iCs/>
         </w:rPr>
-        <w:t xml:space="preserve">385</w:t>
-      </w:r>
-      <w:r>
-        <w:t xml:space="preserve">, e078378.</w:t>
+        <w:t xml:space="preserve">Urban Commuting Area Codes</w:t>
+      </w:r>
+      <w:r>
+        <w:rPr>
+          <w:i/>
+          <w:iCs/>
+        </w:rPr>
+        <w:t xml:space="preserve"> </w:t>
+      </w:r>
+      <w:r>
+        <w:rPr>
+          <w:i/>
+          <w:iCs/>
+        </w:rPr>
+        <w:t xml:space="preserve">-</w:t>
+      </w:r>
+      <w:r>
+        <w:rPr>
+          <w:i/>
+          <w:iCs/>
+        </w:rPr>
+        <w:t xml:space="preserve"> </w:t>
+      </w:r>
+      <w:r>
+        <w:rPr>
+          <w:i/>
+          <w:iCs/>
+        </w:rPr>
+        <w:t xml:space="preserve">Users</w:t>
+      </w:r>
+      <w:r>
+        <w:rPr>
+          <w:i/>
+          <w:iCs/>
+        </w:rPr>
+        <w:t xml:space="preserve">’</w:t>
+      </w:r>
+      <w:r>
+        <w:rPr>
+          <w:i/>
+          <w:iCs/>
+        </w:rPr>
+        <w:t xml:space="preserve"> </w:t>
+      </w:r>
+      <w:r>
+        <w:rPr>
+          <w:i/>
+          <w:iCs/>
+        </w:rPr>
+        <w:t xml:space="preserve">Guide</w:t>
+      </w:r>
+      <w:r>
+        <w:t xml:space="preserve">. https://www.ers.usda.gov/data-products/rural-urban-commuting-area-codes/users-guide.</w:t>
+      </w:r>
+    </w:p>
+    <w:bookmarkEnd w:id="80"/>
+    <w:bookmarkStart w:id="82" w:name="ref-epsteinPredictionStressDrug2020"/>
+    <w:p>
+      <w:pPr>
+        <w:pStyle w:val="Bibliography"/>
+      </w:pPr>
+      <w:r>
+        <w:t xml:space="preserve">Epstein, D. H., Tyburski, M., Kowalczyk, W. J., Burgess-Hull, A. J., Phillips, K. A., Curtis, B. L., &amp; Preston, K. L. (2020). Prediction of stress and drug craving ninety minutes in the future with passively collected</w:t>
+      </w:r>
+      <w:r>
+        <w:t xml:space="preserve"> </w:t>
+      </w:r>
+      <w:r>
+        <w:t xml:space="preserve">GPS</w:t>
+      </w:r>
+      <w:r>
+        <w:t xml:space="preserve"> </w:t>
+      </w:r>
+      <w:r>
+        <w:t xml:space="preserve">data.</w:t>
+      </w:r>
+      <w:r>
+        <w:t xml:space="preserve"> </w:t>
+      </w:r>
+      <w:r>
+        <w:rPr>
+          <w:i/>
+          <w:iCs/>
+        </w:rPr>
+        <w:t xml:space="preserve">Npj Digital Medicine</w:t>
+      </w:r>
+      <w:r>
+        <w:t xml:space="preserve">,</w:t>
+      </w:r>
+      <w:r>
+        <w:t xml:space="preserve"> </w:t>
+      </w:r>
+      <w:r>
+        <w:rPr>
+          <w:i/>
+          <w:iCs/>
+        </w:rPr>
+        <w:t xml:space="preserve">3</w:t>
+      </w:r>
+      <w:r>
+        <w:t xml:space="preserve">(1), 26.</w:t>
       </w:r>
       <w:r>
         <w:t xml:space="preserve"> </w:t>
@@ -5878,18 +6061,27 @@
           <w:rPr>
             <w:rStyle w:val="Hyperlink"/>
           </w:rPr>
-          <w:t xml:space="preserve">https://doi.org/10.1136/bmj-2023-078378</w:t>
+          <w:t xml:space="preserve">https://doi.org/10/ghqvcw</w:t>
         </w:r>
       </w:hyperlink>
     </w:p>
     <w:bookmarkEnd w:id="82"/>
-    <w:bookmarkStart w:id="83" w:name="X5df69cab398edda98b0028d1d2ef3313da2d6d1"/>
+    <w:bookmarkStart w:id="84" w:name="ref-florenceEconomicBurdenOpioid2021"/>
     <w:p>
       <w:pPr>
         <w:pStyle w:val="Bibliography"/>
       </w:pPr>
       <w:r>
-        <w:t xml:space="preserve">Economic Research Service US Department of Agriculture. (n.d.).</w:t>
+        <w:t xml:space="preserve">Florence, C., Luo, F., &amp; Rice, K. (2021). The economic burden of opioid use disorder and fatal opioid overdose in the</w:t>
+      </w:r>
+      <w:r>
+        <w:t xml:space="preserve"> </w:t>
+      </w:r>
+      <w:r>
+        <w:t xml:space="preserve">United States</w:t>
+      </w:r>
+      <w:r>
+        <w:t xml:space="preserve">, 2017.</w:t>
       </w:r>
       <w:r>
         <w:t xml:space="preserve"> </w:t>
@@ -5899,49 +6091,82 @@
           <w:i/>
           <w:iCs/>
         </w:rPr>
-        <w:t xml:space="preserve">Rural-</w:t>
+        <w:t xml:space="preserve">Drug and Alcohol Dependence</w:t>
+      </w:r>
+      <w:r>
+        <w:t xml:space="preserve">,</w:t>
+      </w:r>
+      <w:r>
+        <w:t xml:space="preserve"> </w:t>
       </w:r>
       <w:r>
         <w:rPr>
           <w:i/>
           <w:iCs/>
         </w:rPr>
-        <w:t xml:space="preserve">Urban Commuting Area Codes</w:t>
+        <w:t xml:space="preserve">218</w:t>
+      </w:r>
+      <w:r>
+        <w:t xml:space="preserve">, 108350.</w:t>
+      </w:r>
+      <w:r>
+        <w:t xml:space="preserve"> </w:t>
+      </w:r>
+      <w:hyperlink r:id="rId83">
+        <w:r>
+          <w:rPr>
+            <w:rStyle w:val="Hyperlink"/>
+          </w:rPr>
+          <w:t xml:space="preserve">https://doi.org/10.1016/j.drugalcdep.2020.108350</w:t>
+        </w:r>
+      </w:hyperlink>
+    </w:p>
+    <w:bookmarkEnd w:id="84"/>
+    <w:bookmarkStart w:id="85" w:name="ref-goodrichRstanarmBayesianApplied2023"/>
+    <w:p>
+      <w:pPr>
+        <w:pStyle w:val="Bibliography"/>
+      </w:pPr>
+      <w:r>
+        <w:t xml:space="preserve">Goodrich, B., Gabry, J., Ali, I., &amp; Brilleman, S. (2023).</w:t>
+      </w:r>
+      <w:r>
+        <w:t xml:space="preserve"> </w:t>
       </w:r>
       <w:r>
         <w:rPr>
           <w:i/>
           <w:iCs/>
         </w:rPr>
-        <w:t xml:space="preserve"> </w:t>
+        <w:t xml:space="preserve">Rstanarm:</w:t>
       </w:r>
       <w:r>
         <w:rPr>
           <w:i/>
           <w:iCs/>
         </w:rPr>
-        <w:t xml:space="preserve">-</w:t>
+        <w:t xml:space="preserve"> </w:t>
       </w:r>
       <w:r>
         <w:rPr>
           <w:i/>
           <w:iCs/>
         </w:rPr>
-        <w:t xml:space="preserve"> </w:t>
+        <w:t xml:space="preserve">Bayesian Applied Regression Modeling</w:t>
       </w:r>
       <w:r>
         <w:rPr>
           <w:i/>
           <w:iCs/>
         </w:rPr>
-        <w:t xml:space="preserve">Users</w:t>
+        <w:t xml:space="preserve"> </w:t>
       </w:r>
       <w:r>
         <w:rPr>
           <w:i/>
           <w:iCs/>
         </w:rPr>
-        <w:t xml:space="preserve">’</w:t>
+        <w:t xml:space="preserve">via</w:t>
       </w:r>
       <w:r>
         <w:rPr>
@@ -5955,20 +6180,32 @@
           <w:i/>
           <w:iCs/>
         </w:rPr>
-        <w:t xml:space="preserve">Guide</w:t>
-      </w:r>
-      <w:r>
-        <w:t xml:space="preserve">. https://www.ers.usda.gov/data-products/rural-urban-commuting-area-codes/users-guide.</w:t>
-      </w:r>
-    </w:p>
-    <w:bookmarkEnd w:id="83"/>
-    <w:bookmarkStart w:id="84" w:name="ref-goodrichRstanarmBayesianApplied2023"/>
+        <w:t xml:space="preserve">Stan</w:t>
+      </w:r>
+      <w:r>
+        <w:t xml:space="preserve">.</w:t>
+      </w:r>
+    </w:p>
+    <w:bookmarkEnd w:id="85"/>
+    <w:bookmarkStart w:id="87" w:name="Xa203ab3abd150ead1a7854a9fa5726c8a273f52"/>
     <w:p>
       <w:pPr>
         <w:pStyle w:val="Bibliography"/>
       </w:pPr>
       <w:r>
-        <w:t xml:space="preserve">Goodrich, B., Gabry, J., Ali, I., &amp; Brilleman, S. (2023).</w:t>
+        <w:t xml:space="preserve">Greenfield, S. F., Brooks, A. J., Gordon, S. M., Green, C. A., Kropp, F., McHugh, R. K., Lincoln, M., Hien, D., &amp; Miele, G. M. (2007). Substance abuse treatment entry, retention, and outcome in women:</w:t>
+      </w:r>
+      <w:r>
+        <w:t xml:space="preserve"> </w:t>
+      </w:r>
+      <w:r>
+        <w:t xml:space="preserve">A</w:t>
+      </w:r>
+      <w:r>
+        <w:t xml:space="preserve"> </w:t>
+      </w:r>
+      <w:r>
+        <w:t xml:space="preserve">review of the literature.</w:t>
       </w:r>
       <w:r>
         <w:t xml:space="preserve"> </w:t>
@@ -5978,96 +6215,19 @@
           <w:i/>
           <w:iCs/>
         </w:rPr>
-        <w:t xml:space="preserve">Rstanarm:</w:t>
+        <w:t xml:space="preserve">Drug and Alcohol Dependence</w:t>
+      </w:r>
+      <w:r>
+        <w:t xml:space="preserve">,</w:t>
+      </w:r>
+      <w:r>
+        <w:t xml:space="preserve"> </w:t>
       </w:r>
       <w:r>
         <w:rPr>
           <w:i/>
           <w:iCs/>
         </w:rPr>
-        <w:t xml:space="preserve"> </w:t>
-      </w:r>
-      <w:r>
-        <w:rPr>
-          <w:i/>
-          <w:iCs/>
-        </w:rPr>
-        <w:t xml:space="preserve">Bayesian Applied Regression Modeling</w:t>
-      </w:r>
-      <w:r>
-        <w:rPr>
-          <w:i/>
-          <w:iCs/>
-        </w:rPr>
-        <w:t xml:space="preserve"> </w:t>
-      </w:r>
-      <w:r>
-        <w:rPr>
-          <w:i/>
-          <w:iCs/>
-        </w:rPr>
-        <w:t xml:space="preserve">via</w:t>
-      </w:r>
-      <w:r>
-        <w:rPr>
-          <w:i/>
-          <w:iCs/>
-        </w:rPr>
-        <w:t xml:space="preserve"> </w:t>
-      </w:r>
-      <w:r>
-        <w:rPr>
-          <w:i/>
-          <w:iCs/>
-        </w:rPr>
-        <w:t xml:space="preserve">Stan</w:t>
-      </w:r>
-      <w:r>
-        <w:t xml:space="preserve">.</w:t>
-      </w:r>
-    </w:p>
-    <w:bookmarkEnd w:id="84"/>
-    <w:bookmarkStart w:id="86" w:name="Xa203ab3abd150ead1a7854a9fa5726c8a273f52"/>
-    <w:p>
-      <w:pPr>
-        <w:pStyle w:val="Bibliography"/>
-      </w:pPr>
-      <w:r>
-        <w:t xml:space="preserve">Greenfield, S. F., Brooks, A. J., Gordon, S. M., Green, C. A., Kropp, F., McHugh, R. K., Lincoln, M., Hien, D., &amp; Miele, G. M. (2007). Substance abuse treatment entry, retention, and outcome in women:</w:t>
-      </w:r>
-      <w:r>
-        <w:t xml:space="preserve"> </w:t>
-      </w:r>
-      <w:r>
-        <w:t xml:space="preserve">A</w:t>
-      </w:r>
-      <w:r>
-        <w:t xml:space="preserve"> </w:t>
-      </w:r>
-      <w:r>
-        <w:t xml:space="preserve">review of the literature.</w:t>
-      </w:r>
-      <w:r>
-        <w:t xml:space="preserve"> </w:t>
-      </w:r>
-      <w:r>
-        <w:rPr>
-          <w:i/>
-          <w:iCs/>
-        </w:rPr>
-        <w:t xml:space="preserve">Drug and Alcohol Dependence</w:t>
-      </w:r>
-      <w:r>
-        <w:t xml:space="preserve">,</w:t>
-      </w:r>
-      <w:r>
-        <w:t xml:space="preserve"> </w:t>
-      </w:r>
-      <w:r>
-        <w:rPr>
-          <w:i/>
-          <w:iCs/>
-        </w:rPr>
         <w:t xml:space="preserve">86</w:t>
       </w:r>
       <w:r>
@@ -6076,7 +6236,7 @@
       <w:r>
         <w:t xml:space="preserve"> </w:t>
       </w:r>
-      <w:hyperlink r:id="rId85">
+      <w:hyperlink r:id="rId86">
         <w:r>
           <w:rPr>
             <w:rStyle w:val="Hyperlink"/>
@@ -6085,8 +6245,8 @@
         </w:r>
       </w:hyperlink>
     </w:p>
-    <w:bookmarkEnd w:id="86"/>
-    <w:bookmarkStart w:id="88" w:name="X805b64c6cb0e2e29672f0738918e5324c4e18a1"/>
+    <w:bookmarkEnd w:id="87"/>
+    <w:bookmarkStart w:id="89" w:name="X805b64c6cb0e2e29672f0738918e5324c4e18a1"/>
     <w:p>
       <w:pPr>
         <w:pStyle w:val="Bibliography"/>
@@ -6123,7 +6283,7 @@
       <w:r>
         <w:t xml:space="preserve"> </w:t>
       </w:r>
-      <w:hyperlink r:id="rId87">
+      <w:hyperlink r:id="rId88">
         <w:r>
           <w:rPr>
             <w:rStyle w:val="Hyperlink"/>
@@ -6132,8 +6292,8 @@
         </w:r>
       </w:hyperlink>
     </w:p>
-    <w:bookmarkEnd w:id="88"/>
-    <w:bookmarkStart w:id="89" w:name="X8b12ef138ca23b48f269e0b446537ae876fd725"/>
+    <w:bookmarkEnd w:id="89"/>
+    <w:bookmarkStart w:id="90" w:name="X8b12ef138ca23b48f269e0b446537ae876fd725"/>
     <w:p>
       <w:pPr>
         <w:pStyle w:val="Bibliography"/>
@@ -6169,47 +6329,14 @@
         <w:t xml:space="preserve">. https://www.hrsa.gov/rural-health/about-us/what-is-rural.</w:t>
       </w:r>
     </w:p>
-    <w:bookmarkEnd w:id="89"/>
-    <w:bookmarkStart w:id="91" w:name="ref-kilaruIncidenceTreatmentOpioid2020"/>
+    <w:bookmarkEnd w:id="90"/>
+    <w:bookmarkStart w:id="92" w:name="X124ba946b4d19c4d3454f7989a2955eb824b98a"/>
     <w:p>
       <w:pPr>
         <w:pStyle w:val="Bibliography"/>
       </w:pPr>
       <w:r>
-        <w:t xml:space="preserve">Kilaru, A. S., Xiong, A., Lowenstein, M., Meisel, Z. F., Perrone, J., Khatri, U., Mitra, N., &amp; Delgado, M. K. (2020). Incidence of</w:t>
-      </w:r>
-      <w:r>
-        <w:t xml:space="preserve"> </w:t>
-      </w:r>
-      <w:r>
-        <w:t xml:space="preserve">Treatment</w:t>
-      </w:r>
-      <w:r>
-        <w:t xml:space="preserve"> </w:t>
-      </w:r>
-      <w:r>
-        <w:t xml:space="preserve">for</w:t>
-      </w:r>
-      <w:r>
-        <w:t xml:space="preserve"> </w:t>
-      </w:r>
-      <w:r>
-        <w:t xml:space="preserve">Opioid Use Disorder Following Nonfatal Overdose</w:t>
-      </w:r>
-      <w:r>
-        <w:t xml:space="preserve"> </w:t>
-      </w:r>
-      <w:r>
-        <w:t xml:space="preserve">in</w:t>
-      </w:r>
-      <w:r>
-        <w:t xml:space="preserve"> </w:t>
-      </w:r>
-      <w:r>
-        <w:t xml:space="preserve">Commercially Insured Patients</w:t>
-      </w:r>
-      <w:r>
-        <w:t xml:space="preserve">.</w:t>
+        <w:t xml:space="preserve">Heinz, M. V., Price, G. D., Singh, A., Bhattacharya, S., Chen, C.-H., Asyyed, A., Does, M. B., Hassanpour, S., Hichborn, E., Kotz, D., Lambert-Harris, C. A., Li, Z., McLeman, B., Mishra, V., Stanger, C., Subramaniam, G., Wu, W., Campbell, C. I., Marsch, L. A., &amp; Jacobson, N. C. (2025). A longitudinal observational study with ecological momentary assessment and deep learning to predict non-prescribed opioid use, treatment retention, and medication nonadherence among persons receiving medication treatment for opioid use disorder.</w:t>
       </w:r>
       <w:r>
         <w:t xml:space="preserve"> </w:t>
@@ -6219,7 +6346,7 @@
           <w:i/>
           <w:iCs/>
         </w:rPr>
-        <w:t xml:space="preserve">JAMA Network Open</w:t>
+        <w:t xml:space="preserve">Journal of Substance Use &amp; Addiction Treatment</w:t>
       </w:r>
       <w:r>
         <w:t xml:space="preserve">,</w:t>
@@ -6232,6 +6359,201 @@
           <w:i/>
           <w:iCs/>
         </w:rPr>
+        <w:t xml:space="preserve">173</w:t>
+      </w:r>
+      <w:r>
+        <w:t xml:space="preserve">.</w:t>
+      </w:r>
+      <w:r>
+        <w:t xml:space="preserve"> </w:t>
+      </w:r>
+      <w:hyperlink r:id="rId91">
+        <w:r>
+          <w:rPr>
+            <w:rStyle w:val="Hyperlink"/>
+          </w:rPr>
+          <w:t xml:space="preserve">https://doi.org/10.1016/j.josat.2025.209685</w:t>
+        </w:r>
+      </w:hyperlink>
+    </w:p>
+    <w:bookmarkEnd w:id="92"/>
+    <w:bookmarkStart w:id="94" w:name="ref-hserHighMortalityPatients2017"/>
+    <w:p>
+      <w:pPr>
+        <w:pStyle w:val="Bibliography"/>
+      </w:pPr>
+      <w:r>
+        <w:t xml:space="preserve">Hser, Y.-I., Mooney, L. J., Saxon, A. J., Miotto, K., Bell, D. S., Zhu, Y., Liang, D., &amp; Huang, D. (July/August 2017). High</w:t>
+      </w:r>
+      <w:r>
+        <w:t xml:space="preserve"> </w:t>
+      </w:r>
+      <w:r>
+        <w:t xml:space="preserve">Mortality Among Patients With Opioid Use Disorder</w:t>
+      </w:r>
+      <w:r>
+        <w:t xml:space="preserve"> </w:t>
+      </w:r>
+      <w:r>
+        <w:t xml:space="preserve">in a</w:t>
+      </w:r>
+      <w:r>
+        <w:t xml:space="preserve"> </w:t>
+      </w:r>
+      <w:r>
+        <w:t xml:space="preserve">Large Healthcare System</w:t>
+      </w:r>
+      <w:r>
+        <w:t xml:space="preserve">.</w:t>
+      </w:r>
+      <w:r>
+        <w:t xml:space="preserve"> </w:t>
+      </w:r>
+      <w:r>
+        <w:rPr>
+          <w:i/>
+          <w:iCs/>
+        </w:rPr>
+        <w:t xml:space="preserve">Journal of Addiction Medicine</w:t>
+      </w:r>
+      <w:r>
+        <w:t xml:space="preserve">,</w:t>
+      </w:r>
+      <w:r>
+        <w:t xml:space="preserve"> </w:t>
+      </w:r>
+      <w:r>
+        <w:rPr>
+          <w:i/>
+          <w:iCs/>
+        </w:rPr>
+        <w:t xml:space="preserve">11</w:t>
+      </w:r>
+      <w:r>
+        <w:t xml:space="preserve">(4), 315.</w:t>
+      </w:r>
+      <w:r>
+        <w:t xml:space="preserve"> </w:t>
+      </w:r>
+      <w:hyperlink r:id="rId93">
+        <w:r>
+          <w:rPr>
+            <w:rStyle w:val="Hyperlink"/>
+          </w:rPr>
+          <w:t xml:space="preserve">https://doi.org/10.1097/ADM.0000000000000312</w:t>
+        </w:r>
+      </w:hyperlink>
+    </w:p>
+    <w:bookmarkEnd w:id="94"/>
+    <w:bookmarkStart w:id="96" w:name="X9dfa929848d202736296032659cec14e42606bb"/>
+    <w:p>
+      <w:pPr>
+        <w:pStyle w:val="Bibliography"/>
+      </w:pPr>
+      <w:r>
+        <w:t xml:space="preserve">Jones, A., Remmerswaal, D., Verveer, I., Robinson, E., Franken, I. H. A., Wen, C. K. F., &amp; Field, M. (2019). Compliance with ecological momentary assessment protocols in substance users: A meta-analysis.</w:t>
+      </w:r>
+      <w:r>
+        <w:t xml:space="preserve"> </w:t>
+      </w:r>
+      <w:r>
+        <w:rPr>
+          <w:i/>
+          <w:iCs/>
+        </w:rPr>
+        <w:t xml:space="preserve">Addiction (Abingdon, England)</w:t>
+      </w:r>
+      <w:r>
+        <w:t xml:space="preserve">,</w:t>
+      </w:r>
+      <w:r>
+        <w:t xml:space="preserve"> </w:t>
+      </w:r>
+      <w:r>
+        <w:rPr>
+          <w:i/>
+          <w:iCs/>
+        </w:rPr>
+        <w:t xml:space="preserve">114</w:t>
+      </w:r>
+      <w:r>
+        <w:t xml:space="preserve">(4), 609–619.</w:t>
+      </w:r>
+      <w:r>
+        <w:t xml:space="preserve"> </w:t>
+      </w:r>
+      <w:hyperlink r:id="rId95">
+        <w:r>
+          <w:rPr>
+            <w:rStyle w:val="Hyperlink"/>
+          </w:rPr>
+          <w:t xml:space="preserve">https://doi.org/10/gfsjzg</w:t>
+        </w:r>
+      </w:hyperlink>
+    </w:p>
+    <w:bookmarkEnd w:id="96"/>
+    <w:bookmarkStart w:id="98" w:name="ref-kilaruIncidenceTreatmentOpioid2020"/>
+    <w:p>
+      <w:pPr>
+        <w:pStyle w:val="Bibliography"/>
+      </w:pPr>
+      <w:r>
+        <w:t xml:space="preserve">Kilaru, A. S., Xiong, A., Lowenstein, M., Meisel, Z. F., Perrone, J., Khatri, U., Mitra, N., &amp; Delgado, M. K. (2020). Incidence of</w:t>
+      </w:r>
+      <w:r>
+        <w:t xml:space="preserve"> </w:t>
+      </w:r>
+      <w:r>
+        <w:t xml:space="preserve">Treatment</w:t>
+      </w:r>
+      <w:r>
+        <w:t xml:space="preserve"> </w:t>
+      </w:r>
+      <w:r>
+        <w:t xml:space="preserve">for</w:t>
+      </w:r>
+      <w:r>
+        <w:t xml:space="preserve"> </w:t>
+      </w:r>
+      <w:r>
+        <w:t xml:space="preserve">Opioid Use Disorder Following Nonfatal Overdose</w:t>
+      </w:r>
+      <w:r>
+        <w:t xml:space="preserve"> </w:t>
+      </w:r>
+      <w:r>
+        <w:t xml:space="preserve">in</w:t>
+      </w:r>
+      <w:r>
+        <w:t xml:space="preserve"> </w:t>
+      </w:r>
+      <w:r>
+        <w:t xml:space="preserve">Commercially Insured Patients</w:t>
+      </w:r>
+      <w:r>
+        <w:t xml:space="preserve">.</w:t>
+      </w:r>
+      <w:r>
+        <w:t xml:space="preserve"> </w:t>
+      </w:r>
+      <w:r>
+        <w:rPr>
+          <w:i/>
+          <w:iCs/>
+        </w:rPr>
+        <w:t xml:space="preserve">JAMA Network Open</w:t>
+      </w:r>
+      <w:r>
+        <w:t xml:space="preserve">,</w:t>
+      </w:r>
+      <w:r>
+        <w:t xml:space="preserve"> </w:t>
+      </w:r>
+      <w:r>
+        <w:rPr>
+          <w:i/>
+          <w:iCs/>
+        </w:rPr>
         <w:t xml:space="preserve">3</w:t>
       </w:r>
       <w:r>
@@ -6240,7 +6562,7 @@
       <w:r>
         <w:t xml:space="preserve"> </w:t>
       </w:r>
-      <w:hyperlink r:id="rId90">
+      <w:hyperlink r:id="rId97">
         <w:r>
           <w:rPr>
             <w:rStyle w:val="Hyperlink"/>
@@ -6249,8 +6571,8 @@
         </w:r>
       </w:hyperlink>
     </w:p>
-    <w:bookmarkEnd w:id="91"/>
-    <w:bookmarkStart w:id="92" w:name="Xa93a98d1ce255982a5ea923c39451c32053b2a2"/>
+    <w:bookmarkEnd w:id="98"/>
+    <w:bookmarkStart w:id="99" w:name="Xa93a98d1ce255982a5ea923c39451c32053b2a2"/>
     <w:p>
       <w:pPr>
         <w:pStyle w:val="Bibliography"/>
@@ -6342,8 +6664,8 @@
         <w:t xml:space="preserve">.</w:t>
       </w:r>
     </w:p>
-    <w:bookmarkEnd w:id="92"/>
-    <w:bookmarkStart w:id="93" w:name="ref-kuhnTidymodelsCollectionPackages2020"/>
+    <w:bookmarkEnd w:id="99"/>
+    <w:bookmarkStart w:id="100" w:name="ref-kuhnTidymodelsCollectionPackages2020"/>
     <w:p>
       <w:pPr>
         <w:pStyle w:val="Bibliography"/>
@@ -6365,8 +6687,8 @@
         <w:t xml:space="preserve">.</w:t>
       </w:r>
     </w:p>
-    <w:bookmarkEnd w:id="93"/>
-    <w:bookmarkStart w:id="95" w:name="ref-lofaroRuralUrbanDifferences2025"/>
+    <w:bookmarkEnd w:id="100"/>
+    <w:bookmarkStart w:id="102" w:name="ref-lofaroRuralUrbanDifferences2025"/>
     <w:p>
       <w:pPr>
         <w:pStyle w:val="Bibliography"/>
@@ -6403,7 +6725,7 @@
       <w:r>
         <w:t xml:space="preserve"> </w:t>
       </w:r>
-      <w:hyperlink r:id="rId94">
+      <w:hyperlink r:id="rId101">
         <w:r>
           <w:rPr>
             <w:rStyle w:val="Hyperlink"/>
@@ -6412,8 +6734,8 @@
         </w:r>
       </w:hyperlink>
     </w:p>
-    <w:bookmarkEnd w:id="95"/>
-    <w:bookmarkStart w:id="96" w:name="X34be55f2a2ff67a14e7206627bb93b426490c87"/>
+    <w:bookmarkEnd w:id="102"/>
+    <w:bookmarkStart w:id="103" w:name="X34be55f2a2ff67a14e7206627bb93b426490c87"/>
     <w:p>
       <w:pPr>
         <w:pStyle w:val="Bibliography"/>
@@ -6505,53 +6827,14 @@
         <w:t xml:space="preserve">, 4768–4777.</w:t>
       </w:r>
     </w:p>
-    <w:bookmarkEnd w:id="96"/>
-    <w:bookmarkStart w:id="98" w:name="ref-martinNeedReceiptSubstance2022"/>
+    <w:bookmarkEnd w:id="103"/>
+    <w:bookmarkStart w:id="105" w:name="Xcd5b1eed29ae982ceb2faccc95458d58289f03d"/>
     <w:p>
       <w:pPr>
         <w:pStyle w:val="Bibliography"/>
       </w:pPr>
       <w:r>
-        <w:t xml:space="preserve">Martin, C. E., Parlier-Ahmad, A. B., Beck, L., Scialli, A., &amp; Terplan, M. (2022). Need for and</w:t>
-      </w:r>
-      <w:r>
-        <w:t xml:space="preserve"> </w:t>
-      </w:r>
-      <w:r>
-        <w:t xml:space="preserve">Receipt</w:t>
-      </w:r>
-      <w:r>
-        <w:t xml:space="preserve"> </w:t>
-      </w:r>
-      <w:r>
-        <w:t xml:space="preserve">of</w:t>
-      </w:r>
-      <w:r>
-        <w:t xml:space="preserve"> </w:t>
-      </w:r>
-      <w:r>
-        <w:t xml:space="preserve">Substance Use Disorder Treatment Among Adults</w:t>
-      </w:r>
-      <w:r>
-        <w:t xml:space="preserve">, by</w:t>
-      </w:r>
-      <w:r>
-        <w:t xml:space="preserve"> </w:t>
-      </w:r>
-      <w:r>
-        <w:t xml:space="preserve">Gender</w:t>
-      </w:r>
-      <w:r>
-        <w:t xml:space="preserve">, in the</w:t>
-      </w:r>
-      <w:r>
-        <w:t xml:space="preserve"> </w:t>
-      </w:r>
-      <w:r>
-        <w:t xml:space="preserve">United States</w:t>
-      </w:r>
-      <w:r>
-        <w:t xml:space="preserve">.</w:t>
+        <w:t xml:space="preserve">Ma, J., Bao, Y.-P., Wang, R.-J., Su, M.-F., Liu, M.-X., Li, J.-Q., Degenhardt, L., Farrell, M., Blow, F. C., Ilgen, M., Shi, J., &amp; Lu, L. (2019). Effects of medication-assisted treatment on mortality among opioids users: A systematic review and meta-analysis.</w:t>
       </w:r>
       <w:r>
         <w:t xml:space="preserve"> </w:t>
@@ -6561,7 +6844,7 @@
           <w:i/>
           <w:iCs/>
         </w:rPr>
-        <w:t xml:space="preserve">Public Health Reports</w:t>
+        <w:t xml:space="preserve">Molecular Psychiatry</w:t>
       </w:r>
       <w:r>
         <w:t xml:space="preserve">,</w:t>
@@ -6574,25 +6857,25 @@
           <w:i/>
           <w:iCs/>
         </w:rPr>
-        <w:t xml:space="preserve">137</w:t>
-      </w:r>
-      <w:r>
-        <w:t xml:space="preserve">(5), 955–963.</w:t>
-      </w:r>
-      <w:r>
-        <w:t xml:space="preserve"> </w:t>
-      </w:r>
-      <w:hyperlink r:id="rId97">
+        <w:t xml:space="preserve">24</w:t>
+      </w:r>
+      <w:r>
+        <w:t xml:space="preserve">(12), 1868–1883.</w:t>
+      </w:r>
+      <w:r>
+        <w:t xml:space="preserve"> </w:t>
+      </w:r>
+      <w:hyperlink r:id="rId104">
         <w:r>
           <w:rPr>
             <w:rStyle w:val="Hyperlink"/>
           </w:rPr>
-          <w:t xml:space="preserve">https://doi.org/10.1177/00333549211041554</w:t>
+          <w:t xml:space="preserve">https://doi.org/10.1038/s41380-018-0094-5</w:t>
         </w:r>
       </w:hyperlink>
     </w:p>
-    <w:bookmarkEnd w:id="98"/>
-    <w:bookmarkStart w:id="100" w:name="X1f44e09282148d362bdacfce67d6a56b1cf06db"/>
+    <w:bookmarkEnd w:id="105"/>
+    <w:bookmarkStart w:id="107" w:name="X1f44e09282148d362bdacfce67d6a56b1cf06db"/>
     <w:p>
       <w:pPr>
         <w:pStyle w:val="Bibliography"/>
@@ -6683,7 +6966,7 @@
       <w:r>
         <w:t xml:space="preserve"> </w:t>
       </w:r>
-      <w:hyperlink r:id="rId99">
+      <w:hyperlink r:id="rId106">
         <w:r>
           <w:rPr>
             <w:rStyle w:val="Hyperlink"/>
@@ -6692,8 +6975,8 @@
         </w:r>
       </w:hyperlink>
     </w:p>
-    <w:bookmarkEnd w:id="100"/>
-    <w:bookmarkStart w:id="102" w:name="ref-olfsonHealthcareCoverageService2022"/>
+    <w:bookmarkEnd w:id="107"/>
+    <w:bookmarkStart w:id="109" w:name="ref-olfsonHealthcareCoverageService2022"/>
     <w:p>
       <w:pPr>
         <w:pStyle w:val="Bibliography"/>
@@ -6730,7 +7013,7 @@
       <w:r>
         <w:t xml:space="preserve"> </w:t>
       </w:r>
-      <w:hyperlink r:id="rId101">
+      <w:hyperlink r:id="rId108">
         <w:r>
           <w:rPr>
             <w:rStyle w:val="Hyperlink"/>
@@ -6739,8 +7022,8 @@
         </w:r>
       </w:hyperlink>
     </w:p>
-    <w:bookmarkEnd w:id="102"/>
-    <w:bookmarkStart w:id="104" w:name="ref-pinedoCurrentReexaminationRacial2019"/>
+    <w:bookmarkEnd w:id="109"/>
+    <w:bookmarkStart w:id="111" w:name="ref-pinedoCurrentReexaminationRacial2019"/>
     <w:p>
       <w:pPr>
         <w:pStyle w:val="Bibliography"/>
@@ -6789,7 +7072,7 @@
       <w:r>
         <w:t xml:space="preserve"> </w:t>
       </w:r>
-      <w:hyperlink r:id="rId103">
+      <w:hyperlink r:id="rId110">
         <w:r>
           <w:rPr>
             <w:rStyle w:val="Hyperlink"/>
@@ -6798,14 +7081,14 @@
         </w:r>
       </w:hyperlink>
     </w:p>
-    <w:bookmarkEnd w:id="104"/>
-    <w:bookmarkStart w:id="105" w:name="ref-plattProbabilisticOutputsSupport1999"/>
+    <w:bookmarkEnd w:id="111"/>
+    <w:bookmarkStart w:id="112" w:name="X28b8f85e424928e66706a578d6053e0308d1105"/>
     <w:p>
       <w:pPr>
         <w:pStyle w:val="Bibliography"/>
       </w:pPr>
       <w:r>
-        <w:t xml:space="preserve">Platt, J. (1999). Probabilistic outputs for support vector machines and comparisons to regularized likelihood methods. In</w:t>
+        <w:t xml:space="preserve">Substance Abuse and Mental Health Services Administration. (n.d.).</w:t>
       </w:r>
       <w:r>
         <w:t xml:space="preserve"> </w:t>
@@ -6815,32 +7098,64 @@
           <w:i/>
           <w:iCs/>
         </w:rPr>
-        <w:t xml:space="preserve">Advances in large margin classifiers</w:t>
-      </w:r>
-      <w:r>
-        <w:t xml:space="preserve"> </w:t>
-      </w:r>
-      <w:r>
-        <w:t xml:space="preserve">(pp. 61–74). MIT Press.</w:t>
-      </w:r>
-    </w:p>
-    <w:bookmarkEnd w:id="105"/>
-    <w:bookmarkStart w:id="107" w:name="X52c4c4b564080b2dbcc4b68874ef8a36e7b0a07"/>
-    <w:p>
-      <w:pPr>
-        <w:pStyle w:val="Bibliography"/>
-      </w:pPr>
-      <w:r>
-        <w:t xml:space="preserve">Van Calster, B., Collins, G. S., Vickers, A. J., Wynants, L., Kerr, K. F., Barreñada, L., Varoquaux, G., Singh, K., Moons, K. G., Hernandez-Boussard, T., Timmerman, D., McLernon, D. J., Van Smeden, M., &amp; Steyerberg, E. W. (2025). Evaluation of performance measures in predictive artificial intelligence models to support medical decisions: Overview and guidance.</w:t>
-      </w:r>
-      <w:r>
-        <w:t xml:space="preserve"> </w:t>
+        <w:t xml:space="preserve">2024</w:t>
       </w:r>
       <w:r>
         <w:rPr>
           <w:i/>
           <w:iCs/>
         </w:rPr>
+        <w:t xml:space="preserve"> </w:t>
+      </w:r>
+      <w:r>
+        <w:rPr>
+          <w:i/>
+          <w:iCs/>
+        </w:rPr>
+        <w:t xml:space="preserve">NSDUH Detailed Tables</w:t>
+      </w:r>
+      <w:r>
+        <w:rPr>
+          <w:i/>
+          <w:iCs/>
+        </w:rPr>
+        <w:t xml:space="preserve"> </w:t>
+      </w:r>
+      <w:r>
+        <w:rPr>
+          <w:i/>
+          <w:iCs/>
+        </w:rPr>
+        <w:t xml:space="preserve"> </w:t>
+      </w:r>
+      <w:r>
+        <w:rPr>
+          <w:i/>
+          <w:iCs/>
+        </w:rPr>
+        <w:t xml:space="preserve">CBHSQ Data</w:t>
+      </w:r>
+      <w:r>
+        <w:t xml:space="preserve">. https://www.samhsa.gov/data/report/2024-nsduh-detailed-tables.</w:t>
+      </w:r>
+    </w:p>
+    <w:bookmarkEnd w:id="112"/>
+    <w:bookmarkStart w:id="114" w:name="X52c4c4b564080b2dbcc4b68874ef8a36e7b0a07"/>
+    <w:p>
+      <w:pPr>
+        <w:pStyle w:val="Bibliography"/>
+      </w:pPr>
+      <w:r>
+        <w:t xml:space="preserve">Van Calster, B., Collins, G. S., Vickers, A. J., Wynants, L., Kerr, K. F., Barreñada, L., Varoquaux, G., Singh, K., Moons, K. G., Hernandez-Boussard, T., Timmerman, D., McLernon, D. J., Van Smeden, M., &amp; Steyerberg, E. W. (2025). Evaluation of performance measures in predictive artificial intelligence models to support medical decisions: Overview and guidance.</w:t>
+      </w:r>
+      <w:r>
+        <w:t xml:space="preserve"> </w:t>
+      </w:r>
+      <w:r>
+        <w:rPr>
+          <w:i/>
+          <w:iCs/>
+        </w:rPr>
         <w:t xml:space="preserve">The Lancet Digital Health</w:t>
       </w:r>
       <w:r>
@@ -6849,7 +7164,7 @@
       <w:r>
         <w:t xml:space="preserve"> </w:t>
       </w:r>
-      <w:hyperlink r:id="rId106">
+      <w:hyperlink r:id="rId113">
         <w:r>
           <w:rPr>
             <w:rStyle w:val="Hyperlink"/>
@@ -6858,14 +7173,26 @@
         </w:r>
       </w:hyperlink>
     </w:p>
-    <w:bookmarkEnd w:id="107"/>
-    <w:bookmarkStart w:id="109" w:name="X6ee708186a5d814f6044b48499818110320664f"/>
+    <w:bookmarkEnd w:id="114"/>
+    <w:bookmarkStart w:id="116" w:name="ref-weinsteinLongtermRetentionOffice2017"/>
     <w:p>
       <w:pPr>
         <w:pStyle w:val="Bibliography"/>
       </w:pPr>
       <w:r>
-        <w:t xml:space="preserve">Vandewiele, G., Dehaene, I., Kovács, G., Sterckx, L., Janssens, O., Ongenae, F., De Backere, F., De Turck, F., Roelens, K., Decruyenaere, J., Van Hoecke, S., &amp; Demeester, T. (2021). Overly optimistic prediction results on imbalanced data: A case study of flaws and benefits when applying over-sampling.</w:t>
+        <w:t xml:space="preserve">Weinstein, Z. M., Kim, H. W., Cheng, D. M., Quinn, E., Hui, D., Labelle, C. T., Drainoni, M.-L., Bachman, S. S., &amp; Samet, J. H. (2017). Long-term retention in</w:t>
+      </w:r>
+      <w:r>
+        <w:t xml:space="preserve"> </w:t>
+      </w:r>
+      <w:r>
+        <w:t xml:space="preserve">Office Based Opioid Treatment</w:t>
+      </w:r>
+      <w:r>
+        <w:t xml:space="preserve"> </w:t>
+      </w:r>
+      <w:r>
+        <w:t xml:space="preserve">with buprenorphine.</w:t>
       </w:r>
       <w:r>
         <w:t xml:space="preserve"> </w:t>
@@ -6875,7 +7202,7 @@
           <w:i/>
           <w:iCs/>
         </w:rPr>
-        <w:t xml:space="preserve">Artificial Intelligence in Medicine</w:t>
+        <w:t xml:space="preserve">Journal of Substance Abuse Treatment</w:t>
       </w:r>
       <w:r>
         <w:t xml:space="preserve">,</w:t>
@@ -6888,43 +7215,37 @@
           <w:i/>
           <w:iCs/>
         </w:rPr>
-        <w:t xml:space="preserve">111</w:t>
-      </w:r>
-      <w:r>
-        <w:t xml:space="preserve">, 101987.</w:t>
-      </w:r>
-      <w:r>
-        <w:t xml:space="preserve"> </w:t>
-      </w:r>
-      <w:hyperlink r:id="rId108">
+        <w:t xml:space="preserve">74</w:t>
+      </w:r>
+      <w:r>
+        <w:t xml:space="preserve">, 65–70.</w:t>
+      </w:r>
+      <w:r>
+        <w:t xml:space="preserve"> </w:t>
+      </w:r>
+      <w:hyperlink r:id="rId115">
         <w:r>
           <w:rPr>
             <w:rStyle w:val="Hyperlink"/>
           </w:rPr>
-          <w:t xml:space="preserve">https://doi.org/10.1016/j.artmed.2020.101987</w:t>
+          <w:t xml:space="preserve">https://doi.org/10.1016/j.jsat.2016.12.010</w:t>
         </w:r>
       </w:hyperlink>
     </w:p>
-    <w:bookmarkEnd w:id="109"/>
-    <w:bookmarkStart w:id="111" w:name="X919c097397142f85d541b216884b2f657258800"/>
+    <w:bookmarkEnd w:id="116"/>
+    <w:bookmarkStart w:id="118" w:name="Xb35ee182d565575e339a0170868456c1684f821"/>
     <w:p>
       <w:pPr>
         <w:pStyle w:val="Bibliography"/>
       </w:pPr>
       <w:r>
-        <w:t xml:space="preserve">Xin, Y., Schwarting, C. M., Wasef, M. R., &amp; Davis, A. K. (2023). Exploring the intersectionality of stigma and substance use help-seeking behaviours among lesbian, gay, bisexual, transgender, queer, questioning or otherwise gender or sexuality minority (</w:t>
-      </w:r>
-      <w:r>
-        <w:t xml:space="preserve">LGBTQ</w:t>
-      </w:r>
-      <w:r>
-        <w:t xml:space="preserve">+) individuals in the</w:t>
-      </w:r>
-      <w:r>
-        <w:t xml:space="preserve"> </w:t>
-      </w:r>
-      <w:r>
-        <w:t xml:space="preserve">United States</w:t>
+        <w:t xml:space="preserve">Wyant, K., Moshontz, H., Ward, S. B., Fronk, G. E., &amp; Curtin, J. J. (2023). Acceptability of</w:t>
+      </w:r>
+      <w:r>
+        <w:t xml:space="preserve"> </w:t>
+      </w:r>
+      <w:r>
+        <w:t xml:space="preserve">Personal Sensing Among People With Alcohol Use Disorder</w:t>
       </w:r>
       <w:r>
         <w:t xml:space="preserve">:</w:t>
@@ -6933,13 +7254,10 @@
         <w:t xml:space="preserve"> </w:t>
       </w:r>
       <w:r>
-        <w:t xml:space="preserve">A</w:t>
-      </w:r>
-      <w:r>
-        <w:t xml:space="preserve"> </w:t>
-      </w:r>
-      <w:r>
-        <w:t xml:space="preserve">scoping review.</w:t>
+        <w:t xml:space="preserve">Observational Study</w:t>
+      </w:r>
+      <w:r>
+        <w:t xml:space="preserve">.</w:t>
       </w:r>
       <w:r>
         <w:t xml:space="preserve"> </w:t>
@@ -6949,7 +7267,7 @@
           <w:i/>
           <w:iCs/>
         </w:rPr>
-        <w:t xml:space="preserve">Global Public Health</w:t>
+        <w:t xml:space="preserve">JMIR mHealth and uHealth</w:t>
       </w:r>
       <w:r>
         <w:t xml:space="preserve">,</w:t>
@@ -6962,26 +7280,60 @@
           <w:i/>
           <w:iCs/>
         </w:rPr>
-        <w:t xml:space="preserve">18</w:t>
-      </w:r>
-      <w:r>
-        <w:t xml:space="preserve">(1), 2277854.</w:t>
-      </w:r>
-      <w:r>
-        <w:t xml:space="preserve"> </w:t>
-      </w:r>
-      <w:hyperlink r:id="rId110">
+        <w:t xml:space="preserve">11</w:t>
+      </w:r>
+      <w:r>
+        <w:t xml:space="preserve">(1), e41833.</w:t>
+      </w:r>
+      <w:r>
+        <w:t xml:space="preserve"> </w:t>
+      </w:r>
+      <w:hyperlink r:id="rId117">
         <w:r>
           <w:rPr>
             <w:rStyle w:val="Hyperlink"/>
           </w:rPr>
-          <w:t xml:space="preserve">https://doi.org/10.1080/17441692.2023.2277854</w:t>
+          <w:t xml:space="preserve">https://doi.org/10.2196/41833</w:t>
         </w:r>
       </w:hyperlink>
     </w:p>
-    <w:bookmarkEnd w:id="111"/>
-    <w:bookmarkEnd w:id="112"/>
-    <w:bookmarkEnd w:id="113"/>
+    <w:bookmarkEnd w:id="118"/>
+    <w:bookmarkStart w:id="120" w:name="ref-wyantMachineLearningModels2024"/>
+    <w:p>
+      <w:pPr>
+        <w:pStyle w:val="Bibliography"/>
+      </w:pPr>
+      <w:r>
+        <w:t xml:space="preserve">Wyant, K., Sant’Ana, S. J. K., Fronk, G., &amp; Curtin, J. J. (2024). Machine learning models for temporally precise lapse prediction in alcohol use disorder.</w:t>
+      </w:r>
+      <w:r>
+        <w:t xml:space="preserve"> </w:t>
+      </w:r>
+      <w:r>
+        <w:rPr>
+          <w:i/>
+          <w:iCs/>
+        </w:rPr>
+        <w:t xml:space="preserve">Psychopathology and Clinical Science</w:t>
+      </w:r>
+      <w:r>
+        <w:t xml:space="preserve">.</w:t>
+      </w:r>
+      <w:r>
+        <w:t xml:space="preserve"> </w:t>
+      </w:r>
+      <w:hyperlink r:id="rId119">
+        <w:r>
+          <w:rPr>
+            <w:rStyle w:val="Hyperlink"/>
+          </w:rPr>
+          <w:t xml:space="preserve">https://doi.org/10.31234/osf.io/cgsf7</w:t>
+        </w:r>
+      </w:hyperlink>
+    </w:p>
+    <w:bookmarkEnd w:id="120"/>
+    <w:bookmarkEnd w:id="121"/>
+    <w:bookmarkEnd w:id="122"/>
     <w:sectPr/>
   </w:body>
 </w:document>

--- a/_manuscript/index.docx
+++ b/_manuscript/index.docx
@@ -105,7 +105,7 @@
         <w:t xml:space="preserve"> </w:t>
       </w:r>
       <w:r>
-        <w:t xml:space="preserve">(Hser et al., July/August 2017)</w:t>
+        <w:t xml:space="preserve">(Hser et al., 2017)</w:t>
       </w:r>
       <w:r>
         <w:t xml:space="preserve">. The societal burden of untreated OUD is substantial. The combined economic costs of lost productivity, health care expenditures, criminal justice involvement, loss of life, and reduced quality of life have been estimated to exceed $1 trillion</w:t>
@@ -134,7 +134,7 @@
         <w:t xml:space="preserve">(Ma et al., 2019)</w:t>
       </w:r>
       <w:r>
-        <w:t xml:space="preserve">. They are also associated with improvements in mental health and social functioning, particularly when maintained over extended periods. However, despite strong evidence for MOUD, access remains limited and treatment dropout is common. Sustained retention in treatment is a key determinant of positive outcomes.</w:t>
+        <w:t xml:space="preserve">. They are also associated with improvements in mental health and social functioning, particularly when maintained over extended periods. However, despite strong evidence for MOUD, access remains limited and treatment dropout is common.</w:t>
       </w:r>
     </w:p>
     <w:p>
@@ -142,7 +142,7 @@
         <w:pStyle w:val="BodyText"/>
       </w:pPr>
       <w:r>
-        <w:t xml:space="preserve">Lapses remain common even among individuals receiving MOUD and can increase the risk of treatment dropout, relapse, and overdose</w:t>
+        <w:t xml:space="preserve">Even among individuals retained in treatment, lapses are frequent and confer a critical period of risk for treatment dropout, relapse, and overdose</w:t>
       </w:r>
       <w:r>
         <w:t xml:space="preserve"> </w:t>
@@ -151,7 +151,7 @@
         <w:t xml:space="preserve">(Heinz et al., 2025; Weinstein et al., 2017)</w:t>
       </w:r>
       <w:r>
-        <w:t xml:space="preserve">. Opioid lapses are particularly high-risk events. Reduced opioid tolerance (e.g., after a period of abstinence) and increased prevalence of fentanyl and other synthetic opioids in the drug supply substantially increases the likelihood of fatal overdose.</w:t>
+        <w:t xml:space="preserve">. Opioid lapses are particularly high-risk events. Reduced opioid tolerance (e.g., after a period of abstinence) and the increasing prevalence of fentanyl and other synthetic opioids in the drug supply substantially increase the likelihood of fatal overdose.</w:t>
       </w:r>
     </w:p>
     <w:p>
@@ -159,7 +159,7 @@
         <w:pStyle w:val="BodyText"/>
       </w:pPr>
       <w:r>
-        <w:t xml:space="preserve">Identifying when an individual is at high lapse risk could enable earlier clinical intervention and potentially prevent relapse and overdose. However, risk for opioid lapse is dynamic and fluctuates in response to craving, affective states, environmental cues, and treatment adherence.</w:t>
+        <w:t xml:space="preserve">Identifying vulnerable periods of high lapse risk and contextualizing that risk (e.g., by explaining the top features influencing risk) could enable individuals to take proactive action to prevent lapse. However, the risk factors that precipitate lapses are highly individualized, numerous, dynamic, and interactive. The optimal supports to address these risks vary both across individuals and within individuals over time. Thus, effective interventions must be personalized to both the individual and the moment to meet the complex and changing needs of people in recovery.</w:t>
       </w:r>
     </w:p>
     <w:p>
@@ -167,7 +167,16 @@
         <w:pStyle w:val="BodyText"/>
       </w:pPr>
       <w:r>
-        <w:t xml:space="preserve">Advances in smartphone sensing methods, including brief daily self-report surveys and passive geolocation sensing, offer a powerful way to collect densely sampled risk-relevant data. These data can be used as inputs into machine learning models to generate temporally precise predictions of lapse risk probability</w:t>
+        <w:t xml:space="preserve">Advances in smartphone sensing methods, including brief daily self-report surveys and passive geolocation sensing, offer a powerful way to collect densely sampled risk-relevant data</w:t>
+      </w:r>
+      <w:r>
+        <w:t xml:space="preserve"> </w:t>
+      </w:r>
+      <w:r>
+        <w:t xml:space="preserve">(Mohr et al., 2017)</w:t>
+      </w:r>
+      <w:r>
+        <w:t xml:space="preserve">. These data can be used as inputs into machine learning models to generate temporally precise predictions of lapse risk</w:t>
       </w:r>
       <w:r>
         <w:t xml:space="preserve"> </w:t>
@@ -176,6 +185,15 @@
         <w:t xml:space="preserve">(Heinz et al., 2025; Wyant et al., 2024)</w:t>
       </w:r>
       <w:r>
+        <w:t xml:space="preserve">. Methods from interpretable machine learning can be used to identify personalized predictors of risk at any moment in time</w:t>
+      </w:r>
+      <w:r>
+        <w:t xml:space="preserve"> </w:t>
+      </w:r>
+      <w:r>
+        <w:t xml:space="preserve">(Molnar, 2022)</w:t>
+      </w:r>
+      <w:r>
         <w:t xml:space="preserve">.</w:t>
       </w:r>
     </w:p>
@@ -218,21 +236,7 @@
         <w:pStyle w:val="BodyText"/>
       </w:pPr>
       <w:r>
-        <w:t xml:space="preserve">In the current study we</w:t>
-      </w:r>
-    </w:p>
-    <w:p>
-      <w:pPr>
-        <w:pStyle w:val="BodyText"/>
-      </w:pPr>
-      <w:r>
-        <w:t xml:space="preserve">Aims of study</w:t>
-      </w:r>
-      <w:r>
-        <w:t xml:space="preserve"> </w:t>
-      </w:r>
-      <w:r>
-        <w:t xml:space="preserve">- Individuals in an MOUD program</w:t>
+        <w:t xml:space="preserve">In the current study, we developed a machine learning model that predicts next-day opioid lapse risk using daily self-report and geolocation sensing data. Our study has several notable strengths. First, we recruited a national sample of participants across the United States who were diverse in regard to race and ethnicity, income, gender, sexual orientation, and geographic location. Second, participants provided sensing data and opioid lapse reports for up to one year, a duration that exceeds previously published SUD prediction studies and allowed us to capture longer-term recovery trajectories. Third, our sample consisted of patients in early recovery from OUD receiving MOUD, ensuring that the study population closely reflected the intended clinical audience for our model. Fourth, we explicitly evaluated model performance across demographic subgroups to assess algorithmic fairness. Finally, we identified the most influential predictors using two complementary quantitative approaches, providing insight into the features that drive lapse risk predictions.</w:t>
       </w:r>
     </w:p>
     <w:bookmarkEnd w:id="21"/>
@@ -5884,7 +5888,7 @@
       </w:r>
     </w:p>
     <w:bookmarkEnd w:id="77"/>
-    <w:bookmarkStart w:id="122" w:name="references"/>
+    <w:bookmarkStart w:id="125" w:name="references"/>
     <w:p>
       <w:pPr>
         <w:pStyle w:val="Heading1"/>
@@ -5893,7 +5897,7 @@
         <w:t xml:space="preserve">References</w:t>
       </w:r>
     </w:p>
-    <w:bookmarkStart w:id="121" w:name="refs"/>
+    <w:bookmarkStart w:id="124" w:name="refs"/>
     <w:bookmarkStart w:id="79" w:name="ref-chtc"/>
     <w:p>
       <w:pPr>
@@ -6383,7 +6387,7 @@
         <w:pStyle w:val="Bibliography"/>
       </w:pPr>
       <w:r>
-        <w:t xml:space="preserve">Hser, Y.-I., Mooney, L. J., Saxon, A. J., Miotto, K., Bell, D. S., Zhu, Y., Liang, D., &amp; Huang, D. (July/August 2017). High</w:t>
+        <w:t xml:space="preserve">Hser, Y.-I., Mooney, L. J., Saxon, A. J., Miotto, K., Bell, D. S., Zhu, Y., Liang, D., &amp; Huang, D. (2017). High</w:t>
       </w:r>
       <w:r>
         <w:t xml:space="preserve"> </w:t>
@@ -6875,43 +6879,19 @@
       </w:hyperlink>
     </w:p>
     <w:bookmarkEnd w:id="105"/>
-    <w:bookmarkStart w:id="107" w:name="X1f44e09282148d362bdacfce67d6a56b1cf06db"/>
+    <w:bookmarkStart w:id="107" w:name="ref-mohrPersonalSensingUnderstanding2017"/>
     <w:p>
       <w:pPr>
         <w:pStyle w:val="Bibliography"/>
       </w:pPr>
       <w:r>
-        <w:t xml:space="preserve">Moshontz, H., Colmenares, A. J., Fronk, G. E., Sant’Ana, S. J., Wyant, K., Wanta, S. E., Maus, A., Jr, D. H. G., Shah, D., &amp; Curtin, J. J. (2021). Prospective</w:t>
-      </w:r>
-      <w:r>
-        <w:t xml:space="preserve"> </w:t>
-      </w:r>
-      <w:r>
-        <w:t xml:space="preserve">Prediction</w:t>
-      </w:r>
-      <w:r>
-        <w:t xml:space="preserve"> </w:t>
-      </w:r>
-      <w:r>
-        <w:t xml:space="preserve">of</w:t>
-      </w:r>
-      <w:r>
-        <w:t xml:space="preserve"> </w:t>
-      </w:r>
-      <w:r>
-        <w:t xml:space="preserve">Lapses</w:t>
-      </w:r>
-      <w:r>
-        <w:t xml:space="preserve"> </w:t>
-      </w:r>
-      <w:r>
-        <w:t xml:space="preserve">in</w:t>
-      </w:r>
-      <w:r>
-        <w:t xml:space="preserve"> </w:t>
-      </w:r>
-      <w:r>
-        <w:t xml:space="preserve">Opioid Use Disorder</w:t>
+        <w:t xml:space="preserve">Mohr, D. C., Zhang, M., &amp; Schueller, S. M. (2017). Personal</w:t>
+      </w:r>
+      <w:r>
+        <w:t xml:space="preserve"> </w:t>
+      </w:r>
+      <w:r>
+        <w:t xml:space="preserve">Sensing</w:t>
       </w:r>
       <w:r>
         <w:t xml:space="preserve">:</w:t>
@@ -6920,19 +6900,19 @@
         <w:t xml:space="preserve"> </w:t>
       </w:r>
       <w:r>
-        <w:t xml:space="preserve">Protocol</w:t>
-      </w:r>
-      <w:r>
-        <w:t xml:space="preserve"> </w:t>
-      </w:r>
-      <w:r>
-        <w:t xml:space="preserve">for a</w:t>
-      </w:r>
-      <w:r>
-        <w:t xml:space="preserve"> </w:t>
-      </w:r>
-      <w:r>
-        <w:t xml:space="preserve">Personal Sensing Study</w:t>
+        <w:t xml:space="preserve">Understanding Mental Health Using Ubiquitous Sensors</w:t>
+      </w:r>
+      <w:r>
+        <w:t xml:space="preserve"> </w:t>
+      </w:r>
+      <w:r>
+        <w:t xml:space="preserve">and</w:t>
+      </w:r>
+      <w:r>
+        <w:t xml:space="preserve"> </w:t>
+      </w:r>
+      <w:r>
+        <w:t xml:space="preserve">Machine Learning</w:t>
       </w:r>
       <w:r>
         <w:t xml:space="preserve">.</w:t>
@@ -6945,7 +6925,7 @@
           <w:i/>
           <w:iCs/>
         </w:rPr>
-        <w:t xml:space="preserve">JMIR Research Protocols</w:t>
+        <w:t xml:space="preserve">Annual Review of Clinical Psychology</w:t>
       </w:r>
       <w:r>
         <w:t xml:space="preserve">,</w:t>
@@ -6958,6 +6938,165 @@
           <w:i/>
           <w:iCs/>
         </w:rPr>
+        <w:t xml:space="preserve">13</w:t>
+      </w:r>
+      <w:r>
+        <w:t xml:space="preserve">(1), 23–47.</w:t>
+      </w:r>
+      <w:r>
+        <w:t xml:space="preserve"> </w:t>
+      </w:r>
+      <w:hyperlink r:id="rId106">
+        <w:r>
+          <w:rPr>
+            <w:rStyle w:val="Hyperlink"/>
+          </w:rPr>
+          <w:t xml:space="preserve">https://doi.org/10.1146/annurev-clinpsy-032816-044949</w:t>
+        </w:r>
+      </w:hyperlink>
+    </w:p>
+    <w:bookmarkEnd w:id="107"/>
+    <w:bookmarkStart w:id="108" w:name="X0c0e928dd8ff101aa479012bffab8d24e8c0dcf"/>
+    <w:p>
+      <w:pPr>
+        <w:pStyle w:val="Bibliography"/>
+      </w:pPr>
+      <w:r>
+        <w:t xml:space="preserve">Molnar, C. (2022).</w:t>
+      </w:r>
+      <w:r>
+        <w:t xml:space="preserve"> </w:t>
+      </w:r>
+      <w:r>
+        <w:rPr>
+          <w:i/>
+          <w:iCs/>
+        </w:rPr>
+        <w:t xml:space="preserve">Interpretable</w:t>
+      </w:r>
+      <w:r>
+        <w:rPr>
+          <w:i/>
+          <w:iCs/>
+        </w:rPr>
+        <w:t xml:space="preserve"> </w:t>
+      </w:r>
+      <w:r>
+        <w:rPr>
+          <w:i/>
+          <w:iCs/>
+        </w:rPr>
+        <w:t xml:space="preserve">Machine Learning</w:t>
+      </w:r>
+      <w:r>
+        <w:rPr>
+          <w:i/>
+          <w:iCs/>
+        </w:rPr>
+        <w:t xml:space="preserve">:</w:t>
+      </w:r>
+      <w:r>
+        <w:rPr>
+          <w:i/>
+          <w:iCs/>
+        </w:rPr>
+        <w:t xml:space="preserve"> </w:t>
+      </w:r>
+      <w:r>
+        <w:rPr>
+          <w:i/>
+          <w:iCs/>
+        </w:rPr>
+        <w:t xml:space="preserve">A Guide For Making Black Box Models Explainable</w:t>
+      </w:r>
+      <w:r>
+        <w:t xml:space="preserve">. Independently published.</w:t>
+      </w:r>
+    </w:p>
+    <w:bookmarkEnd w:id="108"/>
+    <w:bookmarkStart w:id="110" w:name="X1f44e09282148d362bdacfce67d6a56b1cf06db"/>
+    <w:p>
+      <w:pPr>
+        <w:pStyle w:val="Bibliography"/>
+      </w:pPr>
+      <w:r>
+        <w:t xml:space="preserve">Moshontz, H., Colmenares, A. J., Fronk, G. E., Sant’Ana, S. J., Wyant, K., Wanta, S. E., Maus, A., Jr, D. H. G., Shah, D., &amp; Curtin, J. J. (2021). Prospective</w:t>
+      </w:r>
+      <w:r>
+        <w:t xml:space="preserve"> </w:t>
+      </w:r>
+      <w:r>
+        <w:t xml:space="preserve">Prediction</w:t>
+      </w:r>
+      <w:r>
+        <w:t xml:space="preserve"> </w:t>
+      </w:r>
+      <w:r>
+        <w:t xml:space="preserve">of</w:t>
+      </w:r>
+      <w:r>
+        <w:t xml:space="preserve"> </w:t>
+      </w:r>
+      <w:r>
+        <w:t xml:space="preserve">Lapses</w:t>
+      </w:r>
+      <w:r>
+        <w:t xml:space="preserve"> </w:t>
+      </w:r>
+      <w:r>
+        <w:t xml:space="preserve">in</w:t>
+      </w:r>
+      <w:r>
+        <w:t xml:space="preserve"> </w:t>
+      </w:r>
+      <w:r>
+        <w:t xml:space="preserve">Opioid Use Disorder</w:t>
+      </w:r>
+      <w:r>
+        <w:t xml:space="preserve">:</w:t>
+      </w:r>
+      <w:r>
+        <w:t xml:space="preserve"> </w:t>
+      </w:r>
+      <w:r>
+        <w:t xml:space="preserve">Protocol</w:t>
+      </w:r>
+      <w:r>
+        <w:t xml:space="preserve"> </w:t>
+      </w:r>
+      <w:r>
+        <w:t xml:space="preserve">for a</w:t>
+      </w:r>
+      <w:r>
+        <w:t xml:space="preserve"> </w:t>
+      </w:r>
+      <w:r>
+        <w:t xml:space="preserve">Personal Sensing Study</w:t>
+      </w:r>
+      <w:r>
+        <w:t xml:space="preserve">.</w:t>
+      </w:r>
+      <w:r>
+        <w:t xml:space="preserve"> </w:t>
+      </w:r>
+      <w:r>
+        <w:rPr>
+          <w:i/>
+          <w:iCs/>
+        </w:rPr>
+        <w:t xml:space="preserve">JMIR Research Protocols</w:t>
+      </w:r>
+      <w:r>
+        <w:t xml:space="preserve">,</w:t>
+      </w:r>
+      <w:r>
+        <w:t xml:space="preserve"> </w:t>
+      </w:r>
+      <w:r>
+        <w:rPr>
+          <w:i/>
+          <w:iCs/>
+        </w:rPr>
         <w:t xml:space="preserve">10</w:t>
       </w:r>
       <w:r>
@@ -6966,7 +7105,7 @@
       <w:r>
         <w:t xml:space="preserve"> </w:t>
       </w:r>
-      <w:hyperlink r:id="rId106">
+      <w:hyperlink r:id="rId109">
         <w:r>
           <w:rPr>
             <w:rStyle w:val="Hyperlink"/>
@@ -6975,8 +7114,8 @@
         </w:r>
       </w:hyperlink>
     </w:p>
-    <w:bookmarkEnd w:id="107"/>
-    <w:bookmarkStart w:id="109" w:name="ref-olfsonHealthcareCoverageService2022"/>
+    <w:bookmarkEnd w:id="110"/>
+    <w:bookmarkStart w:id="112" w:name="ref-olfsonHealthcareCoverageService2022"/>
     <w:p>
       <w:pPr>
         <w:pStyle w:val="Bibliography"/>
@@ -7013,7 +7152,7 @@
       <w:r>
         <w:t xml:space="preserve"> </w:t>
       </w:r>
-      <w:hyperlink r:id="rId108">
+      <w:hyperlink r:id="rId111">
         <w:r>
           <w:rPr>
             <w:rStyle w:val="Hyperlink"/>
@@ -7022,8 +7161,8 @@
         </w:r>
       </w:hyperlink>
     </w:p>
-    <w:bookmarkEnd w:id="109"/>
-    <w:bookmarkStart w:id="111" w:name="ref-pinedoCurrentReexaminationRacial2019"/>
+    <w:bookmarkEnd w:id="112"/>
+    <w:bookmarkStart w:id="114" w:name="ref-pinedoCurrentReexaminationRacial2019"/>
     <w:p>
       <w:pPr>
         <w:pStyle w:val="Bibliography"/>
@@ -7072,7 +7211,7 @@
       <w:r>
         <w:t xml:space="preserve"> </w:t>
       </w:r>
-      <w:hyperlink r:id="rId110">
+      <w:hyperlink r:id="rId113">
         <w:r>
           <w:rPr>
             <w:rStyle w:val="Hyperlink"/>
@@ -7081,8 +7220,8 @@
         </w:r>
       </w:hyperlink>
     </w:p>
-    <w:bookmarkEnd w:id="111"/>
-    <w:bookmarkStart w:id="112" w:name="X28b8f85e424928e66706a578d6053e0308d1105"/>
+    <w:bookmarkEnd w:id="114"/>
+    <w:bookmarkStart w:id="115" w:name="X28b8f85e424928e66706a578d6053e0308d1105"/>
     <w:p>
       <w:pPr>
         <w:pStyle w:val="Bibliography"/>
@@ -7139,8 +7278,8 @@
         <w:t xml:space="preserve">. https://www.samhsa.gov/data/report/2024-nsduh-detailed-tables.</w:t>
       </w:r>
     </w:p>
-    <w:bookmarkEnd w:id="112"/>
-    <w:bookmarkStart w:id="114" w:name="X52c4c4b564080b2dbcc4b68874ef8a36e7b0a07"/>
+    <w:bookmarkEnd w:id="115"/>
+    <w:bookmarkStart w:id="117" w:name="X52c4c4b564080b2dbcc4b68874ef8a36e7b0a07"/>
     <w:p>
       <w:pPr>
         <w:pStyle w:val="Bibliography"/>
@@ -7164,7 +7303,7 @@
       <w:r>
         <w:t xml:space="preserve"> </w:t>
       </w:r>
-      <w:hyperlink r:id="rId113">
+      <w:hyperlink r:id="rId116">
         <w:r>
           <w:rPr>
             <w:rStyle w:val="Hyperlink"/>
@@ -7173,8 +7312,8 @@
         </w:r>
       </w:hyperlink>
     </w:p>
-    <w:bookmarkEnd w:id="114"/>
-    <w:bookmarkStart w:id="116" w:name="ref-weinsteinLongtermRetentionOffice2017"/>
+    <w:bookmarkEnd w:id="117"/>
+    <w:bookmarkStart w:id="119" w:name="ref-weinsteinLongtermRetentionOffice2017"/>
     <w:p>
       <w:pPr>
         <w:pStyle w:val="Bibliography"/>
@@ -7223,7 +7362,7 @@
       <w:r>
         <w:t xml:space="preserve"> </w:t>
       </w:r>
-      <w:hyperlink r:id="rId115">
+      <w:hyperlink r:id="rId118">
         <w:r>
           <w:rPr>
             <w:rStyle w:val="Hyperlink"/>
@@ -7232,8 +7371,8 @@
         </w:r>
       </w:hyperlink>
     </w:p>
-    <w:bookmarkEnd w:id="116"/>
-    <w:bookmarkStart w:id="118" w:name="Xb35ee182d565575e339a0170868456c1684f821"/>
+    <w:bookmarkEnd w:id="119"/>
+    <w:bookmarkStart w:id="121" w:name="Xb35ee182d565575e339a0170868456c1684f821"/>
     <w:p>
       <w:pPr>
         <w:pStyle w:val="Bibliography"/>
@@ -7288,7 +7427,7 @@
       <w:r>
         <w:t xml:space="preserve"> </w:t>
       </w:r>
-      <w:hyperlink r:id="rId117">
+      <w:hyperlink r:id="rId120">
         <w:r>
           <w:rPr>
             <w:rStyle w:val="Hyperlink"/>
@@ -7297,8 +7436,8 @@
         </w:r>
       </w:hyperlink>
     </w:p>
-    <w:bookmarkEnd w:id="118"/>
-    <w:bookmarkStart w:id="120" w:name="ref-wyantMachineLearningModels2024"/>
+    <w:bookmarkEnd w:id="121"/>
+    <w:bookmarkStart w:id="123" w:name="ref-wyantMachineLearningModels2024"/>
     <w:p>
       <w:pPr>
         <w:pStyle w:val="Bibliography"/>
@@ -7322,7 +7461,7 @@
       <w:r>
         <w:t xml:space="preserve"> </w:t>
       </w:r>
-      <w:hyperlink r:id="rId119">
+      <w:hyperlink r:id="rId122">
         <w:r>
           <w:rPr>
             <w:rStyle w:val="Hyperlink"/>
@@ -7331,9 +7470,9 @@
         </w:r>
       </w:hyperlink>
     </w:p>
-    <w:bookmarkEnd w:id="120"/>
-    <w:bookmarkEnd w:id="121"/>
-    <w:bookmarkEnd w:id="122"/>
+    <w:bookmarkEnd w:id="123"/>
+    <w:bookmarkEnd w:id="124"/>
+    <w:bookmarkEnd w:id="125"/>
     <w:sectPr/>
   </w:body>
 </w:document>

--- a/_manuscript/index.docx
+++ b/_manuscript/index.docx
@@ -31,7 +31,7 @@
         <w:pStyle w:val="Date"/>
       </w:pPr>
       <w:r>
-        <w:t xml:space="preserve">2026-03-16</w:t>
+        <w:t xml:space="preserve">2026-03-17</w:t>
       </w:r>
     </w:p>
     <w:p>
@@ -99,7 +99,7 @@
         <w:t xml:space="preserve">(Substance Abuse and Mental Health Services Administration, n.d.)</w:t>
       </w:r>
       <w:r>
-        <w:t xml:space="preserve">. OUD is associated with elevated mortality and morbidity, including increased risk of infectious disease, psychiatric comorbidity, and disability</w:t>
+        <w:t xml:space="preserve">. OUD is associated with increased rates of mortality and morbidity, including infectious disease, psychiatric comorbidity, and disability</w:t>
       </w:r>
       <w:r>
         <w:t xml:space="preserve"> </w:t>
@@ -134,7 +134,7 @@
         <w:t xml:space="preserve">(Ma et al., 2019)</w:t>
       </w:r>
       <w:r>
-        <w:t xml:space="preserve">. They are also associated with improvements in mental health and social functioning, particularly when maintained over extended periods. However, despite strong evidence for MOUD, access remains limited and treatment dropout is common.</w:t>
+        <w:t xml:space="preserve">. They are also associated with improvements in mental health and social functioning, particularly when maintained over extended periods. However, despite strong evidence for MOUD, access remains limited.</w:t>
       </w:r>
     </w:p>
     <w:p>
@@ -159,7 +159,23 @@
         <w:pStyle w:val="BodyText"/>
       </w:pPr>
       <w:r>
-        <w:t xml:space="preserve">Identifying vulnerable periods of high lapse risk and contextualizing that risk (e.g., by explaining the top features influencing risk) could enable individuals to take proactive action to prevent lapse. However, the risk factors that precipitate lapses are highly individualized, numerous, dynamic, and interactive. The optimal supports to address these risks vary both across individuals and within individuals over time. Thus, effective interventions must be personalized to both the individual and the moment to meet the complex and changing needs of people in recovery.</w:t>
+        <w:t xml:space="preserve">Identifying vulnerable periods of high lapse risk and contextualizing that risk (i.e.,</w:t>
+      </w:r>
+      <w:r>
+        <w:t xml:space="preserve"> </w:t>
+      </w:r>
+      <w:r>
+        <w:rPr>
+          <w:i/>
+          <w:iCs/>
+        </w:rPr>
+        <w:t xml:space="preserve">Why</w:t>
+      </w:r>
+      <w:r>
+        <w:t xml:space="preserve"> </w:t>
+      </w:r>
+      <w:r>
+        <w:t xml:space="preserve">risk is high) could enable individuals to take proactive action to prevent lapse. However, the risk factors that precipitate lapses are highly individualized, numerous, dynamic, and interactive. The optimal supports to address these risks vary both across individuals and within individuals over time. Thus, effective interventions must be personalized to both the individual and the moment to meet the complex and changing needs of people in recovery.</w:t>
       </w:r>
     </w:p>
     <w:p>

--- a/_manuscript/index.docx
+++ b/_manuscript/index.docx
@@ -31,7 +31,7 @@
         <w:pStyle w:val="Date"/>
       </w:pPr>
       <w:r>
-        <w:t xml:space="preserve">2026-03-17</w:t>
+        <w:t xml:space="preserve">2026-03-23</w:t>
       </w:r>
     </w:p>
     <w:p>
@@ -995,7 +995,7 @@
         <w:pStyle w:val="BodyText"/>
       </w:pPr>
       <w:r>
-        <w:t xml:space="preserve">Calibration is an indicator of how well a model’s predicted probabilities correspond to the true observed outcomes. For example, a well-calibrated model that assigns a 30% lapse risk prediction should observe lapses in approximately 30% of such cases. We used Platt scaling to calibrate our final full model’s raw probabilities from the 5 held-out folds</w:t>
+        <w:t xml:space="preserve">Calibration is an indicator of how well a model’s predicted probabilities match the true observed outcomes. For example, a well-calibrated model that assigns a 30% lapse risk prediction should observe lapses in approximately 30% of such cases. We used Platt scaling to calibrate our final full model’s raw probabilities from the 5 held-out folds</w:t>
       </w:r>
       <w:r>
         <w:t xml:space="preserve"> </w:t>
@@ -2356,20 +2356,20 @@
                     <w:jc w:val="center"/>
                   </w:pPr>
                   <w:r>
-                    <w:t xml:space="preserve">62</w:t>
-                  </w:r>
-                </w:p>
-              </w:tc>
-              <w:tc>
-                <w:tcPr/>
-                <w:p>
-                  <w:pPr>
-                    <w:pStyle w:val="Compact"/>
-                    <w:jc w:val="right"/>
-                    <w:jc w:val="center"/>
-                  </w:pPr>
-                  <w:r>
-                    <w:t xml:space="preserve">20.9</w:t>
+                    <w:t xml:space="preserve">57</w:t>
+                  </w:r>
+                </w:p>
+              </w:tc>
+              <w:tc>
+                <w:tcPr/>
+                <w:p>
+                  <w:pPr>
+                    <w:pStyle w:val="Compact"/>
+                    <w:jc w:val="right"/>
+                    <w:jc w:val="center"/>
+                  </w:pPr>
+                  <w:r>
+                    <w:t xml:space="preserve">19.3</w:t>
                   </w:r>
                 </w:p>
               </w:tc>
@@ -2397,20 +2397,20 @@
                     <w:jc w:val="center"/>
                   </w:pPr>
                   <w:r>
-                    <w:t xml:space="preserve">274</w:t>
-                  </w:r>
-                </w:p>
-              </w:tc>
-              <w:tc>
-                <w:tcPr/>
-                <w:p>
-                  <w:pPr>
-                    <w:pStyle w:val="Compact"/>
-                    <w:jc w:val="right"/>
-                    <w:jc w:val="center"/>
-                  </w:pPr>
-                  <w:r>
-                    <w:t xml:space="preserve">92.6</w:t>
+                    <w:t xml:space="preserve">239</w:t>
+                  </w:r>
+                </w:p>
+              </w:tc>
+              <w:tc>
+                <w:tcPr/>
+                <w:p>
+                  <w:pPr>
+                    <w:pStyle w:val="Compact"/>
+                    <w:jc w:val="right"/>
+                    <w:jc w:val="center"/>
+                  </w:pPr>
+                  <w:r>
+                    <w:t xml:space="preserve">80.7</w:t>
                   </w:r>
                 </w:p>
               </w:tc>
@@ -5733,25 +5733,77 @@
     </w:p>
     <w:p>
       <w:pPr>
+        <w:pStyle w:val="FirstParagraph"/>
+      </w:pPr>
+      <w:r>
+        <w:t xml:space="preserve">Our full model demonstrated that it is possible to predict future next-day lapses back to opioid use with high accuracy using smartphone sensing methods (auROC = 0.94). Our model’s predictions were well-calibrated, meaning that our probabilities closely matched true observed lapse rates. This is exciting given that our goal was to build a model that could provide insight into lapse risk.</w:t>
+      </w:r>
+    </w:p>
+    <w:p>
+      <w:pPr>
+        <w:pStyle w:val="BodyText"/>
+      </w:pPr>
+      <w:r>
+        <w:t xml:space="preserve">Ablation model comparisons revealed that daily surveys alone captured nearly all of this predictive signal (auROC = 0.94). To our knowledge, no other published substance use studies have collected daily survey data from participants continuously over the course of one year. Survey adherence rates in our sample were comparable to those observed in other clinical populations, suggesting that self‑report surveys are a feasible and scalable sensing method for long‑term monitoring in this population.</w:t>
+      </w:r>
+    </w:p>
+    <w:p>
+      <w:pPr>
+        <w:pStyle w:val="BodyText"/>
+      </w:pPr>
+      <w:r>
+        <w:t xml:space="preserve">When daily surveys were ablated from the model, predictive performance dropped substantially (auROC = 0.63). Although this performance remained above chance and exceeded that of a demographics‑only model (with both geolocation and daily surveys ablated; auROC = 0.55), it indicates that geolocation features captured only modest independent predictive signal. Moreover, given that ablating geolocation features did not result in any drop in performance, this signal likely overlaps with information already captured with the daily surveys. It is possible that the relatively low predictive value of geolocation sensing in this study was due to methodological limitations.</w:t>
+      </w:r>
+    </w:p>
+    <w:p>
+      <w:pPr>
+        <w:pStyle w:val="BodyText"/>
+      </w:pPr>
+      <w:r>
+        <w:t xml:space="preserve">Although geolocation data can, in principle, be collected continuously moment‑by‑moment, in practice these data are difficult to collect reliably. In our study, geolocation features had substantially higher rates of missingness compared to daily surveys. Consequently, approximately 12% of geolocation features were imputed using median values derived from other individuals in the training dataset. Median values are by definition near the center of the feature distribution. These values are common and have limited influence on model predictions (i.e., low leverage). This was a purposeful decision in our design to ensure that missing data would not systematically influence predictions in either direction. However, this conservative approach likely contributed to reduced predictive performance of geolocation features, as imputations that minimize influence also limit the ability of those features to contribute risk‑relevant signal. Lastly, these median imputations are also not person-specific and as a result may not accurately represent typical values for the individual whose data are being imputed. As geolocation sensing methods become more robust and missingness is reduced, these features may become more powerful for lapse prediction.</w:t>
+      </w:r>
+    </w:p>
+    <w:p>
+      <w:pPr>
+        <w:pStyle w:val="BodyText"/>
+      </w:pPr>
+      <w:r>
+        <w:t xml:space="preserve">A second limitation of our sensing method, was that we relied on known locations with self-reported context. While this method provides meaningful contextual information, it is limited in its ability to capture the full range of locations participants visit (without substantially increasing participant burden). Passive methods for contextualizing location could address this limitation by providing risk-relevant contextual information across all locations. For example, latitude and longitude coordinates could be contextualized using publicly available datasets, such as alcohol outlet density, area deprivation index, and Narcotics Annonymous meeting times and locations. Increasing the number of locations would allow for potentially more variance in feature distributions within and between individuals.</w:t>
+      </w:r>
+    </w:p>
+    <w:p>
+      <w:pPr>
+        <w:pStyle w:val="BodyText"/>
+      </w:pPr>
+      <w:r>
+        <w:t xml:space="preserve">To summarize, if the goal is prediction, geolocation sensing features are not necessary as they do not offer any unique incremental predictive value. However, if the goal is to have a more nuanced understanding of lapse risk across a more diverse array of risk features than geolocation is helpful. Adding geolocation features did not hurt model performance, and more data sources provides more opportunities for identifying intervenable targets specific to a person and moment in time.</w:t>
+      </w:r>
+    </w:p>
+    <w:p>
+      <w:pPr>
+        <w:pStyle w:val="BodyText"/>
+      </w:pPr>
+      <w:r>
+        <w:t xml:space="preserve">We were excited to see that fairness discrepancies in model performance were minimal. In all subgroups, our model had a median auROC above 0.90, which is generally considered to be a benchmark of excellent performance. Nevertheless, differences of 0.02 - 0.03 (favoring the advantaged group) were present in race and ethnicity, sexual orientation, and geographic location comparisons. These group comparisons were the most imbalanced, with 19-29% of participants in the disadvantaged groups. Our model may perform better for these groups with greater representation in the training data. Future research into identifying additional risk factors for lapse that are more prevalent in these groups may also help to reduce these discrepancies.</w:t>
+      </w:r>
+    </w:p>
+    <w:p>
+      <w:pPr>
+        <w:pStyle w:val="BodyText"/>
+      </w:pPr>
+      <w:r>
+        <w:t xml:space="preserve">Age may be another important dimension for evaluating model fairness. Older adults (65+ years) are less likely to receive substance use disorder treatment and often report lower levels of social interaction and support than younger adults. They may also be less comfortable with, or less able to provide, smartphone sensing data at the level of adherence needed for accurate prediction. We did not explicitly evaluate model fairness for this subgroup because we did not have the representation in our sample. We encourage researchers to perform this analysis in future studies.</w:t>
+      </w:r>
+    </w:p>
+    <w:p>
+      <w:pPr>
         <w:numPr>
           <w:ilvl w:val="0"/>
           <w:numId w:val="1003"/>
         </w:numPr>
       </w:pPr>
       <w:r>
-        <w:t xml:space="preserve">Discuss contrast between top global features and</w:t>
-      </w:r>
-      <w:r>
-        <w:t xml:space="preserve"> </w:t>
-      </w:r>
-      <w:r>
-        <w:t xml:space="preserve">“actual”</w:t>
-      </w:r>
-      <w:r>
-        <w:t xml:space="preserve"> </w:t>
-      </w:r>
-      <w:r>
-        <w:t xml:space="preserve">important features (i.e., what comes up day to day as being important). What does this mean for how we traditionally conceptualize feature importance?</w:t>
+        <w:t xml:space="preserve">Top features</w:t>
       </w:r>
     </w:p>
     <w:p>
@@ -5762,145 +5814,7 @@
         </w:numPr>
       </w:pPr>
       <w:r>
-        <w:t xml:space="preserve">day of prediction window not important for oud but important for aud (add supplemental figure of lapses by day of week and hour?)</w:t>
-      </w:r>
-    </w:p>
-    <w:p>
-      <w:pPr>
-        <w:numPr>
-          <w:ilvl w:val="0"/>
-          <w:numId w:val="1003"/>
-        </w:numPr>
-      </w:pPr>
-      <w:r>
-        <w:t xml:space="preserve">When discussing fairness - we don’t look at age. People over 65 is an important group to look at but they were not in our sample</w:t>
-      </w:r>
-    </w:p>
-    <w:p>
-      <w:pPr>
-        <w:numPr>
-          <w:ilvl w:val="0"/>
-          <w:numId w:val="1003"/>
-        </w:numPr>
-      </w:pPr>
-      <w:r>
-        <w:t xml:space="preserve">Acknowledge fairness differences still exist. Research should look into additional risk factors that may better predict risk of lapse in minority populations.</w:t>
-      </w:r>
-    </w:p>
-    <w:p>
-      <w:pPr>
-        <w:numPr>
-          <w:ilvl w:val="0"/>
-          <w:numId w:val="1003"/>
-        </w:numPr>
-      </w:pPr>
-      <w:r>
-        <w:t xml:space="preserve">Decision not include misclassification cost analyses: acknowledge that discrimination and calibration don’t equate to clinical utilility. Decision analysis tools, such as net benefit curves could be used to quantify clinical benefit at relevant probability thresholds. Our model is designed to not be used to make decisions about whether or not to treat but to provide model feedback to individuals each day to help them monitor their risk for lapse. Therefore the decision has already been made to always treat. Should these models be used to inform when to deploy more cost-intensive interventions (e.g., communicating risk level to a therapist to initiate contact) these analyses will be important next steps.</w:t>
-      </w:r>
-    </w:p>
-    <w:p>
-      <w:pPr>
-        <w:numPr>
-          <w:ilvl w:val="0"/>
-          <w:numId w:val="1003"/>
-        </w:numPr>
-      </w:pPr>
-      <w:r>
-        <w:t xml:space="preserve">Although, classification and clinical utility are two other important domains for evaluating a model intended to make or inform a decision (e.g., whether to send a support message to an individual). In applications of our model there would be no decision to be made. Every day an individual would receive a message regardless of their lapse risk, equivalent to a treat all condition. Therefore, we have constrained our evaluation to focus on the probability estimates for evaluating performance.</w:t>
-      </w:r>
-      <w:r>
-        <w:t xml:space="preserve"> </w:t>
-      </w:r>
-    </w:p>
-    <w:p>
-      <w:pPr>
-        <w:numPr>
-          <w:ilvl w:val="0"/>
-          <w:numId w:val="1003"/>
-        </w:numPr>
-      </w:pPr>
-      <w:r>
-        <w:t xml:space="preserve">Optimal thresholds depend on the setting, outcome prevalence, and the relative costs of misclassification, and should be addressed separately from discrimination evaluation (e.g., with a decision curve analysis).</w:t>
-      </w:r>
-      <w:r>
-        <w:t xml:space="preserve"> </w:t>
-      </w:r>
-    </w:p>
-    <w:p>
-      <w:pPr>
-        <w:numPr>
-          <w:ilvl w:val="0"/>
-          <w:numId w:val="1003"/>
-        </w:numPr>
-      </w:pPr>
-      <w:r>
-        <w:t xml:space="preserve">Discussion about GPS data. No evidence that geolocation offered incremental predictive value. Hard to get. With better sensing features could be more important. 12% of gps features were imputed as median. Low leverage for predictions.</w:t>
-      </w:r>
-    </w:p>
-    <w:p>
-      <w:pPr>
-        <w:numPr>
-          <w:ilvl w:val="0"/>
-          <w:numId w:val="1003"/>
-        </w:numPr>
-      </w:pPr>
-      <w:r>
-        <w:t xml:space="preserve">If all you care about is prediction, you don’t need gps. If you desire a more nuanced understanding of risk across a more diverse array of risk features than gps is helpful.</w:t>
-      </w:r>
-    </w:p>
-    <w:p>
-      <w:pPr>
-        <w:numPr>
-          <w:ilvl w:val="0"/>
-          <w:numId w:val="1003"/>
-        </w:numPr>
-      </w:pPr>
-      <w:r>
-        <w:t xml:space="preserve">GPS may be better if we did not rely on only known locations but could passively contextualize locations. May be better with more robust sensing methods.</w:t>
-      </w:r>
-    </w:p>
-    <w:p>
-      <w:pPr>
-        <w:numPr>
-          <w:ilvl w:val="0"/>
-          <w:numId w:val="1003"/>
-        </w:numPr>
-      </w:pPr>
-      <w:r>
-        <w:t xml:space="preserve">Overall, GPS didn’t hurt predictions but also didn’t add any value above and beyond daily surveys. Appears to overlap with EMA.</w:t>
-      </w:r>
-    </w:p>
-    <w:p>
-      <w:pPr>
-        <w:numPr>
-          <w:ilvl w:val="0"/>
-          <w:numId w:val="1003"/>
-        </w:numPr>
-      </w:pPr>
-      <w:r>
-        <w:t xml:space="preserve">Daily surveys remain to be a feasible and predictive signal even when measured over a year.</w:t>
-      </w:r>
-    </w:p>
-    <w:p>
-      <w:pPr>
-        <w:numPr>
-          <w:ilvl w:val="0"/>
-          <w:numId w:val="1003"/>
-        </w:numPr>
-      </w:pPr>
-      <w:r>
-        <w:t xml:space="preserve">Participants provided data for up to 12 months. This extended window of recovery (12 months vs. 3 months) is critical for evaluating the value of an algorithm intended for ongoing continuing care support and understanding how lapse risk evolves as people progress in their recovery (i.e., past 3 months). Unfortunately, our ability to address explanatory questions about the time course of lapse risk, and how individuals might cluster on different recovery trajectories is limited with traditional machine learning methods. These methods do not capture the repeated nature of sensing data. Each lapse prediction is treated as a new independent observation. We can account for the repeated observations in our sensing data by engineering features that capture individual changes over time to produce unbiased and precise estimates of predictive performance. However, more traditional time series models are better suited for understanding the temporal dynamics of lapse risk over long periods of recovery.</w:t>
-      </w:r>
-    </w:p>
-    <w:p>
-      <w:pPr>
-        <w:numPr>
-          <w:ilvl w:val="0"/>
-          <w:numId w:val="1003"/>
-        </w:numPr>
-      </w:pPr>
-      <w:r>
-        <w:t xml:space="preserve">The longer duration of participation also provides the opportunity to experiment with lagged prediction windows further than two weeks into the future (i.e., 1 month). However, in a machine learning framework, different models must be built to predict lapses at varying times in the future. For example, a recovery monitoring support system that detects both immediate lapse risk (i.e., in the next 24 hours) and future lapse risk (i.e, in the next 2 weeks and in the next month) would need three models. This approach is time consuming, cumbersome, and still only provides coarse understanding of time-course. Therefore, this study will only predict immediate lapse risk.</w:t>
+        <w:t xml:space="preserve">paid, and withdrawn for adherence, stillk nearly 78% of paprticipnat rmeainf on study for 6 months with this exckludion criteia</w:t>
       </w:r>
     </w:p>
     <w:bookmarkEnd w:id="77"/>

--- a/_manuscript/index.docx
+++ b/_manuscript/index.docx
@@ -5797,24 +5797,59 @@
     </w:p>
     <w:p>
       <w:pPr>
-        <w:numPr>
-          <w:ilvl w:val="0"/>
-          <w:numId w:val="1003"/>
-        </w:numPr>
-      </w:pPr>
-      <w:r>
-        <w:t xml:space="preserve">Top features</w:t>
-      </w:r>
-    </w:p>
-    <w:p>
-      <w:pPr>
-        <w:numPr>
-          <w:ilvl w:val="0"/>
-          <w:numId w:val="1003"/>
-        </w:numPr>
-      </w:pPr>
-      <w:r>
-        <w:t xml:space="preserve">paid, and withdrawn for adherence, stillk nearly 78% of paprticipnat rmeainf on study for 6 months with this exckludion criteia</w:t>
+        <w:pStyle w:val="BodyText"/>
+      </w:pPr>
+      <w:r>
+        <w:t xml:space="preserve">When using a standard mean absolute Shapley value approach to estimate feature importance, the most important feature was prior opioid use. This finding is consistent with the relapse‑prevention literature, which identifies lapse as an important precursor to relapse, as well as prior prediction research demonstrating that lapses predict future lapses</w:t>
+      </w:r>
+      <w:r>
+        <w:t xml:space="preserve"> </w:t>
+      </w:r>
+      <w:r>
+        <w:t xml:space="preserve">(Wyant et al., 2024)</w:t>
+      </w:r>
+      <w:r>
+        <w:t xml:space="preserve">. Notably, this feature had a mean absolute Shapley value that was nearly two-fold higher than the next most important feature. When considering this model in the context of a recovery support monitoring system that provides daily insight into lapse risk, this finding may be misleading. Fewer than 2% of day-level observations contained a lapse, and the majority of participants did not lapse at all. Among those who did lapse, many only lapsed one time. Given that lapse cannot be used as a predictor until after it has occurred, other features may represent more actionable and clinically meaningful targets for intervention in most cases.</w:t>
+      </w:r>
+    </w:p>
+    <w:p>
+      <w:pPr>
+        <w:pStyle w:val="BodyText"/>
+      </w:pPr>
+      <w:r>
+        <w:t xml:space="preserve">A more informative approach to characterize feature importance is to consider the proportion of observations in which a given feature had the highest Shapley value. This approach considers both the magnitude of a feature’s effect (in terms of log-odds change in the prediction) and its prevalence across observations. Using this approach, urge ratings and abstinence confidence emerged as the features most frequently influencing lapse risk predictions. This suggests that individuals may benefit more often from recovery recommendations focussed on reducing urges (e.g., urge surfing) and increasing abstinence confidence (e.g., reflecting on recent successes). Additionally, this approach showed that while some features have low average importance across all individuals and observations, they can be highly important on certain days for certain individuals (e.g., self-reports of anger).</w:t>
+      </w:r>
+    </w:p>
+    <w:p>
+      <w:pPr>
+        <w:pStyle w:val="BodyText"/>
+      </w:pPr>
+      <w:r>
+        <w:t xml:space="preserve">Across both feature importance approaches, geolocation features emerged among the top subset of features. Specifically, location variance, time spent in helpful and harmful locations, and time spent at locations were religious activities are performed were among the top ten features. These findings suggest that although geolocation features may not provide unique signal for prediction, it may be worthwhile to still include them in the model to expand opportunities for intervention and provide precision-oriented recovery support.</w:t>
+      </w:r>
+    </w:p>
+    <w:p>
+      <w:pPr>
+        <w:pStyle w:val="BodyText"/>
+      </w:pPr>
+      <w:r>
+        <w:t xml:space="preserve">A final limitation of our study is that participants were compensated for completing daily surveys and providing geolocation data, which may have influenced their willingness to provide data. However, participants received no additional direct benefit from their participation beyond financial compensation. In real‑world implementations, individuals may be more motivated to share data when it enables personalized recovery support. This perceived benefit may outweigh the burden of data collection, posibbly even more so than financial incentive.</w:t>
+      </w:r>
+    </w:p>
+    <w:p>
+      <w:pPr>
+        <w:pStyle w:val="BodyText"/>
+      </w:pPr>
+      <w:r>
+        <w:t xml:space="preserve">Additionally, we implemented daily survey compliance thresholds to exclude participants and adjust study end dates. This criterion was important because we generated our lapse labels from the daily survey data and thus we required consistent collection of this data stream for accurate observation labels. As a result, our estimates of adherence and model performance may be slightly optimistic. Still, even with this criterion, nearly 78% of participants remained in the study for at least six months, suggesting that long-term monitoring with daily surveys is feasible for a substantial proportion of individuals in this population.</w:t>
+      </w:r>
+    </w:p>
+    <w:p>
+      <w:pPr>
+        <w:pStyle w:val="BodyText"/>
+      </w:pPr>
+      <w:r>
+        <w:t xml:space="preserve">In conclusion, it is possible to predict future lapses back to opioid use using smartphone sensing data.</w:t>
       </w:r>
     </w:p>
     <w:bookmarkEnd w:id="77"/>
@@ -7827,9 +7862,6 @@
     <w:lvlOverride w:ilvl="8">
       <w:startOverride w:val="1"/>
     </w:lvlOverride>
-  </w:num>
-  <w:num w:numId="1003">
-    <w:abstractNumId w:val="991"/>
   </w:num>
 </w:numbering>
 </file>

--- a/_manuscript/index.docx
+++ b/_manuscript/index.docx
@@ -5849,7 +5849,7 @@
         <w:pStyle w:val="BodyText"/>
       </w:pPr>
       <w:r>
-        <w:t xml:space="preserve">In conclusion, it is possible to predict future lapses back to opioid use using smartphone sensing data.</w:t>
+        <w:t xml:space="preserve">In conclusion, it is possible to predict future lapses back to opioid use using smartphone sensing data. Daily surveys and geolocation sensing provide diverse coverage of important risk factors for lapse. Daily recovery recommendations can be mapped onto these factors to deliver support that is personalized to both the person and the moment. While this model was evaluated in a research setting, our use of a national clinical sample of individuals with opioid use disorder suggests it represents a promising step toward future real‑world implementation and evaluation.</w:t>
       </w:r>
     </w:p>
     <w:bookmarkEnd w:id="77"/>

--- a/_manuscript/index.docx
+++ b/_manuscript/index.docx
@@ -227,7 +227,7 @@
         <w:t xml:space="preserve">(Jones et al., 2019; Wyant et al., 2023)</w:t>
       </w:r>
       <w:r>
-        <w:t xml:space="preserve">. However, it is less clear to what extent people in recovery from illicit substance use disorders can, or are willing to, report risk information accurately enough to develop prediction models. People with SUDs may experience greater instability in their day-to-day lives (e.g., stigma or legal consequences may make access to healthcare, stable housing, or supportive relationships more difficult). This instability could make it difficult to recall and report recent behaviors and events promptly or accurately. It may also skew baseline perceptions of what constitutes a risky or stressful experience.</w:t>
+        <w:t xml:space="preserve">. However, it is less clear to what extent people in recovery from illicit substance use disorders can, or are willing to, report risk information accurately enough to develop prediction models. People with substance use disorders (SUD) may experience greater instability in their day-to-day lives (e.g., stigma or legal consequences may make access to healthcare, stable housing, or supportive relationships more difficult). This instability could make it difficult to recall and report recent behaviors and events promptly or accurately. It may also skew baseline perceptions of what constitutes a risky or stressful experience.</w:t>
       </w:r>
     </w:p>
     <w:p>
@@ -294,17 +294,7 @@
         <w:t xml:space="preserve"> </w:t>
       </w:r>
       <w:r>
-        <w:t xml:space="preserve">(</w:t>
-      </w:r>
-      <w:r>
-        <w:rPr>
-          <w:b/>
-          <w:bCs/>
-        </w:rPr>
-        <w:t xml:space="preserve">collinsTRIPODAIStatementUpdated2024?</w:t>
-      </w:r>
-      <w:r>
-        <w:t xml:space="preserve">)</w:t>
+        <w:t xml:space="preserve">(Collins et al., 2024)</w:t>
       </w:r>
       <w:r>
         <w:t xml:space="preserve">. A TRIPOD+AI checklist is available in the supplement.</w:t>
@@ -510,33 +500,7 @@
         <w:t xml:space="preserve"> </w:t>
       </w:r>
       <w:r>
-        <w:t xml:space="preserve">(Greenfield et al., 2007; Kilaru et al., 2020; Lofaro et al., 2025; Olfson et al., 2022; Pinedo, 2019;</w:t>
-      </w:r>
-      <w:r>
-        <w:t xml:space="preserve"> </w:t>
-      </w:r>
-      <w:r>
-        <w:rPr>
-          <w:b/>
-          <w:bCs/>
-        </w:rPr>
-        <w:t xml:space="preserve">martinNeedReceiptSubstance2022?</w:t>
-      </w:r>
-      <w:r>
-        <w:t xml:space="preserve">;</w:t>
-      </w:r>
-      <w:r>
-        <w:t xml:space="preserve"> </w:t>
-      </w:r>
-      <w:r>
-        <w:rPr>
-          <w:b/>
-          <w:bCs/>
-        </w:rPr>
-        <w:t xml:space="preserve">xinExploringIntersectionalityStigma2023?</w:t>
-      </w:r>
-      <w:r>
-        <w:t xml:space="preserve">)</w:t>
+        <w:t xml:space="preserve">(Greenfield et al., 2007; Kilaru et al., 2020; Lofaro et al., 2025; Martin et al., 2022; Olfson et al., 2022; Pinedo, 2019; Xin et al., 2023)</w:t>
       </w:r>
       <w:r>
         <w:t xml:space="preserve">.</w:t>
@@ -553,17 +517,7 @@
         <w:t xml:space="preserve"> </w:t>
       </w:r>
       <w:r>
-        <w:t xml:space="preserve">(</w:t>
-      </w:r>
-      <w:r>
-        <w:rPr>
-          <w:b/>
-          <w:bCs/>
-        </w:rPr>
-        <w:t xml:space="preserve">americanpsychiatricassociationDiagnosticStatisticalManual2022?</w:t>
-      </w:r>
-      <w:r>
-        <w:t xml:space="preserve">)</w:t>
+        <w:t xml:space="preserve">(American Psychiatric Association, 2022)</w:t>
       </w:r>
       <w:r>
         <w:t xml:space="preserve">, past month opioid use, past month residential treatment for OUD, past month receipt of psychiatric medication, preferred opioid, preferred route of administration, and lifetime history of overdose. As part of the aims of the parent project, we collected many other trait and state measures throughout the study. A complete list of all measures can be found in our registered report</w:t>
@@ -884,17 +838,7 @@
         <w:t xml:space="preserve"> </w:t>
       </w:r>
       <w:r>
-        <w:t xml:space="preserve">(</w:t>
-      </w:r>
-      <w:r>
-        <w:rPr>
-          <w:b/>
-          <w:bCs/>
-        </w:rPr>
-        <w:t xml:space="preserve">vandewieleOverlyOptimisticPrediction2021?</w:t>
-      </w:r>
-      <w:r>
-        <w:t xml:space="preserve">)</w:t>
+        <w:t xml:space="preserve">(Vandewiele et al., 2021)</w:t>
       </w:r>
       <w:r>
         <w:t xml:space="preserve">. All model configurations were fit for the full model and the three feature ablation models (ablated daily survey features, ablated geolocation features, and ablated daily survey and geolocation features combined).</w:t>
@@ -1001,17 +945,7 @@
         <w:t xml:space="preserve"> </w:t>
       </w:r>
       <w:r>
-        <w:t xml:space="preserve">(</w:t>
-      </w:r>
-      <w:r>
-        <w:rPr>
-          <w:b/>
-          <w:bCs/>
-        </w:rPr>
-        <w:t xml:space="preserve">plattProbabilisticOutputsSupport1999?</w:t>
-      </w:r>
-      <w:r>
-        <w:t xml:space="preserve">)</w:t>
+        <w:t xml:space="preserve">(Platt, 1999)</w:t>
       </w:r>
       <w:r>
         <w:t xml:space="preserve">. We provided a calibration plot of these raw and calibrated probabilities. To characterize overall performance we reported Brier scores for the raw and calibrated probabilities. Brier scores are the mean squared difference between the predicted probabilities and observed outcome and range from 0 (perfect accuracy) to 1 (perfect inaccuracy). We also provided histograms of risk probability distributions by true lapse outcome.</w:t>
@@ -5736,7 +5670,7 @@
         <w:pStyle w:val="FirstParagraph"/>
       </w:pPr>
       <w:r>
-        <w:t xml:space="preserve">Our full model demonstrated that it is possible to predict future next-day lapses back to opioid use with high accuracy using smartphone sensing methods (auROC = 0.94). Our model’s predictions were well-calibrated, meaning that our probabilities closely matched true observed lapse rates. This is exciting given that our goal was to build a model that could provide insight into lapse risk.</w:t>
+        <w:t xml:space="preserve">Our full model demonstrated that it is possible to future next-day lapses back to opioid use with high accuracy using smartphone sensing data (auROC = 0.94). Model predictions were well-calibrated, with estimated probabilities closely aligning with observed lapse rates. This is exciting given that our goal was to build a model that could provide insight into lapse risk.</w:t>
       </w:r>
     </w:p>
     <w:p>
@@ -5744,7 +5678,7 @@
         <w:pStyle w:val="BodyText"/>
       </w:pPr>
       <w:r>
-        <w:t xml:space="preserve">Ablation model comparisons revealed that daily surveys alone captured nearly all of this predictive signal (auROC = 0.94). To our knowledge, no other published substance use studies have collected daily survey data from participants continuously over the course of one year. Survey adherence rates in our sample were comparable to those observed in other clinical populations, suggesting that self‑report surveys are a feasible and scalable sensing method for long‑term monitoring in this population.</w:t>
+        <w:t xml:space="preserve">Ablation model comparisons revealed that daily surveys alone captured nearly all of this predictive signal (auROC = 0.94). To our knowledge, no other published SUD study has collected daily survey data from participants continuously over the course of one year. Survey adherence rates in our sample were comparable to those observed in other clinical populations, suggesting that self‑report surveys are a feasible and risk-relevant sensing method for long‑term monitoring in this population.</w:t>
       </w:r>
     </w:p>
     <w:p>
@@ -5752,7 +5686,7 @@
         <w:pStyle w:val="BodyText"/>
       </w:pPr>
       <w:r>
-        <w:t xml:space="preserve">When daily surveys were ablated from the model, predictive performance dropped substantially (auROC = 0.63). Although this performance remained above chance and exceeded that of a demographics‑only model (with both geolocation and daily surveys ablated; auROC = 0.55), it indicates that geolocation features captured only modest independent predictive signal. Moreover, given that ablating geolocation features did not result in any drop in performance, this signal likely overlaps with information already captured with the daily surveys. It is possible that the relatively low predictive value of geolocation sensing in this study was due to methodological limitations.</w:t>
+        <w:t xml:space="preserve">When daily surveys were ablated from the model, predictive performance dropped substantially (auROC = 0.63). Although this performance remained above chance and exceeded that of a demographics‑only model (with both geolocation and daily surveys ablated; auROC = 0.55), it indicates that geolocation features captured only modest predictive signal. Moreover, given that ablating geolocation features did not result in any drop in performance, this signal likely overlaps with information already captured with the daily surveys. It is possible that the relatively low predictive value of geolocation sensing in this study was due to methodological limitations.</w:t>
       </w:r>
     </w:p>
     <w:p>
@@ -5800,7 +5734,7 @@
         <w:pStyle w:val="BodyText"/>
       </w:pPr>
       <w:r>
-        <w:t xml:space="preserve">When using a standard mean absolute Shapley value approach to estimate feature importance, the most important feature was prior opioid use. This finding is consistent with the relapse‑prevention literature, which identifies lapse as an important precursor to relapse, as well as prior prediction research demonstrating that lapses predict future lapses</w:t>
+        <w:t xml:space="preserve">When using a standard mean absolute Shapley value approach to estimate average feature importance across observations, the most important feature was prior opioid use. This finding is consistent with the relapse‑prevention literature, which identifies lapse as an important precursor to relapse, and prior prediction research demonstrating that lapses predict future lapses</w:t>
       </w:r>
       <w:r>
         <w:t xml:space="preserve"> </w:t>
@@ -5809,7 +5743,7 @@
         <w:t xml:space="preserve">(Wyant et al., 2024)</w:t>
       </w:r>
       <w:r>
-        <w:t xml:space="preserve">. Notably, this feature had a mean absolute Shapley value that was nearly two-fold higher than the next most important feature. When considering this model in the context of a recovery support monitoring system that provides daily insight into lapse risk, this finding may be misleading. Fewer than 2% of day-level observations contained a lapse, and the majority of participants did not lapse at all. Among those who did lapse, many only lapsed one time. Given that lapse cannot be used as a predictor until after it has occurred, other features may represent more actionable and clinically meaningful targets for intervention in most cases.</w:t>
+        <w:t xml:space="preserve">. Notably, this feature had a mean absolute Shapley value that was nearly two-fold higher than the next most important feature. When considering this model in the context of a recovery monitoring support system that provides daily insight into lapse risk, this finding may be misleading. Fewer than 2% of day-level observations contained a lapse, and the majority of participants did not lapse at all. Among those who did lapse, many only lapsed one time. Given that lapse cannot be used as a predictor until after it has occurred, in most cases other features may represent more clinically meaningful targets for intervention.</w:t>
       </w:r>
     </w:p>
     <w:p>
@@ -5817,7 +5751,7 @@
         <w:pStyle w:val="BodyText"/>
       </w:pPr>
       <w:r>
-        <w:t xml:space="preserve">A more informative approach to characterize feature importance is to consider the proportion of observations in which a given feature had the highest Shapley value. This approach considers both the magnitude of a feature’s effect (in terms of log-odds change in the prediction) and its prevalence across observations. Using this approach, urge ratings and abstinence confidence emerged as the features most frequently influencing lapse risk predictions. This suggests that individuals may benefit more often from recovery recommendations focussed on reducing urges (e.g., urge surfing) and increasing abstinence confidence (e.g., reflecting on recent successes). Additionally, this approach showed that while some features have low average importance across all individuals and observations, they can be highly important on certain days for certain individuals (e.g., self-reports of anger).</w:t>
+        <w:t xml:space="preserve">A more informative approach to characterize feature importance is to consider the proportion of observations in which a given feature had the highest Shapley value. This approach considers both the magnitude of a feature’s effect (in terms of log-odds change in the prediction) and its prevalence across observations. Using this approach, urge ratings and abstinence confidence emerged as the features most frequently influencing lapse risk predictions. This suggests that individuals may benefit more often from recovery recommendations focussed on reducing urges (e.g., urge surfing) and increasing abstinence confidence (e.g., reflecting on recent successes). Additionally, this approach showed that while some features have low average importance (across all individuals and observations), they can be highly important on certain days for certain individuals (e.g., self-reports of anger).</w:t>
       </w:r>
     </w:p>
     <w:p>
@@ -5825,7 +5759,7 @@
         <w:pStyle w:val="BodyText"/>
       </w:pPr>
       <w:r>
-        <w:t xml:space="preserve">Across both feature importance approaches, geolocation features emerged among the top subset of features. Specifically, location variance, time spent in helpful and harmful locations, and time spent at locations were religious activities are performed were among the top ten features. These findings suggest that although geolocation features may not provide unique signal for prediction, it may be worthwhile to still include them in the model to expand opportunities for intervention and provide precision-oriented recovery support.</w:t>
+        <w:t xml:space="preserve">Across both feature importance approaches, geolocation features emerged among the top subset of features. Specifically, location variance, time spent in helpful and harmful locations, and time spent at locations where religious activities are performed were among the top ten features. These findings suggest that although geolocation features may not provide unique signal for prediction, it may be worthwhile to still include them in the model to expand opportunities for intervention and provide precision-oriented recovery support.</w:t>
       </w:r>
     </w:p>
     <w:p>
@@ -5853,7 +5787,7 @@
       </w:r>
     </w:p>
     <w:bookmarkEnd w:id="77"/>
-    <w:bookmarkStart w:id="125" w:name="references"/>
+    <w:bookmarkStart w:id="135" w:name="references"/>
     <w:p>
       <w:pPr>
         <w:pStyle w:val="Heading1"/>
@@ -5862,13 +5796,50 @@
         <w:t xml:space="preserve">References</w:t>
       </w:r>
     </w:p>
-    <w:bookmarkStart w:id="124" w:name="refs"/>
-    <w:bookmarkStart w:id="79" w:name="ref-chtc"/>
+    <w:bookmarkStart w:id="134" w:name="refs"/>
+    <w:bookmarkStart w:id="78" w:name="Xa6cc3d705527cff91ec886314240e7a8b04e8dd"/>
     <w:p>
       <w:pPr>
         <w:pStyle w:val="Bibliography"/>
       </w:pPr>
       <w:r>
+        <w:t xml:space="preserve">American Psychiatric Association. (2022).</w:t>
+      </w:r>
+      <w:r>
+        <w:t xml:space="preserve"> </w:t>
+      </w:r>
+      <w:r>
+        <w:rPr>
+          <w:i/>
+          <w:iCs/>
+        </w:rPr>
+        <w:t xml:space="preserve">Diagnostic and statistical manual of mental disorders :</w:t>
+      </w:r>
+      <w:r>
+        <w:rPr>
+          <w:i/>
+          <w:iCs/>
+        </w:rPr>
+        <w:t xml:space="preserve"> </w:t>
+      </w:r>
+      <w:r>
+        <w:rPr>
+          <w:i/>
+          <w:iCs/>
+        </w:rPr>
+        <w:t xml:space="preserve">DSM-5-TR</w:t>
+      </w:r>
+      <w:r>
+        <w:t xml:space="preserve">. 5th edition, text revision. Washington, DC : American Psychiatric Association Publishing, 2022.</w:t>
+      </w:r>
+    </w:p>
+    <w:bookmarkEnd w:id="78"/>
+    <w:bookmarkStart w:id="80" w:name="ref-chtc"/>
+    <w:p>
+      <w:pPr>
+        <w:pStyle w:val="Bibliography"/>
+      </w:pPr>
+      <w:r>
         <w:t xml:space="preserve">Center for High Throughput Computing. (2006).</w:t>
       </w:r>
       <w:r>
@@ -5887,7 +5858,7 @@
       <w:r>
         <w:t xml:space="preserve"> </w:t>
       </w:r>
-      <w:hyperlink r:id="rId78">
+      <w:hyperlink r:id="rId79">
         <w:r>
           <w:rPr>
             <w:rStyle w:val="Hyperlink"/>
@@ -5896,13 +5867,78 @@
         </w:r>
       </w:hyperlink>
     </w:p>
-    <w:bookmarkEnd w:id="79"/>
-    <w:bookmarkStart w:id="80" w:name="X5df69cab398edda98b0028d1d2ef3313da2d6d1"/>
+    <w:bookmarkEnd w:id="80"/>
+    <w:bookmarkStart w:id="82" w:name="ref-collinsTRIPODAIStatementUpdated2024"/>
     <w:p>
       <w:pPr>
         <w:pStyle w:val="Bibliography"/>
       </w:pPr>
       <w:r>
+        <w:t xml:space="preserve">Collins, G. S., Moons, K. G. M., Dhiman, P., Riley, R. D., Beam, A. L., Van Calster, B., Ghassemi, M., Liu, X., Reitsma, J. B., Van Smeden, M., Boulesteix, A.-L., Camaradou, J. C., Celi, L. A., Denaxas, S., Denniston, A. K., Glocker, B., Golub, R. M., Harvey, H., Heinze, G., … Logullo, P. (2024).</w:t>
+      </w:r>
+      <w:r>
+        <w:t xml:space="preserve"> </w:t>
+      </w:r>
+      <w:r>
+        <w:t xml:space="preserve">TRIPOD</w:t>
+      </w:r>
+      <w:r>
+        <w:t xml:space="preserve">+</w:t>
+      </w:r>
+      <w:r>
+        <w:t xml:space="preserve">AI</w:t>
+      </w:r>
+      <w:r>
+        <w:t xml:space="preserve"> </w:t>
+      </w:r>
+      <w:r>
+        <w:t xml:space="preserve">statement: Updated guidance for reporting clinical prediction models that use regression or machine learning methods.</w:t>
+      </w:r>
+      <w:r>
+        <w:t xml:space="preserve"> </w:t>
+      </w:r>
+      <w:r>
+        <w:rPr>
+          <w:i/>
+          <w:iCs/>
+        </w:rPr>
+        <w:t xml:space="preserve">BMJ</w:t>
+      </w:r>
+      <w:r>
+        <w:t xml:space="preserve">,</w:t>
+      </w:r>
+      <w:r>
+        <w:t xml:space="preserve"> </w:t>
+      </w:r>
+      <w:r>
+        <w:rPr>
+          <w:i/>
+          <w:iCs/>
+        </w:rPr>
+        <w:t xml:space="preserve">385</w:t>
+      </w:r>
+      <w:r>
+        <w:t xml:space="preserve">, e078378.</w:t>
+      </w:r>
+      <w:r>
+        <w:t xml:space="preserve"> </w:t>
+      </w:r>
+      <w:hyperlink r:id="rId81">
+        <w:r>
+          <w:rPr>
+            <w:rStyle w:val="Hyperlink"/>
+          </w:rPr>
+          <w:t xml:space="preserve">https://doi.org/10.1136/bmj-2023-078378</w:t>
+        </w:r>
+      </w:hyperlink>
+    </w:p>
+    <w:bookmarkEnd w:id="82"/>
+    <w:bookmarkStart w:id="83" w:name="X5df69cab398edda98b0028d1d2ef3313da2d6d1"/>
+    <w:p>
+      <w:pPr>
+        <w:pStyle w:val="Bibliography"/>
+      </w:pPr>
+      <w:r>
         <w:t xml:space="preserve">Economic Research Service US Department of Agriculture. (n.d.).</w:t>
       </w:r>
       <w:r>
@@ -5975,8 +6011,8 @@
         <w:t xml:space="preserve">. https://www.ers.usda.gov/data-products/rural-urban-commuting-area-codes/users-guide.</w:t>
       </w:r>
     </w:p>
-    <w:bookmarkEnd w:id="80"/>
-    <w:bookmarkStart w:id="82" w:name="ref-epsteinPredictionStressDrug2020"/>
+    <w:bookmarkEnd w:id="83"/>
+    <w:bookmarkStart w:id="85" w:name="ref-epsteinPredictionStressDrug2020"/>
     <w:p>
       <w:pPr>
         <w:pStyle w:val="Bibliography"/>
@@ -6025,7 +6061,7 @@
       <w:r>
         <w:t xml:space="preserve"> </w:t>
       </w:r>
-      <w:hyperlink r:id="rId81">
+      <w:hyperlink r:id="rId84">
         <w:r>
           <w:rPr>
             <w:rStyle w:val="Hyperlink"/>
@@ -6034,8 +6070,8 @@
         </w:r>
       </w:hyperlink>
     </w:p>
-    <w:bookmarkEnd w:id="82"/>
-    <w:bookmarkStart w:id="84" w:name="ref-florenceEconomicBurdenOpioid2021"/>
+    <w:bookmarkEnd w:id="85"/>
+    <w:bookmarkStart w:id="87" w:name="ref-florenceEconomicBurdenOpioid2021"/>
     <w:p>
       <w:pPr>
         <w:pStyle w:val="Bibliography"/>
@@ -6081,7 +6117,7 @@
       <w:r>
         <w:t xml:space="preserve"> </w:t>
       </w:r>
-      <w:hyperlink r:id="rId83">
+      <w:hyperlink r:id="rId86">
         <w:r>
           <w:rPr>
             <w:rStyle w:val="Hyperlink"/>
@@ -6090,8 +6126,8 @@
         </w:r>
       </w:hyperlink>
     </w:p>
-    <w:bookmarkEnd w:id="84"/>
-    <w:bookmarkStart w:id="85" w:name="ref-goodrichRstanarmBayesianApplied2023"/>
+    <w:bookmarkEnd w:id="87"/>
+    <w:bookmarkStart w:id="88" w:name="ref-goodrichRstanarmBayesianApplied2023"/>
     <w:p>
       <w:pPr>
         <w:pStyle w:val="Bibliography"/>
@@ -6155,8 +6191,8 @@
         <w:t xml:space="preserve">.</w:t>
       </w:r>
     </w:p>
-    <w:bookmarkEnd w:id="85"/>
-    <w:bookmarkStart w:id="87" w:name="Xa203ab3abd150ead1a7854a9fa5726c8a273f52"/>
+    <w:bookmarkEnd w:id="88"/>
+    <w:bookmarkStart w:id="90" w:name="Xa203ab3abd150ead1a7854a9fa5726c8a273f52"/>
     <w:p>
       <w:pPr>
         <w:pStyle w:val="Bibliography"/>
@@ -6205,7 +6241,7 @@
       <w:r>
         <w:t xml:space="preserve"> </w:t>
       </w:r>
-      <w:hyperlink r:id="rId86">
+      <w:hyperlink r:id="rId89">
         <w:r>
           <w:rPr>
             <w:rStyle w:val="Hyperlink"/>
@@ -6214,8 +6250,8 @@
         </w:r>
       </w:hyperlink>
     </w:p>
-    <w:bookmarkEnd w:id="87"/>
-    <w:bookmarkStart w:id="89" w:name="X805b64c6cb0e2e29672f0738918e5324c4e18a1"/>
+    <w:bookmarkEnd w:id="90"/>
+    <w:bookmarkStart w:id="92" w:name="X805b64c6cb0e2e29672f0738918e5324c4e18a1"/>
     <w:p>
       <w:pPr>
         <w:pStyle w:val="Bibliography"/>
@@ -6252,7 +6288,7 @@
       <w:r>
         <w:t xml:space="preserve"> </w:t>
       </w:r>
-      <w:hyperlink r:id="rId88">
+      <w:hyperlink r:id="rId91">
         <w:r>
           <w:rPr>
             <w:rStyle w:val="Hyperlink"/>
@@ -6261,8 +6297,8 @@
         </w:r>
       </w:hyperlink>
     </w:p>
-    <w:bookmarkEnd w:id="89"/>
-    <w:bookmarkStart w:id="90" w:name="X8b12ef138ca23b48f269e0b446537ae876fd725"/>
+    <w:bookmarkEnd w:id="92"/>
+    <w:bookmarkStart w:id="93" w:name="X8b12ef138ca23b48f269e0b446537ae876fd725"/>
     <w:p>
       <w:pPr>
         <w:pStyle w:val="Bibliography"/>
@@ -6298,8 +6334,8 @@
         <w:t xml:space="preserve">. https://www.hrsa.gov/rural-health/about-us/what-is-rural.</w:t>
       </w:r>
     </w:p>
-    <w:bookmarkEnd w:id="90"/>
-    <w:bookmarkStart w:id="92" w:name="X124ba946b4d19c4d3454f7989a2955eb824b98a"/>
+    <w:bookmarkEnd w:id="93"/>
+    <w:bookmarkStart w:id="95" w:name="X124ba946b4d19c4d3454f7989a2955eb824b98a"/>
     <w:p>
       <w:pPr>
         <w:pStyle w:val="Bibliography"/>
@@ -6336,7 +6372,7 @@
       <w:r>
         <w:t xml:space="preserve"> </w:t>
       </w:r>
-      <w:hyperlink r:id="rId91">
+      <w:hyperlink r:id="rId94">
         <w:r>
           <w:rPr>
             <w:rStyle w:val="Hyperlink"/>
@@ -6345,8 +6381,8 @@
         </w:r>
       </w:hyperlink>
     </w:p>
-    <w:bookmarkEnd w:id="92"/>
-    <w:bookmarkStart w:id="94" w:name="ref-hserHighMortalityPatients2017"/>
+    <w:bookmarkEnd w:id="95"/>
+    <w:bookmarkStart w:id="97" w:name="ref-hserHighMortalityPatients2017"/>
     <w:p>
       <w:pPr>
         <w:pStyle w:val="Bibliography"/>
@@ -6404,7 +6440,7 @@
       <w:r>
         <w:t xml:space="preserve"> </w:t>
       </w:r>
-      <w:hyperlink r:id="rId93">
+      <w:hyperlink r:id="rId96">
         <w:r>
           <w:rPr>
             <w:rStyle w:val="Hyperlink"/>
@@ -6413,8 +6449,8 @@
         </w:r>
       </w:hyperlink>
     </w:p>
-    <w:bookmarkEnd w:id="94"/>
-    <w:bookmarkStart w:id="96" w:name="X9dfa929848d202736296032659cec14e42606bb"/>
+    <w:bookmarkEnd w:id="97"/>
+    <w:bookmarkStart w:id="99" w:name="X9dfa929848d202736296032659cec14e42606bb"/>
     <w:p>
       <w:pPr>
         <w:pStyle w:val="Bibliography"/>
@@ -6451,7 +6487,7 @@
       <w:r>
         <w:t xml:space="preserve"> </w:t>
       </w:r>
-      <w:hyperlink r:id="rId95">
+      <w:hyperlink r:id="rId98">
         <w:r>
           <w:rPr>
             <w:rStyle w:val="Hyperlink"/>
@@ -6460,8 +6496,8 @@
         </w:r>
       </w:hyperlink>
     </w:p>
-    <w:bookmarkEnd w:id="96"/>
-    <w:bookmarkStart w:id="98" w:name="ref-kilaruIncidenceTreatmentOpioid2020"/>
+    <w:bookmarkEnd w:id="99"/>
+    <w:bookmarkStart w:id="101" w:name="ref-kilaruIncidenceTreatmentOpioid2020"/>
     <w:p>
       <w:pPr>
         <w:pStyle w:val="Bibliography"/>
@@ -6531,7 +6567,7 @@
       <w:r>
         <w:t xml:space="preserve"> </w:t>
       </w:r>
-      <w:hyperlink r:id="rId97">
+      <w:hyperlink r:id="rId100">
         <w:r>
           <w:rPr>
             <w:rStyle w:val="Hyperlink"/>
@@ -6540,8 +6576,8 @@
         </w:r>
       </w:hyperlink>
     </w:p>
-    <w:bookmarkEnd w:id="98"/>
-    <w:bookmarkStart w:id="99" w:name="Xa93a98d1ce255982a5ea923c39451c32053b2a2"/>
+    <w:bookmarkEnd w:id="101"/>
+    <w:bookmarkStart w:id="102" w:name="Xa93a98d1ce255982a5ea923c39451c32053b2a2"/>
     <w:p>
       <w:pPr>
         <w:pStyle w:val="Bibliography"/>
@@ -6633,8 +6669,8 @@
         <w:t xml:space="preserve">.</w:t>
       </w:r>
     </w:p>
-    <w:bookmarkEnd w:id="99"/>
-    <w:bookmarkStart w:id="100" w:name="ref-kuhnTidymodelsCollectionPackages2020"/>
+    <w:bookmarkEnd w:id="102"/>
+    <w:bookmarkStart w:id="103" w:name="ref-kuhnTidymodelsCollectionPackages2020"/>
     <w:p>
       <w:pPr>
         <w:pStyle w:val="Bibliography"/>
@@ -6656,8 +6692,8 @@
         <w:t xml:space="preserve">.</w:t>
       </w:r>
     </w:p>
-    <w:bookmarkEnd w:id="100"/>
-    <w:bookmarkStart w:id="102" w:name="ref-lofaroRuralUrbanDifferences2025"/>
+    <w:bookmarkEnd w:id="103"/>
+    <w:bookmarkStart w:id="105" w:name="ref-lofaroRuralUrbanDifferences2025"/>
     <w:p>
       <w:pPr>
         <w:pStyle w:val="Bibliography"/>
@@ -6694,7 +6730,7 @@
       <w:r>
         <w:t xml:space="preserve"> </w:t>
       </w:r>
-      <w:hyperlink r:id="rId101">
+      <w:hyperlink r:id="rId104">
         <w:r>
           <w:rPr>
             <w:rStyle w:val="Hyperlink"/>
@@ -6703,8 +6739,8 @@
         </w:r>
       </w:hyperlink>
     </w:p>
-    <w:bookmarkEnd w:id="102"/>
-    <w:bookmarkStart w:id="103" w:name="X34be55f2a2ff67a14e7206627bb93b426490c87"/>
+    <w:bookmarkEnd w:id="105"/>
+    <w:bookmarkStart w:id="106" w:name="X34be55f2a2ff67a14e7206627bb93b426490c87"/>
     <w:p>
       <w:pPr>
         <w:pStyle w:val="Bibliography"/>
@@ -6796,8 +6832,8 @@
         <w:t xml:space="preserve">, 4768–4777.</w:t>
       </w:r>
     </w:p>
-    <w:bookmarkEnd w:id="103"/>
-    <w:bookmarkStart w:id="105" w:name="Xcd5b1eed29ae982ceb2faccc95458d58289f03d"/>
+    <w:bookmarkEnd w:id="106"/>
+    <w:bookmarkStart w:id="108" w:name="Xcd5b1eed29ae982ceb2faccc95458d58289f03d"/>
     <w:p>
       <w:pPr>
         <w:pStyle w:val="Bibliography"/>
@@ -6834,7 +6870,7 @@
       <w:r>
         <w:t xml:space="preserve"> </w:t>
       </w:r>
-      <w:hyperlink r:id="rId104">
+      <w:hyperlink r:id="rId107">
         <w:r>
           <w:rPr>
             <w:rStyle w:val="Hyperlink"/>
@@ -6843,13 +6879,99 @@
         </w:r>
       </w:hyperlink>
     </w:p>
-    <w:bookmarkEnd w:id="105"/>
-    <w:bookmarkStart w:id="107" w:name="ref-mohrPersonalSensingUnderstanding2017"/>
+    <w:bookmarkEnd w:id="108"/>
+    <w:bookmarkStart w:id="110" w:name="ref-martinNeedReceiptSubstance2022"/>
     <w:p>
       <w:pPr>
         <w:pStyle w:val="Bibliography"/>
       </w:pPr>
       <w:r>
+        <w:t xml:space="preserve">Martin, C. E., Parlier-Ahmad, A. B., Beck, L., Scialli, A., &amp; Terplan, M. (2022). Need for and</w:t>
+      </w:r>
+      <w:r>
+        <w:t xml:space="preserve"> </w:t>
+      </w:r>
+      <w:r>
+        <w:t xml:space="preserve">Receipt</w:t>
+      </w:r>
+      <w:r>
+        <w:t xml:space="preserve"> </w:t>
+      </w:r>
+      <w:r>
+        <w:t xml:space="preserve">of</w:t>
+      </w:r>
+      <w:r>
+        <w:t xml:space="preserve"> </w:t>
+      </w:r>
+      <w:r>
+        <w:t xml:space="preserve">Substance Use Disorder Treatment Among Adults</w:t>
+      </w:r>
+      <w:r>
+        <w:t xml:space="preserve">, by</w:t>
+      </w:r>
+      <w:r>
+        <w:t xml:space="preserve"> </w:t>
+      </w:r>
+      <w:r>
+        <w:t xml:space="preserve">Gender</w:t>
+      </w:r>
+      <w:r>
+        <w:t xml:space="preserve">, in the</w:t>
+      </w:r>
+      <w:r>
+        <w:t xml:space="preserve"> </w:t>
+      </w:r>
+      <w:r>
+        <w:t xml:space="preserve">United States</w:t>
+      </w:r>
+      <w:r>
+        <w:t xml:space="preserve">.</w:t>
+      </w:r>
+      <w:r>
+        <w:t xml:space="preserve"> </w:t>
+      </w:r>
+      <w:r>
+        <w:rPr>
+          <w:i/>
+          <w:iCs/>
+        </w:rPr>
+        <w:t xml:space="preserve">Public Health Reports</w:t>
+      </w:r>
+      <w:r>
+        <w:t xml:space="preserve">,</w:t>
+      </w:r>
+      <w:r>
+        <w:t xml:space="preserve"> </w:t>
+      </w:r>
+      <w:r>
+        <w:rPr>
+          <w:i/>
+          <w:iCs/>
+        </w:rPr>
+        <w:t xml:space="preserve">137</w:t>
+      </w:r>
+      <w:r>
+        <w:t xml:space="preserve">(5), 955–963.</w:t>
+      </w:r>
+      <w:r>
+        <w:t xml:space="preserve"> </w:t>
+      </w:r>
+      <w:hyperlink r:id="rId109">
+        <w:r>
+          <w:rPr>
+            <w:rStyle w:val="Hyperlink"/>
+          </w:rPr>
+          <w:t xml:space="preserve">https://doi.org/10.1177/00333549211041554</w:t>
+        </w:r>
+      </w:hyperlink>
+    </w:p>
+    <w:bookmarkEnd w:id="110"/>
+    <w:bookmarkStart w:id="112" w:name="ref-mohrPersonalSensingUnderstanding2017"/>
+    <w:p>
+      <w:pPr>
+        <w:pStyle w:val="Bibliography"/>
+      </w:pPr>
+      <w:r>
         <w:t xml:space="preserve">Mohr, D. C., Zhang, M., &amp; Schueller, S. M. (2017). Personal</w:t>
       </w:r>
       <w:r>
@@ -6911,7 +7033,7 @@
       <w:r>
         <w:t xml:space="preserve"> </w:t>
       </w:r>
-      <w:hyperlink r:id="rId106">
+      <w:hyperlink r:id="rId111">
         <w:r>
           <w:rPr>
             <w:rStyle w:val="Hyperlink"/>
@@ -6920,8 +7042,8 @@
         </w:r>
       </w:hyperlink>
     </w:p>
-    <w:bookmarkEnd w:id="107"/>
-    <w:bookmarkStart w:id="108" w:name="X0c0e928dd8ff101aa479012bffab8d24e8c0dcf"/>
+    <w:bookmarkEnd w:id="112"/>
+    <w:bookmarkStart w:id="113" w:name="X0c0e928dd8ff101aa479012bffab8d24e8c0dcf"/>
     <w:p>
       <w:pPr>
         <w:pStyle w:val="Bibliography"/>
@@ -6978,8 +7100,8 @@
         <w:t xml:space="preserve">. Independently published.</w:t>
       </w:r>
     </w:p>
-    <w:bookmarkEnd w:id="108"/>
-    <w:bookmarkStart w:id="110" w:name="X1f44e09282148d362bdacfce67d6a56b1cf06db"/>
+    <w:bookmarkEnd w:id="113"/>
+    <w:bookmarkStart w:id="115" w:name="X1f44e09282148d362bdacfce67d6a56b1cf06db"/>
     <w:p>
       <w:pPr>
         <w:pStyle w:val="Bibliography"/>
@@ -7070,7 +7192,7 @@
       <w:r>
         <w:t xml:space="preserve"> </w:t>
       </w:r>
-      <w:hyperlink r:id="rId109">
+      <w:hyperlink r:id="rId114">
         <w:r>
           <w:rPr>
             <w:rStyle w:val="Hyperlink"/>
@@ -7079,8 +7201,8 @@
         </w:r>
       </w:hyperlink>
     </w:p>
-    <w:bookmarkEnd w:id="110"/>
-    <w:bookmarkStart w:id="112" w:name="ref-olfsonHealthcareCoverageService2022"/>
+    <w:bookmarkEnd w:id="115"/>
+    <w:bookmarkStart w:id="117" w:name="ref-olfsonHealthcareCoverageService2022"/>
     <w:p>
       <w:pPr>
         <w:pStyle w:val="Bibliography"/>
@@ -7117,7 +7239,7 @@
       <w:r>
         <w:t xml:space="preserve"> </w:t>
       </w:r>
-      <w:hyperlink r:id="rId111">
+      <w:hyperlink r:id="rId116">
         <w:r>
           <w:rPr>
             <w:rStyle w:val="Hyperlink"/>
@@ -7126,8 +7248,8 @@
         </w:r>
       </w:hyperlink>
     </w:p>
-    <w:bookmarkEnd w:id="112"/>
-    <w:bookmarkStart w:id="114" w:name="ref-pinedoCurrentReexaminationRacial2019"/>
+    <w:bookmarkEnd w:id="117"/>
+    <w:bookmarkStart w:id="119" w:name="ref-pinedoCurrentReexaminationRacial2019"/>
     <w:p>
       <w:pPr>
         <w:pStyle w:val="Bibliography"/>
@@ -7176,7 +7298,7 @@
       <w:r>
         <w:t xml:space="preserve"> </w:t>
       </w:r>
-      <w:hyperlink r:id="rId113">
+      <w:hyperlink r:id="rId118">
         <w:r>
           <w:rPr>
             <w:rStyle w:val="Hyperlink"/>
@@ -7185,13 +7307,39 @@
         </w:r>
       </w:hyperlink>
     </w:p>
-    <w:bookmarkEnd w:id="114"/>
-    <w:bookmarkStart w:id="115" w:name="X28b8f85e424928e66706a578d6053e0308d1105"/>
+    <w:bookmarkEnd w:id="119"/>
+    <w:bookmarkStart w:id="120" w:name="ref-plattProbabilisticOutputsSupport1999"/>
     <w:p>
       <w:pPr>
         <w:pStyle w:val="Bibliography"/>
       </w:pPr>
       <w:r>
+        <w:t xml:space="preserve">Platt, J. (1999). Probabilistic outputs for support vector machines and comparisons to regularized likelihood methods. In</w:t>
+      </w:r>
+      <w:r>
+        <w:t xml:space="preserve"> </w:t>
+      </w:r>
+      <w:r>
+        <w:rPr>
+          <w:i/>
+          <w:iCs/>
+        </w:rPr>
+        <w:t xml:space="preserve">Advances in large margin classifiers</w:t>
+      </w:r>
+      <w:r>
+        <w:t xml:space="preserve"> </w:t>
+      </w:r>
+      <w:r>
+        <w:t xml:space="preserve">(pp. 61–74). MIT Press.</w:t>
+      </w:r>
+    </w:p>
+    <w:bookmarkEnd w:id="120"/>
+    <w:bookmarkStart w:id="121" w:name="X28b8f85e424928e66706a578d6053e0308d1105"/>
+    <w:p>
+      <w:pPr>
+        <w:pStyle w:val="Bibliography"/>
+      </w:pPr>
+      <w:r>
         <w:t xml:space="preserve">Substance Abuse and Mental Health Services Administration. (n.d.).</w:t>
       </w:r>
       <w:r>
@@ -7243,8 +7391,8 @@
         <w:t xml:space="preserve">. https://www.samhsa.gov/data/report/2024-nsduh-detailed-tables.</w:t>
       </w:r>
     </w:p>
-    <w:bookmarkEnd w:id="115"/>
-    <w:bookmarkStart w:id="117" w:name="X52c4c4b564080b2dbcc4b68874ef8a36e7b0a07"/>
+    <w:bookmarkEnd w:id="121"/>
+    <w:bookmarkStart w:id="123" w:name="X52c4c4b564080b2dbcc4b68874ef8a36e7b0a07"/>
     <w:p>
       <w:pPr>
         <w:pStyle w:val="Bibliography"/>
@@ -7268,7 +7416,7 @@
       <w:r>
         <w:t xml:space="preserve"> </w:t>
       </w:r>
-      <w:hyperlink r:id="rId116">
+      <w:hyperlink r:id="rId122">
         <w:r>
           <w:rPr>
             <w:rStyle w:val="Hyperlink"/>
@@ -7277,13 +7425,60 @@
         </w:r>
       </w:hyperlink>
     </w:p>
-    <w:bookmarkEnd w:id="117"/>
-    <w:bookmarkStart w:id="119" w:name="ref-weinsteinLongtermRetentionOffice2017"/>
+    <w:bookmarkEnd w:id="123"/>
+    <w:bookmarkStart w:id="125" w:name="X6ee708186a5d814f6044b48499818110320664f"/>
     <w:p>
       <w:pPr>
         <w:pStyle w:val="Bibliography"/>
       </w:pPr>
       <w:r>
+        <w:t xml:space="preserve">Vandewiele, G., Dehaene, I., Kovács, G., Sterckx, L., Janssens, O., Ongenae, F., De Backere, F., De Turck, F., Roelens, K., Decruyenaere, J., Van Hoecke, S., &amp; Demeester, T. (2021). Overly optimistic prediction results on imbalanced data: A case study of flaws and benefits when applying over-sampling.</w:t>
+      </w:r>
+      <w:r>
+        <w:t xml:space="preserve"> </w:t>
+      </w:r>
+      <w:r>
+        <w:rPr>
+          <w:i/>
+          <w:iCs/>
+        </w:rPr>
+        <w:t xml:space="preserve">Artificial Intelligence in Medicine</w:t>
+      </w:r>
+      <w:r>
+        <w:t xml:space="preserve">,</w:t>
+      </w:r>
+      <w:r>
+        <w:t xml:space="preserve"> </w:t>
+      </w:r>
+      <w:r>
+        <w:rPr>
+          <w:i/>
+          <w:iCs/>
+        </w:rPr>
+        <w:t xml:space="preserve">111</w:t>
+      </w:r>
+      <w:r>
+        <w:t xml:space="preserve">, 101987.</w:t>
+      </w:r>
+      <w:r>
+        <w:t xml:space="preserve"> </w:t>
+      </w:r>
+      <w:hyperlink r:id="rId124">
+        <w:r>
+          <w:rPr>
+            <w:rStyle w:val="Hyperlink"/>
+          </w:rPr>
+          <w:t xml:space="preserve">https://doi.org/10.1016/j.artmed.2020.101987</w:t>
+        </w:r>
+      </w:hyperlink>
+    </w:p>
+    <w:bookmarkEnd w:id="125"/>
+    <w:bookmarkStart w:id="127" w:name="ref-weinsteinLongtermRetentionOffice2017"/>
+    <w:p>
+      <w:pPr>
+        <w:pStyle w:val="Bibliography"/>
+      </w:pPr>
+      <w:r>
         <w:t xml:space="preserve">Weinstein, Z. M., Kim, H. W., Cheng, D. M., Quinn, E., Hui, D., Labelle, C. T., Drainoni, M.-L., Bachman, S. S., &amp; Samet, J. H. (2017). Long-term retention in</w:t>
       </w:r>
       <w:r>
@@ -7327,7 +7522,7 @@
       <w:r>
         <w:t xml:space="preserve"> </w:t>
       </w:r>
-      <w:hyperlink r:id="rId118">
+      <w:hyperlink r:id="rId126">
         <w:r>
           <w:rPr>
             <w:rStyle w:val="Hyperlink"/>
@@ -7336,8 +7531,8 @@
         </w:r>
       </w:hyperlink>
     </w:p>
-    <w:bookmarkEnd w:id="119"/>
-    <w:bookmarkStart w:id="121" w:name="Xb35ee182d565575e339a0170868456c1684f821"/>
+    <w:bookmarkEnd w:id="127"/>
+    <w:bookmarkStart w:id="129" w:name="Xb35ee182d565575e339a0170868456c1684f821"/>
     <w:p>
       <w:pPr>
         <w:pStyle w:val="Bibliography"/>
@@ -7392,7 +7587,7 @@
       <w:r>
         <w:t xml:space="preserve"> </w:t>
       </w:r>
-      <w:hyperlink r:id="rId120">
+      <w:hyperlink r:id="rId128">
         <w:r>
           <w:rPr>
             <w:rStyle w:val="Hyperlink"/>
@@ -7401,8 +7596,8 @@
         </w:r>
       </w:hyperlink>
     </w:p>
-    <w:bookmarkEnd w:id="121"/>
-    <w:bookmarkStart w:id="123" w:name="ref-wyantMachineLearningModels2024"/>
+    <w:bookmarkEnd w:id="129"/>
+    <w:bookmarkStart w:id="131" w:name="ref-wyantMachineLearningModels2024"/>
     <w:p>
       <w:pPr>
         <w:pStyle w:val="Bibliography"/>
@@ -7426,7 +7621,7 @@
       <w:r>
         <w:t xml:space="preserve"> </w:t>
       </w:r>
-      <w:hyperlink r:id="rId122">
+      <w:hyperlink r:id="rId130">
         <w:r>
           <w:rPr>
             <w:rStyle w:val="Hyperlink"/>
@@ -7435,9 +7630,83 @@
         </w:r>
       </w:hyperlink>
     </w:p>
-    <w:bookmarkEnd w:id="123"/>
-    <w:bookmarkEnd w:id="124"/>
-    <w:bookmarkEnd w:id="125"/>
+    <w:bookmarkEnd w:id="131"/>
+    <w:bookmarkStart w:id="133" w:name="X919c097397142f85d541b216884b2f657258800"/>
+    <w:p>
+      <w:pPr>
+        <w:pStyle w:val="Bibliography"/>
+      </w:pPr>
+      <w:r>
+        <w:t xml:space="preserve">Xin, Y., Schwarting, C. M., Wasef, M. R., &amp; Davis, A. K. (2023). Exploring the intersectionality of stigma and substance use help-seeking behaviours among lesbian, gay, bisexual, transgender, queer, questioning or otherwise gender or sexuality minority (</w:t>
+      </w:r>
+      <w:r>
+        <w:t xml:space="preserve">LGBTQ</w:t>
+      </w:r>
+      <w:r>
+        <w:t xml:space="preserve">+) individuals in the</w:t>
+      </w:r>
+      <w:r>
+        <w:t xml:space="preserve"> </w:t>
+      </w:r>
+      <w:r>
+        <w:t xml:space="preserve">United States</w:t>
+      </w:r>
+      <w:r>
+        <w:t xml:space="preserve">:</w:t>
+      </w:r>
+      <w:r>
+        <w:t xml:space="preserve"> </w:t>
+      </w:r>
+      <w:r>
+        <w:t xml:space="preserve">A</w:t>
+      </w:r>
+      <w:r>
+        <w:t xml:space="preserve"> </w:t>
+      </w:r>
+      <w:r>
+        <w:t xml:space="preserve">scoping review.</w:t>
+      </w:r>
+      <w:r>
+        <w:t xml:space="preserve"> </w:t>
+      </w:r>
+      <w:r>
+        <w:rPr>
+          <w:i/>
+          <w:iCs/>
+        </w:rPr>
+        <w:t xml:space="preserve">Global Public Health</w:t>
+      </w:r>
+      <w:r>
+        <w:t xml:space="preserve">,</w:t>
+      </w:r>
+      <w:r>
+        <w:t xml:space="preserve"> </w:t>
+      </w:r>
+      <w:r>
+        <w:rPr>
+          <w:i/>
+          <w:iCs/>
+        </w:rPr>
+        <w:t xml:space="preserve">18</w:t>
+      </w:r>
+      <w:r>
+        <w:t xml:space="preserve">(1), 2277854.</w:t>
+      </w:r>
+      <w:r>
+        <w:t xml:space="preserve"> </w:t>
+      </w:r>
+      <w:hyperlink r:id="rId132">
+        <w:r>
+          <w:rPr>
+            <w:rStyle w:val="Hyperlink"/>
+          </w:rPr>
+          <w:t xml:space="preserve">https://doi.org/10.1080/17441692.2023.2277854</w:t>
+        </w:r>
+      </w:hyperlink>
+    </w:p>
+    <w:bookmarkEnd w:id="133"/>
+    <w:bookmarkEnd w:id="134"/>
+    <w:bookmarkEnd w:id="135"/>
     <w:sectPr/>
   </w:body>
 </w:document>

--- a/_manuscript/index.docx
+++ b/_manuscript/index.docx
@@ -31,7 +31,7 @@
         <w:pStyle w:val="Date"/>
       </w:pPr>
       <w:r>
-        <w:t xml:space="preserve">2026-03-23</w:t>
+        <w:t xml:space="preserve">2026-03-26</w:t>
       </w:r>
     </w:p>
     <w:p>
@@ -5767,7 +5767,7 @@
         <w:pStyle w:val="BodyText"/>
       </w:pPr>
       <w:r>
-        <w:t xml:space="preserve">A final limitation of our study is that participants were compensated for completing daily surveys and providing geolocation data, which may have influenced their willingness to provide data. However, participants received no additional direct benefit from their participation beyond financial compensation. In real‑world implementations, individuals may be more motivated to share data when it enables personalized recovery support. This perceived benefit may outweigh the burden of data collection, posibbly even more so than financial incentive.</w:t>
+        <w:t xml:space="preserve">When considering how our model might generalize in real world context, we must consider that participants were compensated for completing daily surveys and providing geolocation data, which may have influenced their willingness to provide data. However, participants received no additional direct benefit from their participation beyond financial compensation. In real‑world implementations, individuals may be more motivated to share data when it enables personalized recovery support. This perceived benefit may outweigh the burden of data collection, posibbly even more so than financial incentive.</w:t>
       </w:r>
     </w:p>
     <w:p>
@@ -5776,6 +5776,14 @@
       </w:pPr>
       <w:r>
         <w:t xml:space="preserve">Additionally, we implemented daily survey compliance thresholds to exclude participants and adjust study end dates. This criterion was important because we generated our lapse labels from the daily survey data and thus we required consistent collection of this data stream for accurate observation labels. As a result, our estimates of adherence and model performance may be slightly optimistic. Still, even with this criterion, nearly 78% of participants remained in the study for at least six months, suggesting that long-term monitoring with daily surveys is feasible for a substantial proportion of individuals in this population.</w:t>
+      </w:r>
+    </w:p>
+    <w:p>
+      <w:pPr>
+        <w:pStyle w:val="BodyText"/>
+      </w:pPr>
+      <w:r>
+        <w:t xml:space="preserve">Lastly, participants provided data for up to 12 months. This extended window of recovery is critical for evaluating the value of an algorithm intended for ongoing continuing care support and understanding how lapse risk evolves as people progress in their recovery. Unfortunately, our ability to address explanatory questions about the time course of lapse risk, and how individuals might cluster on different recovery trajectories is limited with traditional machine learning methods. These methods do not capture the repeated nature of sensing data. Each lapse prediction is treated as a new independent observation. We can account for the repeated observations in our sensing data by engineering features that capture individual changes over time to produce unbiased and precise estimates of predictive performance. However, more traditional time series models may be better suited for understanding the temporal dynamics of lapse risk over long periods of recovery.</w:t>
       </w:r>
     </w:p>
     <w:p>

--- a/_manuscript/index.docx
+++ b/_manuscript/index.docx
@@ -5687,7 +5687,7 @@
     </w:p>
     <w:bookmarkEnd w:id="64"/>
     <w:bookmarkEnd w:id="65"/>
-    <w:bookmarkStart w:id="72" w:name="discussion"/>
+    <w:bookmarkStart w:id="71" w:name="discussion"/>
     <w:p>
       <w:pPr>
         <w:pStyle w:val="Heading1"/>
@@ -5718,7 +5718,41 @@
         <w:pStyle w:val="BodyText"/>
       </w:pPr>
       <w:r>
-        <w:t xml:space="preserve">We were excited to see that fairness discrepancies in model performance were minimal. In all subgroups, our model had a median auROC above 0.90, which is generally considered to be a benchmark of excellent performance. Nevertheless, differences of 0.02 - 0.03 (favoring the advantaged group) were present in race and ethnicity, sexual orientation, and geographic location comparisons. These group comparisons were the most imbalanced, with 19-29% of participants in the disadvantaged groups. Our model may perform better for these groups with greater representation in the training data. Future research into identifying additional risk factors for lapse that are more prevalent in these groups may also help to reduce these discrepancies.</w:t>
+        <w:t xml:space="preserve">We were excited to see that fairness discrepancies in model performance were minimal. In all subgroups, our model had a median auROC above 0.90, which is generally considered to be a benchmark of excellent performance. Nevertheless, differences of 0.01 - 0.03 (favoring the advantaged group) were present in gender, race and ethnicity, sexual orientation, and geographic location comparisons. Despite our efforts to recruit a diverse sample, many of these group comparisons remained imbalanced (e.g., 19-29% of participants in the disadvantaged groups for race and ethnicity, sexual orientation, and geographic location). Our model may perform better for these groups with greater representation in the training data. Future models would benefit from increased representation across these groups.</w:t>
+      </w:r>
+    </w:p>
+    <w:p>
+      <w:pPr>
+        <w:pStyle w:val="BodyText"/>
+      </w:pPr>
+      <w:r>
+        <w:t xml:space="preserve">Future research should also purposefully recruit participants across a wider age range. Older adults (65+ years) are less likely to receive substance use disorder treatment and often report lower levels of social interaction and support than younger adults</w:t>
+      </w:r>
+      <w:r>
+        <w:t xml:space="preserve"> </w:t>
+      </w:r>
+      <w:r>
+        <w:t xml:space="preserve">(Choi et al., 2014; Kilaru et al., 2020)</w:t>
+      </w:r>
+      <w:r>
+        <w:t xml:space="preserve">. They may also be less comfortable with, or less able to provide, smartphone sensing data at the level of adherence needed for accurate prediction. We did not explicitly evaluate model fairness for this subgroup due to limited representation in our sample. We encourage future research to examine model performance for older adults to ensure generalizability.</w:t>
+      </w:r>
+    </w:p>
+    <w:p>
+      <w:pPr>
+        <w:pStyle w:val="BodyText"/>
+      </w:pPr>
+      <w:r>
+        <w:t xml:space="preserve">In addition to representation, it may be that additional risk factors not currently measured could further improve the fairness performance of our models. For example, incorporating lapse risk factors that may be more salient for women (e.g., interpersonal relationship problems, hormonal changes</w:t>
+      </w:r>
+      <w:r>
+        <w:t xml:space="preserve"> </w:t>
+      </w:r>
+      <w:r>
+        <w:t xml:space="preserve">(McHugh et al., 2018; Walitzer &amp; Dearing, 2006)</w:t>
+      </w:r>
+      <w:r>
+        <w:t xml:space="preserve">) and other underrepresented groups may help reduce performance disparities by adding features more salient for predicting lapse for certain subgroups.</w:t>
       </w:r>
     </w:p>
     <w:bookmarkEnd w:id="66"/>
@@ -5838,13 +5872,13 @@
       </w:r>
     </w:p>
     <w:bookmarkEnd w:id="68"/>
-    <w:bookmarkStart w:id="69" w:name="model-fairness"/>
+    <w:bookmarkStart w:id="69" w:name="X40ab624ebf83813907a18dba36edd4d1d14a553"/>
     <w:p>
       <w:pPr>
         <w:pStyle w:val="Heading2"/>
       </w:pPr>
       <w:r>
-        <w:t xml:space="preserve">Model Fairness</w:t>
+        <w:t xml:space="preserve">Additional Limitations and Future Directions</w:t>
       </w:r>
     </w:p>
     <w:p>
@@ -5852,16 +5886,7 @@
         <w:pStyle w:val="FirstParagraph"/>
       </w:pPr>
       <w:r>
-        <w:t xml:space="preserve">It may be that additional risk factors not currently measured could further improve the fairness performance of our models. For example, incorporating lapse risk factors that may be more salient for women (e.g., interpersonal relationship problems, hormonal changes</w:t>
-      </w:r>
-      <w:r>
-        <w:t xml:space="preserve"> </w:t>
-      </w:r>
-      <w:r>
-        <w:t xml:space="preserve">(McHugh et al., 2018; Walitzer &amp; Dearing, 2006)</w:t>
-      </w:r>
-      <w:r>
-        <w:t xml:space="preserve">) and other underrepresented groups could help reduce performance disparities. Additionally, a broader set of features may enable more personalized and variable risk feedback. At the same time, the increased burden associated with additional survey items must be carefully weighed.</w:t>
+        <w:t xml:space="preserve">Other characteristics of our sample may limit the generalizability of our findings. One obvious limitation is the research context in which participants provided these data. Participants were modestly compensated for completing daily surveys and providing geolocation data, which may have influenced their willingness to provide these data. However, participants received no additional direct benefit beyond financial compensation. In real-world implementations, individuals may be more motivated to share data if doing so enables personalized recovery support.</w:t>
       </w:r>
     </w:p>
     <w:p>
@@ -5869,26 +5894,70 @@
         <w:pStyle w:val="BodyText"/>
       </w:pPr>
       <w:r>
-        <w:t xml:space="preserve">Future models would benefit from increased representation across race and ethnicity, sexual orientation, and geographic location. Future research should also purposefully recruit participants across a wider age range. Older adults (65+ years) are less likely to receive substance use disorder treatment and often report lower levels of social interaction and support than younger adults</w:t>
-      </w:r>
-      <w:r>
-        <w:t xml:space="preserve"> </w:t>
-      </w:r>
-      <w:r>
-        <w:t xml:space="preserve">(Choi et al., 2014; Kilaru et al., 2020)</w:t>
-      </w:r>
-      <w:r>
-        <w:t xml:space="preserve">. They may also be less comfortable with, or less able to provide, smartphone sensing data at the level of adherence needed for accurate prediction. We did not explicitly evaluate model fairness for this subgroup due to limited representation in our sample. We encourage future research to examine model performance for older adults to ensure generalizability.</w:t>
+        <w:t xml:space="preserve">Second, we implemented daily survey compliance thresholds to exclude participants and adjust study end dates. This criterion was important because we generated our lapse labels from the daily survey data and thus we required consistent collection of this data stream for accurate observation labels. As a result, our estimates of adherence and model performance may be slightly optimistic. Still, even with this criterion, nearly 78% of participants remained in the study for at least six months, suggesting that long-term monitoring with daily surveys is feasible for a substantial proportion of individuals in this population.</w:t>
+      </w:r>
+    </w:p>
+    <w:p>
+      <w:pPr>
+        <w:pStyle w:val="BodyText"/>
+      </w:pPr>
+      <w:r>
+        <w:t xml:space="preserve">A third limitation is that our sample was restricted to individuals with a goal of abstinence. Accordingly, our models were trained to predict goal-inconsistent use (i.e., lapse), which may limit their applicability to individuals with alternative recovery goals. Although we see no inherent reason these models could not be adapted for individuals pursuing moderation or harm reduction, this remains an empirical question. For individuals who do not aim to abstain, the definition of goal-inconsistent use is less straightforward and may vary considerably from person to person. Future studies could improve generalizability by allowing individuals to self-define goal-inconsistent use (e.g., mixing opioids with other substances or using larger amounts than planned) and train models in samples with diverse recovery goals.</w:t>
+      </w:r>
+    </w:p>
+    <w:p>
+      <w:pPr>
+        <w:pStyle w:val="BodyText"/>
+      </w:pPr>
+      <w:r>
+        <w:t xml:space="preserve">Fourth we explicitly recruited participants who were early in their recovery (defined by time abstinent). Thus, it is possible that our models more accurately represent relationships between risk factors and lapse among individuals in early recovery. As individuals progress in their recovery, the relative importance of different risk factors may change. For example, craving may be more important for lapse risk during early recovery, whereas pleasant events and location variance may become more important during extended recovery.</w:t>
+      </w:r>
+    </w:p>
+    <w:p>
+      <w:pPr>
+        <w:pStyle w:val="BodyText"/>
+      </w:pPr>
+      <w:r>
+        <w:t xml:space="preserve">Given that our participants remained in the study for up to one year. We may be able to test whether the accuracy of our model’s predictions or the magnitude of a feature’s contribution to those predictions, changes as a function of time in recovery in future work. For example, we could include a time-varying recovery feature, such as days since the most recent quit date or days since the last treatment episode, in our model. Because our best-performing models have been XGBoost, they can natively accommodate interactions between this recovery feature and other predictors. We could then assess whether model performance and the relative ordering of important features differ between the first half and the second half of the study period, providing insight into potential differences in early versus later recovery.</w:t>
+      </w:r>
+    </w:p>
+    <w:p>
+      <w:pPr>
+        <w:pStyle w:val="BodyText"/>
+      </w:pPr>
+      <w:r>
+        <w:t xml:space="preserve">Lastly, there may be value in exploring alternative modeling approaches that better leverage the temporal structure and individual-level nature of these data. For example, hierarchical models that start with population-based information (i.e., priors) and are updated with person-specific information as the individual provides data may be the most promising approach for effective use of time-varying information to model how an individual’s lapse risk evolves over time. Our lab has begun to develop these models and found preliminary evidence to suggest that they may modestly outperform traditional machine learning models for predicting alcohol lapses</w:t>
+      </w:r>
+      <w:r>
+        <w:t xml:space="preserve"> </w:t>
+      </w:r>
+      <w:r>
+        <w:t xml:space="preserve">(Pulick et al., 2025)</w:t>
+      </w:r>
+      <w:r>
+        <w:t xml:space="preserve"> </w:t>
+      </w:r>
+      <w:r>
+        <w:t xml:space="preserve">(but also see</w:t>
+      </w:r>
+      <w:r>
+        <w:t xml:space="preserve"> </w:t>
+      </w:r>
+      <w:r>
+        <w:t xml:space="preserve">Leenaerts et al. (2024)</w:t>
+      </w:r>
+      <w:r>
+        <w:t xml:space="preserve">).</w:t>
       </w:r>
     </w:p>
     <w:bookmarkEnd w:id="69"/>
-    <w:bookmarkStart w:id="70" w:name="X40ab624ebf83813907a18dba36edd4d1d14a553"/>
+    <w:bookmarkStart w:id="70" w:name="conclusion"/>
     <w:p>
       <w:pPr>
         <w:pStyle w:val="Heading2"/>
       </w:pPr>
       <w:r>
-        <w:t xml:space="preserve">Additional Limitations and Future Directions</w:t>
+        <w:t xml:space="preserve">Conclusion</w:t>
       </w:r>
     </w:p>
     <w:p>
@@ -5896,143 +5965,64 @@
         <w:pStyle w:val="FirstParagraph"/>
       </w:pPr>
       <w:r>
-        <w:t xml:space="preserve">Other characteristics of our sample may limit the generalizability of our findings. One obvious limitation is the research context in which participants provided these data. Participants were modestly compensated for completing daily surveys and providing geolocation data, which may have influenced their willingness to provide these data. However, participants received no additional direct benefit beyond financial compensation. In real-world implementations, individuals may be more motivated to share data if doing so enables personalized recovery support.</w:t>
-      </w:r>
-    </w:p>
-    <w:p>
-      <w:pPr>
-        <w:pStyle w:val="BodyText"/>
-      </w:pPr>
-      <w:r>
-        <w:t xml:space="preserve">Second, we implemented daily survey compliance thresholds to exclude participants and adjust study end dates. This criterion was important because we generated our lapse labels from the daily survey data and thus we required consistent collection of this data stream for accurate observation labels. As a result, our estimates of adherence and model performance may be slightly optimistic. Still, even with this criterion, nearly 78% of participants remained in the study for at least six months, suggesting that long-term monitoring with daily surveys is feasible for a substantial proportion of individuals in this population.</w:t>
-      </w:r>
-    </w:p>
-    <w:p>
-      <w:pPr>
-        <w:pStyle w:val="BodyText"/>
-      </w:pPr>
-      <w:r>
-        <w:t xml:space="preserve">A third limitation is that our sample was restricted to individuals with a goal of abstinence. Accordingly, our models were trained to predict goal-inconsistent use (i.e., lapse), which may limit their applicability to individuals with alternative recovery goals. Although we see no inherent reason these models could not be adapted for individuals pursuing moderation or harm reduction, this remains an empirical question. For individuals who do not aim to abstain, the definition of goal-inconsistent use is less straightforward and may vary considerably from person to person. Future studies could improve generalizability by allowing individuals to self-define goal-inconsistent use (e.g., mixing opioids with other substances or using larger amounts than planned) and train models in samples with diverse recovery goals.</w:t>
-      </w:r>
-    </w:p>
-    <w:p>
-      <w:pPr>
-        <w:pStyle w:val="BodyText"/>
-      </w:pPr>
-      <w:r>
-        <w:t xml:space="preserve">Fourth we explicitly recruited participants who were early in their recovery (defined by time abstinent). Thus, it is possible that our models more accurately represent relationships between risk factors and lapse among individuals in early recovery. As individuals progress in their recovery, the relative importance of different risk factors may change. For example, craving may be more important for lapse risk during early recovery, whereas pleasant events and location variance may become more important during extended recovery.</w:t>
-      </w:r>
-    </w:p>
-    <w:p>
-      <w:pPr>
-        <w:pStyle w:val="BodyText"/>
-      </w:pPr>
-      <w:r>
-        <w:t xml:space="preserve">Given that our participants remained in the study for up to one year. We may be able to test whether the accuracy of our model’s predictions or the magnitude of a feature’s contribution to those predictions, changes as a function of time in recovery in future work. For example, we could include a time-varying recovery feature, such as days since the most recent quit date or days since the last treatment episode, in our model. Because our best-performing models have been XGBoost, they can natively accommodate interactions between this recovery feature and other predictors. We could then assess whether model performance and the relative ordering of important features differ between the first half and the second half of the study period, providing insight into potential differences in early versus later recovery.</w:t>
-      </w:r>
-    </w:p>
-    <w:p>
-      <w:pPr>
-        <w:pStyle w:val="BodyText"/>
-      </w:pPr>
-      <w:r>
-        <w:t xml:space="preserve">Lastly, there may be value in exploring alternative modeling approaches that better leverage the temporal structure and individual-level nature of these data. For example, hierarchical models that start with population-based information (i.e., priors) and are updated with person-specific information as the individual provides data may be the most promising approach for effective use of time-varying information to model how an individual’s lapse risk evolves over time. Our lab has begun to develop these models and found preliminary evidence to suggest that they may modestly outperform traditional machine learning models for predicting alcohol lapses</w:t>
-      </w:r>
-      <w:r>
-        <w:t xml:space="preserve"> </w:t>
-      </w:r>
-      <w:r>
-        <w:t xml:space="preserve">(Pulick et al., 2025)</w:t>
-      </w:r>
-      <w:r>
-        <w:t xml:space="preserve"> </w:t>
-      </w:r>
-      <w:r>
-        <w:t xml:space="preserve">(but also see</w:t>
-      </w:r>
-      <w:r>
-        <w:t xml:space="preserve"> </w:t>
-      </w:r>
-      <w:r>
-        <w:t xml:space="preserve">Leenaerts et al. (2024)</w:t>
-      </w:r>
-      <w:r>
-        <w:t xml:space="preserve">).</w:t>
+        <w:t xml:space="preserve">In conclusion, it is possible to predict future lapses back to opioid use using smartphone sensing data. Daily surveys and geolocation sensing provide diverse coverage of important risk factors for lapse. Daily recovery recommendations can be mapped onto these factors to deliver support that is personalized to both the person and the moment. While this model was evaluated in a research setting, our use of a national clinical sample of individuals with OUD suggests it represents a promising step toward future real‑world implementation and evaluation.</w:t>
       </w:r>
     </w:p>
     <w:bookmarkEnd w:id="70"/>
-    <w:bookmarkStart w:id="71" w:name="conclusion"/>
-    <w:p>
-      <w:pPr>
-        <w:pStyle w:val="Heading2"/>
-      </w:pPr>
-      <w:r>
-        <w:t xml:space="preserve">Conclusion</w:t>
-      </w:r>
-    </w:p>
-    <w:p>
-      <w:pPr>
-        <w:pStyle w:val="FirstParagraph"/>
-      </w:pPr>
-      <w:r>
-        <w:t xml:space="preserve">In conclusion, it is possible to predict future lapses back to opioid use using smartphone sensing data. Daily surveys and geolocation sensing provide diverse coverage of important risk factors for lapse. Daily recovery recommendations can be mapped onto these factors to deliver support that is personalized to both the person and the moment. While this model was evaluated in a research setting, our use of a national clinical sample of individuals with OUD suggests it represents a promising step toward future real‑world implementation and evaluation.</w:t>
-      </w:r>
-    </w:p>
     <w:bookmarkEnd w:id="71"/>
+    <w:bookmarkStart w:id="159" w:name="references"/>
+    <w:p>
+      <w:pPr>
+        <w:pStyle w:val="Heading1"/>
+      </w:pPr>
+      <w:r>
+        <w:t xml:space="preserve">References</w:t>
+      </w:r>
+    </w:p>
+    <w:bookmarkStart w:id="158" w:name="refs"/>
+    <w:bookmarkStart w:id="72" w:name="Xa6cc3d705527cff91ec886314240e7a8b04e8dd"/>
+    <w:p>
+      <w:pPr>
+        <w:pStyle w:val="Bibliography"/>
+      </w:pPr>
+      <w:r>
+        <w:t xml:space="preserve">American Psychiatric Association. (2022).</w:t>
+      </w:r>
+      <w:r>
+        <w:t xml:space="preserve"> </w:t>
+      </w:r>
+      <w:r>
+        <w:rPr>
+          <w:i/>
+          <w:iCs/>
+        </w:rPr>
+        <w:t xml:space="preserve">Diagnostic and statistical manual of mental disorders :</w:t>
+      </w:r>
+      <w:r>
+        <w:rPr>
+          <w:i/>
+          <w:iCs/>
+        </w:rPr>
+        <w:t xml:space="preserve"> </w:t>
+      </w:r>
+      <w:r>
+        <w:rPr>
+          <w:i/>
+          <w:iCs/>
+        </w:rPr>
+        <w:t xml:space="preserve">DSM-5-TR</w:t>
+      </w:r>
+      <w:r>
+        <w:t xml:space="preserve">. 5th edition, text revision. Washington, DC : American Psychiatric Association Publishing, 2022.</w:t>
+      </w:r>
+    </w:p>
     <w:bookmarkEnd w:id="72"/>
-    <w:bookmarkStart w:id="160" w:name="references"/>
-    <w:p>
-      <w:pPr>
-        <w:pStyle w:val="Heading1"/>
-      </w:pPr>
-      <w:r>
-        <w:t xml:space="preserve">References</w:t>
-      </w:r>
-    </w:p>
-    <w:bookmarkStart w:id="159" w:name="refs"/>
-    <w:bookmarkStart w:id="73" w:name="Xa6cc3d705527cff91ec886314240e7a8b04e8dd"/>
+    <w:bookmarkStart w:id="74" w:name="ref-chtc"/>
     <w:p>
       <w:pPr>
         <w:pStyle w:val="Bibliography"/>
       </w:pPr>
       <w:r>
-        <w:t xml:space="preserve">American Psychiatric Association. (2022).</w:t>
-      </w:r>
-      <w:r>
-        <w:t xml:space="preserve"> </w:t>
-      </w:r>
-      <w:r>
-        <w:rPr>
-          <w:i/>
-          <w:iCs/>
-        </w:rPr>
-        <w:t xml:space="preserve">Diagnostic and statistical manual of mental disorders :</w:t>
-      </w:r>
-      <w:r>
-        <w:rPr>
-          <w:i/>
-          <w:iCs/>
-        </w:rPr>
-        <w:t xml:space="preserve"> </w:t>
-      </w:r>
-      <w:r>
-        <w:rPr>
-          <w:i/>
-          <w:iCs/>
-        </w:rPr>
-        <w:t xml:space="preserve">DSM-5-TR</w:t>
-      </w:r>
-      <w:r>
-        <w:t xml:space="preserve">. 5th edition, text revision. Washington, DC : American Psychiatric Association Publishing, 2022.</w:t>
-      </w:r>
-    </w:p>
-    <w:bookmarkEnd w:id="73"/>
-    <w:bookmarkStart w:id="75" w:name="ref-chtc"/>
-    <w:p>
-      <w:pPr>
-        <w:pStyle w:val="Bibliography"/>
-      </w:pPr>
-      <w:r>
         <w:t xml:space="preserve">Center for High Throughput Computing. (2006).</w:t>
       </w:r>
       <w:r>
@@ -6051,7 +6041,7 @@
       <w:r>
         <w:t xml:space="preserve"> </w:t>
       </w:r>
-      <w:hyperlink r:id="rId74">
+      <w:hyperlink r:id="rId73">
         <w:r>
           <w:rPr>
             <w:rStyle w:val="Hyperlink"/>
@@ -6060,8 +6050,8 @@
         </w:r>
       </w:hyperlink>
     </w:p>
-    <w:bookmarkEnd w:id="75"/>
-    <w:bookmarkStart w:id="77" w:name="ref-choiTreatmentUsePerceived2014"/>
+    <w:bookmarkEnd w:id="74"/>
+    <w:bookmarkStart w:id="76" w:name="ref-choiTreatmentUsePerceived2014"/>
     <w:p>
       <w:pPr>
         <w:pStyle w:val="Bibliography"/>
@@ -6098,7 +6088,7 @@
       <w:r>
         <w:t xml:space="preserve"> </w:t>
       </w:r>
-      <w:hyperlink r:id="rId76">
+      <w:hyperlink r:id="rId75">
         <w:r>
           <w:rPr>
             <w:rStyle w:val="Hyperlink"/>
@@ -6107,8 +6097,8 @@
         </w:r>
       </w:hyperlink>
     </w:p>
-    <w:bookmarkEnd w:id="77"/>
-    <w:bookmarkStart w:id="79" w:name="ref-collinsTRIPODAIStatementUpdated2024"/>
+    <w:bookmarkEnd w:id="76"/>
+    <w:bookmarkStart w:id="78" w:name="ref-collinsTRIPODAIStatementUpdated2024"/>
     <w:p>
       <w:pPr>
         <w:pStyle w:val="Bibliography"/>
@@ -6163,7 +6153,7 @@
       <w:r>
         <w:t xml:space="preserve"> </w:t>
       </w:r>
-      <w:hyperlink r:id="rId78">
+      <w:hyperlink r:id="rId77">
         <w:r>
           <w:rPr>
             <w:rStyle w:val="Hyperlink"/>
@@ -6172,92 +6162,92 @@
         </w:r>
       </w:hyperlink>
     </w:p>
+    <w:bookmarkEnd w:id="78"/>
+    <w:bookmarkStart w:id="79" w:name="X5df69cab398edda98b0028d1d2ef3313da2d6d1"/>
+    <w:p>
+      <w:pPr>
+        <w:pStyle w:val="Bibliography"/>
+      </w:pPr>
+      <w:r>
+        <w:t xml:space="preserve">Economic Research Service US Department of Agriculture. (n.d.).</w:t>
+      </w:r>
+      <w:r>
+        <w:t xml:space="preserve"> </w:t>
+      </w:r>
+      <w:r>
+        <w:rPr>
+          <w:i/>
+          <w:iCs/>
+        </w:rPr>
+        <w:t xml:space="preserve">Rural-</w:t>
+      </w:r>
+      <w:r>
+        <w:rPr>
+          <w:i/>
+          <w:iCs/>
+        </w:rPr>
+        <w:t xml:space="preserve">Urban Commuting Area Codes</w:t>
+      </w:r>
+      <w:r>
+        <w:rPr>
+          <w:i/>
+          <w:iCs/>
+        </w:rPr>
+        <w:t xml:space="preserve"> </w:t>
+      </w:r>
+      <w:r>
+        <w:rPr>
+          <w:i/>
+          <w:iCs/>
+        </w:rPr>
+        <w:t xml:space="preserve">-</w:t>
+      </w:r>
+      <w:r>
+        <w:rPr>
+          <w:i/>
+          <w:iCs/>
+        </w:rPr>
+        <w:t xml:space="preserve"> </w:t>
+      </w:r>
+      <w:r>
+        <w:rPr>
+          <w:i/>
+          <w:iCs/>
+        </w:rPr>
+        <w:t xml:space="preserve">Users</w:t>
+      </w:r>
+      <w:r>
+        <w:rPr>
+          <w:i/>
+          <w:iCs/>
+        </w:rPr>
+        <w:t xml:space="preserve">’</w:t>
+      </w:r>
+      <w:r>
+        <w:rPr>
+          <w:i/>
+          <w:iCs/>
+        </w:rPr>
+        <w:t xml:space="preserve"> </w:t>
+      </w:r>
+      <w:r>
+        <w:rPr>
+          <w:i/>
+          <w:iCs/>
+        </w:rPr>
+        <w:t xml:space="preserve">Guide</w:t>
+      </w:r>
+      <w:r>
+        <w:t xml:space="preserve">. https://www.ers.usda.gov/data-products/rural-urban-commuting-area-codes/users-guide.</w:t>
+      </w:r>
+    </w:p>
     <w:bookmarkEnd w:id="79"/>
-    <w:bookmarkStart w:id="80" w:name="X5df69cab398edda98b0028d1d2ef3313da2d6d1"/>
+    <w:bookmarkStart w:id="81" w:name="ref-epsteinPredictionStressDrug2020"/>
     <w:p>
       <w:pPr>
         <w:pStyle w:val="Bibliography"/>
       </w:pPr>
       <w:r>
-        <w:t xml:space="preserve">Economic Research Service US Department of Agriculture. (n.d.).</w:t>
-      </w:r>
-      <w:r>
-        <w:t xml:space="preserve"> </w:t>
-      </w:r>
-      <w:r>
-        <w:rPr>
-          <w:i/>
-          <w:iCs/>
-        </w:rPr>
-        <w:t xml:space="preserve">Rural-</w:t>
-      </w:r>
-      <w:r>
-        <w:rPr>
-          <w:i/>
-          <w:iCs/>
-        </w:rPr>
-        <w:t xml:space="preserve">Urban Commuting Area Codes</w:t>
-      </w:r>
-      <w:r>
-        <w:rPr>
-          <w:i/>
-          <w:iCs/>
-        </w:rPr>
-        <w:t xml:space="preserve"> </w:t>
-      </w:r>
-      <w:r>
-        <w:rPr>
-          <w:i/>
-          <w:iCs/>
-        </w:rPr>
-        <w:t xml:space="preserve">-</w:t>
-      </w:r>
-      <w:r>
-        <w:rPr>
-          <w:i/>
-          <w:iCs/>
-        </w:rPr>
-        <w:t xml:space="preserve"> </w:t>
-      </w:r>
-      <w:r>
-        <w:rPr>
-          <w:i/>
-          <w:iCs/>
-        </w:rPr>
-        <w:t xml:space="preserve">Users</w:t>
-      </w:r>
-      <w:r>
-        <w:rPr>
-          <w:i/>
-          <w:iCs/>
-        </w:rPr>
-        <w:t xml:space="preserve">’</w:t>
-      </w:r>
-      <w:r>
-        <w:rPr>
-          <w:i/>
-          <w:iCs/>
-        </w:rPr>
-        <w:t xml:space="preserve"> </w:t>
-      </w:r>
-      <w:r>
-        <w:rPr>
-          <w:i/>
-          <w:iCs/>
-        </w:rPr>
-        <w:t xml:space="preserve">Guide</w:t>
-      </w:r>
-      <w:r>
-        <w:t xml:space="preserve">. https://www.ers.usda.gov/data-products/rural-urban-commuting-area-codes/users-guide.</w:t>
-      </w:r>
-    </w:p>
-    <w:bookmarkEnd w:id="80"/>
-    <w:bookmarkStart w:id="82" w:name="ref-epsteinPredictionStressDrug2020"/>
-    <w:p>
-      <w:pPr>
-        <w:pStyle w:val="Bibliography"/>
-      </w:pPr>
-      <w:r>
         <w:t xml:space="preserve">Epstein, D. H., Tyburski, M., Kowalczyk, W. J., Burgess-Hull, A. J., Phillips, K. A., Curtis, B. L., &amp; Preston, K. L. (2020). Prediction of stress and drug craving ninety minutes in the future with passively collected</w:t>
       </w:r>
       <w:r>
@@ -6301,7 +6291,7 @@
       <w:r>
         <w:t xml:space="preserve"> </w:t>
       </w:r>
-      <w:hyperlink r:id="rId81">
+      <w:hyperlink r:id="rId80">
         <w:r>
           <w:rPr>
             <w:rStyle w:val="Hyperlink"/>
@@ -6310,8 +6300,8 @@
         </w:r>
       </w:hyperlink>
     </w:p>
-    <w:bookmarkEnd w:id="82"/>
-    <w:bookmarkStart w:id="84" w:name="ref-florenceEconomicBurdenOpioid2021"/>
+    <w:bookmarkEnd w:id="81"/>
+    <w:bookmarkStart w:id="83" w:name="ref-florenceEconomicBurdenOpioid2021"/>
     <w:p>
       <w:pPr>
         <w:pStyle w:val="Bibliography"/>
@@ -6357,7 +6347,7 @@
       <w:r>
         <w:t xml:space="preserve"> </w:t>
       </w:r>
-      <w:hyperlink r:id="rId83">
+      <w:hyperlink r:id="rId82">
         <w:r>
           <w:rPr>
             <w:rStyle w:val="Hyperlink"/>
@@ -6366,8 +6356,8 @@
         </w:r>
       </w:hyperlink>
     </w:p>
-    <w:bookmarkEnd w:id="84"/>
-    <w:bookmarkStart w:id="86" w:name="ref-freitagVariationsSubstanceUse2021"/>
+    <w:bookmarkEnd w:id="83"/>
+    <w:bookmarkStart w:id="85" w:name="ref-freitagVariationsSubstanceUse2021"/>
     <w:p>
       <w:pPr>
         <w:pStyle w:val="Bibliography"/>
@@ -6443,7 +6433,7 @@
       <w:r>
         <w:t xml:space="preserve"> </w:t>
       </w:r>
-      <w:hyperlink r:id="rId85">
+      <w:hyperlink r:id="rId84">
         <w:r>
           <w:rPr>
             <w:rStyle w:val="Hyperlink"/>
@@ -6452,78 +6442,78 @@
         </w:r>
       </w:hyperlink>
     </w:p>
+    <w:bookmarkEnd w:id="85"/>
+    <w:bookmarkStart w:id="86" w:name="ref-goodrichRstanarmBayesianApplied2023"/>
+    <w:p>
+      <w:pPr>
+        <w:pStyle w:val="Bibliography"/>
+      </w:pPr>
+      <w:r>
+        <w:t xml:space="preserve">Goodrich, B., Gabry, J., Ali, I., &amp; Brilleman, S. (2023).</w:t>
+      </w:r>
+      <w:r>
+        <w:t xml:space="preserve"> </w:t>
+      </w:r>
+      <w:r>
+        <w:rPr>
+          <w:i/>
+          <w:iCs/>
+        </w:rPr>
+        <w:t xml:space="preserve">Rstanarm:</w:t>
+      </w:r>
+      <w:r>
+        <w:rPr>
+          <w:i/>
+          <w:iCs/>
+        </w:rPr>
+        <w:t xml:space="preserve"> </w:t>
+      </w:r>
+      <w:r>
+        <w:rPr>
+          <w:i/>
+          <w:iCs/>
+        </w:rPr>
+        <w:t xml:space="preserve">Bayesian Applied Regression Modeling</w:t>
+      </w:r>
+      <w:r>
+        <w:rPr>
+          <w:i/>
+          <w:iCs/>
+        </w:rPr>
+        <w:t xml:space="preserve"> </w:t>
+      </w:r>
+      <w:r>
+        <w:rPr>
+          <w:i/>
+          <w:iCs/>
+        </w:rPr>
+        <w:t xml:space="preserve">via</w:t>
+      </w:r>
+      <w:r>
+        <w:rPr>
+          <w:i/>
+          <w:iCs/>
+        </w:rPr>
+        <w:t xml:space="preserve"> </w:t>
+      </w:r>
+      <w:r>
+        <w:rPr>
+          <w:i/>
+          <w:iCs/>
+        </w:rPr>
+        <w:t xml:space="preserve">Stan</w:t>
+      </w:r>
+      <w:r>
+        <w:t xml:space="preserve">.</w:t>
+      </w:r>
+    </w:p>
     <w:bookmarkEnd w:id="86"/>
-    <w:bookmarkStart w:id="87" w:name="ref-goodrichRstanarmBayesianApplied2023"/>
+    <w:bookmarkStart w:id="88" w:name="Xa203ab3abd150ead1a7854a9fa5726c8a273f52"/>
     <w:p>
       <w:pPr>
         <w:pStyle w:val="Bibliography"/>
       </w:pPr>
       <w:r>
-        <w:t xml:space="preserve">Goodrich, B., Gabry, J., Ali, I., &amp; Brilleman, S. (2023).</w:t>
-      </w:r>
-      <w:r>
-        <w:t xml:space="preserve"> </w:t>
-      </w:r>
-      <w:r>
-        <w:rPr>
-          <w:i/>
-          <w:iCs/>
-        </w:rPr>
-        <w:t xml:space="preserve">Rstanarm:</w:t>
-      </w:r>
-      <w:r>
-        <w:rPr>
-          <w:i/>
-          <w:iCs/>
-        </w:rPr>
-        <w:t xml:space="preserve"> </w:t>
-      </w:r>
-      <w:r>
-        <w:rPr>
-          <w:i/>
-          <w:iCs/>
-        </w:rPr>
-        <w:t xml:space="preserve">Bayesian Applied Regression Modeling</w:t>
-      </w:r>
-      <w:r>
-        <w:rPr>
-          <w:i/>
-          <w:iCs/>
-        </w:rPr>
-        <w:t xml:space="preserve"> </w:t>
-      </w:r>
-      <w:r>
-        <w:rPr>
-          <w:i/>
-          <w:iCs/>
-        </w:rPr>
-        <w:t xml:space="preserve">via</w:t>
-      </w:r>
-      <w:r>
-        <w:rPr>
-          <w:i/>
-          <w:iCs/>
-        </w:rPr>
-        <w:t xml:space="preserve"> </w:t>
-      </w:r>
-      <w:r>
-        <w:rPr>
-          <w:i/>
-          <w:iCs/>
-        </w:rPr>
-        <w:t xml:space="preserve">Stan</w:t>
-      </w:r>
-      <w:r>
-        <w:t xml:space="preserve">.</w:t>
-      </w:r>
-    </w:p>
-    <w:bookmarkEnd w:id="87"/>
-    <w:bookmarkStart w:id="89" w:name="Xa203ab3abd150ead1a7854a9fa5726c8a273f52"/>
-    <w:p>
-      <w:pPr>
-        <w:pStyle w:val="Bibliography"/>
-      </w:pPr>
-      <w:r>
         <w:t xml:space="preserve">Greenfield, S. F., Brooks, A. J., Gordon, S. M., Green, C. A., Kropp, F., McHugh, R. K., Lincoln, M., Hien, D., &amp; Miele, G. M. (2007). Substance abuse treatment entry, retention, and outcome in women:</w:t>
       </w:r>
       <w:r>
@@ -6567,7 +6557,7 @@
       <w:r>
         <w:t xml:space="preserve"> </w:t>
       </w:r>
-      <w:hyperlink r:id="rId88">
+      <w:hyperlink r:id="rId87">
         <w:r>
           <w:rPr>
             <w:rStyle w:val="Hyperlink"/>
@@ -6576,153 +6566,153 @@
         </w:r>
       </w:hyperlink>
     </w:p>
+    <w:bookmarkEnd w:id="88"/>
+    <w:bookmarkStart w:id="89" w:name="ref-grovesPrinciplesGNSSInertial2013"/>
+    <w:p>
+      <w:pPr>
+        <w:pStyle w:val="Bibliography"/>
+      </w:pPr>
+      <w:r>
+        <w:t xml:space="preserve">Groves, P. (2013).</w:t>
+      </w:r>
+      <w:r>
+        <w:t xml:space="preserve"> </w:t>
+      </w:r>
+      <w:r>
+        <w:rPr>
+          <w:i/>
+          <w:iCs/>
+        </w:rPr>
+        <w:t xml:space="preserve">Principles of</w:t>
+      </w:r>
+      <w:r>
+        <w:rPr>
+          <w:i/>
+          <w:iCs/>
+        </w:rPr>
+        <w:t xml:space="preserve"> </w:t>
+      </w:r>
+      <w:r>
+        <w:rPr>
+          <w:i/>
+          <w:iCs/>
+        </w:rPr>
+        <w:t xml:space="preserve">GNSS</w:t>
+      </w:r>
+      <w:r>
+        <w:rPr>
+          <w:i/>
+          <w:iCs/>
+        </w:rPr>
+        <w:t xml:space="preserve">,</w:t>
+      </w:r>
+      <w:r>
+        <w:rPr>
+          <w:i/>
+          <w:iCs/>
+        </w:rPr>
+        <w:t xml:space="preserve"> </w:t>
+      </w:r>
+      <w:r>
+        <w:rPr>
+          <w:i/>
+          <w:iCs/>
+        </w:rPr>
+        <w:t xml:space="preserve">Inertial</w:t>
+      </w:r>
+      <w:r>
+        <w:rPr>
+          <w:i/>
+          <w:iCs/>
+        </w:rPr>
+        <w:t xml:space="preserve">, and</w:t>
+      </w:r>
+      <w:r>
+        <w:rPr>
+          <w:i/>
+          <w:iCs/>
+        </w:rPr>
+        <w:t xml:space="preserve"> </w:t>
+      </w:r>
+      <w:r>
+        <w:rPr>
+          <w:i/>
+          <w:iCs/>
+        </w:rPr>
+        <w:t xml:space="preserve">Multisensor Integrated Navigation Systems</w:t>
+      </w:r>
+      <w:r>
+        <w:rPr>
+          <w:i/>
+          <w:iCs/>
+        </w:rPr>
+        <w:t xml:space="preserve">,</w:t>
+      </w:r>
+      <w:r>
+        <w:rPr>
+          <w:i/>
+          <w:iCs/>
+        </w:rPr>
+        <w:t xml:space="preserve"> </w:t>
+      </w:r>
+      <w:r>
+        <w:rPr>
+          <w:i/>
+          <w:iCs/>
+        </w:rPr>
+        <w:t xml:space="preserve">Second Edition</w:t>
+      </w:r>
+      <w:r>
+        <w:t xml:space="preserve">.</w:t>
+      </w:r>
+    </w:p>
     <w:bookmarkEnd w:id="89"/>
-    <w:bookmarkStart w:id="90" w:name="ref-grovesPrinciplesGNSSInertial2013"/>
+    <w:bookmarkStart w:id="91" w:name="X6b4ed3beef40dcba9764db2c38b474dc4669eb8"/>
     <w:p>
       <w:pPr>
         <w:pStyle w:val="Bibliography"/>
       </w:pPr>
       <w:r>
-        <w:t xml:space="preserve">Groves, P. (2013).</w:t>
-      </w:r>
-      <w:r>
-        <w:t xml:space="preserve"> </w:t>
-      </w:r>
-      <w:r>
-        <w:rPr>
-          <w:i/>
-          <w:iCs/>
-        </w:rPr>
-        <w:t xml:space="preserve">Principles of</w:t>
-      </w:r>
-      <w:r>
-        <w:rPr>
-          <w:i/>
-          <w:iCs/>
-        </w:rPr>
-        <w:t xml:space="preserve"> </w:t>
-      </w:r>
-      <w:r>
-        <w:rPr>
-          <w:i/>
-          <w:iCs/>
-        </w:rPr>
-        <w:t xml:space="preserve">GNSS</w:t>
-      </w:r>
-      <w:r>
-        <w:rPr>
-          <w:i/>
-          <w:iCs/>
-        </w:rPr>
+        <w:t xml:space="preserve">Guerrero, E. G., Marsh, J. C., Khachikian, T., Amaro, H., &amp; Vega, W. A. (2013). Disparities in</w:t>
+      </w:r>
+      <w:r>
+        <w:t xml:space="preserve"> </w:t>
+      </w:r>
+      <w:r>
+        <w:t xml:space="preserve">Latino</w:t>
+      </w:r>
+      <w:r>
+        <w:t xml:space="preserve"> </w:t>
+      </w:r>
+      <w:r>
+        <w:t xml:space="preserve">substance use, service use, and treatment:</w:t>
+      </w:r>
+      <w:r>
+        <w:t xml:space="preserve"> </w:t>
+      </w:r>
+      <w:r>
+        <w:t xml:space="preserve">Implications</w:t>
+      </w:r>
+      <w:r>
+        <w:t xml:space="preserve"> </w:t>
+      </w:r>
+      <w:r>
+        <w:t xml:space="preserve">for culturally and evidence-based interventions under health care reform.</w:t>
+      </w:r>
+      <w:r>
+        <w:t xml:space="preserve"> </w:t>
+      </w:r>
+      <w:r>
+        <w:rPr>
+          <w:i/>
+          <w:iCs/>
+        </w:rPr>
+        <w:t xml:space="preserve">Drug and Alcohol Dependence</w:t>
+      </w:r>
+      <w:r>
         <w:t xml:space="preserve">,</w:t>
       </w:r>
       <w:r>
-        <w:rPr>
-          <w:i/>
-          <w:iCs/>
-        </w:rPr>
-        <w:t xml:space="preserve"> </w:t>
-      </w:r>
-      <w:r>
-        <w:rPr>
-          <w:i/>
-          <w:iCs/>
-        </w:rPr>
-        <w:t xml:space="preserve">Inertial</w:t>
-      </w:r>
-      <w:r>
-        <w:rPr>
-          <w:i/>
-          <w:iCs/>
-        </w:rPr>
-        <w:t xml:space="preserve">, and</w:t>
-      </w:r>
-      <w:r>
-        <w:rPr>
-          <w:i/>
-          <w:iCs/>
-        </w:rPr>
-        <w:t xml:space="preserve"> </w:t>
-      </w:r>
-      <w:r>
-        <w:rPr>
-          <w:i/>
-          <w:iCs/>
-        </w:rPr>
-        <w:t xml:space="preserve">Multisensor Integrated Navigation Systems</w:t>
-      </w:r>
-      <w:r>
-        <w:rPr>
-          <w:i/>
-          <w:iCs/>
-        </w:rPr>
-        <w:t xml:space="preserve">,</w:t>
-      </w:r>
-      <w:r>
-        <w:rPr>
-          <w:i/>
-          <w:iCs/>
-        </w:rPr>
-        <w:t xml:space="preserve"> </w:t>
-      </w:r>
-      <w:r>
-        <w:rPr>
-          <w:i/>
-          <w:iCs/>
-        </w:rPr>
-        <w:t xml:space="preserve">Second Edition</w:t>
-      </w:r>
-      <w:r>
-        <w:t xml:space="preserve">.</w:t>
-      </w:r>
-    </w:p>
-    <w:bookmarkEnd w:id="90"/>
-    <w:bookmarkStart w:id="92" w:name="X6b4ed3beef40dcba9764db2c38b474dc4669eb8"/>
-    <w:p>
-      <w:pPr>
-        <w:pStyle w:val="Bibliography"/>
-      </w:pPr>
-      <w:r>
-        <w:t xml:space="preserve">Guerrero, E. G., Marsh, J. C., Khachikian, T., Amaro, H., &amp; Vega, W. A. (2013). Disparities in</w:t>
-      </w:r>
-      <w:r>
-        <w:t xml:space="preserve"> </w:t>
-      </w:r>
-      <w:r>
-        <w:t xml:space="preserve">Latino</w:t>
-      </w:r>
-      <w:r>
-        <w:t xml:space="preserve"> </w:t>
-      </w:r>
-      <w:r>
-        <w:t xml:space="preserve">substance use, service use, and treatment:</w:t>
-      </w:r>
-      <w:r>
-        <w:t xml:space="preserve"> </w:t>
-      </w:r>
-      <w:r>
-        <w:t xml:space="preserve">Implications</w:t>
-      </w:r>
-      <w:r>
-        <w:t xml:space="preserve"> </w:t>
-      </w:r>
-      <w:r>
-        <w:t xml:space="preserve">for culturally and evidence-based interventions under health care reform.</w:t>
-      </w:r>
-      <w:r>
-        <w:t xml:space="preserve"> </w:t>
-      </w:r>
-      <w:r>
-        <w:rPr>
-          <w:i/>
-          <w:iCs/>
-        </w:rPr>
-        <w:t xml:space="preserve">Drug and Alcohol Dependence</w:t>
-      </w:r>
-      <w:r>
-        <w:t xml:space="preserve">,</w:t>
-      </w:r>
-      <w:r>
         <w:t xml:space="preserve"> </w:t>
       </w:r>
       <w:r>
@@ -6738,7 +6728,7 @@
       <w:r>
         <w:t xml:space="preserve"> </w:t>
       </w:r>
-      <w:hyperlink r:id="rId91">
+      <w:hyperlink r:id="rId90">
         <w:r>
           <w:rPr>
             <w:rStyle w:val="Hyperlink"/>
@@ -6747,8 +6737,8 @@
         </w:r>
       </w:hyperlink>
     </w:p>
-    <w:bookmarkEnd w:id="92"/>
-    <w:bookmarkStart w:id="94" w:name="X805b64c6cb0e2e29672f0738918e5324c4e18a1"/>
+    <w:bookmarkEnd w:id="91"/>
+    <w:bookmarkStart w:id="93" w:name="X805b64c6cb0e2e29672f0738918e5324c4e18a1"/>
     <w:p>
       <w:pPr>
         <w:pStyle w:val="Bibliography"/>
@@ -6785,7 +6775,7 @@
       <w:r>
         <w:t xml:space="preserve"> </w:t>
       </w:r>
-      <w:hyperlink r:id="rId93">
+      <w:hyperlink r:id="rId92">
         <w:r>
           <w:rPr>
             <w:rStyle w:val="Hyperlink"/>
@@ -6794,50 +6784,50 @@
         </w:r>
       </w:hyperlink>
     </w:p>
+    <w:bookmarkEnd w:id="93"/>
+    <w:bookmarkStart w:id="94" w:name="X8b12ef138ca23b48f269e0b446537ae876fd725"/>
+    <w:p>
+      <w:pPr>
+        <w:pStyle w:val="Bibliography"/>
+      </w:pPr>
+      <w:r>
+        <w:t xml:space="preserve">Health Resources and Services Administration. (n.d.).</w:t>
+      </w:r>
+      <w:r>
+        <w:t xml:space="preserve"> </w:t>
+      </w:r>
+      <w:r>
+        <w:rPr>
+          <w:i/>
+          <w:iCs/>
+        </w:rPr>
+        <w:t xml:space="preserve">How</w:t>
+      </w:r>
+      <w:r>
+        <w:rPr>
+          <w:i/>
+          <w:iCs/>
+        </w:rPr>
+        <w:t xml:space="preserve"> </w:t>
+      </w:r>
+      <w:r>
+        <w:rPr>
+          <w:i/>
+          <w:iCs/>
+        </w:rPr>
+        <w:t xml:space="preserve">We Define Rural</w:t>
+      </w:r>
+      <w:r>
+        <w:t xml:space="preserve">. https://www.hrsa.gov/rural-health/about-us/what-is-rural.</w:t>
+      </w:r>
+    </w:p>
     <w:bookmarkEnd w:id="94"/>
-    <w:bookmarkStart w:id="95" w:name="X8b12ef138ca23b48f269e0b446537ae876fd725"/>
+    <w:bookmarkStart w:id="96" w:name="X124ba946b4d19c4d3454f7989a2955eb824b98a"/>
     <w:p>
       <w:pPr>
         <w:pStyle w:val="Bibliography"/>
       </w:pPr>
       <w:r>
-        <w:t xml:space="preserve">Health Resources and Services Administration. (n.d.).</w:t>
-      </w:r>
-      <w:r>
-        <w:t xml:space="preserve"> </w:t>
-      </w:r>
-      <w:r>
-        <w:rPr>
-          <w:i/>
-          <w:iCs/>
-        </w:rPr>
-        <w:t xml:space="preserve">How</w:t>
-      </w:r>
-      <w:r>
-        <w:rPr>
-          <w:i/>
-          <w:iCs/>
-        </w:rPr>
-        <w:t xml:space="preserve"> </w:t>
-      </w:r>
-      <w:r>
-        <w:rPr>
-          <w:i/>
-          <w:iCs/>
-        </w:rPr>
-        <w:t xml:space="preserve">We Define Rural</w:t>
-      </w:r>
-      <w:r>
-        <w:t xml:space="preserve">. https://www.hrsa.gov/rural-health/about-us/what-is-rural.</w:t>
-      </w:r>
-    </w:p>
-    <w:bookmarkEnd w:id="95"/>
-    <w:bookmarkStart w:id="97" w:name="X124ba946b4d19c4d3454f7989a2955eb824b98a"/>
-    <w:p>
-      <w:pPr>
-        <w:pStyle w:val="Bibliography"/>
-      </w:pPr>
-      <w:r>
         <w:t xml:space="preserve">Heinz, M. V., Price, G. D., Singh, A., Bhattacharya, S., Chen, C.-H., Asyyed, A., Does, M. B., Hassanpour, S., Hichborn, E., Kotz, D., Lambert-Harris, C. A., Li, Z., McLeman, B., Mishra, V., Stanger, C., Subramaniam, G., Wu, W., Campbell, C. I., Marsch, L. A., &amp; Jacobson, N. C. (2025). A longitudinal observational study with ecological momentary assessment and deep learning to predict non-prescribed opioid use, treatment retention, and medication nonadherence among persons receiving medication treatment for opioid use disorder.</w:t>
       </w:r>
       <w:r>
@@ -6869,7 +6859,7 @@
       <w:r>
         <w:t xml:space="preserve"> </w:t>
       </w:r>
-      <w:hyperlink r:id="rId96">
+      <w:hyperlink r:id="rId95">
         <w:r>
           <w:rPr>
             <w:rStyle w:val="Hyperlink"/>
@@ -6878,8 +6868,8 @@
         </w:r>
       </w:hyperlink>
     </w:p>
-    <w:bookmarkEnd w:id="97"/>
-    <w:bookmarkStart w:id="99" w:name="ref-hserHighMortalityPatients2017"/>
+    <w:bookmarkEnd w:id="96"/>
+    <w:bookmarkStart w:id="98" w:name="ref-hserHighMortalityPatients2017"/>
     <w:p>
       <w:pPr>
         <w:pStyle w:val="Bibliography"/>
@@ -6937,7 +6927,7 @@
       <w:r>
         <w:t xml:space="preserve"> </w:t>
       </w:r>
-      <w:hyperlink r:id="rId98">
+      <w:hyperlink r:id="rId97">
         <w:r>
           <w:rPr>
             <w:rStyle w:val="Hyperlink"/>
@@ -6946,8 +6936,8 @@
         </w:r>
       </w:hyperlink>
     </w:p>
-    <w:bookmarkEnd w:id="99"/>
-    <w:bookmarkStart w:id="101" w:name="X9dfa929848d202736296032659cec14e42606bb"/>
+    <w:bookmarkEnd w:id="98"/>
+    <w:bookmarkStart w:id="100" w:name="X9dfa929848d202736296032659cec14e42606bb"/>
     <w:p>
       <w:pPr>
         <w:pStyle w:val="Bibliography"/>
@@ -6984,7 +6974,7 @@
       <w:r>
         <w:t xml:space="preserve"> </w:t>
       </w:r>
-      <w:hyperlink r:id="rId100">
+      <w:hyperlink r:id="rId99">
         <w:r>
           <w:rPr>
             <w:rStyle w:val="Hyperlink"/>
@@ -6993,8 +6983,8 @@
         </w:r>
       </w:hyperlink>
     </w:p>
-    <w:bookmarkEnd w:id="101"/>
-    <w:bookmarkStart w:id="103" w:name="ref-kilaruIncidenceTreatmentOpioid2020"/>
+    <w:bookmarkEnd w:id="100"/>
+    <w:bookmarkStart w:id="102" w:name="ref-kilaruIncidenceTreatmentOpioid2020"/>
     <w:p>
       <w:pPr>
         <w:pStyle w:val="Bibliography"/>
@@ -7064,7 +7054,7 @@
       <w:r>
         <w:t xml:space="preserve"> </w:t>
       </w:r>
-      <w:hyperlink r:id="rId102">
+      <w:hyperlink r:id="rId101">
         <w:r>
           <w:rPr>
             <w:rStyle w:val="Hyperlink"/>
@@ -7073,129 +7063,129 @@
         </w:r>
       </w:hyperlink>
     </w:p>
+    <w:bookmarkEnd w:id="102"/>
+    <w:bookmarkStart w:id="103" w:name="Xa93a98d1ce255982a5ea923c39451c32053b2a2"/>
+    <w:p>
+      <w:pPr>
+        <w:pStyle w:val="Bibliography"/>
+      </w:pPr>
+      <w:r>
+        <w:t xml:space="preserve">Kuhn, M. (2022).</w:t>
+      </w:r>
+      <w:r>
+        <w:t xml:space="preserve"> </w:t>
+      </w:r>
+      <w:r>
+        <w:rPr>
+          <w:i/>
+          <w:iCs/>
+        </w:rPr>
+        <w:t xml:space="preserve">Tidyposterior:</w:t>
+      </w:r>
+      <w:r>
+        <w:rPr>
+          <w:i/>
+          <w:iCs/>
+        </w:rPr>
+        <w:t xml:space="preserve"> </w:t>
+      </w:r>
+      <w:r>
+        <w:rPr>
+          <w:i/>
+          <w:iCs/>
+        </w:rPr>
+        <w:t xml:space="preserve">Bayesian Analysis</w:t>
+      </w:r>
+      <w:r>
+        <w:rPr>
+          <w:i/>
+          <w:iCs/>
+        </w:rPr>
+        <w:t xml:space="preserve"> </w:t>
+      </w:r>
+      <w:r>
+        <w:rPr>
+          <w:i/>
+          <w:iCs/>
+        </w:rPr>
+        <w:t xml:space="preserve">to</w:t>
+      </w:r>
+      <w:r>
+        <w:rPr>
+          <w:i/>
+          <w:iCs/>
+        </w:rPr>
+        <w:t xml:space="preserve"> </w:t>
+      </w:r>
+      <w:r>
+        <w:rPr>
+          <w:i/>
+          <w:iCs/>
+        </w:rPr>
+        <w:t xml:space="preserve">Compare Models</w:t>
+      </w:r>
+      <w:r>
+        <w:rPr>
+          <w:i/>
+          <w:iCs/>
+        </w:rPr>
+        <w:t xml:space="preserve"> </w:t>
+      </w:r>
+      <w:r>
+        <w:rPr>
+          <w:i/>
+          <w:iCs/>
+        </w:rPr>
+        <w:t xml:space="preserve">using</w:t>
+      </w:r>
+      <w:r>
+        <w:rPr>
+          <w:i/>
+          <w:iCs/>
+        </w:rPr>
+        <w:t xml:space="preserve"> </w:t>
+      </w:r>
+      <w:r>
+        <w:rPr>
+          <w:i/>
+          <w:iCs/>
+        </w:rPr>
+        <w:t xml:space="preserve">Resampling Statistics</w:t>
+      </w:r>
+      <w:r>
+        <w:t xml:space="preserve">.</w:t>
+      </w:r>
+    </w:p>
     <w:bookmarkEnd w:id="103"/>
-    <w:bookmarkStart w:id="104" w:name="Xa93a98d1ce255982a5ea923c39451c32053b2a2"/>
+    <w:bookmarkStart w:id="104" w:name="ref-kuhnTidymodelsCollectionPackages2020"/>
     <w:p>
       <w:pPr>
         <w:pStyle w:val="Bibliography"/>
       </w:pPr>
       <w:r>
-        <w:t xml:space="preserve">Kuhn, M. (2022).</w:t>
-      </w:r>
-      <w:r>
-        <w:t xml:space="preserve"> </w:t>
-      </w:r>
-      <w:r>
-        <w:rPr>
-          <w:i/>
-          <w:iCs/>
-        </w:rPr>
-        <w:t xml:space="preserve">Tidyposterior:</w:t>
-      </w:r>
-      <w:r>
-        <w:rPr>
-          <w:i/>
-          <w:iCs/>
-        </w:rPr>
-        <w:t xml:space="preserve"> </w:t>
-      </w:r>
-      <w:r>
-        <w:rPr>
-          <w:i/>
-          <w:iCs/>
-        </w:rPr>
-        <w:t xml:space="preserve">Bayesian Analysis</w:t>
-      </w:r>
-      <w:r>
-        <w:rPr>
-          <w:i/>
-          <w:iCs/>
-        </w:rPr>
-        <w:t xml:space="preserve"> </w:t>
-      </w:r>
-      <w:r>
-        <w:rPr>
-          <w:i/>
-          <w:iCs/>
-        </w:rPr>
-        <w:t xml:space="preserve">to</w:t>
-      </w:r>
-      <w:r>
-        <w:rPr>
-          <w:i/>
-          <w:iCs/>
-        </w:rPr>
-        <w:t xml:space="preserve"> </w:t>
-      </w:r>
-      <w:r>
-        <w:rPr>
-          <w:i/>
-          <w:iCs/>
-        </w:rPr>
-        <w:t xml:space="preserve">Compare Models</w:t>
-      </w:r>
-      <w:r>
-        <w:rPr>
-          <w:i/>
-          <w:iCs/>
-        </w:rPr>
-        <w:t xml:space="preserve"> </w:t>
-      </w:r>
-      <w:r>
-        <w:rPr>
-          <w:i/>
-          <w:iCs/>
-        </w:rPr>
-        <w:t xml:space="preserve">using</w:t>
-      </w:r>
-      <w:r>
-        <w:rPr>
-          <w:i/>
-          <w:iCs/>
-        </w:rPr>
-        <w:t xml:space="preserve"> </w:t>
-      </w:r>
-      <w:r>
-        <w:rPr>
-          <w:i/>
-          <w:iCs/>
-        </w:rPr>
-        <w:t xml:space="preserve">Resampling Statistics</w:t>
+        <w:t xml:space="preserve">Kuhn, M., &amp; Wickham, H. (2020).</w:t>
+      </w:r>
+      <w:r>
+        <w:t xml:space="preserve"> </w:t>
+      </w:r>
+      <w:r>
+        <w:rPr>
+          <w:i/>
+          <w:iCs/>
+        </w:rPr>
+        <w:t xml:space="preserve">Tidymodels: A collection of packages for modeling and machine learning using tidyverse principles</w:t>
       </w:r>
       <w:r>
         <w:t xml:space="preserve">.</w:t>
       </w:r>
     </w:p>
     <w:bookmarkEnd w:id="104"/>
-    <w:bookmarkStart w:id="105" w:name="ref-kuhnTidymodelsCollectionPackages2020"/>
+    <w:bookmarkStart w:id="106" w:name="X3767008d16a8293168c856ccfc7bd4044275213"/>
     <w:p>
       <w:pPr>
         <w:pStyle w:val="Bibliography"/>
       </w:pPr>
       <w:r>
-        <w:t xml:space="preserve">Kuhn, M., &amp; Wickham, H. (2020).</w:t>
-      </w:r>
-      <w:r>
-        <w:t xml:space="preserve"> </w:t>
-      </w:r>
-      <w:r>
-        <w:rPr>
-          <w:i/>
-          <w:iCs/>
-        </w:rPr>
-        <w:t xml:space="preserve">Tidymodels: A collection of packages for modeling and machine learning using tidyverse principles</w:t>
-      </w:r>
-      <w:r>
-        <w:t xml:space="preserve">.</w:t>
-      </w:r>
-    </w:p>
-    <w:bookmarkEnd w:id="105"/>
-    <w:bookmarkStart w:id="107" w:name="X3767008d16a8293168c856ccfc7bd4044275213"/>
-    <w:p>
-      <w:pPr>
-        <w:pStyle w:val="Bibliography"/>
-      </w:pPr>
-      <w:r>
         <w:t xml:space="preserve">Leenaerts, N., Soyster, P., Ceccarini, J., Sunaert, S., Fisher, A., &amp; Vrieze, E. (2024). Person-specific and pooled prediction models for binge eating, alcohol use and binge drinking in bulimia nervosa and alcohol use disorder.</w:t>
       </w:r>
       <w:r>
@@ -7227,7 +7217,7 @@
       <w:r>
         <w:t xml:space="preserve"> </w:t>
       </w:r>
-      <w:hyperlink r:id="rId106">
+      <w:hyperlink r:id="rId105">
         <w:r>
           <w:rPr>
             <w:rStyle w:val="Hyperlink"/>
@@ -7236,8 +7226,8 @@
         </w:r>
       </w:hyperlink>
     </w:p>
-    <w:bookmarkEnd w:id="107"/>
-    <w:bookmarkStart w:id="109" w:name="Xaa720cc9c8d959b428cd2035783815a9cba15e0"/>
+    <w:bookmarkEnd w:id="106"/>
+    <w:bookmarkStart w:id="108" w:name="Xaa720cc9c8d959b428cd2035783815a9cba15e0"/>
     <w:p>
       <w:pPr>
         <w:pStyle w:val="Bibliography"/>
@@ -7283,7 +7273,7 @@
       <w:r>
         <w:t xml:space="preserve"> </w:t>
       </w:r>
-      <w:hyperlink r:id="rId108">
+      <w:hyperlink r:id="rId107">
         <w:r>
           <w:rPr>
             <w:rStyle w:val="Hyperlink"/>
@@ -7292,8 +7282,8 @@
         </w:r>
       </w:hyperlink>
     </w:p>
-    <w:bookmarkEnd w:id="109"/>
-    <w:bookmarkStart w:id="111" w:name="ref-lofaroRuralUrbanDifferences2025"/>
+    <w:bookmarkEnd w:id="108"/>
+    <w:bookmarkStart w:id="110" w:name="ref-lofaroRuralUrbanDifferences2025"/>
     <w:p>
       <w:pPr>
         <w:pStyle w:val="Bibliography"/>
@@ -7330,7 +7320,7 @@
       <w:r>
         <w:t xml:space="preserve"> </w:t>
       </w:r>
-      <w:hyperlink r:id="rId110">
+      <w:hyperlink r:id="rId109">
         <w:r>
           <w:rPr>
             <w:rStyle w:val="Hyperlink"/>
@@ -7339,122 +7329,122 @@
         </w:r>
       </w:hyperlink>
     </w:p>
+    <w:bookmarkEnd w:id="110"/>
+    <w:bookmarkStart w:id="111" w:name="X34be55f2a2ff67a14e7206627bb93b426490c87"/>
+    <w:p>
+      <w:pPr>
+        <w:pStyle w:val="Bibliography"/>
+      </w:pPr>
+      <w:r>
+        <w:t xml:space="preserve">Lundberg, S. M., &amp; Lee, S.-I. (2017). A unified approach to interpreting model predictions.</w:t>
+      </w:r>
+      <w:r>
+        <w:t xml:space="preserve"> </w:t>
+      </w:r>
+      <w:r>
+        <w:rPr>
+          <w:i/>
+          <w:iCs/>
+        </w:rPr>
+        <w:t xml:space="preserve">Proceedings of the 31st</w:t>
+      </w:r>
+      <w:r>
+        <w:rPr>
+          <w:i/>
+          <w:iCs/>
+        </w:rPr>
+        <w:t xml:space="preserve"> </w:t>
+      </w:r>
+      <w:r>
+        <w:rPr>
+          <w:i/>
+          <w:iCs/>
+        </w:rPr>
+        <w:t xml:space="preserve">International Conference</w:t>
+      </w:r>
+      <w:r>
+        <w:rPr>
+          <w:i/>
+          <w:iCs/>
+        </w:rPr>
+        <w:t xml:space="preserve"> </w:t>
+      </w:r>
+      <w:r>
+        <w:rPr>
+          <w:i/>
+          <w:iCs/>
+        </w:rPr>
+        <w:t xml:space="preserve">on</w:t>
+      </w:r>
+      <w:r>
+        <w:rPr>
+          <w:i/>
+          <w:iCs/>
+        </w:rPr>
+        <w:t xml:space="preserve"> </w:t>
+      </w:r>
+      <w:r>
+        <w:rPr>
+          <w:i/>
+          <w:iCs/>
+        </w:rPr>
+        <w:t xml:space="preserve">Neural Information Processing Systems</w:t>
+      </w:r>
+      <w:r>
+        <w:rPr>
+          <w:i/>
+          <w:iCs/>
+        </w:rPr>
+        <w:t xml:space="preserve">,</w:t>
+      </w:r>
+      <w:r>
+        <w:rPr>
+          <w:i/>
+          <w:iCs/>
+        </w:rPr>
+        <w:t xml:space="preserve"> </w:t>
+      </w:r>
+      <w:r>
+        <w:rPr>
+          <w:i/>
+          <w:iCs/>
+        </w:rPr>
+        <w:t xml:space="preserve">NIPS</w:t>
+      </w:r>
+      <w:r>
+        <w:rPr>
+          <w:i/>
+          <w:iCs/>
+        </w:rPr>
+        <w:t xml:space="preserve">’17</w:t>
+      </w:r>
+      <w:r>
+        <w:t xml:space="preserve">, 4768–4777.</w:t>
+      </w:r>
+    </w:p>
     <w:bookmarkEnd w:id="111"/>
-    <w:bookmarkStart w:id="112" w:name="X34be55f2a2ff67a14e7206627bb93b426490c87"/>
+    <w:bookmarkStart w:id="113" w:name="Xcd5b1eed29ae982ceb2faccc95458d58289f03d"/>
     <w:p>
       <w:pPr>
         <w:pStyle w:val="Bibliography"/>
       </w:pPr>
       <w:r>
-        <w:t xml:space="preserve">Lundberg, S. M., &amp; Lee, S.-I. (2017). A unified approach to interpreting model predictions.</w:t>
-      </w:r>
-      <w:r>
-        <w:t xml:space="preserve"> </w:t>
-      </w:r>
-      <w:r>
-        <w:rPr>
-          <w:i/>
-          <w:iCs/>
-        </w:rPr>
-        <w:t xml:space="preserve">Proceedings of the 31st</w:t>
-      </w:r>
-      <w:r>
-        <w:rPr>
-          <w:i/>
-          <w:iCs/>
-        </w:rPr>
-        <w:t xml:space="preserve"> </w:t>
-      </w:r>
-      <w:r>
-        <w:rPr>
-          <w:i/>
-          <w:iCs/>
-        </w:rPr>
-        <w:t xml:space="preserve">International Conference</w:t>
-      </w:r>
-      <w:r>
-        <w:rPr>
-          <w:i/>
-          <w:iCs/>
-        </w:rPr>
-        <w:t xml:space="preserve"> </w:t>
-      </w:r>
-      <w:r>
-        <w:rPr>
-          <w:i/>
-          <w:iCs/>
-        </w:rPr>
-        <w:t xml:space="preserve">on</w:t>
-      </w:r>
-      <w:r>
-        <w:rPr>
-          <w:i/>
-          <w:iCs/>
-        </w:rPr>
-        <w:t xml:space="preserve"> </w:t>
-      </w:r>
-      <w:r>
-        <w:rPr>
-          <w:i/>
-          <w:iCs/>
-        </w:rPr>
-        <w:t xml:space="preserve">Neural Information Processing Systems</w:t>
-      </w:r>
-      <w:r>
-        <w:rPr>
-          <w:i/>
-          <w:iCs/>
-        </w:rPr>
+        <w:t xml:space="preserve">Ma, J., Bao, Y.-P., Wang, R.-J., Su, M.-F., Liu, M.-X., Li, J.-Q., Degenhardt, L., Farrell, M., Blow, F. C., Ilgen, M., Shi, J., &amp; Lu, L. (2019). Effects of medication-assisted treatment on mortality among opioids users: A systematic review and meta-analysis.</w:t>
+      </w:r>
+      <w:r>
+        <w:t xml:space="preserve"> </w:t>
+      </w:r>
+      <w:r>
+        <w:rPr>
+          <w:i/>
+          <w:iCs/>
+        </w:rPr>
+        <w:t xml:space="preserve">Molecular Psychiatry</w:t>
+      </w:r>
+      <w:r>
         <w:t xml:space="preserve">,</w:t>
       </w:r>
       <w:r>
-        <w:rPr>
-          <w:i/>
-          <w:iCs/>
-        </w:rPr>
-        <w:t xml:space="preserve"> </w:t>
-      </w:r>
-      <w:r>
-        <w:rPr>
-          <w:i/>
-          <w:iCs/>
-        </w:rPr>
-        <w:t xml:space="preserve">NIPS</w:t>
-      </w:r>
-      <w:r>
-        <w:rPr>
-          <w:i/>
-          <w:iCs/>
-        </w:rPr>
-        <w:t xml:space="preserve">’17</w:t>
-      </w:r>
-      <w:r>
-        <w:t xml:space="preserve">, 4768–4777.</w:t>
-      </w:r>
-    </w:p>
-    <w:bookmarkEnd w:id="112"/>
-    <w:bookmarkStart w:id="114" w:name="Xcd5b1eed29ae982ceb2faccc95458d58289f03d"/>
-    <w:p>
-      <w:pPr>
-        <w:pStyle w:val="Bibliography"/>
-      </w:pPr>
-      <w:r>
-        <w:t xml:space="preserve">Ma, J., Bao, Y.-P., Wang, R.-J., Su, M.-F., Liu, M.-X., Li, J.-Q., Degenhardt, L., Farrell, M., Blow, F. C., Ilgen, M., Shi, J., &amp; Lu, L. (2019). Effects of medication-assisted treatment on mortality among opioids users: A systematic review and meta-analysis.</w:t>
-      </w:r>
-      <w:r>
-        <w:t xml:space="preserve"> </w:t>
-      </w:r>
-      <w:r>
-        <w:rPr>
-          <w:i/>
-          <w:iCs/>
-        </w:rPr>
-        <w:t xml:space="preserve">Molecular Psychiatry</w:t>
-      </w:r>
-      <w:r>
-        <w:t xml:space="preserve">,</w:t>
-      </w:r>
-      <w:r>
         <w:t xml:space="preserve"> </w:t>
       </w:r>
       <w:r>
@@ -7470,7 +7460,7 @@
       <w:r>
         <w:t xml:space="preserve"> </w:t>
       </w:r>
-      <w:hyperlink r:id="rId113">
+      <w:hyperlink r:id="rId112">
         <w:r>
           <w:rPr>
             <w:rStyle w:val="Hyperlink"/>
@@ -7479,213 +7469,213 @@
         </w:r>
       </w:hyperlink>
     </w:p>
+    <w:bookmarkEnd w:id="113"/>
+    <w:bookmarkStart w:id="114" w:name="ref-marlattRelapsePreventionSecond2007"/>
+    <w:p>
+      <w:pPr>
+        <w:pStyle w:val="Bibliography"/>
+      </w:pPr>
+      <w:r>
+        <w:t xml:space="preserve">Marlatt, G. A., &amp; Donovan, D. M. (Eds.). (2007).</w:t>
+      </w:r>
+      <w:r>
+        <w:t xml:space="preserve"> </w:t>
+      </w:r>
+      <w:r>
+        <w:rPr>
+          <w:i/>
+          <w:iCs/>
+        </w:rPr>
+        <w:t xml:space="preserve">Relapse</w:t>
+      </w:r>
+      <w:r>
+        <w:rPr>
+          <w:i/>
+          <w:iCs/>
+        </w:rPr>
+        <w:t xml:space="preserve"> </w:t>
+      </w:r>
+      <w:r>
+        <w:rPr>
+          <w:i/>
+          <w:iCs/>
+        </w:rPr>
+        <w:t xml:space="preserve">Prevention</w:t>
+      </w:r>
+      <w:r>
+        <w:rPr>
+          <w:i/>
+          <w:iCs/>
+        </w:rPr>
+        <w:t xml:space="preserve">,</w:t>
+      </w:r>
+      <w:r>
+        <w:rPr>
+          <w:i/>
+          <w:iCs/>
+        </w:rPr>
+        <w:t xml:space="preserve"> </w:t>
+      </w:r>
+      <w:r>
+        <w:rPr>
+          <w:i/>
+          <w:iCs/>
+        </w:rPr>
+        <w:t xml:space="preserve">Second Edition</w:t>
+      </w:r>
+      <w:r>
+        <w:rPr>
+          <w:i/>
+          <w:iCs/>
+        </w:rPr>
+        <w:t xml:space="preserve">:</w:t>
+      </w:r>
+      <w:r>
+        <w:rPr>
+          <w:i/>
+          <w:iCs/>
+        </w:rPr>
+        <w:t xml:space="preserve"> </w:t>
+      </w:r>
+      <w:r>
+        <w:rPr>
+          <w:i/>
+          <w:iCs/>
+        </w:rPr>
+        <w:t xml:space="preserve">Maintenance Strategies</w:t>
+      </w:r>
+      <w:r>
+        <w:rPr>
+          <w:i/>
+          <w:iCs/>
+        </w:rPr>
+        <w:t xml:space="preserve"> </w:t>
+      </w:r>
+      <w:r>
+        <w:rPr>
+          <w:i/>
+          <w:iCs/>
+        </w:rPr>
+        <w:t xml:space="preserve">in the</w:t>
+      </w:r>
+      <w:r>
+        <w:rPr>
+          <w:i/>
+          <w:iCs/>
+        </w:rPr>
+        <w:t xml:space="preserve"> </w:t>
+      </w:r>
+      <w:r>
+        <w:rPr>
+          <w:i/>
+          <w:iCs/>
+        </w:rPr>
+        <w:t xml:space="preserve">Treatment</w:t>
+      </w:r>
+      <w:r>
+        <w:rPr>
+          <w:i/>
+          <w:iCs/>
+        </w:rPr>
+        <w:t xml:space="preserve"> </w:t>
+      </w:r>
+      <w:r>
+        <w:rPr>
+          <w:i/>
+          <w:iCs/>
+        </w:rPr>
+        <w:t xml:space="preserve">of</w:t>
+      </w:r>
+      <w:r>
+        <w:rPr>
+          <w:i/>
+          <w:iCs/>
+        </w:rPr>
+        <w:t xml:space="preserve"> </w:t>
+      </w:r>
+      <w:r>
+        <w:rPr>
+          <w:i/>
+          <w:iCs/>
+        </w:rPr>
+        <w:t xml:space="preserve">Addictive Behaviors</w:t>
+      </w:r>
+      <w:r>
+        <w:t xml:space="preserve"> </w:t>
+      </w:r>
+      <w:r>
+        <w:t xml:space="preserve">(2nd edition). The Guilford Press.</w:t>
+      </w:r>
+    </w:p>
     <w:bookmarkEnd w:id="114"/>
-    <w:bookmarkStart w:id="115" w:name="ref-marlattRelapsePreventionSecond2007"/>
+    <w:bookmarkStart w:id="116" w:name="ref-martinNeedReceiptSubstance2022"/>
     <w:p>
       <w:pPr>
         <w:pStyle w:val="Bibliography"/>
       </w:pPr>
       <w:r>
-        <w:t xml:space="preserve">Marlatt, G. A., &amp; Donovan, D. M. (Eds.). (2007).</w:t>
-      </w:r>
-      <w:r>
-        <w:t xml:space="preserve"> </w:t>
-      </w:r>
-      <w:r>
-        <w:rPr>
-          <w:i/>
-          <w:iCs/>
-        </w:rPr>
-        <w:t xml:space="preserve">Relapse</w:t>
-      </w:r>
-      <w:r>
-        <w:rPr>
-          <w:i/>
-          <w:iCs/>
-        </w:rPr>
-        <w:t xml:space="preserve"> </w:t>
-      </w:r>
-      <w:r>
-        <w:rPr>
-          <w:i/>
-          <w:iCs/>
-        </w:rPr>
-        <w:t xml:space="preserve">Prevention</w:t>
-      </w:r>
-      <w:r>
-        <w:rPr>
-          <w:i/>
-          <w:iCs/>
-        </w:rPr>
+        <w:t xml:space="preserve">Martin, C. E., Parlier-Ahmad, A. B., Beck, L., Scialli, A., &amp; Terplan, M. (2022). Need for and</w:t>
+      </w:r>
+      <w:r>
+        <w:t xml:space="preserve"> </w:t>
+      </w:r>
+      <w:r>
+        <w:t xml:space="preserve">Receipt</w:t>
+      </w:r>
+      <w:r>
+        <w:t xml:space="preserve"> </w:t>
+      </w:r>
+      <w:r>
+        <w:t xml:space="preserve">of</w:t>
+      </w:r>
+      <w:r>
+        <w:t xml:space="preserve"> </w:t>
+      </w:r>
+      <w:r>
+        <w:t xml:space="preserve">Substance Use Disorder Treatment Among Adults</w:t>
+      </w:r>
+      <w:r>
+        <w:t xml:space="preserve">, by</w:t>
+      </w:r>
+      <w:r>
+        <w:t xml:space="preserve"> </w:t>
+      </w:r>
+      <w:r>
+        <w:t xml:space="preserve">Gender</w:t>
+      </w:r>
+      <w:r>
+        <w:t xml:space="preserve">, in the</w:t>
+      </w:r>
+      <w:r>
+        <w:t xml:space="preserve"> </w:t>
+      </w:r>
+      <w:r>
+        <w:t xml:space="preserve">United States</w:t>
+      </w:r>
+      <w:r>
+        <w:t xml:space="preserve">.</w:t>
+      </w:r>
+      <w:r>
+        <w:t xml:space="preserve"> </w:t>
+      </w:r>
+      <w:r>
+        <w:rPr>
+          <w:i/>
+          <w:iCs/>
+        </w:rPr>
+        <w:t xml:space="preserve">Public Health Reports</w:t>
+      </w:r>
+      <w:r>
+        <w:rPr>
+          <w:i/>
+          <w:iCs/>
+        </w:rPr>
+        <w:t xml:space="preserve">®</w:t>
+      </w:r>
+      <w:r>
         <w:t xml:space="preserve">,</w:t>
       </w:r>
       <w:r>
-        <w:rPr>
-          <w:i/>
-          <w:iCs/>
-        </w:rPr>
-        <w:t xml:space="preserve"> </w:t>
-      </w:r>
-      <w:r>
-        <w:rPr>
-          <w:i/>
-          <w:iCs/>
-        </w:rPr>
-        <w:t xml:space="preserve">Second Edition</w:t>
-      </w:r>
-      <w:r>
-        <w:rPr>
-          <w:i/>
-          <w:iCs/>
-        </w:rPr>
-        <w:t xml:space="preserve">:</w:t>
-      </w:r>
-      <w:r>
-        <w:rPr>
-          <w:i/>
-          <w:iCs/>
-        </w:rPr>
-        <w:t xml:space="preserve"> </w:t>
-      </w:r>
-      <w:r>
-        <w:rPr>
-          <w:i/>
-          <w:iCs/>
-        </w:rPr>
-        <w:t xml:space="preserve">Maintenance Strategies</w:t>
-      </w:r>
-      <w:r>
-        <w:rPr>
-          <w:i/>
-          <w:iCs/>
-        </w:rPr>
-        <w:t xml:space="preserve"> </w:t>
-      </w:r>
-      <w:r>
-        <w:rPr>
-          <w:i/>
-          <w:iCs/>
-        </w:rPr>
-        <w:t xml:space="preserve">in the</w:t>
-      </w:r>
-      <w:r>
-        <w:rPr>
-          <w:i/>
-          <w:iCs/>
-        </w:rPr>
-        <w:t xml:space="preserve"> </w:t>
-      </w:r>
-      <w:r>
-        <w:rPr>
-          <w:i/>
-          <w:iCs/>
-        </w:rPr>
-        <w:t xml:space="preserve">Treatment</w:t>
-      </w:r>
-      <w:r>
-        <w:rPr>
-          <w:i/>
-          <w:iCs/>
-        </w:rPr>
-        <w:t xml:space="preserve"> </w:t>
-      </w:r>
-      <w:r>
-        <w:rPr>
-          <w:i/>
-          <w:iCs/>
-        </w:rPr>
-        <w:t xml:space="preserve">of</w:t>
-      </w:r>
-      <w:r>
-        <w:rPr>
-          <w:i/>
-          <w:iCs/>
-        </w:rPr>
-        <w:t xml:space="preserve"> </w:t>
-      </w:r>
-      <w:r>
-        <w:rPr>
-          <w:i/>
-          <w:iCs/>
-        </w:rPr>
-        <w:t xml:space="preserve">Addictive Behaviors</w:t>
-      </w:r>
-      <w:r>
-        <w:t xml:space="preserve"> </w:t>
-      </w:r>
-      <w:r>
-        <w:t xml:space="preserve">(2nd edition). The Guilford Press.</w:t>
-      </w:r>
-    </w:p>
-    <w:bookmarkEnd w:id="115"/>
-    <w:bookmarkStart w:id="117" w:name="ref-martinNeedReceiptSubstance2022"/>
-    <w:p>
-      <w:pPr>
-        <w:pStyle w:val="Bibliography"/>
-      </w:pPr>
-      <w:r>
-        <w:t xml:space="preserve">Martin, C. E., Parlier-Ahmad, A. B., Beck, L., Scialli, A., &amp; Terplan, M. (2022). Need for and</w:t>
-      </w:r>
-      <w:r>
-        <w:t xml:space="preserve"> </w:t>
-      </w:r>
-      <w:r>
-        <w:t xml:space="preserve">Receipt</w:t>
-      </w:r>
-      <w:r>
-        <w:t xml:space="preserve"> </w:t>
-      </w:r>
-      <w:r>
-        <w:t xml:space="preserve">of</w:t>
-      </w:r>
-      <w:r>
-        <w:t xml:space="preserve"> </w:t>
-      </w:r>
-      <w:r>
-        <w:t xml:space="preserve">Substance Use Disorder Treatment Among Adults</w:t>
-      </w:r>
-      <w:r>
-        <w:t xml:space="preserve">, by</w:t>
-      </w:r>
-      <w:r>
-        <w:t xml:space="preserve"> </w:t>
-      </w:r>
-      <w:r>
-        <w:t xml:space="preserve">Gender</w:t>
-      </w:r>
-      <w:r>
-        <w:t xml:space="preserve">, in the</w:t>
-      </w:r>
-      <w:r>
-        <w:t xml:space="preserve"> </w:t>
-      </w:r>
-      <w:r>
-        <w:t xml:space="preserve">United States</w:t>
-      </w:r>
-      <w:r>
-        <w:t xml:space="preserve">.</w:t>
-      </w:r>
-      <w:r>
-        <w:t xml:space="preserve"> </w:t>
-      </w:r>
-      <w:r>
-        <w:rPr>
-          <w:i/>
-          <w:iCs/>
-        </w:rPr>
-        <w:t xml:space="preserve">Public Health Reports</w:t>
-      </w:r>
-      <w:r>
-        <w:rPr>
-          <w:i/>
-          <w:iCs/>
-        </w:rPr>
-        <w:t xml:space="preserve">®</w:t>
-      </w:r>
-      <w:r>
-        <w:t xml:space="preserve">,</w:t>
-      </w:r>
-      <w:r>
         <w:t xml:space="preserve"> </w:t>
       </w:r>
       <w:r>
@@ -7701,7 +7691,7 @@
       <w:r>
         <w:t xml:space="preserve"> </w:t>
       </w:r>
-      <w:hyperlink r:id="rId116">
+      <w:hyperlink r:id="rId115">
         <w:r>
           <w:rPr>
             <w:rStyle w:val="Hyperlink"/>
@@ -7710,8 +7700,8 @@
         </w:r>
       </w:hyperlink>
     </w:p>
-    <w:bookmarkEnd w:id="117"/>
-    <w:bookmarkStart w:id="119" w:name="ref-mchughSexGenderDifferences2018"/>
+    <w:bookmarkEnd w:id="116"/>
+    <w:bookmarkStart w:id="118" w:name="ref-mchughSexGenderDifferences2018"/>
     <w:p>
       <w:pPr>
         <w:pStyle w:val="Bibliography"/>
@@ -7748,7 +7738,7 @@
       <w:r>
         <w:t xml:space="preserve"> </w:t>
       </w:r>
-      <w:hyperlink r:id="rId118">
+      <w:hyperlink r:id="rId117">
         <w:r>
           <w:rPr>
             <w:rStyle w:val="Hyperlink"/>
@@ -7757,8 +7747,8 @@
         </w:r>
       </w:hyperlink>
     </w:p>
-    <w:bookmarkEnd w:id="119"/>
-    <w:bookmarkStart w:id="121" w:name="ref-mohrPersonalSensingUnderstanding2017"/>
+    <w:bookmarkEnd w:id="118"/>
+    <w:bookmarkStart w:id="120" w:name="ref-mohrPersonalSensingUnderstanding2017"/>
     <w:p>
       <w:pPr>
         <w:pStyle w:val="Bibliography"/>
@@ -7825,7 +7815,7 @@
       <w:r>
         <w:t xml:space="preserve"> </w:t>
       </w:r>
-      <w:hyperlink r:id="rId120">
+      <w:hyperlink r:id="rId119">
         <w:r>
           <w:rPr>
             <w:rStyle w:val="Hyperlink"/>
@@ -7834,8 +7824,8 @@
         </w:r>
       </w:hyperlink>
     </w:p>
-    <w:bookmarkEnd w:id="121"/>
-    <w:bookmarkStart w:id="123" w:name="X1f44e09282148d362bdacfce67d6a56b1cf06db"/>
+    <w:bookmarkEnd w:id="120"/>
+    <w:bookmarkStart w:id="122" w:name="X1f44e09282148d362bdacfce67d6a56b1cf06db"/>
     <w:p>
       <w:pPr>
         <w:pStyle w:val="Bibliography"/>
@@ -7926,7 +7916,7 @@
       <w:r>
         <w:t xml:space="preserve"> </w:t>
       </w:r>
-      <w:hyperlink r:id="rId122">
+      <w:hyperlink r:id="rId121">
         <w:r>
           <w:rPr>
             <w:rStyle w:val="Hyperlink"/>
@@ -7935,8 +7925,8 @@
         </w:r>
       </w:hyperlink>
     </w:p>
-    <w:bookmarkEnd w:id="123"/>
-    <w:bookmarkStart w:id="125" w:name="ref-olfsonHealthcareCoverageService2022"/>
+    <w:bookmarkEnd w:id="122"/>
+    <w:bookmarkStart w:id="124" w:name="ref-olfsonHealthcareCoverageService2022"/>
     <w:p>
       <w:pPr>
         <w:pStyle w:val="Bibliography"/>
@@ -7973,7 +7963,7 @@
       <w:r>
         <w:t xml:space="preserve"> </w:t>
       </w:r>
-      <w:hyperlink r:id="rId124">
+      <w:hyperlink r:id="rId123">
         <w:r>
           <w:rPr>
             <w:rStyle w:val="Hyperlink"/>
@@ -7982,8 +7972,8 @@
         </w:r>
       </w:hyperlink>
     </w:p>
-    <w:bookmarkEnd w:id="125"/>
-    <w:bookmarkStart w:id="127" w:name="ref-parlier-ahmadExploratoryStudySex2021"/>
+    <w:bookmarkEnd w:id="124"/>
+    <w:bookmarkStart w:id="126" w:name="ref-parlier-ahmadExploratoryStudySex2021"/>
     <w:p>
       <w:pPr>
         <w:pStyle w:val="Bibliography"/>
@@ -8020,7 +8010,7 @@
       <w:r>
         <w:t xml:space="preserve"> </w:t>
       </w:r>
-      <w:hyperlink r:id="rId126">
+      <w:hyperlink r:id="rId125">
         <w:r>
           <w:rPr>
             <w:rStyle w:val="Hyperlink"/>
@@ -8029,8 +8019,8 @@
         </w:r>
       </w:hyperlink>
     </w:p>
-    <w:bookmarkEnd w:id="127"/>
-    <w:bookmarkStart w:id="129" w:name="ref-pinedoCurrentReexaminationRacial2019"/>
+    <w:bookmarkEnd w:id="126"/>
+    <w:bookmarkStart w:id="128" w:name="ref-pinedoCurrentReexaminationRacial2019"/>
     <w:p>
       <w:pPr>
         <w:pStyle w:val="Bibliography"/>
@@ -8079,7 +8069,7 @@
       <w:r>
         <w:t xml:space="preserve"> </w:t>
       </w:r>
-      <w:hyperlink r:id="rId128">
+      <w:hyperlink r:id="rId127">
         <w:r>
           <w:rPr>
             <w:rStyle w:val="Hyperlink"/>
@@ -8088,39 +8078,39 @@
         </w:r>
       </w:hyperlink>
     </w:p>
+    <w:bookmarkEnd w:id="128"/>
+    <w:bookmarkStart w:id="129" w:name="ref-plattProbabilisticOutputsSupport1999"/>
+    <w:p>
+      <w:pPr>
+        <w:pStyle w:val="Bibliography"/>
+      </w:pPr>
+      <w:r>
+        <w:t xml:space="preserve">Platt, J. (1999). Probabilistic outputs for support vector machines and comparisons to regularized likelihood methods. In</w:t>
+      </w:r>
+      <w:r>
+        <w:t xml:space="preserve"> </w:t>
+      </w:r>
+      <w:r>
+        <w:rPr>
+          <w:i/>
+          <w:iCs/>
+        </w:rPr>
+        <w:t xml:space="preserve">Advances in large margin classifiers</w:t>
+      </w:r>
+      <w:r>
+        <w:t xml:space="preserve"> </w:t>
+      </w:r>
+      <w:r>
+        <w:t xml:space="preserve">(pp. 61–74). MIT Press.</w:t>
+      </w:r>
+    </w:p>
     <w:bookmarkEnd w:id="129"/>
-    <w:bookmarkStart w:id="130" w:name="ref-plattProbabilisticOutputsSupport1999"/>
+    <w:bookmarkStart w:id="131" w:name="ref-pulickIdiographicLapsePrediction2025"/>
     <w:p>
       <w:pPr>
         <w:pStyle w:val="Bibliography"/>
       </w:pPr>
       <w:r>
-        <w:t xml:space="preserve">Platt, J. (1999). Probabilistic outputs for support vector machines and comparisons to regularized likelihood methods. In</w:t>
-      </w:r>
-      <w:r>
-        <w:t xml:space="preserve"> </w:t>
-      </w:r>
-      <w:r>
-        <w:rPr>
-          <w:i/>
-          <w:iCs/>
-        </w:rPr>
-        <w:t xml:space="preserve">Advances in large margin classifiers</w:t>
-      </w:r>
-      <w:r>
-        <w:t xml:space="preserve"> </w:t>
-      </w:r>
-      <w:r>
-        <w:t xml:space="preserve">(pp. 61–74). MIT Press.</w:t>
-      </w:r>
-    </w:p>
-    <w:bookmarkEnd w:id="130"/>
-    <w:bookmarkStart w:id="132" w:name="ref-pulickIdiographicLapsePrediction2025"/>
-    <w:p>
-      <w:pPr>
-        <w:pStyle w:val="Bibliography"/>
-      </w:pPr>
-      <w:r>
         <w:t xml:space="preserve">Pulick, E., Curtin, J., &amp; Mintz, Y. (2025). Idiographic</w:t>
       </w:r>
       <w:r>
@@ -8182,7 +8172,7 @@
       <w:r>
         <w:t xml:space="preserve"> </w:t>
       </w:r>
-      <w:hyperlink r:id="rId131">
+      <w:hyperlink r:id="rId130">
         <w:r>
           <w:rPr>
             <w:rStyle w:val="Hyperlink"/>
@@ -8191,8 +8181,8 @@
         </w:r>
       </w:hyperlink>
     </w:p>
-    <w:bookmarkEnd w:id="132"/>
-    <w:bookmarkStart w:id="134" w:name="ref-salonerBlacksHispanicsAre2013"/>
+    <w:bookmarkEnd w:id="131"/>
+    <w:bookmarkStart w:id="133" w:name="ref-salonerBlacksHispanicsAre2013"/>
     <w:p>
       <w:pPr>
         <w:pStyle w:val="Bibliography"/>
@@ -8241,7 +8231,7 @@
       <w:r>
         <w:t xml:space="preserve"> </w:t>
       </w:r>
-      <w:hyperlink r:id="rId133">
+      <w:hyperlink r:id="rId132">
         <w:r>
           <w:rPr>
             <w:rStyle w:val="Hyperlink"/>
@@ -8250,8 +8240,8 @@
         </w:r>
       </w:hyperlink>
     </w:p>
-    <w:bookmarkEnd w:id="134"/>
-    <w:bookmarkStart w:id="136" w:name="ref-schmidtEthnicDisparitiesClinical2007"/>
+    <w:bookmarkEnd w:id="133"/>
+    <w:bookmarkStart w:id="135" w:name="ref-schmidtEthnicDisparitiesClinical2007"/>
     <w:p>
       <w:pPr>
         <w:pStyle w:val="Bibliography"/>
@@ -8297,7 +8287,7 @@
       <w:r>
         <w:t xml:space="preserve"> </w:t>
       </w:r>
-      <w:hyperlink r:id="rId135">
+      <w:hyperlink r:id="rId134">
         <w:r>
           <w:rPr>
             <w:rStyle w:val="Hyperlink"/>
@@ -8306,8 +8296,8 @@
         </w:r>
       </w:hyperlink>
     </w:p>
-    <w:bookmarkEnd w:id="136"/>
-    <w:bookmarkStart w:id="138" w:name="ref-sigmonAccessTreatmentOpioid2014"/>
+    <w:bookmarkEnd w:id="135"/>
+    <w:bookmarkStart w:id="137" w:name="ref-sigmonAccessTreatmentOpioid2014"/>
     <w:p>
       <w:pPr>
         <w:pStyle w:val="Bibliography"/>
@@ -8353,7 +8343,7 @@
       <w:r>
         <w:t xml:space="preserve"> </w:t>
       </w:r>
-      <w:hyperlink r:id="rId137">
+      <w:hyperlink r:id="rId136">
         <w:r>
           <w:rPr>
             <w:rStyle w:val="Hyperlink"/>
@@ -8362,8 +8352,8 @@
         </w:r>
       </w:hyperlink>
     </w:p>
-    <w:bookmarkEnd w:id="138"/>
-    <w:bookmarkStart w:id="140" w:name="ref-stantonRelapsePreventionNeeds2005a"/>
+    <w:bookmarkEnd w:id="137"/>
+    <w:bookmarkStart w:id="139" w:name="ref-stantonRelapsePreventionNeeds2005a"/>
     <w:p>
       <w:pPr>
         <w:pStyle w:val="Bibliography"/>
@@ -8421,7 +8411,7 @@
       <w:r>
         <w:t xml:space="preserve"> </w:t>
       </w:r>
-      <w:hyperlink r:id="rId139">
+      <w:hyperlink r:id="rId138">
         <w:r>
           <w:rPr>
             <w:rStyle w:val="Hyperlink"/>
@@ -8430,71 +8420,71 @@
         </w:r>
       </w:hyperlink>
     </w:p>
+    <w:bookmarkEnd w:id="139"/>
+    <w:bookmarkStart w:id="140" w:name="X28b8f85e424928e66706a578d6053e0308d1105"/>
+    <w:p>
+      <w:pPr>
+        <w:pStyle w:val="Bibliography"/>
+      </w:pPr>
+      <w:r>
+        <w:t xml:space="preserve">Substance Abuse and Mental Health Services Administration. (n.d.).</w:t>
+      </w:r>
+      <w:r>
+        <w:t xml:space="preserve"> </w:t>
+      </w:r>
+      <w:r>
+        <w:rPr>
+          <w:i/>
+          <w:iCs/>
+        </w:rPr>
+        <w:t xml:space="preserve">2024</w:t>
+      </w:r>
+      <w:r>
+        <w:rPr>
+          <w:i/>
+          <w:iCs/>
+        </w:rPr>
+        <w:t xml:space="preserve"> </w:t>
+      </w:r>
+      <w:r>
+        <w:rPr>
+          <w:i/>
+          <w:iCs/>
+        </w:rPr>
+        <w:t xml:space="preserve">NSDUH Detailed Tables</w:t>
+      </w:r>
+      <w:r>
+        <w:rPr>
+          <w:i/>
+          <w:iCs/>
+        </w:rPr>
+        <w:t xml:space="preserve"> </w:t>
+      </w:r>
+      <w:r>
+        <w:rPr>
+          <w:i/>
+          <w:iCs/>
+        </w:rPr>
+        <w:t xml:space="preserve"> </w:t>
+      </w:r>
+      <w:r>
+        <w:rPr>
+          <w:i/>
+          <w:iCs/>
+        </w:rPr>
+        <w:t xml:space="preserve">CBHSQ Data</w:t>
+      </w:r>
+      <w:r>
+        <w:t xml:space="preserve">. https://www.samhsa.gov/data/report/2024-nsduh-detailed-tables.</w:t>
+      </w:r>
+    </w:p>
     <w:bookmarkEnd w:id="140"/>
-    <w:bookmarkStart w:id="141" w:name="X28b8f85e424928e66706a578d6053e0308d1105"/>
+    <w:bookmarkStart w:id="142" w:name="X52c4c4b564080b2dbcc4b68874ef8a36e7b0a07"/>
     <w:p>
       <w:pPr>
         <w:pStyle w:val="Bibliography"/>
       </w:pPr>
       <w:r>
-        <w:t xml:space="preserve">Substance Abuse and Mental Health Services Administration. (n.d.).</w:t>
-      </w:r>
-      <w:r>
-        <w:t xml:space="preserve"> </w:t>
-      </w:r>
-      <w:r>
-        <w:rPr>
-          <w:i/>
-          <w:iCs/>
-        </w:rPr>
-        <w:t xml:space="preserve">2024</w:t>
-      </w:r>
-      <w:r>
-        <w:rPr>
-          <w:i/>
-          <w:iCs/>
-        </w:rPr>
-        <w:t xml:space="preserve"> </w:t>
-      </w:r>
-      <w:r>
-        <w:rPr>
-          <w:i/>
-          <w:iCs/>
-        </w:rPr>
-        <w:t xml:space="preserve">NSDUH Detailed Tables</w:t>
-      </w:r>
-      <w:r>
-        <w:rPr>
-          <w:i/>
-          <w:iCs/>
-        </w:rPr>
-        <w:t xml:space="preserve"> </w:t>
-      </w:r>
-      <w:r>
-        <w:rPr>
-          <w:i/>
-          <w:iCs/>
-        </w:rPr>
-        <w:t xml:space="preserve"> </w:t>
-      </w:r>
-      <w:r>
-        <w:rPr>
-          <w:i/>
-          <w:iCs/>
-        </w:rPr>
-        <w:t xml:space="preserve">CBHSQ Data</w:t>
-      </w:r>
-      <w:r>
-        <w:t xml:space="preserve">. https://www.samhsa.gov/data/report/2024-nsduh-detailed-tables.</w:t>
-      </w:r>
-    </w:p>
-    <w:bookmarkEnd w:id="141"/>
-    <w:bookmarkStart w:id="143" w:name="X52c4c4b564080b2dbcc4b68874ef8a36e7b0a07"/>
-    <w:p>
-      <w:pPr>
-        <w:pStyle w:val="Bibliography"/>
-      </w:pPr>
-      <w:r>
         <w:t xml:space="preserve">Van Calster, B., Collins, G. S., Vickers, A. J., Wynants, L., Kerr, K. F., Barreñada, L., Varoquaux, G., Singh, K., Moons, K. G., Hernandez-Boussard, T., Timmerman, D., McLernon, D. J., Van Smeden, M., &amp; Steyerberg, E. W. (2025). Evaluation of performance measures in predictive artificial intelligence models to support medical decisions: Overview and guidance.</w:t>
       </w:r>
       <w:r>
@@ -8513,7 +8503,7 @@
       <w:r>
         <w:t xml:space="preserve"> </w:t>
       </w:r>
-      <w:hyperlink r:id="rId142">
+      <w:hyperlink r:id="rId141">
         <w:r>
           <w:rPr>
             <w:rStyle w:val="Hyperlink"/>
@@ -8522,8 +8512,8 @@
         </w:r>
       </w:hyperlink>
     </w:p>
-    <w:bookmarkEnd w:id="143"/>
-    <w:bookmarkStart w:id="145" w:name="X6ee708186a5d814f6044b48499818110320664f"/>
+    <w:bookmarkEnd w:id="142"/>
+    <w:bookmarkStart w:id="144" w:name="X6ee708186a5d814f6044b48499818110320664f"/>
     <w:p>
       <w:pPr>
         <w:pStyle w:val="Bibliography"/>
@@ -8560,7 +8550,7 @@
       <w:r>
         <w:t xml:space="preserve"> </w:t>
       </w:r>
-      <w:hyperlink r:id="rId144">
+      <w:hyperlink r:id="rId143">
         <w:r>
           <w:rPr>
             <w:rStyle w:val="Hyperlink"/>
@@ -8569,8 +8559,8 @@
         </w:r>
       </w:hyperlink>
     </w:p>
-    <w:bookmarkEnd w:id="145"/>
-    <w:bookmarkStart w:id="147" w:name="ref-walitzerGenderDifferencesAlcohol2006"/>
+    <w:bookmarkEnd w:id="144"/>
+    <w:bookmarkStart w:id="146" w:name="ref-walitzerGenderDifferencesAlcohol2006"/>
     <w:p>
       <w:pPr>
         <w:pStyle w:val="Bibliography"/>
@@ -8607,7 +8597,7 @@
       <w:r>
         <w:t xml:space="preserve"> </w:t>
       </w:r>
-      <w:hyperlink r:id="rId146">
+      <w:hyperlink r:id="rId145">
         <w:r>
           <w:rPr>
             <w:rStyle w:val="Hyperlink"/>
@@ -8616,81 +8606,81 @@
         </w:r>
       </w:hyperlink>
     </w:p>
+    <w:bookmarkEnd w:id="146"/>
+    <w:bookmarkStart w:id="147" w:name="X00d53e799ac148a12fd23d85f7c587e1d44cff6"/>
+    <w:p>
+      <w:pPr>
+        <w:pStyle w:val="Bibliography"/>
+      </w:pPr>
+      <w:r>
+        <w:t xml:space="preserve">Witkiewitz, K. A., &amp; Marlatt, G. A. (Eds.). (2007).</w:t>
+      </w:r>
+      <w:r>
+        <w:t xml:space="preserve"> </w:t>
+      </w:r>
+      <w:r>
+        <w:rPr>
+          <w:i/>
+          <w:iCs/>
+        </w:rPr>
+        <w:t xml:space="preserve">Therapist’s</w:t>
+      </w:r>
+      <w:r>
+        <w:rPr>
+          <w:i/>
+          <w:iCs/>
+        </w:rPr>
+        <w:t xml:space="preserve"> </w:t>
+      </w:r>
+      <w:r>
+        <w:rPr>
+          <w:i/>
+          <w:iCs/>
+        </w:rPr>
+        <w:t xml:space="preserve">Guide</w:t>
+      </w:r>
+      <w:r>
+        <w:rPr>
+          <w:i/>
+          <w:iCs/>
+        </w:rPr>
+        <w:t xml:space="preserve"> </w:t>
+      </w:r>
+      <w:r>
+        <w:rPr>
+          <w:i/>
+          <w:iCs/>
+        </w:rPr>
+        <w:t xml:space="preserve">to</w:t>
+      </w:r>
+      <w:r>
+        <w:rPr>
+          <w:i/>
+          <w:iCs/>
+        </w:rPr>
+        <w:t xml:space="preserve"> </w:t>
+      </w:r>
+      <w:r>
+        <w:rPr>
+          <w:i/>
+          <w:iCs/>
+        </w:rPr>
+        <w:t xml:space="preserve">Evidence-Based Relapse Prevention</w:t>
+      </w:r>
+      <w:r>
+        <w:t xml:space="preserve"> </w:t>
+      </w:r>
+      <w:r>
+        <w:t xml:space="preserve">(1st edition). Academic Press.</w:t>
+      </w:r>
+    </w:p>
     <w:bookmarkEnd w:id="147"/>
-    <w:bookmarkStart w:id="148" w:name="X00d53e799ac148a12fd23d85f7c587e1d44cff6"/>
+    <w:bookmarkStart w:id="149" w:name="X4446e184b7dd55a61fd406499f32542fdcf24b5"/>
     <w:p>
       <w:pPr>
         <w:pStyle w:val="Bibliography"/>
       </w:pPr>
       <w:r>
-        <w:t xml:space="preserve">Witkiewitz, K. A., &amp; Marlatt, G. A. (Eds.). (2007).</w:t>
-      </w:r>
-      <w:r>
-        <w:t xml:space="preserve"> </w:t>
-      </w:r>
-      <w:r>
-        <w:rPr>
-          <w:i/>
-          <w:iCs/>
-        </w:rPr>
-        <w:t xml:space="preserve">Therapist’s</w:t>
-      </w:r>
-      <w:r>
-        <w:rPr>
-          <w:i/>
-          <w:iCs/>
-        </w:rPr>
-        <w:t xml:space="preserve"> </w:t>
-      </w:r>
-      <w:r>
-        <w:rPr>
-          <w:i/>
-          <w:iCs/>
-        </w:rPr>
-        <w:t xml:space="preserve">Guide</w:t>
-      </w:r>
-      <w:r>
-        <w:rPr>
-          <w:i/>
-          <w:iCs/>
-        </w:rPr>
-        <w:t xml:space="preserve"> </w:t>
-      </w:r>
-      <w:r>
-        <w:rPr>
-          <w:i/>
-          <w:iCs/>
-        </w:rPr>
-        <w:t xml:space="preserve">to</w:t>
-      </w:r>
-      <w:r>
-        <w:rPr>
-          <w:i/>
-          <w:iCs/>
-        </w:rPr>
-        <w:t xml:space="preserve"> </w:t>
-      </w:r>
-      <w:r>
-        <w:rPr>
-          <w:i/>
-          <w:iCs/>
-        </w:rPr>
-        <w:t xml:space="preserve">Evidence-Based Relapse Prevention</w:t>
-      </w:r>
-      <w:r>
-        <w:t xml:space="preserve"> </w:t>
-      </w:r>
-      <w:r>
-        <w:t xml:space="preserve">(1st edition). Academic Press.</w:t>
-      </w:r>
-    </w:p>
-    <w:bookmarkEnd w:id="148"/>
-    <w:bookmarkStart w:id="150" w:name="X4446e184b7dd55a61fd406499f32542fdcf24b5"/>
-    <w:p>
-      <w:pPr>
-        <w:pStyle w:val="Bibliography"/>
-      </w:pPr>
-      <w:r>
         <w:t xml:space="preserve">Witkiewitz, K., &amp; Marlatt, G. A. (2004). Relapse prevention for alcohol and drug problems:</w:t>
       </w:r>
       <w:r>
@@ -8734,7 +8724,7 @@
       <w:r>
         <w:t xml:space="preserve"> </w:t>
       </w:r>
-      <w:hyperlink r:id="rId149">
+      <w:hyperlink r:id="rId148">
         <w:r>
           <w:rPr>
             <w:rStyle w:val="Hyperlink"/>
@@ -8743,8 +8733,8 @@
         </w:r>
       </w:hyperlink>
     </w:p>
-    <w:bookmarkEnd w:id="150"/>
-    <w:bookmarkStart w:id="152" w:name="ref-woodLotPeopleCall2019"/>
+    <w:bookmarkEnd w:id="149"/>
+    <w:bookmarkStart w:id="151" w:name="ref-woodLotPeopleCall2019"/>
     <w:p>
       <w:pPr>
         <w:pStyle w:val="Bibliography"/>
@@ -8802,7 +8792,7 @@
       <w:r>
         <w:t xml:space="preserve"> </w:t>
       </w:r>
-      <w:hyperlink r:id="rId151">
+      <w:hyperlink r:id="rId150">
         <w:r>
           <w:rPr>
             <w:rStyle w:val="Hyperlink"/>
@@ -8811,8 +8801,8 @@
         </w:r>
       </w:hyperlink>
     </w:p>
-    <w:bookmarkEnd w:id="152"/>
-    <w:bookmarkStart w:id="154" w:name="Xb35ee182d565575e339a0170868456c1684f821"/>
+    <w:bookmarkEnd w:id="151"/>
+    <w:bookmarkStart w:id="153" w:name="Xb35ee182d565575e339a0170868456c1684f821"/>
     <w:p>
       <w:pPr>
         <w:pStyle w:val="Bibliography"/>
@@ -8867,7 +8857,7 @@
       <w:r>
         <w:t xml:space="preserve"> </w:t>
       </w:r>
-      <w:hyperlink r:id="rId153">
+      <w:hyperlink r:id="rId152">
         <w:r>
           <w:rPr>
             <w:rStyle w:val="Hyperlink"/>
@@ -8876,8 +8866,8 @@
         </w:r>
       </w:hyperlink>
     </w:p>
-    <w:bookmarkEnd w:id="154"/>
-    <w:bookmarkStart w:id="156" w:name="ref-wyantMachineLearningModels2024"/>
+    <w:bookmarkEnd w:id="153"/>
+    <w:bookmarkStart w:id="155" w:name="ref-wyantMachineLearningModels2024"/>
     <w:p>
       <w:pPr>
         <w:pStyle w:val="Bibliography"/>
@@ -8901,7 +8891,7 @@
       <w:r>
         <w:t xml:space="preserve"> </w:t>
       </w:r>
-      <w:hyperlink r:id="rId155">
+      <w:hyperlink r:id="rId154">
         <w:r>
           <w:rPr>
             <w:rStyle w:val="Hyperlink"/>
@@ -8910,8 +8900,8 @@
         </w:r>
       </w:hyperlink>
     </w:p>
-    <w:bookmarkEnd w:id="156"/>
-    <w:bookmarkStart w:id="158" w:name="X919c097397142f85d541b216884b2f657258800"/>
+    <w:bookmarkEnd w:id="155"/>
+    <w:bookmarkStart w:id="157" w:name="X919c097397142f85d541b216884b2f657258800"/>
     <w:p>
       <w:pPr>
         <w:pStyle w:val="Bibliography"/>
@@ -8975,7 +8965,7 @@
       <w:r>
         <w:t xml:space="preserve"> </w:t>
       </w:r>
-      <w:hyperlink r:id="rId157">
+      <w:hyperlink r:id="rId156">
         <w:r>
           <w:rPr>
             <w:rStyle w:val="Hyperlink"/>
@@ -8984,9 +8974,9 @@
         </w:r>
       </w:hyperlink>
     </w:p>
+    <w:bookmarkEnd w:id="157"/>
     <w:bookmarkEnd w:id="158"/>
     <w:bookmarkEnd w:id="159"/>
-    <w:bookmarkEnd w:id="160"/>
     <w:sectPr>
       <w:footnotePr>
         <w:numRestart w:val="eachSect"/>

--- a/_manuscript/index.docx
+++ b/_manuscript/index.docx
@@ -31,7 +31,7 @@
         <w:pStyle w:val="Date"/>
       </w:pPr>
       <w:r>
-        <w:t xml:space="preserve">2026-05-30</w:t>
+        <w:t xml:space="preserve">2026-06-08</w:t>
       </w:r>
     </w:p>
     <w:p>
@@ -5474,7 +5474,7 @@
         <w:t xml:space="preserve"> </w:t>
       </w:r>
       <w:r>
-        <w:t xml:space="preserve">displays the top 20 (out of 186) feature categories, as defined by the 20 largest absolute mean Shapley values. In the supplement, we provide a full figure containing all possible feature categories.</w:t>
+        <w:t xml:space="preserve">displays the top 20 (out of 88) feature categories, as defined by the 20 largest absolute mean Shapley values. In the supplement, we provide a full figure containing all possible feature categories.</w:t>
       </w:r>
     </w:p>
     <w:p>
@@ -5482,7 +5482,7 @@
         <w:pStyle w:val="BodyText"/>
       </w:pPr>
       <w:r>
-        <w:t xml:space="preserve">We used a second approach where we calculated the proportion of observations in which each feature category had the highest Shapley value (i.e., largest magnitude and prevalence). This approach revealed the most important feature category to be raw urge ratings, followed by raw abstinence confidence ratings. Differences in past opioid use was the third most important feature category, suggesting that while it has a strong relationship with lapse risk, it is not as prevalent across observations as other feature categories. Notably, in this approach several additional comparably important feature categories emerged, including differences in past pleasant experiences, differences in past stimulant use, and differences in time spent in helpful locations.</w:t>
+        <w:t xml:space="preserve">We used a second approach where we calculated the proportion of observations in which each feature category had the highest Shapley value (i.e., largest magnitude and prevalence). This approach revealed the most important feature category to be raw urge ratings, followed by raw abstinence confidence ratings. Differences in past opioid use was the third most important feature category, suggesting that while it has a strong relationship with lapse risk, it is not as prevalent across observations as other feature categories. Notably, in this approach several additional comparably important feature categories emerged, including differences in time spent in unpleasant locations, differences in past stimulant use, and differences in time spent in helpful locations.</w:t>
       </w:r>
     </w:p>
     <w:tbl>
@@ -5707,7 +5707,7 @@
               <w:pStyle w:val="ImageCaption"/>
             </w:pPr>
             <w:r>
-              <w:t xml:space="preserve">Figure 4: Shapley-feature value partial dependence plots. The plots display the relationship between the Shapley value and mean raw feature value (z-scored) for the top 20 important features. The blue lines represent the estimated smooth functions from generalized additive models.</w:t>
+              <w:t xml:space="preserve">Figure 4: Shapley-feature value partial dependence plots. The plots display the relationship between the Shapley value and mean raw feature value for the top 20 important features. The blue lines represent the estimated smooth functions from generalized additive models.</w:t>
             </w:r>
           </w:p>
           <w:bookmarkEnd w:id="63"/>
@@ -5925,7 +5925,7 @@
         <w:pStyle w:val="BodyText"/>
       </w:pPr>
       <w:r>
-        <w:t xml:space="preserve">Across both feature importance approaches, geolocation features emerged among the top subset of features. Specifically, location variance, time spent in helpful and harmful locations, and time spent at locations where religious activities are performed were among the top ten features. These findings suggest that although geolocation features may not provide unique signal for prediction, it may be worthwhile to still include them in the model to expand opportunities for intervention and provide precision-oriented recovery support.</w:t>
+        <w:t xml:space="preserve">Across both feature importance approaches, geolocation features emerged among the top subset of features. Specifically, location variance, time spent in helpful and harmful locations, time spent in unpleasant locations, and time spent at locations where religious activities are performed were among the top ten features. These findings suggest that although geolocation features may not provide unique signal for prediction, it may be worthwhile to still include them in the model to expand opportunities for intervention and provide precision-oriented recovery support.</w:t>
       </w:r>
     </w:p>
     <w:bookmarkEnd w:id="69"/>

--- a/_manuscript/index.docx
+++ b/_manuscript/index.docx
@@ -31,7 +31,7 @@
         <w:pStyle w:val="Date"/>
       </w:pPr>
       <w:r>
-        <w:t xml:space="preserve">2026-06-08</w:t>
+        <w:t xml:space="preserve">2026-06-16</w:t>
       </w:r>
     </w:p>
     <w:p>
@@ -5608,7 +5608,7 @@
         </w:r>
       </w:hyperlink>
       <w:r>
-        <w:t xml:space="preserve">). We briefly interpret the first four plots.</w:t>
+        <w:t xml:space="preserve">; Shapley-feature value plots for all feature categories are available in the supplement). The Y-axis represents the Shapley value for every observation for a specific feature category. Positive Shapley values indicate the feature category score positively adjusted the predicted probability (i.e., increased lapse risk) for that observation, whereas negative Shapley values indicate the feature category score negatively adjusted the predicted probability (i.e., decreased lapse risk). The X-axis represents the score for the feature category. For raw features, lower values indicate lower scores for the corresponding feature (e.g., lower intensity of urges, lower abstinence confidence, higher abstinent motivation, and less time in helpful or harmful locations) and higher values indicate higher feature scores (e.g., higher intensity of urges, higher abstinence confidence, lower abstinent motivation, and more time in helpful or harmful locations). For difference features, negative values indicate a feature category score that is lower than the individual’s baseline score (e.g., less reported opioid, stimulant, or sedative use, less time spent in helpful, harmful, pleasant, or unpleasant locations, less time spent at places where religious activities are performed, less location variance, fewer reported risky situations, lower abstinence confidence, and lower intensity of urges and anger compared to what is typical for an individual), 0 indicates no changes from baseline, and positive values indicate a feature category score that is higher than the individual’s baseline score (e.g., more reported opioid, stimulant, or sedative use, more time spent in helpful, harmful, pleasant, or unpleasant locations, more time spent at places where religious activities are performed, more location variance, more reported risky situations, higher abstinence confidence, and higher intensity of urges and anger compared to what is typical for an individual). For demographic features, the x-axis values map onto ordered categorical groupings with lower values indicating younger adults and more urban locations and higher values indicating older adults and more rural locations.</w:t>
       </w:r>
     </w:p>
     <w:p>
@@ -5632,7 +5632,7 @@
         <w:pStyle w:val="BodyText"/>
       </w:pPr>
       <w:r>
-        <w:t xml:space="preserve">The differences in stimulant use feature category showed that participants were at highest risk when there were negative differences in use (i.e., decreased recent stimulant use compared to their baseline). Interestingly, there was only a modest increase in lapse risk when positive differences in stimulant use were observed, compared to individuals who did not use any stimulants while on study.</w:t>
+        <w:t xml:space="preserve">The differences in stimulant use feature category showed that participants were at highest risk when there were negative differences in use (i.e., decreased recent stimulant use compared to their baseline). While, there was only a modest increase in lapse risk when positive differences in stimulant use were observed, compared to individuals who did not use any stimulants while on study, the raw stimulant use feature category (see supplement) showed a clear linear relationship of stimulant use with lapse risk.</w:t>
       </w:r>
     </w:p>
     <w:tbl>
@@ -5926,6 +5926,39 @@
       </w:pPr>
       <w:r>
         <w:t xml:space="preserve">Across both feature importance approaches, geolocation features emerged among the top subset of features. Specifically, location variance, time spent in helpful and harmful locations, time spent in unpleasant locations, and time spent at locations where religious activities are performed were among the top ten features. These findings suggest that although geolocation features may not provide unique signal for prediction, it may be worthwhile to still include them in the model to expand opportunities for intervention and provide precision-oriented recovery support.</w:t>
+      </w:r>
+    </w:p>
+    <w:p>
+      <w:pPr>
+        <w:pStyle w:val="BodyText"/>
+      </w:pPr>
+      <w:r>
+        <w:t xml:space="preserve">Shapley-feature value partial dependence plots demonstrated the direction of the relationship of these top feature categories with lapse risk. The direction of these relationships was consistent with the extant literature on the precursors to lapse and relapse</w:t>
+      </w:r>
+      <w:r>
+        <w:t xml:space="preserve"> </w:t>
+      </w:r>
+      <w:r>
+        <w:t xml:space="preserve">. More frequent opioid use, high intensity urges, low abstinence confidence, and less time spent in helpful locations all increased lapse risk. However, our use of raw and difference features allowed us to discover some nuance in these relationships. For example, while the use of non-opioid illicit substances generally has a positive relationship with lapse risk, recent decreases in use (i.e., in the past day or week) appears to present a vulnerable period of time where individuals are at high risk for lapsing back to opioids. We saw this pattern with both stimulant and sedative use. This suggests that it is important to consider not just the presence or absence of substance use behaviors, but also how these behaviors differ from a person’s typical use pattern. Recent decreases in use of one substance could trigger many of the cognitive and physiological processes associated with opioid use.</w:t>
+      </w:r>
+      <w:r>
+        <w:t xml:space="preserve"> </w:t>
+      </w:r>
+    </w:p>
+    <w:p>
+      <w:pPr>
+        <w:pStyle w:val="BodyText"/>
+      </w:pPr>
+      <w:r>
+        <w:t xml:space="preserve">We saw a similar pattern with urge ratings. Higher urges clearly increased lapse risk, however, recent decreases in urges also increased lapse risk. We were initially surprised by this finding, as these two statements appeared contradictory. However, individuals with extremely negative urge difference values must experience high intensity urges on average (so as to swing to a certain magnitude 2 points on a 5-point scale). Therefore it is possible that when these individuals, who have been at high risk of lapsing, suddenly experience lower intensity of urges they become less aware of potential triggers or experience a false sense of security.</w:t>
+      </w:r>
+    </w:p>
+    <w:p>
+      <w:pPr>
+        <w:pStyle w:val="BodyText"/>
+      </w:pPr>
+      <w:r>
+        <w:t xml:space="preserve">An unexpected finding, was that a recent decrease in time spent at locations where religious activities are performed appeared to lower lapse risk. This feature category was relatively sparse in our data. In fact, the raw feature category was not retained in the final model due to having less than 5% variance (i.e., non-zero values). As a result, it may be that this pattern represented only a handful of participants whose relationship to religion and these locations may not generalize more broadly. Nevertheless, this feature did emerge as the 7th most important feature category, making it a worthwhile area to explore in future studies.</w:t>
       </w:r>
     </w:p>
     <w:bookmarkEnd w:id="69"/>

--- a/_manuscript/index.docx
+++ b/_manuscript/index.docx
@@ -1122,7 +1122,7 @@
     <w:bookmarkEnd w:id="34"/>
     <w:bookmarkEnd w:id="35"/>
     <w:bookmarkEnd w:id="36"/>
-    <w:bookmarkStart w:id="70" w:name="results"/>
+    <w:bookmarkStart w:id="69" w:name="results"/>
     <w:p>
       <w:pPr>
         <w:pStyle w:val="Heading1"/>
@@ -5501,7 +5501,7 @@
       </w:hyperlink>
     </w:p>
     <w:bookmarkEnd w:id="57"/>
-    <w:bookmarkStart w:id="69" w:name="feature-importance-1"/>
+    <w:bookmarkStart w:id="68" w:name="feature-importance-1"/>
     <w:p>
       <w:pPr>
         <w:pStyle w:val="Heading2"/>
@@ -5556,13 +5556,12 @@
       <w:tr>
         <w:tc>
           <w:tcPr/>
-          <w:bookmarkStart w:id="62" w:name="fig-3"/>
+          <w:bookmarkStart w:id="61" w:name="fig-3"/>
           <w:p>
             <w:pPr>
               <w:pStyle w:val="Compact"/>
               <w:jc w:val="center"/>
             </w:pPr>
-            <w:bookmarkStart w:id="61" w:name="fig-3"/>
             <w:r>
               <w:drawing>
                 <wp:inline>
@@ -5605,7 +5604,6 @@
                 </wp:inline>
               </w:drawing>
             </w:r>
-            <w:bookmarkEnd w:id="61"/>
           </w:p>
           <w:p>
             <w:pPr>
@@ -5617,10 +5615,10 @@
               <w:pStyle w:val="ImageCaption"/>
             </w:pPr>
             <w:r>
-              <w:t xml:space="preserve">Figure 3</w:t>
+              <w:t xml:space="preserve">Figure 3: Feature importance plots. The plots display magnitude of feature importance for the top 20 features, determined by the mean absolute Shapley value (left). Feature importance on the right depicts importance by the proportion of days (or observations) that each feature was most important (highest absolute Shapley value).</w:t>
             </w:r>
           </w:p>
-          <w:bookmarkEnd w:id="62"/>
+          <w:bookmarkEnd w:id="61"/>
         </w:tc>
       </w:tr>
     </w:tbl>
@@ -5640,7 +5638,7 @@
         </w:rPr>
         <w:t xml:space="preserve"> </w:t>
       </w:r>
-      <w:hyperlink r:id="rId63">
+      <w:hyperlink r:id="rId62">
         <w:r>
           <w:rPr>
             <w:rStyle w:val="Hyperlink"/>
@@ -5706,7 +5704,7 @@
       <w:tr>
         <w:tc>
           <w:tcPr/>
-          <w:bookmarkStart w:id="67" w:name="fig-4"/>
+          <w:bookmarkStart w:id="66" w:name="fig-4"/>
           <w:p>
             <w:pPr>
               <w:pStyle w:val="Compact"/>
@@ -5717,18 +5715,18 @@
                 <wp:inline>
                   <wp:extent cx="5334000" cy="7467600"/>
                   <wp:effectExtent b="0" l="0" r="0" t="0"/>
-                  <wp:docPr descr="" title="" id="65" name="Picture"/>
+                  <wp:docPr descr="" title="" id="64" name="Picture"/>
                   <a:graphic>
                     <a:graphicData uri="http://schemas.openxmlformats.org/drawingml/2006/picture">
                       <pic:pic>
                         <pic:nvPicPr>
-                          <pic:cNvPr descr="index_files/figure-docx/notebooks-mak_figures-fig-4-output-1.png" id="66" name="Picture"/>
+                          <pic:cNvPr descr="index_files/figure-docx/notebooks-mak_figures-fig-4-output-1.png" id="65" name="Picture"/>
                           <pic:cNvPicPr>
                             <a:picLocks noChangeArrowheads="1" noChangeAspect="1"/>
                           </pic:cNvPicPr>
                         </pic:nvPicPr>
                         <pic:blipFill>
-                          <a:blip r:embed="rId64"/>
+                          <a:blip r:embed="rId63"/>
                           <a:stretch>
                             <a:fillRect/>
                           </a:stretch>
@@ -5768,7 +5766,7 @@
               <w:t xml:space="preserve">Figure 4: Shapley-feature value partial dependence plots. The plots display the relationship between the Shapley value and mean raw feature value for the top 20 important features. The blue lines represent the estimated smooth functions from generalized additive models.</w:t>
             </w:r>
           </w:p>
-          <w:bookmarkEnd w:id="67"/>
+          <w:bookmarkEnd w:id="66"/>
         </w:tc>
       </w:tr>
     </w:tbl>
@@ -5788,7 +5786,7 @@
         </w:rPr>
         <w:t xml:space="preserve"> </w:t>
       </w:r>
-      <w:hyperlink r:id="rId68">
+      <w:hyperlink r:id="rId67">
         <w:r>
           <w:rPr>
             <w:rStyle w:val="Hyperlink"/>
@@ -5798,371 +5796,371 @@
         </w:r>
       </w:hyperlink>
     </w:p>
+    <w:bookmarkEnd w:id="68"/>
     <w:bookmarkEnd w:id="69"/>
+    <w:bookmarkStart w:id="75" w:name="discussion"/>
+    <w:p>
+      <w:pPr>
+        <w:pStyle w:val="Heading1"/>
+      </w:pPr>
+      <w:r>
+        <w:t xml:space="preserve">Discussion</w:t>
+      </w:r>
+    </w:p>
+    <w:bookmarkStart w:id="70" w:name="performance"/>
+    <w:p>
+      <w:pPr>
+        <w:pStyle w:val="Heading2"/>
+      </w:pPr>
+      <w:r>
+        <w:t xml:space="preserve">Performance</w:t>
+      </w:r>
+    </w:p>
+    <w:p>
+      <w:pPr>
+        <w:pStyle w:val="FirstParagraph"/>
+      </w:pPr>
+      <w:r>
+        <w:t xml:space="preserve">Our full model demonstrated that it is possible to predict future next-day lapses back to opioid use with high accuracy using smartphone sensing data (auROC = 0.94). Model predictions were well-calibrated, with estimated probabilities closely aligning with observed lapse rates. This is encouraging in that the lapse probabilities themselves, may provide clinically valuable and intuitive insight into lapse risk for individuals to use for self-monitoring during OUD recovery.</w:t>
+      </w:r>
+    </w:p>
+    <w:p>
+      <w:pPr>
+        <w:pStyle w:val="BodyText"/>
+      </w:pPr>
+      <w:r>
+        <w:t xml:space="preserve">Our full model performed comparably for predicting lapses in the first month of recovery up to 18+ months in recovery. This suggests that our model includes a set of features that accurately represents relationships between risk factors and lapse among individuals in early and later recovery. Of course, in the context of chronic disease management, even 18 months may not be a long enough trajectory to conclude whether our model generalizes to individuals in later stages of sustained recovery.</w:t>
+      </w:r>
+    </w:p>
+    <w:p>
+      <w:pPr>
+        <w:pStyle w:val="BodyText"/>
+      </w:pPr>
+      <w:r>
+        <w:t xml:space="preserve">Fairness discrepancies in the full model’s performance were minimal. In all subgroups, our model had a median auROC above 0.90, which is generally considered to be a benchmark of excellent performance. Nevertheless, differences of 0.01 - 0.03 (favoring the advantaged group) were present in gender, race and ethnicity, sexual orientation, and geographic location comparisons. Despite our efforts to recruit a diverse sample, many of these group comparisons remained imbalanced (e.g., 19-29% of participants in the disadvantaged groups for race and ethnicity, sexual orientation, and geographic location). Our model may perform better for these groups with greater representation in the training data.</w:t>
+      </w:r>
+    </w:p>
+    <w:p>
+      <w:pPr>
+        <w:pStyle w:val="BodyText"/>
+      </w:pPr>
+      <w:r>
+        <w:t xml:space="preserve">Future research should also purposefully recruit participants across a wider age range. Older adults (65+ years) are less likely to receive substance use disorder treatment and often report lower levels of social interaction and support than younger adults</w:t>
+      </w:r>
+      <w:r>
+        <w:t xml:space="preserve"> </w:t>
+      </w:r>
+      <w:r>
+        <w:t xml:space="preserve">(Choi et al., 2014; Kilaru et al., 2020)</w:t>
+      </w:r>
+      <w:r>
+        <w:t xml:space="preserve">. They may also be less comfortable with, or less able to provide, smartphone sensing data at the level of adherence needed for accurate prediction. We did not explicitly evaluate model fairness for this subgroup due to limited representation in our sample. We encourage future research to examine model performance for older adults to ensure generalizability.</w:t>
+      </w:r>
+    </w:p>
+    <w:p>
+      <w:pPr>
+        <w:pStyle w:val="BodyText"/>
+      </w:pPr>
+      <w:r>
+        <w:t xml:space="preserve">In addition to representation, it may be that additional risk factors not currently measured could further improve the fairness performance of our models. For example, incorporating lapse risk factors that may be more salient for women (e.g., interpersonal relationship problems, hormonal changes</w:t>
+      </w:r>
+      <w:r>
+        <w:t xml:space="preserve"> </w:t>
+      </w:r>
+      <w:r>
+        <w:t xml:space="preserve">(McHugh et al., 2018; Walitzer &amp; Dearing, 2006)</w:t>
+      </w:r>
+      <w:r>
+        <w:t xml:space="preserve">) and other underrepresented groups may help reduce performance disparities by adding features more salient for predicting lapse for certain subgroups.</w:t>
+      </w:r>
+    </w:p>
     <w:bookmarkEnd w:id="70"/>
-    <w:bookmarkStart w:id="76" w:name="discussion"/>
+    <w:bookmarkStart w:id="71" w:name="sensing-methods"/>
+    <w:p>
+      <w:pPr>
+        <w:pStyle w:val="Heading2"/>
+      </w:pPr>
+      <w:r>
+        <w:t xml:space="preserve">Sensing Methods</w:t>
+      </w:r>
+    </w:p>
+    <w:p>
+      <w:pPr>
+        <w:pStyle w:val="FirstParagraph"/>
+      </w:pPr>
+      <w:r>
+        <w:t xml:space="preserve">Ablation model comparisons revealed that daily surveys alone captured nearly all of this predictive signal (auROC = 0.94). To our knowledge, no other published substance use prediction study has collected daily survey data from participants continuously over the course of one year. Survey adherence rates in our sample were comparable to those observed in other clinical populations, suggesting that self‑report surveys are a feasible and risk-relevant sensing method for long‑term monitoring in this population.</w:t>
+      </w:r>
+    </w:p>
+    <w:p>
+      <w:pPr>
+        <w:pStyle w:val="BodyText"/>
+      </w:pPr>
+      <w:r>
+        <w:t xml:space="preserve">When daily surveys were ablated from the model, predictive performance dropped substantially (auROC = 0.63). Although this performance remained above chance and exceeded that of a demographics‑only model (with both geolocation and daily surveys ablated; auROC = 0.55), it indicates that geolocation features captured only modest predictive signal. Moreover, given that ablating geolocation features did not result in any drop in performance, this signal likely overlaps with information already captured with the daily surveys. It is possible that the relatively low predictive value of geolocation sensing in this study was due to methodological limitations.</w:t>
+      </w:r>
+    </w:p>
+    <w:p>
+      <w:pPr>
+        <w:pStyle w:val="BodyText"/>
+      </w:pPr>
+      <w:r>
+        <w:t xml:space="preserve">Although geolocation data can, in principle, be collected continuously moment‑by‑moment, in practice these data are difficult to collect reliably. In our study, geolocation features had substantially higher rates of missingness compared to daily surveys. Consequently, approximately 12% of geolocation features were imputed using median values derived from other individuals in the training dataset. Median values are by definition near the center of the feature distribution. These values are common and have limited influence on model predictions (i.e., low leverage). This was a purposeful decision in our design to ensure that missing data would not systematically influence predictions in either direction. However, this conservative approach likely contributed to reduced predictive performance of geolocation features, as imputations that minimize influence also limit the ability of those features to contribute risk‑relevant signal. Lastly, these median imputations are also not person-specific and as a result may not accurately represent typical values for the individual whose data are being imputed. As geolocation sensing methods become more robust and missingness is reduced, these features may become more powerful for lapse prediction.</w:t>
+      </w:r>
+    </w:p>
+    <w:p>
+      <w:pPr>
+        <w:pStyle w:val="BodyText"/>
+      </w:pPr>
+      <w:r>
+        <w:t xml:space="preserve">We could also imagine augmenting our method for contextualizing geolocation data with other publicly available data. A limitation of our geolocation sensing method was that we relied on known locations with self-reported context. While this method provides meaningful contextual information, it is limited in its ability to capture the full range of locations participants visit without substantially increasing participant burden. Passive methods for contextualizing location could address this limitation by providing risk-relevant contextual information across all locations. For example, latitude and longitude coordinates could be contextualized using publicly available datasets, such as alcohol outlet density, area deprivation index, and Narcotics Annonymous meeting times and locations. Increasing the number of locations would allow for potentially more variance in feature distributions within and between individuals.</w:t>
+      </w:r>
+    </w:p>
+    <w:p>
+      <w:pPr>
+        <w:pStyle w:val="BodyText"/>
+      </w:pPr>
+      <w:r>
+        <w:t xml:space="preserve">There is also a question as to whether geolocation sensing is as feasible for rural populations as it is for urban populations. Modern GPS often uses cell towers and Wi-Fi networks to improve speed and accuracy. In rural areas, where such infrastructure is sparse, devices rely more heavily on satellite-only positioning, which can be slower to initialize and less reliable under suboptimal signal conditions</w:t>
+      </w:r>
+      <w:r>
+        <w:t xml:space="preserve"> </w:t>
+      </w:r>
+      <w:r>
+        <w:t xml:space="preserve">(Groves, 2013)</w:t>
+      </w:r>
+      <w:r>
+        <w:t xml:space="preserve">. Even in the best conditions where GPS points are accurate and stored locally on an individuals phone, the data must still be transmitted over an internet-connected app (at least daily) to be used as reliable features in the model. Therefore, in future work we plan to explicitly assess differences in geolocation adherence (e.g., the percentage of days with available geolocation data) as well as differences in the strength of geolocation feature importance between these groups.</w:t>
+      </w:r>
+    </w:p>
+    <w:p>
+      <w:pPr>
+        <w:pStyle w:val="BodyText"/>
+      </w:pPr>
+      <w:r>
+        <w:t xml:space="preserve">If geolocation sensing proves to be less accurate or reliable for rural populations, this could foreshadow additional design challenges associated with using a web-based app for recovery monitoring. For example, unstable internet connectivity may necessitate storing in-app recovery recommendations locally so that individuals can access them at moments of need. Even EMA, when administered once per day, could pose challenges if completed surveys cannot be reliably transmitted over cellular data. We highlight these potential limitations as areas warranting close examination in future work. Nevertheless, we remain optimistic about the potential of geolocation sensing, given that our models generally performed comparably across rural and urban groups.</w:t>
+      </w:r>
+    </w:p>
+    <w:p>
+      <w:pPr>
+        <w:pStyle w:val="BodyText"/>
+      </w:pPr>
+      <w:r>
+        <w:t xml:space="preserve">To summarize, if the goal is prediction, geolocation sensing features are not necessary as they do not offer any unique incremental predictive value. However, if the goal is to have a more nuanced understanding of lapse risk across a more diverse array of risk features than geolocation is helpful. Adding geolocation features did not hurt model performance, and more data sources provides more opportunities for identifying intervenable targets specific to a person and moment in time.</w:t>
+      </w:r>
+    </w:p>
+    <w:bookmarkEnd w:id="71"/>
+    <w:bookmarkStart w:id="72" w:name="feature-importance-2"/>
+    <w:p>
+      <w:pPr>
+        <w:pStyle w:val="Heading2"/>
+      </w:pPr>
+      <w:r>
+        <w:t xml:space="preserve">Feature Importance</w:t>
+      </w:r>
+    </w:p>
+    <w:p>
+      <w:pPr>
+        <w:pStyle w:val="FirstParagraph"/>
+      </w:pPr>
+      <w:r>
+        <w:t xml:space="preserve">When using a standard mean absolute Shapley value approach to estimate average feature importance across observations, the most important feature was prior opioid use. This finding is consistent with the relapse‑prevention literature, which identifies lapse as an important precursor to relapse, and prior prediction research demonstrating that lapses predict future lapses</w:t>
+      </w:r>
+      <w:r>
+        <w:t xml:space="preserve"> </w:t>
+      </w:r>
+      <w:r>
+        <w:t xml:space="preserve">(Wyant et al., 2024)</w:t>
+      </w:r>
+      <w:r>
+        <w:t xml:space="preserve">. Notably, this feature had a mean absolute Shapley value that was over two-fold times higher than the next most important feature. However, when considering this model in the context of a recovery monitoring support system that provides daily insight into lapse risk, this finding may be misleading. Fewer than 2% of day-level observations contained a lapse, and the majority of participants did not lapse at all. Among those who did lapse, many only lapsed one time. Given that past use does not become a risk factor until after it has occurred, in most cases other features may represent more clinically meaningful targets for intervention.</w:t>
+      </w:r>
+    </w:p>
+    <w:p>
+      <w:pPr>
+        <w:pStyle w:val="BodyText"/>
+      </w:pPr>
+      <w:r>
+        <w:t xml:space="preserve">A more informative approach to characterize feature importance is to consider the proportion of observations in which a given feature had the highest Shapley value. This approach considers both the magnitude of a feature’s effect (in terms of log-odds change in the prediction) and its prevalence across observations. Using this approach, urge ratings and abstinence confidence emerged as the features most frequently influencing lapse risk predictions. This suggests that individuals may benefit more often from recovery recommendations focussed on reducing urges (e.g., urge surfing) and increasing abstinence confidence (e.g., reflecting on recent successes). Additionally, this approach showed that while some features have low average importance (across all individuals and observations), they can be highly important on certain days for certain individuals (e.g., self-reports of anger).</w:t>
+      </w:r>
+    </w:p>
+    <w:p>
+      <w:pPr>
+        <w:pStyle w:val="BodyText"/>
+      </w:pPr>
+      <w:r>
+        <w:t xml:space="preserve">Across both feature importance approaches, geolocation features emerged among the top subset of features. Specifically, location variance, time spent in helpful and harmful locations, time spent in unpleasant locations, and time spent at locations where religious activities are performed were among the top ten features. These findings suggest that although geolocation features may not provide unique signal for prediction, it may be worthwhile to still include them in the model to expand opportunities for intervention and provide precision-oriented recovery support.</w:t>
+      </w:r>
+    </w:p>
+    <w:p>
+      <w:pPr>
+        <w:pStyle w:val="BodyText"/>
+      </w:pPr>
+      <w:r>
+        <w:t xml:space="preserve">Shapley-feature value partial dependence plots demonstrated the direction of the relationship of these top feature categories with lapse risk. The direction of these relationships was consistent with the extant literature on the precursors to lapse and relapse</w:t>
+      </w:r>
+      <w:r>
+        <w:t xml:space="preserve"> </w:t>
+      </w:r>
+      <w:r>
+        <w:t xml:space="preserve">(Marlatt &amp; Donovan, 2007; K. A. Witkiewitz &amp; Marlatt, 2007; K. Witkiewitz &amp; Marlatt, 2004)</w:t>
+      </w:r>
+      <w:r>
+        <w:t xml:space="preserve">. More frequent opioid use, high intensity urges, low abstinence confidence, and less time spent in helpful locations all increased lapse risk. However, our use of raw and difference features allowed us to discover nuance in these relationships. For example, while the use of non-opioid illicit substances generally has a positive relationship with lapse risk, recent decreases in use (i.e., in the past day or week) appears to present a vulnerable period of time where individuals are at high risk for lapsing back to opioids. We saw this pattern with both stimulant and sedative use. This suggests that it is important to consider not just the presence or absence of substance use behaviors, but also how these behaviors differ from a person’s typical use pattern. Recent decreases in the use of one substance may trigger cognitive and physiological processes resembling those linked to opioid use, reactivating a negative reinforcement cycle of using opioids for relief from distressing states.</w:t>
+      </w:r>
+    </w:p>
+    <w:p>
+      <w:pPr>
+        <w:pStyle w:val="BodyText"/>
+      </w:pPr>
+      <w:r>
+        <w:t xml:space="preserve">We observed a similar pattern with urge ratings. Higher urges clearly increased lapse risk; however, recent decreases in urges were also associated with increased lapse risk. At first, this finding appeared contradictory. However, individuals with extremely negative urge difference values must, on average, often experience high-intensity urges in order to produce a change of this magnitude (e.g., a downward two-point shift on a five-point scale). Thus, it is possible that when these individuals suddenly experience a reduction in urge intensity, they may develop a false sense of security, leading to a lowered guard, overconfidence, or increased exposure to triggers.</w:t>
+      </w:r>
+    </w:p>
+    <w:p>
+      <w:pPr>
+        <w:pStyle w:val="BodyText"/>
+      </w:pPr>
+      <w:r>
+        <w:t xml:space="preserve">An unexpected finding, was that a recent decrease in time spent at locations where religious activities are performed appeared to lower lapse risk. This feature category was relatively sparse in our data. In fact, the raw feature category was not retained in the final model due to having less than 5% variance (i.e., non-zero values). As a result, it may be that this pattern represented only a handful of participants whose relationship to religion and these locations may not generalize more broadly. Nevertheless, this feature did emerge as the 7th most important feature category, making it a worthwhile area to explore in future studies.</w:t>
+      </w:r>
+    </w:p>
+    <w:bookmarkEnd w:id="72"/>
+    <w:bookmarkStart w:id="73" w:name="X40ab624ebf83813907a18dba36edd4d1d14a553"/>
+    <w:p>
+      <w:pPr>
+        <w:pStyle w:val="Heading2"/>
+      </w:pPr>
+      <w:r>
+        <w:t xml:space="preserve">Additional Limitations and Future Directions</w:t>
+      </w:r>
+    </w:p>
+    <w:p>
+      <w:pPr>
+        <w:pStyle w:val="FirstParagraph"/>
+      </w:pPr>
+      <w:r>
+        <w:t xml:space="preserve">Other characteristics of our sample may limit the generalizability of our findings. One obvious limitation is the research context in which participants provided these data. Participants were modestly compensated for completing daily surveys and providing geolocation data, which may have influenced their willingness to provide these data. However, participants received no additional direct benefit beyond financial compensation. In real-world implementations, individuals may be more motivated to share data if doing so enables personalized recovery support.</w:t>
+      </w:r>
+    </w:p>
+    <w:p>
+      <w:pPr>
+        <w:pStyle w:val="BodyText"/>
+      </w:pPr>
+      <w:r>
+        <w:t xml:space="preserve">Second, we implemented daily survey compliance thresholds to exclude participants and adjust study end dates. This criterion was important because we generated our lapse labels from the daily survey data and thus we required consistent collection of this data stream for accurate observation labels. As a result, our estimates of adherence and model performance may be slightly optimistic. Still, even with this criterion, nearly 78% of participants remained in the study for at least six months, suggesting that long-term monitoring with daily surveys is feasible for a substantial proportion of individuals in this population.</w:t>
+      </w:r>
+    </w:p>
+    <w:p>
+      <w:pPr>
+        <w:pStyle w:val="BodyText"/>
+      </w:pPr>
+      <w:r>
+        <w:t xml:space="preserve">A third limitation is that our sample was restricted to individuals with a goal of abstinence. Accordingly, our models were trained to predict goal-inconsistent use (i.e., lapse), which may limit their applicability to individuals with alternative recovery goals. Although we see no inherent reason these models could not be adapted for individuals pursuing moderation or harm reduction, this remains an empirical question. For individuals who do not aim to abstain, the definition of goal-inconsistent use is less straightforward and may vary considerably from person to person. Future studies could improve generalizability by allowing individuals to self-define goal-inconsistent use (e.g., mixing opioids with other substances or using larger amounts than planned) and train models in samples with diverse recovery goals.</w:t>
+      </w:r>
+    </w:p>
+    <w:p>
+      <w:pPr>
+        <w:pStyle w:val="BodyText"/>
+      </w:pPr>
+      <w:r>
+        <w:t xml:space="preserve">Lastly, there may be value in exploring alternative modeling approaches that better leverage the temporal structure and individual-level nature of these data. For example, hierarchical models that start with population-based information (i.e., priors) and are updated with person-specific information as the individual provides data may be the most promising approach for effective use of time-varying information to model how an individual’s lapse risk evolves over time. Our lab has begun to develop these models and found preliminary evidence to suggest that they may modestly outperform traditional machine learning models for predicting alcohol lapses</w:t>
+      </w:r>
+      <w:r>
+        <w:t xml:space="preserve"> </w:t>
+      </w:r>
+      <w:r>
+        <w:t xml:space="preserve">(Pulick et al., 2025)</w:t>
+      </w:r>
+      <w:r>
+        <w:t xml:space="preserve"> </w:t>
+      </w:r>
+      <w:r>
+        <w:t xml:space="preserve">(but also see</w:t>
+      </w:r>
+      <w:r>
+        <w:t xml:space="preserve"> </w:t>
+      </w:r>
+      <w:r>
+        <w:t xml:space="preserve">Leenaerts et al. (2024)</w:t>
+      </w:r>
+      <w:r>
+        <w:t xml:space="preserve">).</w:t>
+      </w:r>
+    </w:p>
+    <w:bookmarkEnd w:id="73"/>
+    <w:bookmarkStart w:id="74" w:name="conclusion"/>
+    <w:p>
+      <w:pPr>
+        <w:pStyle w:val="Heading2"/>
+      </w:pPr>
+      <w:r>
+        <w:t xml:space="preserve">Conclusion</w:t>
+      </w:r>
+    </w:p>
+    <w:p>
+      <w:pPr>
+        <w:pStyle w:val="FirstParagraph"/>
+      </w:pPr>
+      <w:r>
+        <w:t xml:space="preserve">In conclusion, it is possible to predict future lapses back to opioid use using smartphone sensing data. Daily surveys and geolocation sensing provide a diverse array of important risk factors for lapse. Daily recovery recommendations can be mapped onto these factors to deliver support that is personalized to both the person and the moment. While this model was evaluated in a research setting, our use of a national clinical sample of individuals with OUD suggests it represents a promising step toward future real‑world implementation and evaluation.</w:t>
+      </w:r>
+    </w:p>
+    <w:bookmarkEnd w:id="74"/>
+    <w:bookmarkEnd w:id="75"/>
+    <w:bookmarkStart w:id="167" w:name="references"/>
     <w:p>
       <w:pPr>
         <w:pStyle w:val="Heading1"/>
       </w:pPr>
       <w:r>
-        <w:t xml:space="preserve">Discussion</w:t>
-      </w:r>
-    </w:p>
-    <w:bookmarkStart w:id="71" w:name="performance"/>
-    <w:p>
-      <w:pPr>
-        <w:pStyle w:val="Heading2"/>
-      </w:pPr>
-      <w:r>
-        <w:t xml:space="preserve">Performance</w:t>
-      </w:r>
-    </w:p>
-    <w:p>
-      <w:pPr>
-        <w:pStyle w:val="FirstParagraph"/>
-      </w:pPr>
-      <w:r>
-        <w:t xml:space="preserve">Our full model demonstrated that it is possible to predict future next-day lapses back to opioid use with high accuracy using smartphone sensing data (auROC = 0.94). Model predictions were well-calibrated, with estimated probabilities closely aligning with observed lapse rates. This is encouraging in that the lapse probabilities themselves, may provide clinically valuable and intuitive insight into lapse risk for individuals to use for self-monitoring during OUD recovery.</w:t>
-      </w:r>
-    </w:p>
-    <w:p>
-      <w:pPr>
-        <w:pStyle w:val="BodyText"/>
-      </w:pPr>
-      <w:r>
-        <w:t xml:space="preserve">Our full model performed comparably for predicting lapses in the first month of recovery up to 18+ months in recovery. This suggests that our model includes a set of features that accurately represents relationships between risk factors and lapse among individuals in early and later recovery. Of course, in the context of chronic disease management, even 18 months may not be a long enough trajectory to conclude whether our model generalizes to individuals in later stages of sustained recovery.</w:t>
-      </w:r>
-    </w:p>
-    <w:p>
-      <w:pPr>
-        <w:pStyle w:val="BodyText"/>
-      </w:pPr>
-      <w:r>
-        <w:t xml:space="preserve">Fairness discrepancies in the full model’s performance were minimal. In all subgroups, our model had a median auROC above 0.90, which is generally considered to be a benchmark of excellent performance. Nevertheless, differences of 0.01 - 0.03 (favoring the advantaged group) were present in gender, race and ethnicity, sexual orientation, and geographic location comparisons. Despite our efforts to recruit a diverse sample, many of these group comparisons remained imbalanced (e.g., 19-29% of participants in the disadvantaged groups for race and ethnicity, sexual orientation, and geographic location). Our model may perform better for these groups with greater representation in the training data.</w:t>
-      </w:r>
-    </w:p>
-    <w:p>
-      <w:pPr>
-        <w:pStyle w:val="BodyText"/>
-      </w:pPr>
-      <w:r>
-        <w:t xml:space="preserve">Future research should also purposefully recruit participants across a wider age range. Older adults (65+ years) are less likely to receive substance use disorder treatment and often report lower levels of social interaction and support than younger adults</w:t>
-      </w:r>
-      <w:r>
-        <w:t xml:space="preserve"> </w:t>
-      </w:r>
-      <w:r>
-        <w:t xml:space="preserve">(Choi et al., 2014; Kilaru et al., 2020)</w:t>
-      </w:r>
-      <w:r>
-        <w:t xml:space="preserve">. They may also be less comfortable with, or less able to provide, smartphone sensing data at the level of adherence needed for accurate prediction. We did not explicitly evaluate model fairness for this subgroup due to limited representation in our sample. We encourage future research to examine model performance for older adults to ensure generalizability.</w:t>
-      </w:r>
-    </w:p>
-    <w:p>
-      <w:pPr>
-        <w:pStyle w:val="BodyText"/>
-      </w:pPr>
-      <w:r>
-        <w:t xml:space="preserve">In addition to representation, it may be that additional risk factors not currently measured could further improve the fairness performance of our models. For example, incorporating lapse risk factors that may be more salient for women (e.g., interpersonal relationship problems, hormonal changes</w:t>
-      </w:r>
-      <w:r>
-        <w:t xml:space="preserve"> </w:t>
-      </w:r>
-      <w:r>
-        <w:t xml:space="preserve">(McHugh et al., 2018; Walitzer &amp; Dearing, 2006)</w:t>
-      </w:r>
-      <w:r>
-        <w:t xml:space="preserve">) and other underrepresented groups may help reduce performance disparities by adding features more salient for predicting lapse for certain subgroups.</w:t>
-      </w:r>
-    </w:p>
-    <w:bookmarkEnd w:id="71"/>
-    <w:bookmarkStart w:id="72" w:name="sensing-methods"/>
-    <w:p>
-      <w:pPr>
-        <w:pStyle w:val="Heading2"/>
-      </w:pPr>
-      <w:r>
-        <w:t xml:space="preserve">Sensing Methods</w:t>
-      </w:r>
-    </w:p>
-    <w:p>
-      <w:pPr>
-        <w:pStyle w:val="FirstParagraph"/>
-      </w:pPr>
-      <w:r>
-        <w:t xml:space="preserve">Ablation model comparisons revealed that daily surveys alone captured nearly all of this predictive signal (auROC = 0.94). To our knowledge, no other published substance use prediction study has collected daily survey data from participants continuously over the course of one year. Survey adherence rates in our sample were comparable to those observed in other clinical populations, suggesting that self‑report surveys are a feasible and risk-relevant sensing method for long‑term monitoring in this population.</w:t>
-      </w:r>
-    </w:p>
-    <w:p>
-      <w:pPr>
-        <w:pStyle w:val="BodyText"/>
-      </w:pPr>
-      <w:r>
-        <w:t xml:space="preserve">When daily surveys were ablated from the model, predictive performance dropped substantially (auROC = 0.63). Although this performance remained above chance and exceeded that of a demographics‑only model (with both geolocation and daily surveys ablated; auROC = 0.55), it indicates that geolocation features captured only modest predictive signal. Moreover, given that ablating geolocation features did not result in any drop in performance, this signal likely overlaps with information already captured with the daily surveys. It is possible that the relatively low predictive value of geolocation sensing in this study was due to methodological limitations.</w:t>
-      </w:r>
-    </w:p>
-    <w:p>
-      <w:pPr>
-        <w:pStyle w:val="BodyText"/>
-      </w:pPr>
-      <w:r>
-        <w:t xml:space="preserve">Although geolocation data can, in principle, be collected continuously moment‑by‑moment, in practice these data are difficult to collect reliably. In our study, geolocation features had substantially higher rates of missingness compared to daily surveys. Consequently, approximately 12% of geolocation features were imputed using median values derived from other individuals in the training dataset. Median values are by definition near the center of the feature distribution. These values are common and have limited influence on model predictions (i.e., low leverage). This was a purposeful decision in our design to ensure that missing data would not systematically influence predictions in either direction. However, this conservative approach likely contributed to reduced predictive performance of geolocation features, as imputations that minimize influence also limit the ability of those features to contribute risk‑relevant signal. Lastly, these median imputations are also not person-specific and as a result may not accurately represent typical values for the individual whose data are being imputed. As geolocation sensing methods become more robust and missingness is reduced, these features may become more powerful for lapse prediction.</w:t>
-      </w:r>
-    </w:p>
-    <w:p>
-      <w:pPr>
-        <w:pStyle w:val="BodyText"/>
-      </w:pPr>
-      <w:r>
-        <w:t xml:space="preserve">We could also imagine augmenting our method for contextualizing geolocation data with other publicly available data. A limitation of our geolocation sensing method was that we relied on known locations with self-reported context. While this method provides meaningful contextual information, it is limited in its ability to capture the full range of locations participants visit without substantially increasing participant burden. Passive methods for contextualizing location could address this limitation by providing risk-relevant contextual information across all locations. For example, latitude and longitude coordinates could be contextualized using publicly available datasets, such as alcohol outlet density, area deprivation index, and Narcotics Annonymous meeting times and locations. Increasing the number of locations would allow for potentially more variance in feature distributions within and between individuals.</w:t>
-      </w:r>
-    </w:p>
-    <w:p>
-      <w:pPr>
-        <w:pStyle w:val="BodyText"/>
-      </w:pPr>
-      <w:r>
-        <w:t xml:space="preserve">There is also a question as to whether geolocation sensing is as feasible for rural populations as it is for urban populations. Modern GPS often uses cell towers and Wi-Fi networks to improve speed and accuracy. In rural areas, where such infrastructure is sparse, devices rely more heavily on satellite-only positioning, which can be slower to initialize and less reliable under suboptimal signal conditions</w:t>
-      </w:r>
-      <w:r>
-        <w:t xml:space="preserve"> </w:t>
-      </w:r>
-      <w:r>
-        <w:t xml:space="preserve">(Groves, 2013)</w:t>
-      </w:r>
-      <w:r>
-        <w:t xml:space="preserve">. Even in the best conditions where GPS points are accurate and stored locally on an individuals phone, the data must still be transmitted over an internet-connected app (at least daily) to be used as reliable features in the model. Therefore, in future work we plan to explicitly assess differences in geolocation adherence (e.g., the percentage of days with available geolocation data) as well as differences in the strength of geolocation feature importance between these groups.</w:t>
-      </w:r>
-    </w:p>
-    <w:p>
-      <w:pPr>
-        <w:pStyle w:val="BodyText"/>
-      </w:pPr>
-      <w:r>
-        <w:t xml:space="preserve">If geolocation sensing proves to be less accurate or reliable for rural populations, this could foreshadow additional design challenges associated with using a web-based app for recovery monitoring. For example, unstable internet connectivity may necessitate storing in-app recovery recommendations locally so that individuals can access them at moments of need. Even EMA, when administered once per day, could pose challenges if completed surveys cannot be reliably transmitted over cellular data. We highlight these potential limitations as areas warranting close examination in future work. Nevertheless, we remain optimistic about the potential of geolocation sensing, given that our models generally performed comparably across rural and urban groups.</w:t>
-      </w:r>
-    </w:p>
-    <w:p>
-      <w:pPr>
-        <w:pStyle w:val="BodyText"/>
-      </w:pPr>
-      <w:r>
-        <w:t xml:space="preserve">To summarize, if the goal is prediction, geolocation sensing features are not necessary as they do not offer any unique incremental predictive value. However, if the goal is to have a more nuanced understanding of lapse risk across a more diverse array of risk features than geolocation is helpful. Adding geolocation features did not hurt model performance, and more data sources provides more opportunities for identifying intervenable targets specific to a person and moment in time.</w:t>
-      </w:r>
-    </w:p>
-    <w:bookmarkEnd w:id="72"/>
-    <w:bookmarkStart w:id="73" w:name="feature-importance-2"/>
-    <w:p>
-      <w:pPr>
-        <w:pStyle w:val="Heading2"/>
-      </w:pPr>
-      <w:r>
-        <w:t xml:space="preserve">Feature Importance</w:t>
-      </w:r>
-    </w:p>
-    <w:p>
-      <w:pPr>
-        <w:pStyle w:val="FirstParagraph"/>
-      </w:pPr>
-      <w:r>
-        <w:t xml:space="preserve">When using a standard mean absolute Shapley value approach to estimate average feature importance across observations, the most important feature was prior opioid use. This finding is consistent with the relapse‑prevention literature, which identifies lapse as an important precursor to relapse, and prior prediction research demonstrating that lapses predict future lapses</w:t>
-      </w:r>
-      <w:r>
-        <w:t xml:space="preserve"> </w:t>
-      </w:r>
-      <w:r>
-        <w:t xml:space="preserve">(Wyant et al., 2024)</w:t>
-      </w:r>
-      <w:r>
-        <w:t xml:space="preserve">. Notably, this feature had a mean absolute Shapley value that was over two-fold times higher than the next most important feature. However, when considering this model in the context of a recovery monitoring support system that provides daily insight into lapse risk, this finding may be misleading. Fewer than 2% of day-level observations contained a lapse, and the majority of participants did not lapse at all. Among those who did lapse, many only lapsed one time. Given that past use does not become a risk factor until after it has occurred, in most cases other features may represent more clinically meaningful targets for intervention.</w:t>
-      </w:r>
-    </w:p>
-    <w:p>
-      <w:pPr>
-        <w:pStyle w:val="BodyText"/>
-      </w:pPr>
-      <w:r>
-        <w:t xml:space="preserve">A more informative approach to characterize feature importance is to consider the proportion of observations in which a given feature had the highest Shapley value. This approach considers both the magnitude of a feature’s effect (in terms of log-odds change in the prediction) and its prevalence across observations. Using this approach, urge ratings and abstinence confidence emerged as the features most frequently influencing lapse risk predictions. This suggests that individuals may benefit more often from recovery recommendations focussed on reducing urges (e.g., urge surfing) and increasing abstinence confidence (e.g., reflecting on recent successes). Additionally, this approach showed that while some features have low average importance (across all individuals and observations), they can be highly important on certain days for certain individuals (e.g., self-reports of anger).</w:t>
-      </w:r>
-    </w:p>
-    <w:p>
-      <w:pPr>
-        <w:pStyle w:val="BodyText"/>
-      </w:pPr>
-      <w:r>
-        <w:t xml:space="preserve">Across both feature importance approaches, geolocation features emerged among the top subset of features. Specifically, location variance, time spent in helpful and harmful locations, time spent in unpleasant locations, and time spent at locations where religious activities are performed were among the top ten features. These findings suggest that although geolocation features may not provide unique signal for prediction, it may be worthwhile to still include them in the model to expand opportunities for intervention and provide precision-oriented recovery support.</w:t>
-      </w:r>
-    </w:p>
-    <w:p>
-      <w:pPr>
-        <w:pStyle w:val="BodyText"/>
-      </w:pPr>
-      <w:r>
-        <w:t xml:space="preserve">Shapley-feature value partial dependence plots demonstrated the direction of the relationship of these top feature categories with lapse risk. The direction of these relationships was consistent with the extant literature on the precursors to lapse and relapse</w:t>
-      </w:r>
-      <w:r>
-        <w:t xml:space="preserve"> </w:t>
-      </w:r>
-      <w:r>
-        <w:t xml:space="preserve">(Marlatt &amp; Donovan, 2007; K. A. Witkiewitz &amp; Marlatt, 2007; K. Witkiewitz &amp; Marlatt, 2004)</w:t>
-      </w:r>
-      <w:r>
-        <w:t xml:space="preserve">. More frequent opioid use, high intensity urges, low abstinence confidence, and less time spent in helpful locations all increased lapse risk. However, our use of raw and difference features allowed us to discover nuance in these relationships. For example, while the use of non-opioid illicit substances generally has a positive relationship with lapse risk, recent decreases in use (i.e., in the past day or week) appears to present a vulnerable period of time where individuals are at high risk for lapsing back to opioids. We saw this pattern with both stimulant and sedative use. This suggests that it is important to consider not just the presence or absence of substance use behaviors, but also how these behaviors differ from a person’s typical use pattern. Recent decreases in the use of one substance may trigger cognitive and physiological processes resembling those linked to opioid use, reactivating a negative reinforcement cycle of using opioids for relief from distressing states.</w:t>
-      </w:r>
-    </w:p>
-    <w:p>
-      <w:pPr>
-        <w:pStyle w:val="BodyText"/>
-      </w:pPr>
-      <w:r>
-        <w:t xml:space="preserve">We observed a similar pattern with urge ratings. Higher urges clearly increased lapse risk; however, recent decreases in urges were also associated with increased lapse risk. At first, this finding appeared contradictory. However, individuals with extremely negative urge difference values must, on average, often experience high-intensity urges in order to produce a change of this magnitude (e.g., a downward two-point shift on a five-point scale). Thus, it is possible that when these individuals suddenly experience a reduction in urge intensity, they may develop a false sense of security, leading to a lowered guard, overconfidence, or increased exposure to triggers.</w:t>
-      </w:r>
-    </w:p>
-    <w:p>
-      <w:pPr>
-        <w:pStyle w:val="BodyText"/>
-      </w:pPr>
-      <w:r>
-        <w:t xml:space="preserve">An unexpected finding, was that a recent decrease in time spent at locations where religious activities are performed appeared to lower lapse risk. This feature category was relatively sparse in our data. In fact, the raw feature category was not retained in the final model due to having less than 5% variance (i.e., non-zero values). As a result, it may be that this pattern represented only a handful of participants whose relationship to religion and these locations may not generalize more broadly. Nevertheless, this feature did emerge as the 7th most important feature category, making it a worthwhile area to explore in future studies.</w:t>
-      </w:r>
-    </w:p>
-    <w:bookmarkEnd w:id="73"/>
-    <w:bookmarkStart w:id="74" w:name="X40ab624ebf83813907a18dba36edd4d1d14a553"/>
-    <w:p>
-      <w:pPr>
-        <w:pStyle w:val="Heading2"/>
-      </w:pPr>
-      <w:r>
-        <w:t xml:space="preserve">Additional Limitations and Future Directions</w:t>
-      </w:r>
-    </w:p>
-    <w:p>
-      <w:pPr>
-        <w:pStyle w:val="FirstParagraph"/>
-      </w:pPr>
-      <w:r>
-        <w:t xml:space="preserve">Other characteristics of our sample may limit the generalizability of our findings. One obvious limitation is the research context in which participants provided these data. Participants were modestly compensated for completing daily surveys and providing geolocation data, which may have influenced their willingness to provide these data. However, participants received no additional direct benefit beyond financial compensation. In real-world implementations, individuals may be more motivated to share data if doing so enables personalized recovery support.</w:t>
-      </w:r>
-    </w:p>
-    <w:p>
-      <w:pPr>
-        <w:pStyle w:val="BodyText"/>
-      </w:pPr>
-      <w:r>
-        <w:t xml:space="preserve">Second, we implemented daily survey compliance thresholds to exclude participants and adjust study end dates. This criterion was important because we generated our lapse labels from the daily survey data and thus we required consistent collection of this data stream for accurate observation labels. As a result, our estimates of adherence and model performance may be slightly optimistic. Still, even with this criterion, nearly 78% of participants remained in the study for at least six months, suggesting that long-term monitoring with daily surveys is feasible for a substantial proportion of individuals in this population.</w:t>
-      </w:r>
-    </w:p>
-    <w:p>
-      <w:pPr>
-        <w:pStyle w:val="BodyText"/>
-      </w:pPr>
-      <w:r>
-        <w:t xml:space="preserve">A third limitation is that our sample was restricted to individuals with a goal of abstinence. Accordingly, our models were trained to predict goal-inconsistent use (i.e., lapse), which may limit their applicability to individuals with alternative recovery goals. Although we see no inherent reason these models could not be adapted for individuals pursuing moderation or harm reduction, this remains an empirical question. For individuals who do not aim to abstain, the definition of goal-inconsistent use is less straightforward and may vary considerably from person to person. Future studies could improve generalizability by allowing individuals to self-define goal-inconsistent use (e.g., mixing opioids with other substances or using larger amounts than planned) and train models in samples with diverse recovery goals.</w:t>
-      </w:r>
-    </w:p>
-    <w:p>
-      <w:pPr>
-        <w:pStyle w:val="BodyText"/>
-      </w:pPr>
-      <w:r>
-        <w:t xml:space="preserve">Lastly, there may be value in exploring alternative modeling approaches that better leverage the temporal structure and individual-level nature of these data. For example, hierarchical models that start with population-based information (i.e., priors) and are updated with person-specific information as the individual provides data may be the most promising approach for effective use of time-varying information to model how an individual’s lapse risk evolves over time. Our lab has begun to develop these models and found preliminary evidence to suggest that they may modestly outperform traditional machine learning models for predicting alcohol lapses</w:t>
-      </w:r>
-      <w:r>
-        <w:t xml:space="preserve"> </w:t>
-      </w:r>
-      <w:r>
-        <w:t xml:space="preserve">(Pulick et al., 2025)</w:t>
-      </w:r>
-      <w:r>
-        <w:t xml:space="preserve"> </w:t>
-      </w:r>
-      <w:r>
-        <w:t xml:space="preserve">(but also see</w:t>
-      </w:r>
-      <w:r>
-        <w:t xml:space="preserve"> </w:t>
-      </w:r>
-      <w:r>
-        <w:t xml:space="preserve">Leenaerts et al. (2024)</w:t>
-      </w:r>
-      <w:r>
-        <w:t xml:space="preserve">).</w:t>
-      </w:r>
-    </w:p>
-    <w:bookmarkEnd w:id="74"/>
-    <w:bookmarkStart w:id="75" w:name="conclusion"/>
-    <w:p>
-      <w:pPr>
-        <w:pStyle w:val="Heading2"/>
-      </w:pPr>
-      <w:r>
-        <w:t xml:space="preserve">Conclusion</w:t>
-      </w:r>
-    </w:p>
-    <w:p>
-      <w:pPr>
-        <w:pStyle w:val="FirstParagraph"/>
-      </w:pPr>
-      <w:r>
-        <w:t xml:space="preserve">In conclusion, it is possible to predict future lapses back to opioid use using smartphone sensing data. Daily surveys and geolocation sensing provide a diverse array of important risk factors for lapse. Daily recovery recommendations can be mapped onto these factors to deliver support that is personalized to both the person and the moment. While this model was evaluated in a research setting, our use of a national clinical sample of individuals with OUD suggests it represents a promising step toward future real‑world implementation and evaluation.</w:t>
-      </w:r>
-    </w:p>
-    <w:bookmarkEnd w:id="75"/>
+        <w:t xml:space="preserve">References</w:t>
+      </w:r>
+    </w:p>
+    <w:bookmarkStart w:id="166" w:name="refs"/>
+    <w:bookmarkStart w:id="76" w:name="Xa6cc3d705527cff91ec886314240e7a8b04e8dd"/>
+    <w:p>
+      <w:pPr>
+        <w:pStyle w:val="Bibliography"/>
+      </w:pPr>
+      <w:r>
+        <w:t xml:space="preserve">American Psychiatric Association. (2022).</w:t>
+      </w:r>
+      <w:r>
+        <w:t xml:space="preserve"> </w:t>
+      </w:r>
+      <w:r>
+        <w:rPr>
+          <w:i/>
+          <w:iCs/>
+        </w:rPr>
+        <w:t xml:space="preserve">Diagnostic and statistical manual of mental disorders :</w:t>
+      </w:r>
+      <w:r>
+        <w:rPr>
+          <w:i/>
+          <w:iCs/>
+        </w:rPr>
+        <w:t xml:space="preserve"> </w:t>
+      </w:r>
+      <w:r>
+        <w:rPr>
+          <w:i/>
+          <w:iCs/>
+        </w:rPr>
+        <w:t xml:space="preserve">DSM-5-TR</w:t>
+      </w:r>
+      <w:r>
+        <w:t xml:space="preserve">. 5th edition, text revision. Washington, DC : American Psychiatric Association Publishing, 2022.</w:t>
+      </w:r>
+    </w:p>
     <w:bookmarkEnd w:id="76"/>
-    <w:bookmarkStart w:id="168" w:name="references"/>
-    <w:p>
-      <w:pPr>
-        <w:pStyle w:val="Heading1"/>
-      </w:pPr>
-      <w:r>
-        <w:t xml:space="preserve">References</w:t>
-      </w:r>
-    </w:p>
-    <w:bookmarkStart w:id="167" w:name="refs"/>
-    <w:bookmarkStart w:id="77" w:name="Xa6cc3d705527cff91ec886314240e7a8b04e8dd"/>
+    <w:bookmarkStart w:id="78" w:name="ref-chtc"/>
     <w:p>
       <w:pPr>
         <w:pStyle w:val="Bibliography"/>
       </w:pPr>
       <w:r>
-        <w:t xml:space="preserve">American Psychiatric Association. (2022).</w:t>
-      </w:r>
-      <w:r>
-        <w:t xml:space="preserve"> </w:t>
-      </w:r>
-      <w:r>
-        <w:rPr>
-          <w:i/>
-          <w:iCs/>
-        </w:rPr>
-        <w:t xml:space="preserve">Diagnostic and statistical manual of mental disorders :</w:t>
-      </w:r>
-      <w:r>
-        <w:rPr>
-          <w:i/>
-          <w:iCs/>
-        </w:rPr>
-        <w:t xml:space="preserve"> </w:t>
-      </w:r>
-      <w:r>
-        <w:rPr>
-          <w:i/>
-          <w:iCs/>
-        </w:rPr>
-        <w:t xml:space="preserve">DSM-5-TR</w:t>
-      </w:r>
-      <w:r>
-        <w:t xml:space="preserve">. 5th edition, text revision. Washington, DC : American Psychiatric Association Publishing, 2022.</w:t>
-      </w:r>
-    </w:p>
-    <w:bookmarkEnd w:id="77"/>
-    <w:bookmarkStart w:id="79" w:name="ref-chtc"/>
-    <w:p>
-      <w:pPr>
-        <w:pStyle w:val="Bibliography"/>
-      </w:pPr>
-      <w:r>
         <w:t xml:space="preserve">Center for High Throughput Computing. (2006).</w:t>
       </w:r>
       <w:r>
@@ -6181,7 +6179,7 @@
       <w:r>
         <w:t xml:space="preserve"> </w:t>
       </w:r>
-      <w:hyperlink r:id="rId78">
+      <w:hyperlink r:id="rId77">
         <w:r>
           <w:rPr>
             <w:rStyle w:val="Hyperlink"/>
@@ -6190,8 +6188,8 @@
         </w:r>
       </w:hyperlink>
     </w:p>
-    <w:bookmarkEnd w:id="79"/>
-    <w:bookmarkStart w:id="81" w:name="ref-choiTreatmentUsePerceived2014"/>
+    <w:bookmarkEnd w:id="78"/>
+    <w:bookmarkStart w:id="80" w:name="ref-choiTreatmentUsePerceived2014"/>
     <w:p>
       <w:pPr>
         <w:pStyle w:val="Bibliography"/>
@@ -6228,7 +6226,7 @@
       <w:r>
         <w:t xml:space="preserve"> </w:t>
       </w:r>
-      <w:hyperlink r:id="rId80">
+      <w:hyperlink r:id="rId79">
         <w:r>
           <w:rPr>
             <w:rStyle w:val="Hyperlink"/>
@@ -6237,8 +6235,8 @@
         </w:r>
       </w:hyperlink>
     </w:p>
-    <w:bookmarkEnd w:id="81"/>
-    <w:bookmarkStart w:id="83" w:name="ref-collinsTRIPODAIStatementUpdated2024"/>
+    <w:bookmarkEnd w:id="80"/>
+    <w:bookmarkStart w:id="82" w:name="ref-collinsTRIPODAIStatementUpdated2024"/>
     <w:p>
       <w:pPr>
         <w:pStyle w:val="Bibliography"/>
@@ -6293,7 +6291,7 @@
       <w:r>
         <w:t xml:space="preserve"> </w:t>
       </w:r>
-      <w:hyperlink r:id="rId82">
+      <w:hyperlink r:id="rId81">
         <w:r>
           <w:rPr>
             <w:rStyle w:val="Hyperlink"/>
@@ -6302,8 +6300,8 @@
         </w:r>
       </w:hyperlink>
     </w:p>
-    <w:bookmarkEnd w:id="83"/>
-    <w:bookmarkStart w:id="85" w:name="ref-dennisManagingAddictionChronic2007"/>
+    <w:bookmarkEnd w:id="82"/>
+    <w:bookmarkStart w:id="84" w:name="ref-dennisManagingAddictionChronic2007"/>
     <w:p>
       <w:pPr>
         <w:pStyle w:val="Bibliography"/>
@@ -6314,7 +6312,7 @@
       <w:r>
         <w:t xml:space="preserve"> </w:t>
       </w:r>
-      <w:hyperlink r:id="rId84">
+      <w:hyperlink r:id="rId83">
         <w:r>
           <w:rPr>
             <w:rStyle w:val="Hyperlink"/>
@@ -6388,92 +6386,92 @@
         <w:t xml:space="preserve">(1), 45–55.</w:t>
       </w:r>
     </w:p>
+    <w:bookmarkEnd w:id="84"/>
+    <w:bookmarkStart w:id="85" w:name="X5df69cab398edda98b0028d1d2ef3313da2d6d1"/>
+    <w:p>
+      <w:pPr>
+        <w:pStyle w:val="Bibliography"/>
+      </w:pPr>
+      <w:r>
+        <w:t xml:space="preserve">Economic Research Service US Department of Agriculture. (n.d.).</w:t>
+      </w:r>
+      <w:r>
+        <w:t xml:space="preserve"> </w:t>
+      </w:r>
+      <w:r>
+        <w:rPr>
+          <w:i/>
+          <w:iCs/>
+        </w:rPr>
+        <w:t xml:space="preserve">Rural-</w:t>
+      </w:r>
+      <w:r>
+        <w:rPr>
+          <w:i/>
+          <w:iCs/>
+        </w:rPr>
+        <w:t xml:space="preserve">Urban Commuting Area Codes</w:t>
+      </w:r>
+      <w:r>
+        <w:rPr>
+          <w:i/>
+          <w:iCs/>
+        </w:rPr>
+        <w:t xml:space="preserve"> </w:t>
+      </w:r>
+      <w:r>
+        <w:rPr>
+          <w:i/>
+          <w:iCs/>
+        </w:rPr>
+        <w:t xml:space="preserve">-</w:t>
+      </w:r>
+      <w:r>
+        <w:rPr>
+          <w:i/>
+          <w:iCs/>
+        </w:rPr>
+        <w:t xml:space="preserve"> </w:t>
+      </w:r>
+      <w:r>
+        <w:rPr>
+          <w:i/>
+          <w:iCs/>
+        </w:rPr>
+        <w:t xml:space="preserve">Users</w:t>
+      </w:r>
+      <w:r>
+        <w:rPr>
+          <w:i/>
+          <w:iCs/>
+        </w:rPr>
+        <w:t xml:space="preserve">’</w:t>
+      </w:r>
+      <w:r>
+        <w:rPr>
+          <w:i/>
+          <w:iCs/>
+        </w:rPr>
+        <w:t xml:space="preserve"> </w:t>
+      </w:r>
+      <w:r>
+        <w:rPr>
+          <w:i/>
+          <w:iCs/>
+        </w:rPr>
+        <w:t xml:space="preserve">Guide</w:t>
+      </w:r>
+      <w:r>
+        <w:t xml:space="preserve">. https://www.ers.usda.gov/data-products/rural-urban-commuting-area-codes/users-guide.</w:t>
+      </w:r>
+    </w:p>
     <w:bookmarkEnd w:id="85"/>
-    <w:bookmarkStart w:id="86" w:name="X5df69cab398edda98b0028d1d2ef3313da2d6d1"/>
+    <w:bookmarkStart w:id="87" w:name="ref-epsteinPredictionStressDrug2020"/>
     <w:p>
       <w:pPr>
         <w:pStyle w:val="Bibliography"/>
       </w:pPr>
       <w:r>
-        <w:t xml:space="preserve">Economic Research Service US Department of Agriculture. (n.d.).</w:t>
-      </w:r>
-      <w:r>
-        <w:t xml:space="preserve"> </w:t>
-      </w:r>
-      <w:r>
-        <w:rPr>
-          <w:i/>
-          <w:iCs/>
-        </w:rPr>
-        <w:t xml:space="preserve">Rural-</w:t>
-      </w:r>
-      <w:r>
-        <w:rPr>
-          <w:i/>
-          <w:iCs/>
-        </w:rPr>
-        <w:t xml:space="preserve">Urban Commuting Area Codes</w:t>
-      </w:r>
-      <w:r>
-        <w:rPr>
-          <w:i/>
-          <w:iCs/>
-        </w:rPr>
-        <w:t xml:space="preserve"> </w:t>
-      </w:r>
-      <w:r>
-        <w:rPr>
-          <w:i/>
-          <w:iCs/>
-        </w:rPr>
-        <w:t xml:space="preserve">-</w:t>
-      </w:r>
-      <w:r>
-        <w:rPr>
-          <w:i/>
-          <w:iCs/>
-        </w:rPr>
-        <w:t xml:space="preserve"> </w:t>
-      </w:r>
-      <w:r>
-        <w:rPr>
-          <w:i/>
-          <w:iCs/>
-        </w:rPr>
-        <w:t xml:space="preserve">Users</w:t>
-      </w:r>
-      <w:r>
-        <w:rPr>
-          <w:i/>
-          <w:iCs/>
-        </w:rPr>
-        <w:t xml:space="preserve">’</w:t>
-      </w:r>
-      <w:r>
-        <w:rPr>
-          <w:i/>
-          <w:iCs/>
-        </w:rPr>
-        <w:t xml:space="preserve"> </w:t>
-      </w:r>
-      <w:r>
-        <w:rPr>
-          <w:i/>
-          <w:iCs/>
-        </w:rPr>
-        <w:t xml:space="preserve">Guide</w:t>
-      </w:r>
-      <w:r>
-        <w:t xml:space="preserve">. https://www.ers.usda.gov/data-products/rural-urban-commuting-area-codes/users-guide.</w:t>
-      </w:r>
-    </w:p>
-    <w:bookmarkEnd w:id="86"/>
-    <w:bookmarkStart w:id="88" w:name="ref-epsteinPredictionStressDrug2020"/>
-    <w:p>
-      <w:pPr>
-        <w:pStyle w:val="Bibliography"/>
-      </w:pPr>
-      <w:r>
         <w:t xml:space="preserve">Epstein, D. H., Tyburski, M., Kowalczyk, W. J., Burgess-Hull, A. J., Phillips, K. A., Curtis, B. L., &amp; Preston, K. L. (2020). Prediction of stress and drug craving ninety minutes in the future with passively collected</w:t>
       </w:r>
       <w:r>
@@ -6517,7 +6515,7 @@
       <w:r>
         <w:t xml:space="preserve"> </w:t>
       </w:r>
-      <w:hyperlink r:id="rId87">
+      <w:hyperlink r:id="rId86">
         <w:r>
           <w:rPr>
             <w:rStyle w:val="Hyperlink"/>
@@ -6526,8 +6524,8 @@
         </w:r>
       </w:hyperlink>
     </w:p>
-    <w:bookmarkEnd w:id="88"/>
-    <w:bookmarkStart w:id="90" w:name="ref-florenceEconomicBurdenOpioid2021"/>
+    <w:bookmarkEnd w:id="87"/>
+    <w:bookmarkStart w:id="89" w:name="ref-florenceEconomicBurdenOpioid2021"/>
     <w:p>
       <w:pPr>
         <w:pStyle w:val="Bibliography"/>
@@ -6573,7 +6571,7 @@
       <w:r>
         <w:t xml:space="preserve"> </w:t>
       </w:r>
-      <w:hyperlink r:id="rId89">
+      <w:hyperlink r:id="rId88">
         <w:r>
           <w:rPr>
             <w:rStyle w:val="Hyperlink"/>
@@ -6582,8 +6580,8 @@
         </w:r>
       </w:hyperlink>
     </w:p>
-    <w:bookmarkEnd w:id="90"/>
-    <w:bookmarkStart w:id="92" w:name="ref-freitagVariationsSubstanceUse2021"/>
+    <w:bookmarkEnd w:id="89"/>
+    <w:bookmarkStart w:id="91" w:name="ref-freitagVariationsSubstanceUse2021"/>
     <w:p>
       <w:pPr>
         <w:pStyle w:val="Bibliography"/>
@@ -6659,7 +6657,7 @@
       <w:r>
         <w:t xml:space="preserve"> </w:t>
       </w:r>
-      <w:hyperlink r:id="rId91">
+      <w:hyperlink r:id="rId90">
         <w:r>
           <w:rPr>
             <w:rStyle w:val="Hyperlink"/>
@@ -6668,78 +6666,78 @@
         </w:r>
       </w:hyperlink>
     </w:p>
+    <w:bookmarkEnd w:id="91"/>
+    <w:bookmarkStart w:id="92" w:name="ref-goodrichRstanarmBayesianApplied2023"/>
+    <w:p>
+      <w:pPr>
+        <w:pStyle w:val="Bibliography"/>
+      </w:pPr>
+      <w:r>
+        <w:t xml:space="preserve">Goodrich, B., Gabry, J., Ali, I., &amp; Brilleman, S. (2023).</w:t>
+      </w:r>
+      <w:r>
+        <w:t xml:space="preserve"> </w:t>
+      </w:r>
+      <w:r>
+        <w:rPr>
+          <w:i/>
+          <w:iCs/>
+        </w:rPr>
+        <w:t xml:space="preserve">Rstanarm:</w:t>
+      </w:r>
+      <w:r>
+        <w:rPr>
+          <w:i/>
+          <w:iCs/>
+        </w:rPr>
+        <w:t xml:space="preserve"> </w:t>
+      </w:r>
+      <w:r>
+        <w:rPr>
+          <w:i/>
+          <w:iCs/>
+        </w:rPr>
+        <w:t xml:space="preserve">Bayesian Applied Regression Modeling</w:t>
+      </w:r>
+      <w:r>
+        <w:rPr>
+          <w:i/>
+          <w:iCs/>
+        </w:rPr>
+        <w:t xml:space="preserve"> </w:t>
+      </w:r>
+      <w:r>
+        <w:rPr>
+          <w:i/>
+          <w:iCs/>
+        </w:rPr>
+        <w:t xml:space="preserve">via</w:t>
+      </w:r>
+      <w:r>
+        <w:rPr>
+          <w:i/>
+          <w:iCs/>
+        </w:rPr>
+        <w:t xml:space="preserve"> </w:t>
+      </w:r>
+      <w:r>
+        <w:rPr>
+          <w:i/>
+          <w:iCs/>
+        </w:rPr>
+        <w:t xml:space="preserve">Stan</w:t>
+      </w:r>
+      <w:r>
+        <w:t xml:space="preserve">.</w:t>
+      </w:r>
+    </w:p>
     <w:bookmarkEnd w:id="92"/>
-    <w:bookmarkStart w:id="93" w:name="ref-goodrichRstanarmBayesianApplied2023"/>
+    <w:bookmarkStart w:id="94" w:name="Xa203ab3abd150ead1a7854a9fa5726c8a273f52"/>
     <w:p>
       <w:pPr>
         <w:pStyle w:val="Bibliography"/>
       </w:pPr>
       <w:r>
-        <w:t xml:space="preserve">Goodrich, B., Gabry, J., Ali, I., &amp; Brilleman, S. (2023).</w:t>
-      </w:r>
-      <w:r>
-        <w:t xml:space="preserve"> </w:t>
-      </w:r>
-      <w:r>
-        <w:rPr>
-          <w:i/>
-          <w:iCs/>
-        </w:rPr>
-        <w:t xml:space="preserve">Rstanarm:</w:t>
-      </w:r>
-      <w:r>
-        <w:rPr>
-          <w:i/>
-          <w:iCs/>
-        </w:rPr>
-        <w:t xml:space="preserve"> </w:t>
-      </w:r>
-      <w:r>
-        <w:rPr>
-          <w:i/>
-          <w:iCs/>
-        </w:rPr>
-        <w:t xml:space="preserve">Bayesian Applied Regression Modeling</w:t>
-      </w:r>
-      <w:r>
-        <w:rPr>
-          <w:i/>
-          <w:iCs/>
-        </w:rPr>
-        <w:t xml:space="preserve"> </w:t>
-      </w:r>
-      <w:r>
-        <w:rPr>
-          <w:i/>
-          <w:iCs/>
-        </w:rPr>
-        <w:t xml:space="preserve">via</w:t>
-      </w:r>
-      <w:r>
-        <w:rPr>
-          <w:i/>
-          <w:iCs/>
-        </w:rPr>
-        <w:t xml:space="preserve"> </w:t>
-      </w:r>
-      <w:r>
-        <w:rPr>
-          <w:i/>
-          <w:iCs/>
-        </w:rPr>
-        <w:t xml:space="preserve">Stan</w:t>
-      </w:r>
-      <w:r>
-        <w:t xml:space="preserve">.</w:t>
-      </w:r>
-    </w:p>
-    <w:bookmarkEnd w:id="93"/>
-    <w:bookmarkStart w:id="95" w:name="Xa203ab3abd150ead1a7854a9fa5726c8a273f52"/>
-    <w:p>
-      <w:pPr>
-        <w:pStyle w:val="Bibliography"/>
-      </w:pPr>
-      <w:r>
         <w:t xml:space="preserve">Greenfield, S. F., Brooks, A. J., Gordon, S. M., Green, C. A., Kropp, F., McHugh, R. K., Lincoln, M., Hien, D., &amp; Miele, G. M. (2007). Substance abuse treatment entry, retention, and outcome in women:</w:t>
       </w:r>
       <w:r>
@@ -6783,7 +6781,7 @@
       <w:r>
         <w:t xml:space="preserve"> </w:t>
       </w:r>
-      <w:hyperlink r:id="rId94">
+      <w:hyperlink r:id="rId93">
         <w:r>
           <w:rPr>
             <w:rStyle w:val="Hyperlink"/>
@@ -6792,153 +6790,153 @@
         </w:r>
       </w:hyperlink>
     </w:p>
+    <w:bookmarkEnd w:id="94"/>
+    <w:bookmarkStart w:id="95" w:name="ref-grovesPrinciplesGNSSInertial2013"/>
+    <w:p>
+      <w:pPr>
+        <w:pStyle w:val="Bibliography"/>
+      </w:pPr>
+      <w:r>
+        <w:t xml:space="preserve">Groves, P. (2013).</w:t>
+      </w:r>
+      <w:r>
+        <w:t xml:space="preserve"> </w:t>
+      </w:r>
+      <w:r>
+        <w:rPr>
+          <w:i/>
+          <w:iCs/>
+        </w:rPr>
+        <w:t xml:space="preserve">Principles of</w:t>
+      </w:r>
+      <w:r>
+        <w:rPr>
+          <w:i/>
+          <w:iCs/>
+        </w:rPr>
+        <w:t xml:space="preserve"> </w:t>
+      </w:r>
+      <w:r>
+        <w:rPr>
+          <w:i/>
+          <w:iCs/>
+        </w:rPr>
+        <w:t xml:space="preserve">GNSS</w:t>
+      </w:r>
+      <w:r>
+        <w:rPr>
+          <w:i/>
+          <w:iCs/>
+        </w:rPr>
+        <w:t xml:space="preserve">,</w:t>
+      </w:r>
+      <w:r>
+        <w:rPr>
+          <w:i/>
+          <w:iCs/>
+        </w:rPr>
+        <w:t xml:space="preserve"> </w:t>
+      </w:r>
+      <w:r>
+        <w:rPr>
+          <w:i/>
+          <w:iCs/>
+        </w:rPr>
+        <w:t xml:space="preserve">Inertial</w:t>
+      </w:r>
+      <w:r>
+        <w:rPr>
+          <w:i/>
+          <w:iCs/>
+        </w:rPr>
+        <w:t xml:space="preserve">, and</w:t>
+      </w:r>
+      <w:r>
+        <w:rPr>
+          <w:i/>
+          <w:iCs/>
+        </w:rPr>
+        <w:t xml:space="preserve"> </w:t>
+      </w:r>
+      <w:r>
+        <w:rPr>
+          <w:i/>
+          <w:iCs/>
+        </w:rPr>
+        <w:t xml:space="preserve">Multisensor Integrated Navigation Systems</w:t>
+      </w:r>
+      <w:r>
+        <w:rPr>
+          <w:i/>
+          <w:iCs/>
+        </w:rPr>
+        <w:t xml:space="preserve">,</w:t>
+      </w:r>
+      <w:r>
+        <w:rPr>
+          <w:i/>
+          <w:iCs/>
+        </w:rPr>
+        <w:t xml:space="preserve"> </w:t>
+      </w:r>
+      <w:r>
+        <w:rPr>
+          <w:i/>
+          <w:iCs/>
+        </w:rPr>
+        <w:t xml:space="preserve">Second Edition</w:t>
+      </w:r>
+      <w:r>
+        <w:t xml:space="preserve">.</w:t>
+      </w:r>
+    </w:p>
     <w:bookmarkEnd w:id="95"/>
-    <w:bookmarkStart w:id="96" w:name="ref-grovesPrinciplesGNSSInertial2013"/>
+    <w:bookmarkStart w:id="97" w:name="X6b4ed3beef40dcba9764db2c38b474dc4669eb8"/>
     <w:p>
       <w:pPr>
         <w:pStyle w:val="Bibliography"/>
       </w:pPr>
       <w:r>
-        <w:t xml:space="preserve">Groves, P. (2013).</w:t>
-      </w:r>
-      <w:r>
-        <w:t xml:space="preserve"> </w:t>
-      </w:r>
-      <w:r>
-        <w:rPr>
-          <w:i/>
-          <w:iCs/>
-        </w:rPr>
-        <w:t xml:space="preserve">Principles of</w:t>
-      </w:r>
-      <w:r>
-        <w:rPr>
-          <w:i/>
-          <w:iCs/>
-        </w:rPr>
-        <w:t xml:space="preserve"> </w:t>
-      </w:r>
-      <w:r>
-        <w:rPr>
-          <w:i/>
-          <w:iCs/>
-        </w:rPr>
-        <w:t xml:space="preserve">GNSS</w:t>
-      </w:r>
-      <w:r>
-        <w:rPr>
-          <w:i/>
-          <w:iCs/>
-        </w:rPr>
+        <w:t xml:space="preserve">Guerrero, E. G., Marsh, J. C., Khachikian, T., Amaro, H., &amp; Vega, W. A. (2013). Disparities in</w:t>
+      </w:r>
+      <w:r>
+        <w:t xml:space="preserve"> </w:t>
+      </w:r>
+      <w:r>
+        <w:t xml:space="preserve">Latino</w:t>
+      </w:r>
+      <w:r>
+        <w:t xml:space="preserve"> </w:t>
+      </w:r>
+      <w:r>
+        <w:t xml:space="preserve">substance use, service use, and treatment:</w:t>
+      </w:r>
+      <w:r>
+        <w:t xml:space="preserve"> </w:t>
+      </w:r>
+      <w:r>
+        <w:t xml:space="preserve">Implications</w:t>
+      </w:r>
+      <w:r>
+        <w:t xml:space="preserve"> </w:t>
+      </w:r>
+      <w:r>
+        <w:t xml:space="preserve">for culturally and evidence-based interventions under health care reform.</w:t>
+      </w:r>
+      <w:r>
+        <w:t xml:space="preserve"> </w:t>
+      </w:r>
+      <w:r>
+        <w:rPr>
+          <w:i/>
+          <w:iCs/>
+        </w:rPr>
+        <w:t xml:space="preserve">Drug and Alcohol Dependence</w:t>
+      </w:r>
+      <w:r>
         <w:t xml:space="preserve">,</w:t>
       </w:r>
       <w:r>
-        <w:rPr>
-          <w:i/>
-          <w:iCs/>
-        </w:rPr>
-        <w:t xml:space="preserve"> </w:t>
-      </w:r>
-      <w:r>
-        <w:rPr>
-          <w:i/>
-          <w:iCs/>
-        </w:rPr>
-        <w:t xml:space="preserve">Inertial</w:t>
-      </w:r>
-      <w:r>
-        <w:rPr>
-          <w:i/>
-          <w:iCs/>
-        </w:rPr>
-        <w:t xml:space="preserve">, and</w:t>
-      </w:r>
-      <w:r>
-        <w:rPr>
-          <w:i/>
-          <w:iCs/>
-        </w:rPr>
-        <w:t xml:space="preserve"> </w:t>
-      </w:r>
-      <w:r>
-        <w:rPr>
-          <w:i/>
-          <w:iCs/>
-        </w:rPr>
-        <w:t xml:space="preserve">Multisensor Integrated Navigation Systems</w:t>
-      </w:r>
-      <w:r>
-        <w:rPr>
-          <w:i/>
-          <w:iCs/>
-        </w:rPr>
-        <w:t xml:space="preserve">,</w:t>
-      </w:r>
-      <w:r>
-        <w:rPr>
-          <w:i/>
-          <w:iCs/>
-        </w:rPr>
-        <w:t xml:space="preserve"> </w:t>
-      </w:r>
-      <w:r>
-        <w:rPr>
-          <w:i/>
-          <w:iCs/>
-        </w:rPr>
-        <w:t xml:space="preserve">Second Edition</w:t>
-      </w:r>
-      <w:r>
-        <w:t xml:space="preserve">.</w:t>
-      </w:r>
-    </w:p>
-    <w:bookmarkEnd w:id="96"/>
-    <w:bookmarkStart w:id="98" w:name="X6b4ed3beef40dcba9764db2c38b474dc4669eb8"/>
-    <w:p>
-      <w:pPr>
-        <w:pStyle w:val="Bibliography"/>
-      </w:pPr>
-      <w:r>
-        <w:t xml:space="preserve">Guerrero, E. G., Marsh, J. C., Khachikian, T., Amaro, H., &amp; Vega, W. A. (2013). Disparities in</w:t>
-      </w:r>
-      <w:r>
-        <w:t xml:space="preserve"> </w:t>
-      </w:r>
-      <w:r>
-        <w:t xml:space="preserve">Latino</w:t>
-      </w:r>
-      <w:r>
-        <w:t xml:space="preserve"> </w:t>
-      </w:r>
-      <w:r>
-        <w:t xml:space="preserve">substance use, service use, and treatment:</w:t>
-      </w:r>
-      <w:r>
-        <w:t xml:space="preserve"> </w:t>
-      </w:r>
-      <w:r>
-        <w:t xml:space="preserve">Implications</w:t>
-      </w:r>
-      <w:r>
-        <w:t xml:space="preserve"> </w:t>
-      </w:r>
-      <w:r>
-        <w:t xml:space="preserve">for culturally and evidence-based interventions under health care reform.</w:t>
-      </w:r>
-      <w:r>
-        <w:t xml:space="preserve"> </w:t>
-      </w:r>
-      <w:r>
-        <w:rPr>
-          <w:i/>
-          <w:iCs/>
-        </w:rPr>
-        <w:t xml:space="preserve">Drug and Alcohol Dependence</w:t>
-      </w:r>
-      <w:r>
-        <w:t xml:space="preserve">,</w:t>
-      </w:r>
-      <w:r>
         <w:t xml:space="preserve"> </w:t>
       </w:r>
       <w:r>
@@ -6954,7 +6952,7 @@
       <w:r>
         <w:t xml:space="preserve"> </w:t>
       </w:r>
-      <w:hyperlink r:id="rId97">
+      <w:hyperlink r:id="rId96">
         <w:r>
           <w:rPr>
             <w:rStyle w:val="Hyperlink"/>
@@ -6963,8 +6961,8 @@
         </w:r>
       </w:hyperlink>
     </w:p>
-    <w:bookmarkEnd w:id="98"/>
-    <w:bookmarkStart w:id="100" w:name="X805b64c6cb0e2e29672f0738918e5324c4e18a1"/>
+    <w:bookmarkEnd w:id="97"/>
+    <w:bookmarkStart w:id="99" w:name="X805b64c6cb0e2e29672f0738918e5324c4e18a1"/>
     <w:p>
       <w:pPr>
         <w:pStyle w:val="Bibliography"/>
@@ -7001,7 +6999,7 @@
       <w:r>
         <w:t xml:space="preserve"> </w:t>
       </w:r>
-      <w:hyperlink r:id="rId99">
+      <w:hyperlink r:id="rId98">
         <w:r>
           <w:rPr>
             <w:rStyle w:val="Hyperlink"/>
@@ -7010,50 +7008,50 @@
         </w:r>
       </w:hyperlink>
     </w:p>
+    <w:bookmarkEnd w:id="99"/>
+    <w:bookmarkStart w:id="100" w:name="X8b12ef138ca23b48f269e0b446537ae876fd725"/>
+    <w:p>
+      <w:pPr>
+        <w:pStyle w:val="Bibliography"/>
+      </w:pPr>
+      <w:r>
+        <w:t xml:space="preserve">Health Resources and Services Administration. (n.d.).</w:t>
+      </w:r>
+      <w:r>
+        <w:t xml:space="preserve"> </w:t>
+      </w:r>
+      <w:r>
+        <w:rPr>
+          <w:i/>
+          <w:iCs/>
+        </w:rPr>
+        <w:t xml:space="preserve">How</w:t>
+      </w:r>
+      <w:r>
+        <w:rPr>
+          <w:i/>
+          <w:iCs/>
+        </w:rPr>
+        <w:t xml:space="preserve"> </w:t>
+      </w:r>
+      <w:r>
+        <w:rPr>
+          <w:i/>
+          <w:iCs/>
+        </w:rPr>
+        <w:t xml:space="preserve">We Define Rural</w:t>
+      </w:r>
+      <w:r>
+        <w:t xml:space="preserve">. https://www.hrsa.gov/rural-health/about-us/what-is-rural.</w:t>
+      </w:r>
+    </w:p>
     <w:bookmarkEnd w:id="100"/>
-    <w:bookmarkStart w:id="101" w:name="X8b12ef138ca23b48f269e0b446537ae876fd725"/>
+    <w:bookmarkStart w:id="102" w:name="X124ba946b4d19c4d3454f7989a2955eb824b98a"/>
     <w:p>
       <w:pPr>
         <w:pStyle w:val="Bibliography"/>
       </w:pPr>
       <w:r>
-        <w:t xml:space="preserve">Health Resources and Services Administration. (n.d.).</w:t>
-      </w:r>
-      <w:r>
-        <w:t xml:space="preserve"> </w:t>
-      </w:r>
-      <w:r>
-        <w:rPr>
-          <w:i/>
-          <w:iCs/>
-        </w:rPr>
-        <w:t xml:space="preserve">How</w:t>
-      </w:r>
-      <w:r>
-        <w:rPr>
-          <w:i/>
-          <w:iCs/>
-        </w:rPr>
-        <w:t xml:space="preserve"> </w:t>
-      </w:r>
-      <w:r>
-        <w:rPr>
-          <w:i/>
-          <w:iCs/>
-        </w:rPr>
-        <w:t xml:space="preserve">We Define Rural</w:t>
-      </w:r>
-      <w:r>
-        <w:t xml:space="preserve">. https://www.hrsa.gov/rural-health/about-us/what-is-rural.</w:t>
-      </w:r>
-    </w:p>
-    <w:bookmarkEnd w:id="101"/>
-    <w:bookmarkStart w:id="103" w:name="X124ba946b4d19c4d3454f7989a2955eb824b98a"/>
-    <w:p>
-      <w:pPr>
-        <w:pStyle w:val="Bibliography"/>
-      </w:pPr>
-      <w:r>
         <w:t xml:space="preserve">Heinz, M. V., Price, G. D., Singh, A., Bhattacharya, S., Chen, C.-H., Asyyed, A., Does, M. B., Hassanpour, S., Hichborn, E., Kotz, D., Lambert-Harris, C. A., Li, Z., McLeman, B., Mishra, V., Stanger, C., Subramaniam, G., Wu, W., Campbell, C. I., Marsch, L. A., &amp; Jacobson, N. C. (2025). A longitudinal observational study with ecological momentary assessment and deep learning to predict non-prescribed opioid use, treatment retention, and medication nonadherence among persons receiving medication treatment for opioid use disorder.</w:t>
       </w:r>
       <w:r>
@@ -7085,7 +7083,7 @@
       <w:r>
         <w:t xml:space="preserve"> </w:t>
       </w:r>
-      <w:hyperlink r:id="rId102">
+      <w:hyperlink r:id="rId101">
         <w:r>
           <w:rPr>
             <w:rStyle w:val="Hyperlink"/>
@@ -7094,8 +7092,8 @@
         </w:r>
       </w:hyperlink>
     </w:p>
-    <w:bookmarkEnd w:id="103"/>
-    <w:bookmarkStart w:id="105" w:name="ref-hserHighMortalityPatients2017"/>
+    <w:bookmarkEnd w:id="102"/>
+    <w:bookmarkStart w:id="104" w:name="ref-hserHighMortalityPatients2017"/>
     <w:p>
       <w:pPr>
         <w:pStyle w:val="Bibliography"/>
@@ -7153,7 +7151,7 @@
       <w:r>
         <w:t xml:space="preserve"> </w:t>
       </w:r>
-      <w:hyperlink r:id="rId104">
+      <w:hyperlink r:id="rId103">
         <w:r>
           <w:rPr>
             <w:rStyle w:val="Hyperlink"/>
@@ -7162,8 +7160,8 @@
         </w:r>
       </w:hyperlink>
     </w:p>
-    <w:bookmarkEnd w:id="105"/>
-    <w:bookmarkStart w:id="107" w:name="X9dfa929848d202736296032659cec14e42606bb"/>
+    <w:bookmarkEnd w:id="104"/>
+    <w:bookmarkStart w:id="106" w:name="X9dfa929848d202736296032659cec14e42606bb"/>
     <w:p>
       <w:pPr>
         <w:pStyle w:val="Bibliography"/>
@@ -7200,7 +7198,7 @@
       <w:r>
         <w:t xml:space="preserve"> </w:t>
       </w:r>
-      <w:hyperlink r:id="rId106">
+      <w:hyperlink r:id="rId105">
         <w:r>
           <w:rPr>
             <w:rStyle w:val="Hyperlink"/>
@@ -7209,8 +7207,8 @@
         </w:r>
       </w:hyperlink>
     </w:p>
-    <w:bookmarkEnd w:id="107"/>
-    <w:bookmarkStart w:id="109" w:name="ref-kilaruIncidenceTreatmentOpioid2020"/>
+    <w:bookmarkEnd w:id="106"/>
+    <w:bookmarkStart w:id="108" w:name="ref-kilaruIncidenceTreatmentOpioid2020"/>
     <w:p>
       <w:pPr>
         <w:pStyle w:val="Bibliography"/>
@@ -7280,7 +7278,7 @@
       <w:r>
         <w:t xml:space="preserve"> </w:t>
       </w:r>
-      <w:hyperlink r:id="rId108">
+      <w:hyperlink r:id="rId107">
         <w:r>
           <w:rPr>
             <w:rStyle w:val="Hyperlink"/>
@@ -7289,129 +7287,129 @@
         </w:r>
       </w:hyperlink>
     </w:p>
+    <w:bookmarkEnd w:id="108"/>
+    <w:bookmarkStart w:id="109" w:name="Xa93a98d1ce255982a5ea923c39451c32053b2a2"/>
+    <w:p>
+      <w:pPr>
+        <w:pStyle w:val="Bibliography"/>
+      </w:pPr>
+      <w:r>
+        <w:t xml:space="preserve">Kuhn, M. (2022).</w:t>
+      </w:r>
+      <w:r>
+        <w:t xml:space="preserve"> </w:t>
+      </w:r>
+      <w:r>
+        <w:rPr>
+          <w:i/>
+          <w:iCs/>
+        </w:rPr>
+        <w:t xml:space="preserve">Tidyposterior:</w:t>
+      </w:r>
+      <w:r>
+        <w:rPr>
+          <w:i/>
+          <w:iCs/>
+        </w:rPr>
+        <w:t xml:space="preserve"> </w:t>
+      </w:r>
+      <w:r>
+        <w:rPr>
+          <w:i/>
+          <w:iCs/>
+        </w:rPr>
+        <w:t xml:space="preserve">Bayesian Analysis</w:t>
+      </w:r>
+      <w:r>
+        <w:rPr>
+          <w:i/>
+          <w:iCs/>
+        </w:rPr>
+        <w:t xml:space="preserve"> </w:t>
+      </w:r>
+      <w:r>
+        <w:rPr>
+          <w:i/>
+          <w:iCs/>
+        </w:rPr>
+        <w:t xml:space="preserve">to</w:t>
+      </w:r>
+      <w:r>
+        <w:rPr>
+          <w:i/>
+          <w:iCs/>
+        </w:rPr>
+        <w:t xml:space="preserve"> </w:t>
+      </w:r>
+      <w:r>
+        <w:rPr>
+          <w:i/>
+          <w:iCs/>
+        </w:rPr>
+        <w:t xml:space="preserve">Compare Models</w:t>
+      </w:r>
+      <w:r>
+        <w:rPr>
+          <w:i/>
+          <w:iCs/>
+        </w:rPr>
+        <w:t xml:space="preserve"> </w:t>
+      </w:r>
+      <w:r>
+        <w:rPr>
+          <w:i/>
+          <w:iCs/>
+        </w:rPr>
+        <w:t xml:space="preserve">using</w:t>
+      </w:r>
+      <w:r>
+        <w:rPr>
+          <w:i/>
+          <w:iCs/>
+        </w:rPr>
+        <w:t xml:space="preserve"> </w:t>
+      </w:r>
+      <w:r>
+        <w:rPr>
+          <w:i/>
+          <w:iCs/>
+        </w:rPr>
+        <w:t xml:space="preserve">Resampling Statistics</w:t>
+      </w:r>
+      <w:r>
+        <w:t xml:space="preserve">.</w:t>
+      </w:r>
+    </w:p>
     <w:bookmarkEnd w:id="109"/>
-    <w:bookmarkStart w:id="110" w:name="Xa93a98d1ce255982a5ea923c39451c32053b2a2"/>
+    <w:bookmarkStart w:id="110" w:name="ref-kuhnTidymodelsCollectionPackages2020"/>
     <w:p>
       <w:pPr>
         <w:pStyle w:val="Bibliography"/>
       </w:pPr>
       <w:r>
-        <w:t xml:space="preserve">Kuhn, M. (2022).</w:t>
-      </w:r>
-      <w:r>
-        <w:t xml:space="preserve"> </w:t>
-      </w:r>
-      <w:r>
-        <w:rPr>
-          <w:i/>
-          <w:iCs/>
-        </w:rPr>
-        <w:t xml:space="preserve">Tidyposterior:</w:t>
-      </w:r>
-      <w:r>
-        <w:rPr>
-          <w:i/>
-          <w:iCs/>
-        </w:rPr>
-        <w:t xml:space="preserve"> </w:t>
-      </w:r>
-      <w:r>
-        <w:rPr>
-          <w:i/>
-          <w:iCs/>
-        </w:rPr>
-        <w:t xml:space="preserve">Bayesian Analysis</w:t>
-      </w:r>
-      <w:r>
-        <w:rPr>
-          <w:i/>
-          <w:iCs/>
-        </w:rPr>
-        <w:t xml:space="preserve"> </w:t>
-      </w:r>
-      <w:r>
-        <w:rPr>
-          <w:i/>
-          <w:iCs/>
-        </w:rPr>
-        <w:t xml:space="preserve">to</w:t>
-      </w:r>
-      <w:r>
-        <w:rPr>
-          <w:i/>
-          <w:iCs/>
-        </w:rPr>
-        <w:t xml:space="preserve"> </w:t>
-      </w:r>
-      <w:r>
-        <w:rPr>
-          <w:i/>
-          <w:iCs/>
-        </w:rPr>
-        <w:t xml:space="preserve">Compare Models</w:t>
-      </w:r>
-      <w:r>
-        <w:rPr>
-          <w:i/>
-          <w:iCs/>
-        </w:rPr>
-        <w:t xml:space="preserve"> </w:t>
-      </w:r>
-      <w:r>
-        <w:rPr>
-          <w:i/>
-          <w:iCs/>
-        </w:rPr>
-        <w:t xml:space="preserve">using</w:t>
-      </w:r>
-      <w:r>
-        <w:rPr>
-          <w:i/>
-          <w:iCs/>
-        </w:rPr>
-        <w:t xml:space="preserve"> </w:t>
-      </w:r>
-      <w:r>
-        <w:rPr>
-          <w:i/>
-          <w:iCs/>
-        </w:rPr>
-        <w:t xml:space="preserve">Resampling Statistics</w:t>
+        <w:t xml:space="preserve">Kuhn, M., &amp; Wickham, H. (2020).</w:t>
+      </w:r>
+      <w:r>
+        <w:t xml:space="preserve"> </w:t>
+      </w:r>
+      <w:r>
+        <w:rPr>
+          <w:i/>
+          <w:iCs/>
+        </w:rPr>
+        <w:t xml:space="preserve">Tidymodels: A collection of packages for modeling and machine learning using tidyverse principles</w:t>
       </w:r>
       <w:r>
         <w:t xml:space="preserve">.</w:t>
       </w:r>
     </w:p>
     <w:bookmarkEnd w:id="110"/>
-    <w:bookmarkStart w:id="111" w:name="ref-kuhnTidymodelsCollectionPackages2020"/>
+    <w:bookmarkStart w:id="112" w:name="X3767008d16a8293168c856ccfc7bd4044275213"/>
     <w:p>
       <w:pPr>
         <w:pStyle w:val="Bibliography"/>
       </w:pPr>
       <w:r>
-        <w:t xml:space="preserve">Kuhn, M., &amp; Wickham, H. (2020).</w:t>
-      </w:r>
-      <w:r>
-        <w:t xml:space="preserve"> </w:t>
-      </w:r>
-      <w:r>
-        <w:rPr>
-          <w:i/>
-          <w:iCs/>
-        </w:rPr>
-        <w:t xml:space="preserve">Tidymodels: A collection of packages for modeling and machine learning using tidyverse principles</w:t>
-      </w:r>
-      <w:r>
-        <w:t xml:space="preserve">.</w:t>
-      </w:r>
-    </w:p>
-    <w:bookmarkEnd w:id="111"/>
-    <w:bookmarkStart w:id="113" w:name="X3767008d16a8293168c856ccfc7bd4044275213"/>
-    <w:p>
-      <w:pPr>
-        <w:pStyle w:val="Bibliography"/>
-      </w:pPr>
-      <w:r>
         <w:t xml:space="preserve">Leenaerts, N., Soyster, P., Ceccarini, J., Sunaert, S., Fisher, A., &amp; Vrieze, E. (2024). Person-specific and pooled prediction models for binge eating, alcohol use and binge drinking in bulimia nervosa and alcohol use disorder.</w:t>
       </w:r>
       <w:r>
@@ -7443,7 +7441,7 @@
       <w:r>
         <w:t xml:space="preserve"> </w:t>
       </w:r>
-      <w:hyperlink r:id="rId112">
+      <w:hyperlink r:id="rId111">
         <w:r>
           <w:rPr>
             <w:rStyle w:val="Hyperlink"/>
@@ -7452,8 +7450,8 @@
         </w:r>
       </w:hyperlink>
     </w:p>
-    <w:bookmarkEnd w:id="113"/>
-    <w:bookmarkStart w:id="115" w:name="Xaa720cc9c8d959b428cd2035783815a9cba15e0"/>
+    <w:bookmarkEnd w:id="112"/>
+    <w:bookmarkStart w:id="114" w:name="Xaa720cc9c8d959b428cd2035783815a9cba15e0"/>
     <w:p>
       <w:pPr>
         <w:pStyle w:val="Bibliography"/>
@@ -7499,7 +7497,7 @@
       <w:r>
         <w:t xml:space="preserve"> </w:t>
       </w:r>
-      <w:hyperlink r:id="rId114">
+      <w:hyperlink r:id="rId113">
         <w:r>
           <w:rPr>
             <w:rStyle w:val="Hyperlink"/>
@@ -7508,8 +7506,8 @@
         </w:r>
       </w:hyperlink>
     </w:p>
-    <w:bookmarkEnd w:id="115"/>
-    <w:bookmarkStart w:id="117" w:name="ref-lofaroRuralUrbanDifferences2025"/>
+    <w:bookmarkEnd w:id="114"/>
+    <w:bookmarkStart w:id="116" w:name="ref-lofaroRuralUrbanDifferences2025"/>
     <w:p>
       <w:pPr>
         <w:pStyle w:val="Bibliography"/>
@@ -7546,7 +7544,7 @@
       <w:r>
         <w:t xml:space="preserve"> </w:t>
       </w:r>
-      <w:hyperlink r:id="rId116">
+      <w:hyperlink r:id="rId115">
         <w:r>
           <w:rPr>
             <w:rStyle w:val="Hyperlink"/>
@@ -7555,122 +7553,122 @@
         </w:r>
       </w:hyperlink>
     </w:p>
+    <w:bookmarkEnd w:id="116"/>
+    <w:bookmarkStart w:id="117" w:name="X34be55f2a2ff67a14e7206627bb93b426490c87"/>
+    <w:p>
+      <w:pPr>
+        <w:pStyle w:val="Bibliography"/>
+      </w:pPr>
+      <w:r>
+        <w:t xml:space="preserve">Lundberg, S. M., &amp; Lee, S.-I. (2017). A unified approach to interpreting model predictions.</w:t>
+      </w:r>
+      <w:r>
+        <w:t xml:space="preserve"> </w:t>
+      </w:r>
+      <w:r>
+        <w:rPr>
+          <w:i/>
+          <w:iCs/>
+        </w:rPr>
+        <w:t xml:space="preserve">Proceedings of the 31st</w:t>
+      </w:r>
+      <w:r>
+        <w:rPr>
+          <w:i/>
+          <w:iCs/>
+        </w:rPr>
+        <w:t xml:space="preserve"> </w:t>
+      </w:r>
+      <w:r>
+        <w:rPr>
+          <w:i/>
+          <w:iCs/>
+        </w:rPr>
+        <w:t xml:space="preserve">International Conference</w:t>
+      </w:r>
+      <w:r>
+        <w:rPr>
+          <w:i/>
+          <w:iCs/>
+        </w:rPr>
+        <w:t xml:space="preserve"> </w:t>
+      </w:r>
+      <w:r>
+        <w:rPr>
+          <w:i/>
+          <w:iCs/>
+        </w:rPr>
+        <w:t xml:space="preserve">on</w:t>
+      </w:r>
+      <w:r>
+        <w:rPr>
+          <w:i/>
+          <w:iCs/>
+        </w:rPr>
+        <w:t xml:space="preserve"> </w:t>
+      </w:r>
+      <w:r>
+        <w:rPr>
+          <w:i/>
+          <w:iCs/>
+        </w:rPr>
+        <w:t xml:space="preserve">Neural Information Processing Systems</w:t>
+      </w:r>
+      <w:r>
+        <w:rPr>
+          <w:i/>
+          <w:iCs/>
+        </w:rPr>
+        <w:t xml:space="preserve">,</w:t>
+      </w:r>
+      <w:r>
+        <w:rPr>
+          <w:i/>
+          <w:iCs/>
+        </w:rPr>
+        <w:t xml:space="preserve"> </w:t>
+      </w:r>
+      <w:r>
+        <w:rPr>
+          <w:i/>
+          <w:iCs/>
+        </w:rPr>
+        <w:t xml:space="preserve">NIPS</w:t>
+      </w:r>
+      <w:r>
+        <w:rPr>
+          <w:i/>
+          <w:iCs/>
+        </w:rPr>
+        <w:t xml:space="preserve">’17</w:t>
+      </w:r>
+      <w:r>
+        <w:t xml:space="preserve">, 4768–4777.</w:t>
+      </w:r>
+    </w:p>
     <w:bookmarkEnd w:id="117"/>
-    <w:bookmarkStart w:id="118" w:name="X34be55f2a2ff67a14e7206627bb93b426490c87"/>
+    <w:bookmarkStart w:id="119" w:name="Xcd5b1eed29ae982ceb2faccc95458d58289f03d"/>
     <w:p>
       <w:pPr>
         <w:pStyle w:val="Bibliography"/>
       </w:pPr>
       <w:r>
-        <w:t xml:space="preserve">Lundberg, S. M., &amp; Lee, S.-I. (2017). A unified approach to interpreting model predictions.</w:t>
-      </w:r>
-      <w:r>
-        <w:t xml:space="preserve"> </w:t>
-      </w:r>
-      <w:r>
-        <w:rPr>
-          <w:i/>
-          <w:iCs/>
-        </w:rPr>
-        <w:t xml:space="preserve">Proceedings of the 31st</w:t>
-      </w:r>
-      <w:r>
-        <w:rPr>
-          <w:i/>
-          <w:iCs/>
-        </w:rPr>
-        <w:t xml:space="preserve"> </w:t>
-      </w:r>
-      <w:r>
-        <w:rPr>
-          <w:i/>
-          <w:iCs/>
-        </w:rPr>
-        <w:t xml:space="preserve">International Conference</w:t>
-      </w:r>
-      <w:r>
-        <w:rPr>
-          <w:i/>
-          <w:iCs/>
-        </w:rPr>
-        <w:t xml:space="preserve"> </w:t>
-      </w:r>
-      <w:r>
-        <w:rPr>
-          <w:i/>
-          <w:iCs/>
-        </w:rPr>
-        <w:t xml:space="preserve">on</w:t>
-      </w:r>
-      <w:r>
-        <w:rPr>
-          <w:i/>
-          <w:iCs/>
-        </w:rPr>
-        <w:t xml:space="preserve"> </w:t>
-      </w:r>
-      <w:r>
-        <w:rPr>
-          <w:i/>
-          <w:iCs/>
-        </w:rPr>
-        <w:t xml:space="preserve">Neural Information Processing Systems</w:t>
-      </w:r>
-      <w:r>
-        <w:rPr>
-          <w:i/>
-          <w:iCs/>
-        </w:rPr>
+        <w:t xml:space="preserve">Ma, J., Bao, Y.-P., Wang, R.-J., Su, M.-F., Liu, M.-X., Li, J.-Q., Degenhardt, L., Farrell, M., Blow, F. C., Ilgen, M., Shi, J., &amp; Lu, L. (2019). Effects of medication-assisted treatment on mortality among opioids users: A systematic review and meta-analysis.</w:t>
+      </w:r>
+      <w:r>
+        <w:t xml:space="preserve"> </w:t>
+      </w:r>
+      <w:r>
+        <w:rPr>
+          <w:i/>
+          <w:iCs/>
+        </w:rPr>
+        <w:t xml:space="preserve">Molecular Psychiatry</w:t>
+      </w:r>
+      <w:r>
         <w:t xml:space="preserve">,</w:t>
       </w:r>
       <w:r>
-        <w:rPr>
-          <w:i/>
-          <w:iCs/>
-        </w:rPr>
-        <w:t xml:space="preserve"> </w:t>
-      </w:r>
-      <w:r>
-        <w:rPr>
-          <w:i/>
-          <w:iCs/>
-        </w:rPr>
-        <w:t xml:space="preserve">NIPS</w:t>
-      </w:r>
-      <w:r>
-        <w:rPr>
-          <w:i/>
-          <w:iCs/>
-        </w:rPr>
-        <w:t xml:space="preserve">’17</w:t>
-      </w:r>
-      <w:r>
-        <w:t xml:space="preserve">, 4768–4777.</w:t>
-      </w:r>
-    </w:p>
-    <w:bookmarkEnd w:id="118"/>
-    <w:bookmarkStart w:id="120" w:name="Xcd5b1eed29ae982ceb2faccc95458d58289f03d"/>
-    <w:p>
-      <w:pPr>
-        <w:pStyle w:val="Bibliography"/>
-      </w:pPr>
-      <w:r>
-        <w:t xml:space="preserve">Ma, J., Bao, Y.-P., Wang, R.-J., Su, M.-F., Liu, M.-X., Li, J.-Q., Degenhardt, L., Farrell, M., Blow, F. C., Ilgen, M., Shi, J., &amp; Lu, L. (2019). Effects of medication-assisted treatment on mortality among opioids users: A systematic review and meta-analysis.</w:t>
-      </w:r>
-      <w:r>
-        <w:t xml:space="preserve"> </w:t>
-      </w:r>
-      <w:r>
-        <w:rPr>
-          <w:i/>
-          <w:iCs/>
-        </w:rPr>
-        <w:t xml:space="preserve">Molecular Psychiatry</w:t>
-      </w:r>
-      <w:r>
-        <w:t xml:space="preserve">,</w:t>
-      </w:r>
-      <w:r>
         <w:t xml:space="preserve"> </w:t>
       </w:r>
       <w:r>
@@ -7686,7 +7684,7 @@
       <w:r>
         <w:t xml:space="preserve"> </w:t>
       </w:r>
-      <w:hyperlink r:id="rId119">
+      <w:hyperlink r:id="rId118">
         <w:r>
           <w:rPr>
             <w:rStyle w:val="Hyperlink"/>
@@ -7695,213 +7693,213 @@
         </w:r>
       </w:hyperlink>
     </w:p>
+    <w:bookmarkEnd w:id="119"/>
+    <w:bookmarkStart w:id="120" w:name="ref-marlattRelapsePreventionSecond2007"/>
+    <w:p>
+      <w:pPr>
+        <w:pStyle w:val="Bibliography"/>
+      </w:pPr>
+      <w:r>
+        <w:t xml:space="preserve">Marlatt, G. A., &amp; Donovan, D. M. (Eds.). (2007).</w:t>
+      </w:r>
+      <w:r>
+        <w:t xml:space="preserve"> </w:t>
+      </w:r>
+      <w:r>
+        <w:rPr>
+          <w:i/>
+          <w:iCs/>
+        </w:rPr>
+        <w:t xml:space="preserve">Relapse</w:t>
+      </w:r>
+      <w:r>
+        <w:rPr>
+          <w:i/>
+          <w:iCs/>
+        </w:rPr>
+        <w:t xml:space="preserve"> </w:t>
+      </w:r>
+      <w:r>
+        <w:rPr>
+          <w:i/>
+          <w:iCs/>
+        </w:rPr>
+        <w:t xml:space="preserve">Prevention</w:t>
+      </w:r>
+      <w:r>
+        <w:rPr>
+          <w:i/>
+          <w:iCs/>
+        </w:rPr>
+        <w:t xml:space="preserve">,</w:t>
+      </w:r>
+      <w:r>
+        <w:rPr>
+          <w:i/>
+          <w:iCs/>
+        </w:rPr>
+        <w:t xml:space="preserve"> </w:t>
+      </w:r>
+      <w:r>
+        <w:rPr>
+          <w:i/>
+          <w:iCs/>
+        </w:rPr>
+        <w:t xml:space="preserve">Second Edition</w:t>
+      </w:r>
+      <w:r>
+        <w:rPr>
+          <w:i/>
+          <w:iCs/>
+        </w:rPr>
+        <w:t xml:space="preserve">:</w:t>
+      </w:r>
+      <w:r>
+        <w:rPr>
+          <w:i/>
+          <w:iCs/>
+        </w:rPr>
+        <w:t xml:space="preserve"> </w:t>
+      </w:r>
+      <w:r>
+        <w:rPr>
+          <w:i/>
+          <w:iCs/>
+        </w:rPr>
+        <w:t xml:space="preserve">Maintenance Strategies</w:t>
+      </w:r>
+      <w:r>
+        <w:rPr>
+          <w:i/>
+          <w:iCs/>
+        </w:rPr>
+        <w:t xml:space="preserve"> </w:t>
+      </w:r>
+      <w:r>
+        <w:rPr>
+          <w:i/>
+          <w:iCs/>
+        </w:rPr>
+        <w:t xml:space="preserve">in the</w:t>
+      </w:r>
+      <w:r>
+        <w:rPr>
+          <w:i/>
+          <w:iCs/>
+        </w:rPr>
+        <w:t xml:space="preserve"> </w:t>
+      </w:r>
+      <w:r>
+        <w:rPr>
+          <w:i/>
+          <w:iCs/>
+        </w:rPr>
+        <w:t xml:space="preserve">Treatment</w:t>
+      </w:r>
+      <w:r>
+        <w:rPr>
+          <w:i/>
+          <w:iCs/>
+        </w:rPr>
+        <w:t xml:space="preserve"> </w:t>
+      </w:r>
+      <w:r>
+        <w:rPr>
+          <w:i/>
+          <w:iCs/>
+        </w:rPr>
+        <w:t xml:space="preserve">of</w:t>
+      </w:r>
+      <w:r>
+        <w:rPr>
+          <w:i/>
+          <w:iCs/>
+        </w:rPr>
+        <w:t xml:space="preserve"> </w:t>
+      </w:r>
+      <w:r>
+        <w:rPr>
+          <w:i/>
+          <w:iCs/>
+        </w:rPr>
+        <w:t xml:space="preserve">Addictive Behaviors</w:t>
+      </w:r>
+      <w:r>
+        <w:t xml:space="preserve"> </w:t>
+      </w:r>
+      <w:r>
+        <w:t xml:space="preserve">(2nd edition). The Guilford Press.</w:t>
+      </w:r>
+    </w:p>
     <w:bookmarkEnd w:id="120"/>
-    <w:bookmarkStart w:id="121" w:name="ref-marlattRelapsePreventionSecond2007"/>
+    <w:bookmarkStart w:id="122" w:name="ref-martinNeedReceiptSubstance2022"/>
     <w:p>
       <w:pPr>
         <w:pStyle w:val="Bibliography"/>
       </w:pPr>
       <w:r>
-        <w:t xml:space="preserve">Marlatt, G. A., &amp; Donovan, D. M. (Eds.). (2007).</w:t>
-      </w:r>
-      <w:r>
-        <w:t xml:space="preserve"> </w:t>
-      </w:r>
-      <w:r>
-        <w:rPr>
-          <w:i/>
-          <w:iCs/>
-        </w:rPr>
-        <w:t xml:space="preserve">Relapse</w:t>
-      </w:r>
-      <w:r>
-        <w:rPr>
-          <w:i/>
-          <w:iCs/>
-        </w:rPr>
-        <w:t xml:space="preserve"> </w:t>
-      </w:r>
-      <w:r>
-        <w:rPr>
-          <w:i/>
-          <w:iCs/>
-        </w:rPr>
-        <w:t xml:space="preserve">Prevention</w:t>
-      </w:r>
-      <w:r>
-        <w:rPr>
-          <w:i/>
-          <w:iCs/>
-        </w:rPr>
+        <w:t xml:space="preserve">Martin, C. E., Parlier-Ahmad, A. B., Beck, L., Scialli, A., &amp; Terplan, M. (2022). Need for and</w:t>
+      </w:r>
+      <w:r>
+        <w:t xml:space="preserve"> </w:t>
+      </w:r>
+      <w:r>
+        <w:t xml:space="preserve">Receipt</w:t>
+      </w:r>
+      <w:r>
+        <w:t xml:space="preserve"> </w:t>
+      </w:r>
+      <w:r>
+        <w:t xml:space="preserve">of</w:t>
+      </w:r>
+      <w:r>
+        <w:t xml:space="preserve"> </w:t>
+      </w:r>
+      <w:r>
+        <w:t xml:space="preserve">Substance Use Disorder Treatment Among Adults</w:t>
+      </w:r>
+      <w:r>
+        <w:t xml:space="preserve">, by</w:t>
+      </w:r>
+      <w:r>
+        <w:t xml:space="preserve"> </w:t>
+      </w:r>
+      <w:r>
+        <w:t xml:space="preserve">Gender</w:t>
+      </w:r>
+      <w:r>
+        <w:t xml:space="preserve">, in the</w:t>
+      </w:r>
+      <w:r>
+        <w:t xml:space="preserve"> </w:t>
+      </w:r>
+      <w:r>
+        <w:t xml:space="preserve">United States</w:t>
+      </w:r>
+      <w:r>
+        <w:t xml:space="preserve">.</w:t>
+      </w:r>
+      <w:r>
+        <w:t xml:space="preserve"> </w:t>
+      </w:r>
+      <w:r>
+        <w:rPr>
+          <w:i/>
+          <w:iCs/>
+        </w:rPr>
+        <w:t xml:space="preserve">Public Health Reports</w:t>
+      </w:r>
+      <w:r>
+        <w:rPr>
+          <w:i/>
+          <w:iCs/>
+        </w:rPr>
+        <w:t xml:space="preserve">®</w:t>
+      </w:r>
+      <w:r>
         <w:t xml:space="preserve">,</w:t>
       </w:r>
       <w:r>
-        <w:rPr>
-          <w:i/>
-          <w:iCs/>
-        </w:rPr>
-        <w:t xml:space="preserve"> </w:t>
-      </w:r>
-      <w:r>
-        <w:rPr>
-          <w:i/>
-          <w:iCs/>
-        </w:rPr>
-        <w:t xml:space="preserve">Second Edition</w:t>
-      </w:r>
-      <w:r>
-        <w:rPr>
-          <w:i/>
-          <w:iCs/>
-        </w:rPr>
-        <w:t xml:space="preserve">:</w:t>
-      </w:r>
-      <w:r>
-        <w:rPr>
-          <w:i/>
-          <w:iCs/>
-        </w:rPr>
-        <w:t xml:space="preserve"> </w:t>
-      </w:r>
-      <w:r>
-        <w:rPr>
-          <w:i/>
-          <w:iCs/>
-        </w:rPr>
-        <w:t xml:space="preserve">Maintenance Strategies</w:t>
-      </w:r>
-      <w:r>
-        <w:rPr>
-          <w:i/>
-          <w:iCs/>
-        </w:rPr>
-        <w:t xml:space="preserve"> </w:t>
-      </w:r>
-      <w:r>
-        <w:rPr>
-          <w:i/>
-          <w:iCs/>
-        </w:rPr>
-        <w:t xml:space="preserve">in the</w:t>
-      </w:r>
-      <w:r>
-        <w:rPr>
-          <w:i/>
-          <w:iCs/>
-        </w:rPr>
-        <w:t xml:space="preserve"> </w:t>
-      </w:r>
-      <w:r>
-        <w:rPr>
-          <w:i/>
-          <w:iCs/>
-        </w:rPr>
-        <w:t xml:space="preserve">Treatment</w:t>
-      </w:r>
-      <w:r>
-        <w:rPr>
-          <w:i/>
-          <w:iCs/>
-        </w:rPr>
-        <w:t xml:space="preserve"> </w:t>
-      </w:r>
-      <w:r>
-        <w:rPr>
-          <w:i/>
-          <w:iCs/>
-        </w:rPr>
-        <w:t xml:space="preserve">of</w:t>
-      </w:r>
-      <w:r>
-        <w:rPr>
-          <w:i/>
-          <w:iCs/>
-        </w:rPr>
-        <w:t xml:space="preserve"> </w:t>
-      </w:r>
-      <w:r>
-        <w:rPr>
-          <w:i/>
-          <w:iCs/>
-        </w:rPr>
-        <w:t xml:space="preserve">Addictive Behaviors</w:t>
-      </w:r>
-      <w:r>
-        <w:t xml:space="preserve"> </w:t>
-      </w:r>
-      <w:r>
-        <w:t xml:space="preserve">(2nd edition). The Guilford Press.</w:t>
-      </w:r>
-    </w:p>
-    <w:bookmarkEnd w:id="121"/>
-    <w:bookmarkStart w:id="123" w:name="ref-martinNeedReceiptSubstance2022"/>
-    <w:p>
-      <w:pPr>
-        <w:pStyle w:val="Bibliography"/>
-      </w:pPr>
-      <w:r>
-        <w:t xml:space="preserve">Martin, C. E., Parlier-Ahmad, A. B., Beck, L., Scialli, A., &amp; Terplan, M. (2022). Need for and</w:t>
-      </w:r>
-      <w:r>
-        <w:t xml:space="preserve"> </w:t>
-      </w:r>
-      <w:r>
-        <w:t xml:space="preserve">Receipt</w:t>
-      </w:r>
-      <w:r>
-        <w:t xml:space="preserve"> </w:t>
-      </w:r>
-      <w:r>
-        <w:t xml:space="preserve">of</w:t>
-      </w:r>
-      <w:r>
-        <w:t xml:space="preserve"> </w:t>
-      </w:r>
-      <w:r>
-        <w:t xml:space="preserve">Substance Use Disorder Treatment Among Adults</w:t>
-      </w:r>
-      <w:r>
-        <w:t xml:space="preserve">, by</w:t>
-      </w:r>
-      <w:r>
-        <w:t xml:space="preserve"> </w:t>
-      </w:r>
-      <w:r>
-        <w:t xml:space="preserve">Gender</w:t>
-      </w:r>
-      <w:r>
-        <w:t xml:space="preserve">, in the</w:t>
-      </w:r>
-      <w:r>
-        <w:t xml:space="preserve"> </w:t>
-      </w:r>
-      <w:r>
-        <w:t xml:space="preserve">United States</w:t>
-      </w:r>
-      <w:r>
-        <w:t xml:space="preserve">.</w:t>
-      </w:r>
-      <w:r>
-        <w:t xml:space="preserve"> </w:t>
-      </w:r>
-      <w:r>
-        <w:rPr>
-          <w:i/>
-          <w:iCs/>
-        </w:rPr>
-        <w:t xml:space="preserve">Public Health Reports</w:t>
-      </w:r>
-      <w:r>
-        <w:rPr>
-          <w:i/>
-          <w:iCs/>
-        </w:rPr>
-        <w:t xml:space="preserve">®</w:t>
-      </w:r>
-      <w:r>
-        <w:t xml:space="preserve">,</w:t>
-      </w:r>
-      <w:r>
         <w:t xml:space="preserve"> </w:t>
       </w:r>
       <w:r>
@@ -7917,7 +7915,7 @@
       <w:r>
         <w:t xml:space="preserve"> </w:t>
       </w:r>
-      <w:hyperlink r:id="rId122">
+      <w:hyperlink r:id="rId121">
         <w:r>
           <w:rPr>
             <w:rStyle w:val="Hyperlink"/>
@@ -7926,8 +7924,8 @@
         </w:r>
       </w:hyperlink>
     </w:p>
-    <w:bookmarkEnd w:id="123"/>
-    <w:bookmarkStart w:id="125" w:name="ref-mchughSexGenderDifferences2018"/>
+    <w:bookmarkEnd w:id="122"/>
+    <w:bookmarkStart w:id="124" w:name="ref-mchughSexGenderDifferences2018"/>
     <w:p>
       <w:pPr>
         <w:pStyle w:val="Bibliography"/>
@@ -7964,7 +7962,7 @@
       <w:r>
         <w:t xml:space="preserve"> </w:t>
       </w:r>
-      <w:hyperlink r:id="rId124">
+      <w:hyperlink r:id="rId123">
         <w:r>
           <w:rPr>
             <w:rStyle w:val="Hyperlink"/>
@@ -7973,8 +7971,8 @@
         </w:r>
       </w:hyperlink>
     </w:p>
-    <w:bookmarkEnd w:id="125"/>
-    <w:bookmarkStart w:id="127" w:name="ref-mclellanDrugDependenceChronic2000"/>
+    <w:bookmarkEnd w:id="124"/>
+    <w:bookmarkStart w:id="126" w:name="ref-mclellanDrugDependenceChronic2000"/>
     <w:p>
       <w:pPr>
         <w:pStyle w:val="Bibliography"/>
@@ -8011,7 +8009,7 @@
       <w:r>
         <w:t xml:space="preserve"> </w:t>
       </w:r>
-      <w:hyperlink r:id="rId126">
+      <w:hyperlink r:id="rId125">
         <w:r>
           <w:rPr>
             <w:rStyle w:val="Hyperlink"/>
@@ -8020,8 +8018,8 @@
         </w:r>
       </w:hyperlink>
     </w:p>
-    <w:bookmarkEnd w:id="127"/>
-    <w:bookmarkStart w:id="129" w:name="ref-mohrPersonalSensingUnderstanding2017"/>
+    <w:bookmarkEnd w:id="126"/>
+    <w:bookmarkStart w:id="128" w:name="ref-mohrPersonalSensingUnderstanding2017"/>
     <w:p>
       <w:pPr>
         <w:pStyle w:val="Bibliography"/>
@@ -8088,7 +8086,7 @@
       <w:r>
         <w:t xml:space="preserve"> </w:t>
       </w:r>
-      <w:hyperlink r:id="rId128">
+      <w:hyperlink r:id="rId127">
         <w:r>
           <w:rPr>
             <w:rStyle w:val="Hyperlink"/>
@@ -8097,8 +8095,8 @@
         </w:r>
       </w:hyperlink>
     </w:p>
-    <w:bookmarkEnd w:id="129"/>
-    <w:bookmarkStart w:id="131" w:name="X1f44e09282148d362bdacfce67d6a56b1cf06db"/>
+    <w:bookmarkEnd w:id="128"/>
+    <w:bookmarkStart w:id="130" w:name="X1f44e09282148d362bdacfce67d6a56b1cf06db"/>
     <w:p>
       <w:pPr>
         <w:pStyle w:val="Bibliography"/>
@@ -8189,7 +8187,7 @@
       <w:r>
         <w:t xml:space="preserve"> </w:t>
       </w:r>
-      <w:hyperlink r:id="rId130">
+      <w:hyperlink r:id="rId129">
         <w:r>
           <w:rPr>
             <w:rStyle w:val="Hyperlink"/>
@@ -8198,8 +8196,8 @@
         </w:r>
       </w:hyperlink>
     </w:p>
-    <w:bookmarkEnd w:id="131"/>
-    <w:bookmarkStart w:id="133" w:name="ref-olfsonHealthcareCoverageService2022"/>
+    <w:bookmarkEnd w:id="130"/>
+    <w:bookmarkStart w:id="132" w:name="ref-olfsonHealthcareCoverageService2022"/>
     <w:p>
       <w:pPr>
         <w:pStyle w:val="Bibliography"/>
@@ -8236,7 +8234,7 @@
       <w:r>
         <w:t xml:space="preserve"> </w:t>
       </w:r>
-      <w:hyperlink r:id="rId132">
+      <w:hyperlink r:id="rId131">
         <w:r>
           <w:rPr>
             <w:rStyle w:val="Hyperlink"/>
@@ -8245,8 +8243,8 @@
         </w:r>
       </w:hyperlink>
     </w:p>
-    <w:bookmarkEnd w:id="133"/>
-    <w:bookmarkStart w:id="135" w:name="ref-parlier-ahmadExploratoryStudySex2021"/>
+    <w:bookmarkEnd w:id="132"/>
+    <w:bookmarkStart w:id="134" w:name="ref-parlier-ahmadExploratoryStudySex2021"/>
     <w:p>
       <w:pPr>
         <w:pStyle w:val="Bibliography"/>
@@ -8283,7 +8281,7 @@
       <w:r>
         <w:t xml:space="preserve"> </w:t>
       </w:r>
-      <w:hyperlink r:id="rId134">
+      <w:hyperlink r:id="rId133">
         <w:r>
           <w:rPr>
             <w:rStyle w:val="Hyperlink"/>
@@ -8292,8 +8290,8 @@
         </w:r>
       </w:hyperlink>
     </w:p>
-    <w:bookmarkEnd w:id="135"/>
-    <w:bookmarkStart w:id="137" w:name="ref-pinedoCurrentReexaminationRacial2019"/>
+    <w:bookmarkEnd w:id="134"/>
+    <w:bookmarkStart w:id="136" w:name="ref-pinedoCurrentReexaminationRacial2019"/>
     <w:p>
       <w:pPr>
         <w:pStyle w:val="Bibliography"/>
@@ -8342,7 +8340,7 @@
       <w:r>
         <w:t xml:space="preserve"> </w:t>
       </w:r>
-      <w:hyperlink r:id="rId136">
+      <w:hyperlink r:id="rId135">
         <w:r>
           <w:rPr>
             <w:rStyle w:val="Hyperlink"/>
@@ -8351,39 +8349,39 @@
         </w:r>
       </w:hyperlink>
     </w:p>
+    <w:bookmarkEnd w:id="136"/>
+    <w:bookmarkStart w:id="137" w:name="ref-plattProbabilisticOutputsSupport1999"/>
+    <w:p>
+      <w:pPr>
+        <w:pStyle w:val="Bibliography"/>
+      </w:pPr>
+      <w:r>
+        <w:t xml:space="preserve">Platt, J. (1999). Probabilistic outputs for support vector machines and comparisons to regularized likelihood methods. In</w:t>
+      </w:r>
+      <w:r>
+        <w:t xml:space="preserve"> </w:t>
+      </w:r>
+      <w:r>
+        <w:rPr>
+          <w:i/>
+          <w:iCs/>
+        </w:rPr>
+        <w:t xml:space="preserve">Advances in large margin classifiers</w:t>
+      </w:r>
+      <w:r>
+        <w:t xml:space="preserve"> </w:t>
+      </w:r>
+      <w:r>
+        <w:t xml:space="preserve">(pp. 61–74). MIT Press.</w:t>
+      </w:r>
+    </w:p>
     <w:bookmarkEnd w:id="137"/>
-    <w:bookmarkStart w:id="138" w:name="ref-plattProbabilisticOutputsSupport1999"/>
+    <w:bookmarkStart w:id="139" w:name="ref-pulickIdiographicLapsePrediction2025"/>
     <w:p>
       <w:pPr>
         <w:pStyle w:val="Bibliography"/>
       </w:pPr>
       <w:r>
-        <w:t xml:space="preserve">Platt, J. (1999). Probabilistic outputs for support vector machines and comparisons to regularized likelihood methods. In</w:t>
-      </w:r>
-      <w:r>
-        <w:t xml:space="preserve"> </w:t>
-      </w:r>
-      <w:r>
-        <w:rPr>
-          <w:i/>
-          <w:iCs/>
-        </w:rPr>
-        <w:t xml:space="preserve">Advances in large margin classifiers</w:t>
-      </w:r>
-      <w:r>
-        <w:t xml:space="preserve"> </w:t>
-      </w:r>
-      <w:r>
-        <w:t xml:space="preserve">(pp. 61–74). MIT Press.</w:t>
-      </w:r>
-    </w:p>
-    <w:bookmarkEnd w:id="138"/>
-    <w:bookmarkStart w:id="140" w:name="ref-pulickIdiographicLapsePrediction2025"/>
-    <w:p>
-      <w:pPr>
-        <w:pStyle w:val="Bibliography"/>
-      </w:pPr>
-      <w:r>
         <w:t xml:space="preserve">Pulick, E., Curtin, J., &amp; Mintz, Y. (2025). Idiographic</w:t>
       </w:r>
       <w:r>
@@ -8445,7 +8443,7 @@
       <w:r>
         <w:t xml:space="preserve"> </w:t>
       </w:r>
-      <w:hyperlink r:id="rId139">
+      <w:hyperlink r:id="rId138">
         <w:r>
           <w:rPr>
             <w:rStyle w:val="Hyperlink"/>
@@ -8454,8 +8452,8 @@
         </w:r>
       </w:hyperlink>
     </w:p>
-    <w:bookmarkEnd w:id="140"/>
-    <w:bookmarkStart w:id="142" w:name="ref-salonerBlacksHispanicsAre2013"/>
+    <w:bookmarkEnd w:id="139"/>
+    <w:bookmarkStart w:id="141" w:name="ref-salonerBlacksHispanicsAre2013"/>
     <w:p>
       <w:pPr>
         <w:pStyle w:val="Bibliography"/>
@@ -8504,7 +8502,7 @@
       <w:r>
         <w:t xml:space="preserve"> </w:t>
       </w:r>
-      <w:hyperlink r:id="rId141">
+      <w:hyperlink r:id="rId140">
         <w:r>
           <w:rPr>
             <w:rStyle w:val="Hyperlink"/>
@@ -8513,8 +8511,8 @@
         </w:r>
       </w:hyperlink>
     </w:p>
-    <w:bookmarkEnd w:id="142"/>
-    <w:bookmarkStart w:id="144" w:name="ref-schmidtEthnicDisparitiesClinical2007"/>
+    <w:bookmarkEnd w:id="141"/>
+    <w:bookmarkStart w:id="143" w:name="ref-schmidtEthnicDisparitiesClinical2007"/>
     <w:p>
       <w:pPr>
         <w:pStyle w:val="Bibliography"/>
@@ -8560,7 +8558,7 @@
       <w:r>
         <w:t xml:space="preserve"> </w:t>
       </w:r>
-      <w:hyperlink r:id="rId143">
+      <w:hyperlink r:id="rId142">
         <w:r>
           <w:rPr>
             <w:rStyle w:val="Hyperlink"/>
@@ -8569,8 +8567,8 @@
         </w:r>
       </w:hyperlink>
     </w:p>
-    <w:bookmarkEnd w:id="144"/>
-    <w:bookmarkStart w:id="146" w:name="ref-sigmonAccessTreatmentOpioid2014"/>
+    <w:bookmarkEnd w:id="143"/>
+    <w:bookmarkStart w:id="145" w:name="ref-sigmonAccessTreatmentOpioid2014"/>
     <w:p>
       <w:pPr>
         <w:pStyle w:val="Bibliography"/>
@@ -8616,7 +8614,7 @@
       <w:r>
         <w:t xml:space="preserve"> </w:t>
       </w:r>
-      <w:hyperlink r:id="rId145">
+      <w:hyperlink r:id="rId144">
         <w:r>
           <w:rPr>
             <w:rStyle w:val="Hyperlink"/>
@@ -8625,8 +8623,8 @@
         </w:r>
       </w:hyperlink>
     </w:p>
-    <w:bookmarkEnd w:id="146"/>
-    <w:bookmarkStart w:id="148" w:name="ref-stantonRelapsePreventionNeeds2005a"/>
+    <w:bookmarkEnd w:id="145"/>
+    <w:bookmarkStart w:id="147" w:name="ref-stantonRelapsePreventionNeeds2005a"/>
     <w:p>
       <w:pPr>
         <w:pStyle w:val="Bibliography"/>
@@ -8684,7 +8682,7 @@
       <w:r>
         <w:t xml:space="preserve"> </w:t>
       </w:r>
-      <w:hyperlink r:id="rId147">
+      <w:hyperlink r:id="rId146">
         <w:r>
           <w:rPr>
             <w:rStyle w:val="Hyperlink"/>
@@ -8693,71 +8691,71 @@
         </w:r>
       </w:hyperlink>
     </w:p>
+    <w:bookmarkEnd w:id="147"/>
+    <w:bookmarkStart w:id="148" w:name="X28b8f85e424928e66706a578d6053e0308d1105"/>
+    <w:p>
+      <w:pPr>
+        <w:pStyle w:val="Bibliography"/>
+      </w:pPr>
+      <w:r>
+        <w:t xml:space="preserve">Substance Abuse and Mental Health Services Administration. (n.d.).</w:t>
+      </w:r>
+      <w:r>
+        <w:t xml:space="preserve"> </w:t>
+      </w:r>
+      <w:r>
+        <w:rPr>
+          <w:i/>
+          <w:iCs/>
+        </w:rPr>
+        <w:t xml:space="preserve">2024</w:t>
+      </w:r>
+      <w:r>
+        <w:rPr>
+          <w:i/>
+          <w:iCs/>
+        </w:rPr>
+        <w:t xml:space="preserve"> </w:t>
+      </w:r>
+      <w:r>
+        <w:rPr>
+          <w:i/>
+          <w:iCs/>
+        </w:rPr>
+        <w:t xml:space="preserve">NSDUH Detailed Tables</w:t>
+      </w:r>
+      <w:r>
+        <w:rPr>
+          <w:i/>
+          <w:iCs/>
+        </w:rPr>
+        <w:t xml:space="preserve"> </w:t>
+      </w:r>
+      <w:r>
+        <w:rPr>
+          <w:i/>
+          <w:iCs/>
+        </w:rPr>
+        <w:t xml:space="preserve"> </w:t>
+      </w:r>
+      <w:r>
+        <w:rPr>
+          <w:i/>
+          <w:iCs/>
+        </w:rPr>
+        <w:t xml:space="preserve">CBHSQ Data</w:t>
+      </w:r>
+      <w:r>
+        <w:t xml:space="preserve">. https://www.samhsa.gov/data/report/2024-nsduh-detailed-tables.</w:t>
+      </w:r>
+    </w:p>
     <w:bookmarkEnd w:id="148"/>
-    <w:bookmarkStart w:id="149" w:name="X28b8f85e424928e66706a578d6053e0308d1105"/>
+    <w:bookmarkStart w:id="150" w:name="X52c4c4b564080b2dbcc4b68874ef8a36e7b0a07"/>
     <w:p>
       <w:pPr>
         <w:pStyle w:val="Bibliography"/>
       </w:pPr>
       <w:r>
-        <w:t xml:space="preserve">Substance Abuse and Mental Health Services Administration. (n.d.).</w:t>
-      </w:r>
-      <w:r>
-        <w:t xml:space="preserve"> </w:t>
-      </w:r>
-      <w:r>
-        <w:rPr>
-          <w:i/>
-          <w:iCs/>
-        </w:rPr>
-        <w:t xml:space="preserve">2024</w:t>
-      </w:r>
-      <w:r>
-        <w:rPr>
-          <w:i/>
-          <w:iCs/>
-        </w:rPr>
-        <w:t xml:space="preserve"> </w:t>
-      </w:r>
-      <w:r>
-        <w:rPr>
-          <w:i/>
-          <w:iCs/>
-        </w:rPr>
-        <w:t xml:space="preserve">NSDUH Detailed Tables</w:t>
-      </w:r>
-      <w:r>
-        <w:rPr>
-          <w:i/>
-          <w:iCs/>
-        </w:rPr>
-        <w:t xml:space="preserve"> </w:t>
-      </w:r>
-      <w:r>
-        <w:rPr>
-          <w:i/>
-          <w:iCs/>
-        </w:rPr>
-        <w:t xml:space="preserve"> </w:t>
-      </w:r>
-      <w:r>
-        <w:rPr>
-          <w:i/>
-          <w:iCs/>
-        </w:rPr>
-        <w:t xml:space="preserve">CBHSQ Data</w:t>
-      </w:r>
-      <w:r>
-        <w:t xml:space="preserve">. https://www.samhsa.gov/data/report/2024-nsduh-detailed-tables.</w:t>
-      </w:r>
-    </w:p>
-    <w:bookmarkEnd w:id="149"/>
-    <w:bookmarkStart w:id="151" w:name="X52c4c4b564080b2dbcc4b68874ef8a36e7b0a07"/>
-    <w:p>
-      <w:pPr>
-        <w:pStyle w:val="Bibliography"/>
-      </w:pPr>
-      <w:r>
         <w:t xml:space="preserve">Van Calster, B., Collins, G. S., Vickers, A. J., Wynants, L., Kerr, K. F., Barreñada, L., Varoquaux, G., Singh, K., Moons, K. G., Hernandez-Boussard, T., Timmerman, D., McLernon, D. J., Van Smeden, M., &amp; Steyerberg, E. W. (2025). Evaluation of performance measures in predictive artificial intelligence models to support medical decisions: Overview and guidance.</w:t>
       </w:r>
       <w:r>
@@ -8776,7 +8774,7 @@
       <w:r>
         <w:t xml:space="preserve"> </w:t>
       </w:r>
-      <w:hyperlink r:id="rId150">
+      <w:hyperlink r:id="rId149">
         <w:r>
           <w:rPr>
             <w:rStyle w:val="Hyperlink"/>
@@ -8785,8 +8783,8 @@
         </w:r>
       </w:hyperlink>
     </w:p>
-    <w:bookmarkEnd w:id="151"/>
-    <w:bookmarkStart w:id="153" w:name="X6ee708186a5d814f6044b48499818110320664f"/>
+    <w:bookmarkEnd w:id="150"/>
+    <w:bookmarkStart w:id="152" w:name="X6ee708186a5d814f6044b48499818110320664f"/>
     <w:p>
       <w:pPr>
         <w:pStyle w:val="Bibliography"/>
@@ -8823,7 +8821,7 @@
       <w:r>
         <w:t xml:space="preserve"> </w:t>
       </w:r>
-      <w:hyperlink r:id="rId152">
+      <w:hyperlink r:id="rId151">
         <w:r>
           <w:rPr>
             <w:rStyle w:val="Hyperlink"/>
@@ -8832,8 +8830,8 @@
         </w:r>
       </w:hyperlink>
     </w:p>
-    <w:bookmarkEnd w:id="153"/>
-    <w:bookmarkStart w:id="155" w:name="ref-walitzerGenderDifferencesAlcohol2006"/>
+    <w:bookmarkEnd w:id="152"/>
+    <w:bookmarkStart w:id="154" w:name="ref-walitzerGenderDifferencesAlcohol2006"/>
     <w:p>
       <w:pPr>
         <w:pStyle w:val="Bibliography"/>
@@ -8870,7 +8868,7 @@
       <w:r>
         <w:t xml:space="preserve"> </w:t>
       </w:r>
-      <w:hyperlink r:id="rId154">
+      <w:hyperlink r:id="rId153">
         <w:r>
           <w:rPr>
             <w:rStyle w:val="Hyperlink"/>
@@ -8879,81 +8877,81 @@
         </w:r>
       </w:hyperlink>
     </w:p>
+    <w:bookmarkEnd w:id="154"/>
+    <w:bookmarkStart w:id="155" w:name="X00d53e799ac148a12fd23d85f7c587e1d44cff6"/>
+    <w:p>
+      <w:pPr>
+        <w:pStyle w:val="Bibliography"/>
+      </w:pPr>
+      <w:r>
+        <w:t xml:space="preserve">Witkiewitz, K. A., &amp; Marlatt, G. A. (Eds.). (2007).</w:t>
+      </w:r>
+      <w:r>
+        <w:t xml:space="preserve"> </w:t>
+      </w:r>
+      <w:r>
+        <w:rPr>
+          <w:i/>
+          <w:iCs/>
+        </w:rPr>
+        <w:t xml:space="preserve">Therapist’s</w:t>
+      </w:r>
+      <w:r>
+        <w:rPr>
+          <w:i/>
+          <w:iCs/>
+        </w:rPr>
+        <w:t xml:space="preserve"> </w:t>
+      </w:r>
+      <w:r>
+        <w:rPr>
+          <w:i/>
+          <w:iCs/>
+        </w:rPr>
+        <w:t xml:space="preserve">Guide</w:t>
+      </w:r>
+      <w:r>
+        <w:rPr>
+          <w:i/>
+          <w:iCs/>
+        </w:rPr>
+        <w:t xml:space="preserve"> </w:t>
+      </w:r>
+      <w:r>
+        <w:rPr>
+          <w:i/>
+          <w:iCs/>
+        </w:rPr>
+        <w:t xml:space="preserve">to</w:t>
+      </w:r>
+      <w:r>
+        <w:rPr>
+          <w:i/>
+          <w:iCs/>
+        </w:rPr>
+        <w:t xml:space="preserve"> </w:t>
+      </w:r>
+      <w:r>
+        <w:rPr>
+          <w:i/>
+          <w:iCs/>
+        </w:rPr>
+        <w:t xml:space="preserve">Evidence-Based Relapse Prevention</w:t>
+      </w:r>
+      <w:r>
+        <w:t xml:space="preserve"> </w:t>
+      </w:r>
+      <w:r>
+        <w:t xml:space="preserve">(1st edition). Academic Press.</w:t>
+      </w:r>
+    </w:p>
     <w:bookmarkEnd w:id="155"/>
-    <w:bookmarkStart w:id="156" w:name="X00d53e799ac148a12fd23d85f7c587e1d44cff6"/>
+    <w:bookmarkStart w:id="157" w:name="X4446e184b7dd55a61fd406499f32542fdcf24b5"/>
     <w:p>
       <w:pPr>
         <w:pStyle w:val="Bibliography"/>
       </w:pPr>
       <w:r>
-        <w:t xml:space="preserve">Witkiewitz, K. A., &amp; Marlatt, G. A. (Eds.). (2007).</w:t>
-      </w:r>
-      <w:r>
-        <w:t xml:space="preserve"> </w:t>
-      </w:r>
-      <w:r>
-        <w:rPr>
-          <w:i/>
-          <w:iCs/>
-        </w:rPr>
-        <w:t xml:space="preserve">Therapist’s</w:t>
-      </w:r>
-      <w:r>
-        <w:rPr>
-          <w:i/>
-          <w:iCs/>
-        </w:rPr>
-        <w:t xml:space="preserve"> </w:t>
-      </w:r>
-      <w:r>
-        <w:rPr>
-          <w:i/>
-          <w:iCs/>
-        </w:rPr>
-        <w:t xml:space="preserve">Guide</w:t>
-      </w:r>
-      <w:r>
-        <w:rPr>
-          <w:i/>
-          <w:iCs/>
-        </w:rPr>
-        <w:t xml:space="preserve"> </w:t>
-      </w:r>
-      <w:r>
-        <w:rPr>
-          <w:i/>
-          <w:iCs/>
-        </w:rPr>
-        <w:t xml:space="preserve">to</w:t>
-      </w:r>
-      <w:r>
-        <w:rPr>
-          <w:i/>
-          <w:iCs/>
-        </w:rPr>
-        <w:t xml:space="preserve"> </w:t>
-      </w:r>
-      <w:r>
-        <w:rPr>
-          <w:i/>
-          <w:iCs/>
-        </w:rPr>
-        <w:t xml:space="preserve">Evidence-Based Relapse Prevention</w:t>
-      </w:r>
-      <w:r>
-        <w:t xml:space="preserve"> </w:t>
-      </w:r>
-      <w:r>
-        <w:t xml:space="preserve">(1st edition). Academic Press.</w:t>
-      </w:r>
-    </w:p>
-    <w:bookmarkEnd w:id="156"/>
-    <w:bookmarkStart w:id="158" w:name="X4446e184b7dd55a61fd406499f32542fdcf24b5"/>
-    <w:p>
-      <w:pPr>
-        <w:pStyle w:val="Bibliography"/>
-      </w:pPr>
-      <w:r>
         <w:t xml:space="preserve">Witkiewitz, K., &amp; Marlatt, G. A. (2004). Relapse prevention for alcohol and drug problems:</w:t>
       </w:r>
       <w:r>
@@ -8997,7 +8995,7 @@
       <w:r>
         <w:t xml:space="preserve"> </w:t>
       </w:r>
-      <w:hyperlink r:id="rId157">
+      <w:hyperlink r:id="rId156">
         <w:r>
           <w:rPr>
             <w:rStyle w:val="Hyperlink"/>
@@ -9006,8 +9004,8 @@
         </w:r>
       </w:hyperlink>
     </w:p>
-    <w:bookmarkEnd w:id="158"/>
-    <w:bookmarkStart w:id="160" w:name="ref-woodLotPeopleCall2019"/>
+    <w:bookmarkEnd w:id="157"/>
+    <w:bookmarkStart w:id="159" w:name="ref-woodLotPeopleCall2019"/>
     <w:p>
       <w:pPr>
         <w:pStyle w:val="Bibliography"/>
@@ -9065,7 +9063,7 @@
       <w:r>
         <w:t xml:space="preserve"> </w:t>
       </w:r>
-      <w:hyperlink r:id="rId159">
+      <w:hyperlink r:id="rId158">
         <w:r>
           <w:rPr>
             <w:rStyle w:val="Hyperlink"/>
@@ -9074,8 +9072,8 @@
         </w:r>
       </w:hyperlink>
     </w:p>
-    <w:bookmarkEnd w:id="160"/>
-    <w:bookmarkStart w:id="162" w:name="Xb35ee182d565575e339a0170868456c1684f821"/>
+    <w:bookmarkEnd w:id="159"/>
+    <w:bookmarkStart w:id="161" w:name="Xb35ee182d565575e339a0170868456c1684f821"/>
     <w:p>
       <w:pPr>
         <w:pStyle w:val="Bibliography"/>
@@ -9130,7 +9128,7 @@
       <w:r>
         <w:t xml:space="preserve"> </w:t>
       </w:r>
-      <w:hyperlink r:id="rId161">
+      <w:hyperlink r:id="rId160">
         <w:r>
           <w:rPr>
             <w:rStyle w:val="Hyperlink"/>
@@ -9139,8 +9137,8 @@
         </w:r>
       </w:hyperlink>
     </w:p>
-    <w:bookmarkEnd w:id="162"/>
-    <w:bookmarkStart w:id="164" w:name="ref-wyantMachineLearningModels2024"/>
+    <w:bookmarkEnd w:id="161"/>
+    <w:bookmarkStart w:id="163" w:name="ref-wyantMachineLearningModels2024"/>
     <w:p>
       <w:pPr>
         <w:pStyle w:val="Bibliography"/>
@@ -9164,7 +9162,7 @@
       <w:r>
         <w:t xml:space="preserve"> </w:t>
       </w:r>
-      <w:hyperlink r:id="rId163">
+      <w:hyperlink r:id="rId162">
         <w:r>
           <w:rPr>
             <w:rStyle w:val="Hyperlink"/>
@@ -9173,8 +9171,8 @@
         </w:r>
       </w:hyperlink>
     </w:p>
-    <w:bookmarkEnd w:id="164"/>
-    <w:bookmarkStart w:id="166" w:name="X919c097397142f85d541b216884b2f657258800"/>
+    <w:bookmarkEnd w:id="163"/>
+    <w:bookmarkStart w:id="165" w:name="X919c097397142f85d541b216884b2f657258800"/>
     <w:p>
       <w:pPr>
         <w:pStyle w:val="Bibliography"/>
@@ -9238,7 +9236,7 @@
       <w:r>
         <w:t xml:space="preserve"> </w:t>
       </w:r>
-      <w:hyperlink r:id="rId165">
+      <w:hyperlink r:id="rId164">
         <w:r>
           <w:rPr>
             <w:rStyle w:val="Hyperlink"/>
@@ -9247,9 +9245,9 @@
         </w:r>
       </w:hyperlink>
     </w:p>
+    <w:bookmarkEnd w:id="165"/>
     <w:bookmarkEnd w:id="166"/>
     <w:bookmarkEnd w:id="167"/>
-    <w:bookmarkEnd w:id="168"/>
     <w:sectPr>
       <w:footnotePr>
         <w:numRestart w:val="eachSect"/>

--- a/_manuscript/index.docx
+++ b/_manuscript/index.docx
@@ -31,7 +31,7 @@
         <w:pStyle w:val="Date"/>
       </w:pPr>
       <w:r>
-        <w:t xml:space="preserve">2026-06-17</w:t>
+        <w:t xml:space="preserve">2026-07-16</w:t>
       </w:r>
     </w:p>
     <w:p>
@@ -117,7 +117,7 @@
         <w:t xml:space="preserve">(Hser et al., 2017)</w:t>
       </w:r>
       <w:r>
-        <w:t xml:space="preserve">. The societal burden of untreated OUD is substantial. The combined economic costs of lost productivity, health care expenditures, criminal justice involvement, loss of life, and reduced quality of life have been estimated to exceed $1 trillion</w:t>
+        <w:t xml:space="preserve">. The societal burden of untreated OUD is substantial. The combined economic costs of lost productivity, health care expenditures, criminal justice involvement, loss of life, and reduced quality of life have been estimated to exceed $1 trillion USD</w:t>
       </w:r>
       <w:r>
         <w:t xml:space="preserve"> </w:t>
@@ -152,7 +152,39 @@
         <w:t xml:space="preserve">(Marlatt &amp; Donovan, 2007; K. A. Witkiewitz &amp; Marlatt, 2007; K. Witkiewitz &amp; Marlatt, 2004)</w:t>
       </w:r>
       <w:r>
-        <w:t xml:space="preserve">. However, despite strong evidence for MOUD and behavioral interventions, the majority of individuals with OUD do not receive treatment.</w:t>
+        <w:t xml:space="preserve">. However, despite strong evidence for MOUD and behavioral interventions, the majority of individuals with OUD do not receive treatment</w:t>
+      </w:r>
+      <w:r>
+        <w:t xml:space="preserve"> </w:t>
+      </w:r>
+      <w:r>
+        <w:t xml:space="preserve">(</w:t>
+      </w:r>
+      <w:r>
+        <w:rPr>
+          <w:b/>
+          <w:bCs/>
+        </w:rPr>
+        <w:t xml:space="preserve">deborahdowellTreatmentOpioidUse2024?</w:t>
+      </w:r>
+      <w:r>
+        <w:t xml:space="preserve">;</w:t>
+      </w:r>
+      <w:r>
+        <w:t xml:space="preserve"> </w:t>
+      </w:r>
+      <w:r>
+        <w:rPr>
+          <w:b/>
+          <w:bCs/>
+        </w:rPr>
+        <w:t xml:space="preserve">novakBehavioralHealthTreatment2019?</w:t>
+      </w:r>
+      <w:r>
+        <w:t xml:space="preserve">)</w:t>
+      </w:r>
+      <w:r>
+        <w:t xml:space="preserve">.</w:t>
       </w:r>
     </w:p>
     <w:p>
@@ -160,7 +192,7 @@
         <w:pStyle w:val="BodyText"/>
       </w:pPr>
       <w:r>
-        <w:t xml:space="preserve">These low rates of treatment initiation are concerning, however, initiation alone is insufficient to achieve sustained recovery. OUD is considered to be a chronic health condition</w:t>
+        <w:t xml:space="preserve">These low rates of treatment initiation are concerning; however, initiation alone is insufficient to achieve sustained recovery. OUD is considered to be a chronic health condition</w:t>
       </w:r>
       <w:r>
         <w:t xml:space="preserve"> </w:t>
@@ -169,7 +201,29 @@
         <w:t xml:space="preserve">(Dennis &amp; Scott, 2007; McLellan et al., 2000)</w:t>
       </w:r>
       <w:r>
-        <w:t xml:space="preserve">, and, as such, requires long-term support. Yet among the minority of individuals who do initiate treatment, engagement is often brief and episodic. Lapses back to substance use and relapse (i.e., a full return to problematic use) are common, particularly in the absence of continued treatment engagement and recovery support. Importantly, relapse rates for OUD are comparable to symptom recurrence rates in other chronic conditions (e.g., type I diabetes, hypertension, asthma) when medication adherence and follow-up care are inconsistent. Thus, the recurrence of symptoms is not unique to OUD but reflects the challenges of managing any chronic condition without adequate continuing care.</w:t>
+        <w:t xml:space="preserve"> </w:t>
+      </w:r>
+      <w:r>
+        <w:t xml:space="preserve">and, as such, requires long-term support. Yet among the minority of individuals who do initiate treatment, engagement is often brief and episodic with many individuals terminating treatment early</w:t>
+      </w:r>
+      <w:r>
+        <w:t xml:space="preserve"> </w:t>
+      </w:r>
+      <w:r>
+        <w:t xml:space="preserve">(</w:t>
+      </w:r>
+      <w:r>
+        <w:rPr>
+          <w:b/>
+          <w:bCs/>
+        </w:rPr>
+        <w:t xml:space="preserve">gryczynskiLeavingBuprenorphineTreatment2014a?</w:t>
+      </w:r>
+      <w:r>
+        <w:t xml:space="preserve">)</w:t>
+      </w:r>
+      <w:r>
+        <w:t xml:space="preserve">. Lapses back to substance use and relapse (i.e., a full return to problematic use) are common, particularly in the absence of continued treatment engagement and recovery support. Importantly, relapse rates for OUD are comparable to symptom recurrence rates in other chronic conditions (e.g., type I diabetes, hypertension, asthma) when medication adherence and follow-up care are inconsistent. Thus, the recurrence of symptoms is not unique to OUD but instead reflects the challenges of managing any chronic condition without adequate continuing care.</w:t>
       </w:r>
     </w:p>
     <w:p>
@@ -177,7 +231,7 @@
         <w:pStyle w:val="BodyText"/>
       </w:pPr>
       <w:r>
-        <w:t xml:space="preserve">As in other healthcare domains, disparities in access to treatment and positive treatment outcomes are observed among certain subgroups of individuals. Women, low-income individuals, rural residents, and older adults may more frequently experience barriers to treatment, including limited service availability, mobility or transportation challenges, psychiatric and medical comorbities, and social constraints (e.g., childcare responsibilities or living alone without support)</w:t>
+        <w:t xml:space="preserve">As in other healthcare domains, disparities in both access to treatment and positive treatment outcomes are observed among certain subgroups of individuals. Women, low-income individuals, rural residents, and older adults may more frequently experience barriers to treatment, including limited service availability, mobility or transportation challenges, psychiatric and medical comorbities, and social constraints (e.g., childcare responsibilities or living alone without support)</w:t>
       </w:r>
       <w:r>
         <w:t xml:space="preserve"> </w:t>
@@ -186,7 +240,7 @@
         <w:t xml:space="preserve">(Greenfield et al., 2007; Kilaru et al., 2020; Lister et al., 2020; McHugh et al., 2018; Parlier-Ahmad et al., 2021; Sigmon, 2014; Wood et al., 2019)</w:t>
       </w:r>
       <w:r>
-        <w:t xml:space="preserve">. Marginalized groups, such as racial, ethnic, and sexual minorities may additionally experience minority stress, stigma, discrimination, and isolation leading to higher rates of OUD and negative consequences from opioid use and overall poorer treatment outcomes</w:t>
+        <w:t xml:space="preserve">. Minoritized groups, such as racial, ethnic, and sexual and gender minorities may experience additional minority stress, stigma, discrimination, and isolation leading to higher rates of OUD and negative consequences from opioid use and overall poorer treatment outcomes</w:t>
       </w:r>
       <w:r>
         <w:t xml:space="preserve"> </w:t>
@@ -205,7 +259,7 @@
         <w:pStyle w:val="Heading2"/>
       </w:pPr>
       <w:r>
-        <w:t xml:space="preserve">The Complexity Of Lapses</w:t>
+        <w:t xml:space="preserve">The Complexity of Lapses</w:t>
       </w:r>
     </w:p>
     <w:p>
@@ -213,23 +267,55 @@
         <w:pStyle w:val="FirstParagraph"/>
       </w:pPr>
       <w:r>
-        <w:t xml:space="preserve">While lapses are considered a natural part of recovery from substance use disorders, opioid lapses are particularly high-risk events. Reduced opioid tolerance (e.g., following a period of abstinence) and the increasing prevalence of fentanyl and other synthetic opioids in the drug supply substantially increase the likelihood of fatal overdose. Identifying vulnerable periods of high lapse risk and contextualizing that risk (i.e.,</w:t>
-      </w:r>
-      <w:r>
-        <w:t xml:space="preserve"> </w:t>
-      </w:r>
-      <w:r>
-        <w:rPr>
-          <w:i/>
-          <w:iCs/>
-        </w:rPr>
-        <w:t xml:space="preserve">Why</w:t>
-      </w:r>
-      <w:r>
-        <w:t xml:space="preserve"> </w:t>
-      </w:r>
-      <w:r>
-        <w:t xml:space="preserve">risk is high) could enable individuals to take proactive action to prevent lapse (e.g., using behavioral interventions learned in treatment).</w:t>
+        <w:t xml:space="preserve">While lapses are considered a natural part of recovery from substance use disorders, opioid lapses are particularly high-risk events. Reduced opioid tolerance (e.g., following a period of abstinence) and the increasing prevalence of fentanyl and other synthetic opioids in the drug supply substantially increase the likelihood of fatal overdose</w:t>
+      </w:r>
+      <w:r>
+        <w:t xml:space="preserve"> </w:t>
+      </w:r>
+      <w:r>
+        <w:t xml:space="preserve">(</w:t>
+      </w:r>
+      <w:r>
+        <w:rPr>
+          <w:b/>
+          <w:bCs/>
+        </w:rPr>
+        <w:t xml:space="preserve">skolnickSyntheticOpioidsHave2024?</w:t>
+      </w:r>
+      <w:r>
+        <w:t xml:space="preserve">;</w:t>
+      </w:r>
+      <w:r>
+        <w:t xml:space="preserve"> </w:t>
+      </w:r>
+      <w:r>
+        <w:rPr>
+          <w:b/>
+          <w:bCs/>
+        </w:rPr>
+        <w:t xml:space="preserve">strangLossToleranceOverdose2003?</w:t>
+      </w:r>
+      <w:r>
+        <w:t xml:space="preserve">)</w:t>
+      </w:r>
+      <w:r>
+        <w:t xml:space="preserve">. Identifying vulnerable periods of high lapse risk and contextualizing that risk (i.e.,</w:t>
+      </w:r>
+      <w:r>
+        <w:t xml:space="preserve"> </w:t>
+      </w:r>
+      <w:r>
+        <w:rPr>
+          <w:i/>
+          <w:iCs/>
+        </w:rPr>
+        <w:t xml:space="preserve">why</w:t>
+      </w:r>
+      <w:r>
+        <w:t xml:space="preserve"> </w:t>
+      </w:r>
+      <w:r>
+        <w:t xml:space="preserve">risk is high) could enable individuals to take targeted, proactive action to prevent lapse (e.g., using behavioral interventions learned in treatment for a specific risk context).</w:t>
       </w:r>
     </w:p>
     <w:p>
@@ -237,7 +323,7 @@
         <w:pStyle w:val="BodyText"/>
       </w:pPr>
       <w:r>
-        <w:t xml:space="preserve">However, lapse risk is highly heterogeneous. Risk factors differ across individuals and within individuals over time. They include intrapersonal factors, such as self‑efficacy (i.e., confidence in one’s ability to maintain abstinence), craving, motivation, emotional states, and coping‑related or substance‑use behaviors</w:t>
+        <w:t xml:space="preserve">However, lapse risk is highly heterogeneous. Risk factors differ across individuals and within individuals over time. Intrapersonal factors, such as self‑efficacy (i.e., confidence in one’s ability to maintain abstinence), craving, motivation, emotional states, and coping‑related or substance‑use behaviors</w:t>
       </w:r>
       <w:r>
         <w:t xml:space="preserve"> </w:t>
@@ -246,7 +332,7 @@
         <w:t xml:space="preserve">(Marlatt &amp; Donovan, 2007; K. A. Witkiewitz &amp; Marlatt, 2007; K. Witkiewitz &amp; Marlatt, 2004)</w:t>
       </w:r>
       <w:r>
-        <w:t xml:space="preserve">, that interact with one another and with interpersonal and environmental contexts to influence lapse risk</w:t>
+        <w:t xml:space="preserve">, interact with one another and with interpersonal and environmental contexts to influence lapse risk</w:t>
       </w:r>
       <w:r>
         <w:t xml:space="preserve"> </w:t>
@@ -342,7 +428,26 @@
         <w:pStyle w:val="BodyText"/>
       </w:pPr>
       <w:r>
-        <w:t xml:space="preserve">Importantly, a monitoring system that performs fairly (i.e., the accuracy of the predictions and clinical benefit of the system is similar for everyone) could help mitigate pervasive discrepancies in the negative outcomes from OUD across certain subgroups. Because the system is automated, it could be implemented at relatively low‑cost and high scalability. Stigma‑related barriers may be reduced through delivery via a smartphone app that individuals can choose to use privately (e.g., without the awareness of family members or medical providers). Similarly, individuals living in geographically underserved areas or experiencing mobility constraints could independently monitor their risk from home.</w:t>
+        <w:t xml:space="preserve">Importantly, a monitoring system that performs fairly (i.e., the accuracy of the predictions and clinical benefit of the system is similar for everyone;</w:t>
+      </w:r>
+      <w:r>
+        <w:t xml:space="preserve"> </w:t>
+      </w:r>
+      <w:r>
+        <w:t xml:space="preserve">(</w:t>
+      </w:r>
+      <w:r>
+        <w:rPr>
+          <w:b/>
+          <w:bCs/>
+        </w:rPr>
+        <w:t xml:space="preserve">rajkomarEnsuringFairnessMachine2018a?</w:t>
+      </w:r>
+      <w:r>
+        <w:t xml:space="preserve">)</w:t>
+      </w:r>
+      <w:r>
+        <w:t xml:space="preserve">) could help mitigate pervasive discrepancies in the negative outcomes from OUD across certain subgroups. Because the system is automated, it could be implemented at relatively low‑cost and high scalability. Stigma‑related barriers may be reduced through delivery via a smartphone app that individuals can choose to use privately (e.g., without the awareness of family members or medical providers). Similarly, individuals living in geographically underserved areas or experiencing mobility constraints could independently monitor their risk from home.</w:t>
       </w:r>
     </w:p>
     <w:bookmarkEnd w:id="12"/>
@@ -360,7 +465,7 @@
         <w:pStyle w:val="FirstParagraph"/>
       </w:pPr>
       <w:r>
-        <w:t xml:space="preserve">In the current study, we developed a machine learning model that predicts next-day opioid lapse risk using daily self-report and geolocation sensing data. We recruited a national sample of participants across the United States with varying diversity in regard to race and ethnicity, income, gender, sexual orientation, and geographic location. To ensure that the study sample closely reflected the intended clinical population for our model we recruited participants who were in early recovery from OUD and receiving MOUD. Participants provided sensing data and opioid lapse reports for up to one year, a duration that exceeds previously published substance use prediction studies. This allowed us to evaluate how our model performed as individuals progressed through different stages of recovery. We explicitly evaluated model performance across demographic subgroups to assess algorithmic fairness and we identified the most important predictors using two complementary descriptive approaches, providing insight into important clinical targets for opioid lapse prevention.</w:t>
+        <w:t xml:space="preserve">In the current study, we developed a machine learning model that predicts next-day opioid lapse risk using daily self-report and geolocation sensing data. We recruited a national sample of participants across the United States with varying diversity in regard to race and ethnicity, income, gender, sexual orientation, and geographic location. To ensure that the study sample closely reflected the intended clinical population for our model, we recruited participants who were in early recovery from OUD and receiving MOUD. Participants provided sensing data and opioid lapse reports for up to one year, a duration that exceeds previously published substance use prediction studies. This enabled us to evaluate how our model performed as individuals progressed through different stages of recovery. We explicitly evaluated model performance across demographic subgroups to assess algorithmic fairness and we identified the most important predictors using two complementary descriptive approaches, providing insight into important clinical targets for opioid lapse prevention.</w:t>
       </w:r>
     </w:p>
     <w:bookmarkEnd w:id="13"/>
@@ -529,7 +634,7 @@
         <w:pStyle w:val="FirstParagraph"/>
       </w:pPr>
       <w:r>
-        <w:t xml:space="preserve">Participants completed three video or phone visits over approximately 12 months. During the enrollment visit, study staff obtained written informed consent and collected demographic information. They walked participants through how to download the Smart Technology for Addiction Recovery (STAR) study app, provided a set of video tutorials to learn how to use the app, and instructed participants to complete the intake survey within the app. The STAR app was developed by the UW Madison Center for Health Enhancement Systems Studies and used for all data collection. Within the app participants could control their data sharing options, monitor completed study tasks, receive reminder notifications about tasks, message staff, and access STAR’s suite of resources and tools for people in recovery from AUD</w:t>
+        <w:t xml:space="preserve">Participants completed three video or phone visits over approximately 12 months. During the enrollment visit, study staff obtained written informed consent and collected demographic information. Participants were shown how to download the Smart Technology for Addiction Recovery (STAR) study app, provided a set of video tutorials to learn how to use the app, and instructed to complete the intake survey within the app. The STAR app was developed by the UW Madison Center for Health Enhancement Systems Studies and used for all data collection. Within the app participants could control their data sharing options, monitor completed study tasks, receive reminder notifications about tasks, message staff, and access STAR’s suite of resources and tools for people in recovery from AUD</w:t>
       </w:r>
       <w:r>
         <w:t xml:space="preserve"> </w:t>
@@ -629,7 +734,16 @@
         <w:t xml:space="preserve">(American Psychiatric Association, 2022)</w:t>
       </w:r>
       <w:r>
-        <w:t xml:space="preserve">, past month opioid use, past month residential treatment for OUD, past month receipt of psychiatric medication, preferred opioid, preferred route of administration, and lifetime history of overdose. As part of the aims of the parent project, we collected many other trait and state measures throughout the study. A complete list of all measures can be found in our registered report</w:t>
+        <w:t xml:space="preserve">, past month opioid use, past month residential treatment for OUD, past month receipt of psychiatric medication, preferred opioid, preferred route of administration, and lifetime history of overdose. Additional trait and state measures were collected as part of the aims of the parent grant.</w:t>
+      </w:r>
+      <w:r>
+        <w:t xml:space="preserve"> </w:t>
+      </w:r>
+      <w:r>
+        <w:t xml:space="preserve"> </w:t>
+      </w:r>
+      <w:r>
+        <w:t xml:space="preserve">A complete list of all measures can be found in our registered report</w:t>
       </w:r>
       <w:r>
         <w:t xml:space="preserve"> </w:t>
@@ -656,7 +770,7 @@
         <w:pStyle w:val="FirstParagraph"/>
       </w:pPr>
       <w:r>
-        <w:t xml:space="preserve">Participants completed a brief (1-2 minute) 16-item daily survey each day on study through the STAR app. The daily survey became available in the app at 5:00 AM CST each morning and participants had 24 hours to complete it. Participants could enable push notifications for reminder prompts to complete the survey. Participants reported opioid lapses on the first daily survey item. If participants responded</w:t>
+        <w:t xml:space="preserve">Participants completed a brief (1-2 minute) 16-item daily survey each day on study through the STAR app. The daily survey became available in the app at 5:00 AM CST each morning and remained available for 24 hours. Participants could enable push notifications for reminder prompts to complete the survey. Participants reported opioid lapses on the first daily survey item. If participants responded</w:t>
       </w:r>
       <w:r>
         <w:t xml:space="preserve"> </w:t>
@@ -677,7 +791,7 @@
         <w:t xml:space="preserve">“Have you used any opioids for non-medical reasons that you have not yet reported?”</w:t>
       </w:r>
       <w:r>
-        <w:t xml:space="preserve">, they were prompted to select the day(s) and time(s) of the lapse(s). Times were reported in 6-hour increments (12:00am–5:59am, 6:00am–11:59am, 12:00pm–5:59pm, 6:00pm–11:59pm). These reports served as the primary outcome for the lapse risk prediction model. On the remaining 15 items, participants reported any other drugs that they had used in the past 24 hours, whether they took their MOUD as prescribed in the past 24 hours, and rated the maximum intensity of recent (i.e., in the past 24 hours) experiences of pain, craving, risky situations, stressful events, and pleasant events. They also rated their sleep and how depressed, angry, anxious, relaxed, and happy they have felt in the past 24 hours. Lastly, participants responded to 2 future-facing items that asked about participants’ motivation and confidence to continue to avoid using opioids for non-medical reasons over the next week. The full daily survey is available in the supplement.</w:t>
+        <w:t xml:space="preserve">, they were prompted to select the day(s) and time(s) of the lapse(s). Times were reported in 6-hour increments (12:00am–5:59am, 6:00am–11:59am, 12:00pm–5:59pm, 6:00pm–11:59pm). These reports served as the primary outcome for the lapse risk prediction model. On the remaining 15 items, participants reported any other drugs that they had used in the past 24 hours, whether they took their MOUD as prescribed in the past 24 hours, and rated the maximum intensity of recent (i.e., in the past 24 hours) experiences of pain, craving, risky situations, stressful events, and pleasant events. Participants also rated their sleep and how depressed, angry, anxious, relaxed, and happy they have felt in the past 24 hours. Lastly, participants responded to 2 future-facing items that asked about participants’ motivation and confidence to continue to avoid using opioids for non-medical reasons over the next week. The full daily survey is available in the supplement.</w:t>
       </w:r>
     </w:p>
     <w:bookmarkEnd w:id="23"/>
@@ -695,7 +809,7 @@
         <w:pStyle w:val="FirstParagraph"/>
       </w:pPr>
       <w:r>
-        <w:t xml:space="preserve">The STAR app passively recorded participants’ time-stamped geolocations (i.e., latitude and longitude) every 1.5-15 minutes, depending on their movement. We augmented the geolocation data with self-reported subjective context. On each monthly survey participants were asked 6 questions about frequently visited locations from the previous month (i.e., locations that the participant spent more than 3 minutes at 2 or more times in a month). Participants were asked to describe the type of place, what they typically do there, the general frequency of pleasant and unpleasant experiences at the location, and the extent to which spending time there helps or harms their recovery. The full set of location questions is avilable in the supplement.</w:t>
+        <w:t xml:space="preserve">The STAR app passively recorded participants’ time-stamped geolocations (i.e., latitude and longitude) every 1.5-15 minutes, depending on their movement. We augmented the geolocation data with self-reported subjective context. On each monthly survey participants were asked 6 questions about frequently visited locations from the previous month (i.e., locations that the participant spent more than 3 minutes at 2 or more times in a month). Participants were asked to describe the type of place, what they typically do there, the general frequency of pleasant and unpleasant experiences at the location, and the extent to which spending time there helps or harms their recovery. The full set of location questions is available in the supplement.</w:t>
       </w:r>
       <w:r>
         <w:t xml:space="preserve"> </w:t>
@@ -736,6 +850,9 @@
       </w:r>
       <w:r>
         <w:t xml:space="preserve">.</w:t>
+      </w:r>
+      <w:r>
+        <w:t xml:space="preserve"> </w:t>
       </w:r>
     </w:p>
     <w:bookmarkStart w:id="26" w:name="feature-engineering"/>
@@ -773,7 +890,7 @@
         <w:t xml:space="preserve"> </w:t>
       </w:r>
       <w:r>
-        <w:t xml:space="preserve">We created one-hot coded features for day of the week for the start of the prediction window.</w:t>
+        <w:t xml:space="preserve">We created one-hot encoded features for day of the week for the start of the prediction window.</w:t>
       </w:r>
     </w:p>
     <w:p>
@@ -811,7 +928,7 @@
         <w:t xml:space="preserve"> </w:t>
       </w:r>
       <w:r>
-        <w:t xml:space="preserve">for ranges), an ordinal feature for RUCA code associated with home address (range 1-10), and one-hot coded features for gender (male, not male), race and ethnicity (non-Hispanic White, Hispanic and/or not White), orientation (heterosexual, not heterosexual), and employment (employed, not employed/looking for work, not employed/not looking or able to work).</w:t>
+        <w:t xml:space="preserve">for ranges), an ordinal feature for RUCA code associated with home address (range 1-10), and one-hot encoded features for gender (male, not male), race and ethnicity (non-Hispanic White, Hispanic and/or not White), orientation (heterosexual, not heterosexual), and employment (employed, not employed/looking for work, not employed/not looking or able to work).</w:t>
       </w:r>
     </w:p>
     <w:p>
@@ -843,7 +960,7 @@
         </w:numPr>
       </w:pPr>
       <w:r>
-        <w:t xml:space="preserve">For the daily survey, we calculated raw and difference features for the most recent and the min, max, and median responses in the 168 hours preceeding the start of the prediciton window for the 13 5-point likert scale items (items 4-16; pain, urge, risky situation, stressful event, pleasant event, sleep, depressed, angry, anxious, relaxed, happy, abstinence motivation, and abstinence confidence). We also calculated raw and difference rate features based on counts of previous opioid lapses, other drug use, missed MOUD doses (items 1-3), and completed daily surveys in 24 and 168-hour feature scoring epochs (e.g., counts of opioid lapses within the 168 hours preceding the start of a prediction window divided by 168).</w:t>
+        <w:t xml:space="preserve">For the daily survey, we calculated raw and difference features for the most recent and the min, max, and median responses in the 168 hours preceeding the start of the prediciton window for the 13 5-point Likert scale items (items 4-16; pain, urge, risky situation, stressful event, pleasant event, sleep, depressed, angry, anxious, relaxed, happy, abstinence motivation, and abstinence confidence). We also calculated raw and difference rate features based on counts of previous opioid lapses, other drug use, missed MOUD doses (items 1-3), and completed daily surveys in 24 and 168-hour feature scoring epochs (e.g., counts of opioid lapses within the 168 hours preceding the start of a prediction window divided by 168).</w:t>
       </w:r>
     </w:p>
     <w:p>
@@ -933,7 +1050,7 @@
         <w:pStyle w:val="FirstParagraph"/>
       </w:pPr>
       <w:r>
-        <w:t xml:space="preserve">We initially considered three statistical algorithms that differed in terms of assumptions and bias-variance tradeoff: elastic net, random forest, and XGBoost. Preliminary analyses using simple 6x5 cross-validation suggested that XGBoost was superior (see supplement for initial performance estimates by algorithm). Additionally, we planned to use the Shapley additive explanations (SHAP) method for calculating feature importance which is optimized for XGBoost. Therefore we only considered XGBoost for the final nested cross-validation analyses.</w:t>
+        <w:t xml:space="preserve">We initially considered three statistical algorithms that differed in terms of assumptions and bias-variance tradeoff: elastic net, random forest, and XGBoost. Preliminary analyses using simple 6x5 cross-validation suggested that XGBoost was superior (see Table S1 in the supplement for initial performance estimates by algorithm). Additionally, we planned to use the Shapley additive explanations (SHAP) method for calculating feature importance which is optimized for XGBoost. Therefore we only considered XGBoost for the final nested cross-validation analyses.</w:t>
       </w:r>
     </w:p>
     <w:p>
@@ -1051,7 +1168,26 @@
         <w:pStyle w:val="BodyText"/>
       </w:pPr>
       <w:r>
-        <w:t xml:space="preserve">Calibration is an indicator of how well a model’s predicted probabilities match the true observed outcomes. For example, a well-calibrated model that assigns a 30% lapse risk prediction should observe lapses in approximately 30% of such cases. We used Platt scaling to calibrate our final full model’s raw probabilities from the 5 held-out folds</w:t>
+        <w:t xml:space="preserve">Calibration is an indicator of how well a model’s predicted probabilities match the true observed outcomes</w:t>
+      </w:r>
+      <w:r>
+        <w:t xml:space="preserve"> </w:t>
+      </w:r>
+      <w:r>
+        <w:t xml:space="preserve">(</w:t>
+      </w:r>
+      <w:r>
+        <w:rPr>
+          <w:b/>
+          <w:bCs/>
+        </w:rPr>
+        <w:t xml:space="preserve">dormannCalibrationProbabilityPredictions2020?</w:t>
+      </w:r>
+      <w:r>
+        <w:t xml:space="preserve">)</w:t>
+      </w:r>
+      <w:r>
+        <w:t xml:space="preserve">. For example, a well-calibrated model that assigns a 30% lapse risk prediction should observe lapses in approximately 30% of such cases. We used Platt scaling to calibrate our final full model’s raw probabilities from the 5 held-out folds</w:t>
       </w:r>
       <w:r>
         <w:t xml:space="preserve"> </w:t>
@@ -1060,7 +1196,7 @@
         <w:t xml:space="preserve">(Platt, 1999)</w:t>
       </w:r>
       <w:r>
-        <w:t xml:space="preserve">. We provided a calibration plot of these raw and calibrated probabilities. To characterize overall performance we reported Brier scores for the raw and calibrated probabilities. Brier scores are the mean squared difference between the predicted probabilities and observed outcome and range from 0 (perfect accuracy) to 1 (perfect inaccuracy). We also provided histograms of raw and calibrated risk probability distributions by true lapse outcome.</w:t>
+        <w:t xml:space="preserve">. We provided a calibration plot of these raw and calibrated probabilities. To characterize overall performance we reported Brier scores for the raw and calibrated probabilities. Brier scores are the mean squared difference between the predicted probabilities and observed outcome and range from 0 (perfect accuracy) to 1 (perfect inaccuracy). We also provide histograms of raw and calibrated risk probability distributions by true lapse outcome.</w:t>
       </w:r>
     </w:p>
     <w:bookmarkEnd w:id="32"/>
@@ -1079,7 +1215,7 @@
         <w:pStyle w:val="FirstParagraph"/>
       </w:pPr>
       <w:r>
-        <w:t xml:space="preserve">Feature importance values provide insight into the features that have the most influence on the model’s predictions. For every prediction, we can extract feature importance values providing actionable insight into intervenable targets for lapse risk (i.e., for a specific individal at a specific moment). We used the same single 5-fold cross-validation procedure (see Calibration and Overall Performance section) to calculate raw Shapley values for each observation in held-out data</w:t>
+        <w:t xml:space="preserve">Feature importance values provide insight into the features that have the most influence on the model’s predictions. For every prediction, we can extract feature importance values providing actionable insight into intervenable targets for lapse risk (i.e., for a specific individual at a specific moment). We used the same single 5-fold cross-validation procedure (see Calibration and Overall Performance section) to calculate raw Shapley values for each observation in held-out data</w:t>
       </w:r>
       <w:r>
         <w:t xml:space="preserve"> </w:t>
@@ -4846,7 +4982,7 @@
         <w:pStyle w:val="BodyText"/>
       </w:pPr>
       <w:r>
-        <w:t xml:space="preserve">The average percentage of missing values across daily survey features was low (mean=0.71%, range 0-1.10%). The average percentage of missing values across geolocation features was higher compared to daily survey features (mean=12.0%, range 0-15.6%). Across participants we generated a total of 82,156 day-level labels. Thirty-six percent of participants (106/296) reported an opioid lapse while on study (mean=4.93, range 0-117). This resulted in 1.8% of the labels positive for lapse (1,458/82,156 labels). We stratified the data on a variable of whether someone lapsed on study to ensure our imbalanced outcome was evenly split (and roughly equivalent to the sample prevalance) across cross-validation folds.</w:t>
+        <w:t xml:space="preserve">The average percentage of missing values across daily survey features was low (mean=0.71%, range 0-1.10%). The average percentage of missing values across geolocation features was higher compared to daily survey features (mean=12.0%, range 0-15.6%). Across participants we generated a total of 82,156 day-level labels. Thirty-six percent of participants (106/296) reported an opioid lapse while on study (mean=4.93, range 0-117). This resulted in 1.8% of the labels positive for lapse (1,458/82,156 labels). Data were stratified across whether someone lapsed on study to ensure our imbalanced outcome was evenly split (and roughly equivalent to the sample prevalance) across cross-validation folds.</w:t>
       </w:r>
     </w:p>
     <w:bookmarkEnd w:id="42"/>
@@ -4864,7 +5000,7 @@
         <w:pStyle w:val="FirstParagraph"/>
       </w:pPr>
       <w:r>
-        <w:t xml:space="preserve">The median posterior probability for the best full model was 0.94, with narrow 95% CI ([0.93, 0.95]). Model performance appeared relatively irrespective to a participant’s time in recovery (1-18+ months; a plot of auROC by month in recovery is available in the supplement). To evaluate the incremental predictive value of our dynamic sensing features, we compared the performance of our full model to the performance of three ablated models: 0.63 (ablated daily survey features), 0.94 (ablated geolocation features), and 0.55 (ablated daily survey and geolocation features). There was strong evidence that the full model’s performance was better compared to models that ablated the daily survey features and the daily survey and geolocation features combined (probabilities = 1.00). There was no evidence that the full model performed better than a model with geolocation features ablated (probability = 0.34). The median difference in auROC, 95% Bayesian CI, and posterior probability that that the auROC difference was greater than 0 for all ablation contrasts are presented in</w:t>
+        <w:t xml:space="preserve">The median posterior probability for the best full model was 0.94, with narrow 95% CI ([0.93, 0.95]). Model performance appeared relatively consistent irrespective to a participant’s time in recovery (1-18+ months; a plot of auROC by month in recovery is available in Figure S1 in the supplement). To evaluate the incremental predictive value of our dynamic sensing features, we compared the performance of our full model to the performance of three ablated models: 0.63 (ablated daily survey features), 0.94 (ablated geolocation features), and 0.55 (ablated daily survey and geolocation features). There was strong evidence that the full model’s performance was better compared to models that ablated the daily survey features and the daily survey and geolocation features combined (probabilities = 1.00). There was no evidence that the full model performed better than a model with geolocation features ablated (probability = 0.34). The median difference in auROC, 95% Bayesian CI, and posterior probability that that the auROC difference was greater than 0 for all ablation contrasts are presented in</w:t>
       </w:r>
       <w:r>
         <w:t xml:space="preserve"> </w:t>
@@ -5229,7 +5365,7 @@
         </w:r>
       </w:hyperlink>
       <w:r>
-        <w:t xml:space="preserve">). A table of fairness subgroup comparisons is available in the supplement.</w:t>
+        <w:t xml:space="preserve">). A table of fairness subgroup comparisons is available in Table S2 in the supplement.</w:t>
       </w:r>
     </w:p>
     <w:tbl>
@@ -5515,7 +5651,7 @@
         <w:pStyle w:val="FirstParagraph"/>
       </w:pPr>
       <w:r>
-        <w:t xml:space="preserve">We aggregated individual Shapley values across all participants and all observations to provide a relative rank ordering of the most important features. A traditional mean absolute Shapley value approach revealed the most important feature category (i.e., largest magnitude of change in log-odds) was differences in past opioid use. This feature category was over two-fold times more important than the next most important feature category, raw urge ratings.</w:t>
+        <w:t xml:space="preserve">Individual Shapley values were aggregated across all participants and all observations to provide a relative rank ordering of the most important features. A traditional mean absolute Shapley value approach revealed the most important feature category (i.e., largest magnitude of change in log-odds) was differences in past opioid use. This feature category was over two-fold times more important than the next most important feature category, raw urge ratings.</w:t>
       </w:r>
       <w:r>
         <w:t xml:space="preserve"> </w:t>
@@ -5532,7 +5668,7 @@
         <w:t xml:space="preserve"> </w:t>
       </w:r>
       <w:r>
-        <w:t xml:space="preserve">displays the top 20 (out of 88) feature categories, as defined by the 20 largest absolute mean Shapley values. In the supplement, we provide a full figure containing all possible feature categories.</w:t>
+        <w:t xml:space="preserve">displays the top 20 (out of 88) feature categories, as defined by the 20 largest absolute mean Shapley values. All possible feature categories are provided in Figure S2 in the supplement.</w:t>
       </w:r>
     </w:p>
     <w:p>
@@ -5653,7 +5789,7 @@
         <w:pStyle w:val="BodyText"/>
       </w:pPr>
       <w:r>
-        <w:t xml:space="preserve">To understand how each feature category influenced lapse risk predictions, we plotted Shapley value–based partial dependence plots for the top 20 feature categories (</w:t>
+        <w:t xml:space="preserve">To understand how each feature category influenced lapse risk predictions, we plotted Shapley-value–based partial dependence plots for the top 20 feature categories (</w:t>
       </w:r>
       <w:hyperlink w:anchor="fig-4">
         <w:r>
@@ -5664,7 +5800,7 @@
         </w:r>
       </w:hyperlink>
       <w:r>
-        <w:t xml:space="preserve">; plots for all feature categories are provided in the supplement). In these plots, positive Shapley values indicate that a feature category increased the predicted probability of lapse (i.e., higher lapse risk), whereas negative Shapley values indicate that the feature category decreased the predicted probability (i.e., lower lapse risk). For raw features, lower values represent lower levels of the corresponding feature (e.g., lower urge intensity, lower abstinence confidence, higher abstinent motivation, and less time spent in helpful or harmful locations), while higher values represent higher levels (e.g., higher urge intensity, higher abstinence confidence, lower abstinent motivation, and greater time spent in helpful or harmful locations). For difference features, values are interpreted relative to the individual’s baseline. Negative values indicate that the score is below the individual’s typical level (e.g., less substance use, less time in helpful, harmful, pleasant, or unpleasant locations, less time at places where religious activities are performed, less location variance, fewer reported risky situations, and lower urges, anger, or abstinence confidence). A value of zero indicates no deviation from baseline. Positive values indicate that the score is above the individual’s typical level (e.g., more substance use, more time in helpful, harmful, pleasant, or unpleasant locations, more time at places where religious activities are performed, more location variance, more reported risky situations, and higher urges, anger, or abstinence confidence). For demographic features, values correspond to ordered categories. Lower values indicate younger age and more urban geography, whereas higher values indicate older age and more rural geography.</w:t>
+        <w:t xml:space="preserve">; plots for all feature categories are provided in Figure S3 in the supplement). In these plots, positive Shapley values indicate that a feature category increased the predicted probability of lapse (i.e., higher lapse risk), whereas negative Shapley values indicate that the feature category decreased the predicted probability (i.e., lower lapse risk). For raw features, lower values represent lower levels of the corresponding feature (e.g., lower urge intensity, lower abstinence confidence, higher abstinent motivation, and less time spent in helpful or harmful locations), while higher values represent higher levels (e.g., higher urge intensity, higher abstinence confidence, lower abstinent motivation, and greater time spent in helpful or harmful locations). For difference features, values are interpreted relative to the individual’s baseline. Negative values indicate that the score is below the individual’s typical level (e.g., less substance use, less time in helpful, harmful, pleasant, or unpleasant locations, less time at places where religious activities are performed, less location variance, fewer reported risky situations, and lower urges, anger, or abstinence confidence). A value of zero indicates no deviation from baseline. Positive values indicate that the score is above the individual’s typical level (e.g., more substance use, more time in helpful, harmful, pleasant, or unpleasant locations, more time at places where religious activities are performed, more location variance, more reported risky situations, and higher urges, anger, or abstinence confidence). For demographic features, values correspond to ordered categories. Lower values indicate younger age and more urban geography, whereas higher values indicate older age and more rural geography.</w:t>
       </w:r>
     </w:p>
     <w:p>
@@ -5688,7 +5824,7 @@
         <w:pStyle w:val="BodyText"/>
       </w:pPr>
       <w:r>
-        <w:t xml:space="preserve">Differences in stimulant use showed highest lapse risk probability when there were negative differences in use (i.e., decreased recent stimulant use compared to their baseline). While, there was only a modest increase in lapse risk when positive differences in stimulant use were observed, compared to individuals who did not use any stimulants while on study, the raw stimulant use feature category (see supplement) showed a clear linear relationship of stimulant use with lapse risk.</w:t>
+        <w:t xml:space="preserve">Differences in stimulant use showed highest lapse risk probability when there were negative differences in use (i.e., decreased recent stimulant use compared to baseline). While, there was only a modest increase in lapse risk when positive differences in stimulant use were observed, compared to individuals who did not use any stimulants while on study, the raw stimulant use feature category showed a clear linear relationship of stimulant use with lapse risk (see Figure S3 in the Supplement).</w:t>
       </w:r>
     </w:p>
     <w:tbl>
@@ -5821,7 +5957,7 @@
         <w:pStyle w:val="FirstParagraph"/>
       </w:pPr>
       <w:r>
-        <w:t xml:space="preserve">Our full model demonstrated that it is possible to predict future next-day lapses back to opioid use with high accuracy using smartphone sensing data (auROC = 0.94). Model predictions were well-calibrated, with estimated probabilities closely aligning with observed lapse rates. This is encouraging in that the lapse probabilities themselves, may provide clinically valuable and intuitive insight into lapse risk for individuals to use for self-monitoring during OUD recovery.</w:t>
+        <w:t xml:space="preserve">Our full model demonstrated that it is possible to predict future next-day lapses back to opioid use with high accuracy using smartphone sensing data (auROC = 0.94). Model predictions were well-calibrated, with estimated probabilities closely aligning with observed lapse rates. This is encouraging in that the lapse probabilities themselves may provide clinically valuable and intuitive insight into lapse risk for individuals to use for self-monitoring during OUD recovery.</w:t>
       </w:r>
     </w:p>
     <w:p>
@@ -5837,7 +5973,16 @@
         <w:pStyle w:val="BodyText"/>
       </w:pPr>
       <w:r>
-        <w:t xml:space="preserve">Fairness discrepancies in the full model’s performance were minimal. In all subgroups, our model had a median auROC above 0.90, which is generally considered to be a benchmark of excellent performance. Nevertheless, differences of 0.01 - 0.03 (favoring the advantaged group) were present in gender, race and ethnicity, sexual orientation, and geographic location comparisons. Despite our efforts to recruit a diverse sample, many of these group comparisons remained imbalanced (e.g., 19-29% of participants in the disadvantaged groups for race and ethnicity, sexual orientation, and geographic location). Our model may perform better for these groups with greater representation in the training data.</w:t>
+        <w:t xml:space="preserve">Fairness discrepancies in the full model’s performance were minimal. In all subgroups, our model had a median auROC above 0.90, which is generally considered to be a benchmark of outstanding performance</w:t>
+      </w:r>
+      <w:r>
+        <w:t xml:space="preserve"> </w:t>
+      </w:r>
+      <w:r>
+        <w:t xml:space="preserve">(Mandrekar, 2010)</w:t>
+      </w:r>
+      <w:r>
+        <w:t xml:space="preserve">. Nevertheless, differences of 0.01 - 0.03 (favoring the advantaged group) were present in gender, race and ethnicity, sexual orientation, and geographic location comparisons. Despite our efforts to recruit a diverse sample, many of these group comparisons remained imbalanced (e.g., 19-29% of participants in the disadvantaged groups for race and ethnicity, sexual orientation, and geographic location). Our model may perform better for these groups with greater representation in the training data.</w:t>
       </w:r>
     </w:p>
     <w:p>
@@ -5897,7 +6042,7 @@
         <w:pStyle w:val="BodyText"/>
       </w:pPr>
       <w:r>
-        <w:t xml:space="preserve">When daily surveys were ablated from the model, predictive performance dropped substantially (auROC = 0.63). Although this performance remained above chance and exceeded that of a demographics‑only model (with both geolocation and daily surveys ablated; auROC = 0.55), it indicates that geolocation features captured only modest predictive signal. Moreover, given that ablating geolocation features did not result in any drop in performance, this signal likely overlaps with information already captured with the daily surveys. It is possible that the relatively low predictive value of geolocation sensing in this study was due to methodological limitations.</w:t>
+        <w:t xml:space="preserve">When daily surveys were ablated from the model, predictive performance dropped substantially (auROC = 0.63). Although this performance remained above chance and exceeded that of a demographics‑only model (with both geolocation and daily surveys ablated; auROC = 0.55), it indicates that geolocation features captured only modest predictive signal. Moreover, given that ablating geolocation features did not result in any drop in performance, this signal likely overlaps with information already captured with the daily surveys.</w:t>
       </w:r>
     </w:p>
     <w:p>
@@ -5905,7 +6050,7 @@
         <w:pStyle w:val="BodyText"/>
       </w:pPr>
       <w:r>
-        <w:t xml:space="preserve">Although geolocation data can, in principle, be collected continuously moment‑by‑moment, in practice these data are difficult to collect reliably. In our study, geolocation features had substantially higher rates of missingness compared to daily surveys. Consequently, approximately 12% of geolocation features were imputed using median values derived from other individuals in the training dataset. Median values are by definition near the center of the feature distribution. These values are common and have limited influence on model predictions (i.e., low leverage). This was a purposeful decision in our design to ensure that missing data would not systematically influence predictions in either direction. However, this conservative approach likely contributed to reduced predictive performance of geolocation features, as imputations that minimize influence also limit the ability of those features to contribute risk‑relevant signal. Lastly, these median imputations are also not person-specific and as a result may not accurately represent typical values for the individual whose data are being imputed. As geolocation sensing methods become more robust and missingness is reduced, these features may become more powerful for lapse prediction.</w:t>
+        <w:t xml:space="preserve">It is possible that the relatively low predictive value of geolocation sensing in this study was due to methodological limitations. Although geolocation data can, in principle, be collected continuously moment‑by‑moment, in practice these data are difficult to collect reliably. In our study, geolocation features had substantially higher rates of missingness compared to daily surveys. Consequently, approximately 12% of geolocation features were imputed using median values derived from other individuals in the training dataset. Median values are by definition near the center of the feature distribution. These values are common and have limited influence on model predictions (i.e., low leverage). This was a purposeful decision in our design to ensure that missing data would not systematically influence predictions in either direction. However, this conservative approach likely contributed to reduced predictive performance of geolocation features, as imputations that minimize influence also limit the ability of those features to contribute risk‑relevant signal. Lastly, these median imputations are also not person-specific and as a result may not accurately represent typical values for the individual whose data are being imputed. As geolocation sensing methods become more robust and missingness is reduced, these features may become more powerful for lapse prediction.</w:t>
       </w:r>
     </w:p>
     <w:p>
@@ -5981,7 +6126,7 @@
         <w:pStyle w:val="BodyText"/>
       </w:pPr>
       <w:r>
-        <w:t xml:space="preserve">A more informative approach to characterize feature importance is to consider the proportion of observations in which a given feature had the highest Shapley value. This approach considers both the magnitude of a feature’s effect (in terms of log-odds change in the prediction) and its prevalence across observations. Using this approach, urge ratings and abstinence confidence emerged as the features most frequently influencing lapse risk predictions. This suggests that individuals may benefit more often from recovery recommendations focussed on reducing urges (e.g., urge surfing) and increasing abstinence confidence (e.g., reflecting on recent successes). Additionally, this approach showed that while some features have low average importance (across all individuals and observations), they can be highly important on certain days for certain individuals (e.g., self-reports of anger).</w:t>
+        <w:t xml:space="preserve">A more informative approach to characterize feature importance is to consider the proportion of observations in which a given feature had the highest Shapley value. This approach considers both the magnitude of a feature’s effect (in terms of log-odds change in the prediction) and its prevalence across observations. Using this approach, urge ratings and abstinence confidence emerged as the features most frequently influencing lapse risk predictions. This suggests that individuals may benefit more often from recovery recommendations focused on reducing urges (e.g., urge surfing) and increasing abstinence confidence (e.g., reflecting on recent successes). Additionally, this approach showed that while some features have low average importance (across all individuals and observations), they can be highly important on certain days for certain individuals (e.g., self-reports of anger).</w:t>
       </w:r>
     </w:p>
     <w:p>
@@ -6022,7 +6167,7 @@
         <w:pStyle w:val="BodyText"/>
       </w:pPr>
       <w:r>
-        <w:t xml:space="preserve">An unexpected finding, was that a recent decrease in time spent at locations where religious activities are performed appeared to lower lapse risk. This feature category was relatively sparse in our data. In fact, the raw feature category was not retained in the final model due to having less than 5% variance (i.e., non-zero values). As a result, it may be that this pattern represented only a handful of participants whose relationship to religion and these locations may not generalize more broadly. Nevertheless, this feature did emerge as the 7th most important feature category, making it a worthwhile area to explore in future studies.</w:t>
+        <w:t xml:space="preserve">Unexpectedly, a recent decrease in time spent at locations where religious activities are performed appeared to lower lapse risk. This feature category was relatively sparse in our data. In fact, the raw feature category was not retained in the final model due to having less than 5% variance (i.e., non-zero values). As a result, it may be that this pattern represented only a handful of participants’ relationship to religion and these locations may not generalize more broadly. Nevertheless, this feature did emerge as the 7th most important feature category, making it a worthwhile area to explore in future studies.</w:t>
       </w:r>
     </w:p>
     <w:bookmarkEnd w:id="72"/>
@@ -6040,7 +6185,26 @@
         <w:pStyle w:val="FirstParagraph"/>
       </w:pPr>
       <w:r>
-        <w:t xml:space="preserve">Other characteristics of our sample may limit the generalizability of our findings. One obvious limitation is the research context in which participants provided these data. Participants were modestly compensated for completing daily surveys and providing geolocation data, which may have influenced their willingness to provide these data. However, participants received no additional direct benefit beyond financial compensation. In real-world implementations, individuals may be more motivated to share data if doing so enables personalized recovery support.</w:t>
+        <w:t xml:space="preserve">Other characteristics of our sample may limit the generalizability of our findings. One obvious limitation is the research context in which participants provided these data. Participants were modestly compensated for completing daily surveys and providing geolocation data, which may have influenced their willingness to provide these data. In fact, it would not be surprising if compensation did play at least a minor role in these findings, given the support for contingency management in promoting both treatment adherence and abstinence</w:t>
+      </w:r>
+      <w:r>
+        <w:t xml:space="preserve"> </w:t>
+      </w:r>
+      <w:r>
+        <w:t xml:space="preserve">(</w:t>
+      </w:r>
+      <w:r>
+        <w:rPr>
+          <w:b/>
+          <w:bCs/>
+        </w:rPr>
+        <w:t xml:space="preserve">bolivarContingencyManagementPatients2021?</w:t>
+      </w:r>
+      <w:r>
+        <w:t xml:space="preserve">)</w:t>
+      </w:r>
+      <w:r>
+        <w:t xml:space="preserve">. However, participants received no additional direct benefit beyond financial compensation. In real-world implementations, individuals may be more motivated to share data if doing so enables personalized recovery support as providing ongoing compensation, regardless of proven benefits seen in clinical practice, would likely be prohibitive at-scale.</w:t>
       </w:r>
     </w:p>
     <w:p>
@@ -6103,12 +6267,12 @@
         <w:pStyle w:val="FirstParagraph"/>
       </w:pPr>
       <w:r>
-        <w:t xml:space="preserve">In conclusion, it is possible to predict future lapses back to opioid use using smartphone sensing data. Daily surveys and geolocation sensing provide a diverse array of important risk factors for lapse. Daily recovery recommendations can be mapped onto these factors to deliver support that is personalized to both the person and the moment. While this model was evaluated in a research setting, our use of a national clinical sample of individuals with OUD suggests it represents a promising step toward future real‑world implementation and evaluation.</w:t>
+        <w:t xml:space="preserve">In conclusion, it is possible to predict future lapses back to opioid use using smartphone sensing data. Daily surveys and geolocation sensing provide a diverse array of important risk factors for lapse. Daily recovery recommendations can be mapped onto these factors to deliver support that is personalized to both the person and the moment. Our machine learning model, trained on a national clinical sample of individuals with OUD, is a promising step toward future real-world implementation and evaluation.</w:t>
       </w:r>
     </w:p>
     <w:bookmarkEnd w:id="74"/>
     <w:bookmarkEnd w:id="75"/>
-    <w:bookmarkStart w:id="167" w:name="references"/>
+    <w:bookmarkStart w:id="169" w:name="references"/>
     <w:p>
       <w:pPr>
         <w:pStyle w:val="Heading1"/>
@@ -6117,7 +6281,7 @@
         <w:t xml:space="preserve">References</w:t>
       </w:r>
     </w:p>
-    <w:bookmarkStart w:id="166" w:name="refs"/>
+    <w:bookmarkStart w:id="168" w:name="refs"/>
     <w:bookmarkStart w:id="76" w:name="Xa6cc3d705527cff91ec886314240e7a8b04e8dd"/>
     <w:p>
       <w:pPr>
@@ -7694,12 +7858,59 @@
       </w:hyperlink>
     </w:p>
     <w:bookmarkEnd w:id="119"/>
-    <w:bookmarkStart w:id="120" w:name="ref-marlattRelapsePreventionSecond2007"/>
+    <w:bookmarkStart w:id="121" w:name="X4d20b0be6ebc81777412f3b2cdfafe4bd20f4d6"/>
     <w:p>
       <w:pPr>
         <w:pStyle w:val="Bibliography"/>
       </w:pPr>
       <w:r>
+        <w:t xml:space="preserve">Mandrekar, J. N. (2010). Receiver operating characteristic curve in diagnostic test assessment.</w:t>
+      </w:r>
+      <w:r>
+        <w:t xml:space="preserve"> </w:t>
+      </w:r>
+      <w:r>
+        <w:rPr>
+          <w:i/>
+          <w:iCs/>
+        </w:rPr>
+        <w:t xml:space="preserve">Journal of Thoracic Oncology: Official Publication of the International Association for the Study of Lung Cancer</w:t>
+      </w:r>
+      <w:r>
+        <w:t xml:space="preserve">,</w:t>
+      </w:r>
+      <w:r>
+        <w:t xml:space="preserve"> </w:t>
+      </w:r>
+      <w:r>
+        <w:rPr>
+          <w:i/>
+          <w:iCs/>
+        </w:rPr>
+        <w:t xml:space="preserve">5</w:t>
+      </w:r>
+      <w:r>
+        <w:t xml:space="preserve">(9), 1315–1316.</w:t>
+      </w:r>
+      <w:r>
+        <w:t xml:space="preserve"> </w:t>
+      </w:r>
+      <w:hyperlink r:id="rId120">
+        <w:r>
+          <w:rPr>
+            <w:rStyle w:val="Hyperlink"/>
+          </w:rPr>
+          <w:t xml:space="preserve">https://doi.org/10.1097/JTO.0b013e3181ec173d</w:t>
+        </w:r>
+      </w:hyperlink>
+    </w:p>
+    <w:bookmarkEnd w:id="121"/>
+    <w:bookmarkStart w:id="122" w:name="ref-marlattRelapsePreventionSecond2007"/>
+    <w:p>
+      <w:pPr>
+        <w:pStyle w:val="Bibliography"/>
+      </w:pPr>
+      <w:r>
         <w:t xml:space="preserve">Marlatt, G. A., &amp; Donovan, D. M. (Eds.). (2007).</w:t>
       </w:r>
       <w:r>
@@ -7831,8 +8042,8 @@
         <w:t xml:space="preserve">(2nd edition). The Guilford Press.</w:t>
       </w:r>
     </w:p>
-    <w:bookmarkEnd w:id="120"/>
-    <w:bookmarkStart w:id="122" w:name="ref-martinNeedReceiptSubstance2022"/>
+    <w:bookmarkEnd w:id="122"/>
+    <w:bookmarkStart w:id="124" w:name="ref-martinNeedReceiptSubstance2022"/>
     <w:p>
       <w:pPr>
         <w:pStyle w:val="Bibliography"/>
@@ -7915,7 +8126,7 @@
       <w:r>
         <w:t xml:space="preserve"> </w:t>
       </w:r>
-      <w:hyperlink r:id="rId121">
+      <w:hyperlink r:id="rId123">
         <w:r>
           <w:rPr>
             <w:rStyle w:val="Hyperlink"/>
@@ -7924,8 +8135,8 @@
         </w:r>
       </w:hyperlink>
     </w:p>
-    <w:bookmarkEnd w:id="122"/>
-    <w:bookmarkStart w:id="124" w:name="ref-mchughSexGenderDifferences2018"/>
+    <w:bookmarkEnd w:id="124"/>
+    <w:bookmarkStart w:id="126" w:name="ref-mchughSexGenderDifferences2018"/>
     <w:p>
       <w:pPr>
         <w:pStyle w:val="Bibliography"/>
@@ -7962,7 +8173,7 @@
       <w:r>
         <w:t xml:space="preserve"> </w:t>
       </w:r>
-      <w:hyperlink r:id="rId123">
+      <w:hyperlink r:id="rId125">
         <w:r>
           <w:rPr>
             <w:rStyle w:val="Hyperlink"/>
@@ -7971,8 +8182,8 @@
         </w:r>
       </w:hyperlink>
     </w:p>
-    <w:bookmarkEnd w:id="124"/>
-    <w:bookmarkStart w:id="126" w:name="ref-mclellanDrugDependenceChronic2000"/>
+    <w:bookmarkEnd w:id="126"/>
+    <w:bookmarkStart w:id="128" w:name="ref-mclellanDrugDependenceChronic2000"/>
     <w:p>
       <w:pPr>
         <w:pStyle w:val="Bibliography"/>
@@ -8009,7 +8220,7 @@
       <w:r>
         <w:t xml:space="preserve"> </w:t>
       </w:r>
-      <w:hyperlink r:id="rId125">
+      <w:hyperlink r:id="rId127">
         <w:r>
           <w:rPr>
             <w:rStyle w:val="Hyperlink"/>
@@ -8018,8 +8229,8 @@
         </w:r>
       </w:hyperlink>
     </w:p>
-    <w:bookmarkEnd w:id="126"/>
-    <w:bookmarkStart w:id="128" w:name="ref-mohrPersonalSensingUnderstanding2017"/>
+    <w:bookmarkEnd w:id="128"/>
+    <w:bookmarkStart w:id="130" w:name="ref-mohrPersonalSensingUnderstanding2017"/>
     <w:p>
       <w:pPr>
         <w:pStyle w:val="Bibliography"/>
@@ -8086,7 +8297,7 @@
       <w:r>
         <w:t xml:space="preserve"> </w:t>
       </w:r>
-      <w:hyperlink r:id="rId127">
+      <w:hyperlink r:id="rId129">
         <w:r>
           <w:rPr>
             <w:rStyle w:val="Hyperlink"/>
@@ -8095,8 +8306,8 @@
         </w:r>
       </w:hyperlink>
     </w:p>
-    <w:bookmarkEnd w:id="128"/>
-    <w:bookmarkStart w:id="130" w:name="X1f44e09282148d362bdacfce67d6a56b1cf06db"/>
+    <w:bookmarkEnd w:id="130"/>
+    <w:bookmarkStart w:id="132" w:name="X1f44e09282148d362bdacfce67d6a56b1cf06db"/>
     <w:p>
       <w:pPr>
         <w:pStyle w:val="Bibliography"/>
@@ -8187,7 +8398,7 @@
       <w:r>
         <w:t xml:space="preserve"> </w:t>
       </w:r>
-      <w:hyperlink r:id="rId129">
+      <w:hyperlink r:id="rId131">
         <w:r>
           <w:rPr>
             <w:rStyle w:val="Hyperlink"/>
@@ -8196,8 +8407,8 @@
         </w:r>
       </w:hyperlink>
     </w:p>
-    <w:bookmarkEnd w:id="130"/>
-    <w:bookmarkStart w:id="132" w:name="ref-olfsonHealthcareCoverageService2022"/>
+    <w:bookmarkEnd w:id="132"/>
+    <w:bookmarkStart w:id="134" w:name="ref-olfsonHealthcareCoverageService2022"/>
     <w:p>
       <w:pPr>
         <w:pStyle w:val="Bibliography"/>
@@ -8234,7 +8445,7 @@
       <w:r>
         <w:t xml:space="preserve"> </w:t>
       </w:r>
-      <w:hyperlink r:id="rId131">
+      <w:hyperlink r:id="rId133">
         <w:r>
           <w:rPr>
             <w:rStyle w:val="Hyperlink"/>
@@ -8243,8 +8454,8 @@
         </w:r>
       </w:hyperlink>
     </w:p>
-    <w:bookmarkEnd w:id="132"/>
-    <w:bookmarkStart w:id="134" w:name="ref-parlier-ahmadExploratoryStudySex2021"/>
+    <w:bookmarkEnd w:id="134"/>
+    <w:bookmarkStart w:id="136" w:name="ref-parlier-ahmadExploratoryStudySex2021"/>
     <w:p>
       <w:pPr>
         <w:pStyle w:val="Bibliography"/>
@@ -8281,7 +8492,7 @@
       <w:r>
         <w:t xml:space="preserve"> </w:t>
       </w:r>
-      <w:hyperlink r:id="rId133">
+      <w:hyperlink r:id="rId135">
         <w:r>
           <w:rPr>
             <w:rStyle w:val="Hyperlink"/>
@@ -8290,8 +8501,8 @@
         </w:r>
       </w:hyperlink>
     </w:p>
-    <w:bookmarkEnd w:id="134"/>
-    <w:bookmarkStart w:id="136" w:name="ref-pinedoCurrentReexaminationRacial2019"/>
+    <w:bookmarkEnd w:id="136"/>
+    <w:bookmarkStart w:id="138" w:name="ref-pinedoCurrentReexaminationRacial2019"/>
     <w:p>
       <w:pPr>
         <w:pStyle w:val="Bibliography"/>
@@ -8340,7 +8551,7 @@
       <w:r>
         <w:t xml:space="preserve"> </w:t>
       </w:r>
-      <w:hyperlink r:id="rId135">
+      <w:hyperlink r:id="rId137">
         <w:r>
           <w:rPr>
             <w:rStyle w:val="Hyperlink"/>
@@ -8349,8 +8560,8 @@
         </w:r>
       </w:hyperlink>
     </w:p>
-    <w:bookmarkEnd w:id="136"/>
-    <w:bookmarkStart w:id="137" w:name="ref-plattProbabilisticOutputsSupport1999"/>
+    <w:bookmarkEnd w:id="138"/>
+    <w:bookmarkStart w:id="139" w:name="ref-plattProbabilisticOutputsSupport1999"/>
     <w:p>
       <w:pPr>
         <w:pStyle w:val="Bibliography"/>
@@ -8375,8 +8586,8 @@
         <w:t xml:space="preserve">(pp. 61–74). MIT Press.</w:t>
       </w:r>
     </w:p>
-    <w:bookmarkEnd w:id="137"/>
-    <w:bookmarkStart w:id="139" w:name="ref-pulickIdiographicLapsePrediction2025"/>
+    <w:bookmarkEnd w:id="139"/>
+    <w:bookmarkStart w:id="141" w:name="ref-pulickIdiographicLapsePrediction2025"/>
     <w:p>
       <w:pPr>
         <w:pStyle w:val="Bibliography"/>
@@ -8443,7 +8654,7 @@
       <w:r>
         <w:t xml:space="preserve"> </w:t>
       </w:r>
-      <w:hyperlink r:id="rId138">
+      <w:hyperlink r:id="rId140">
         <w:r>
           <w:rPr>
             <w:rStyle w:val="Hyperlink"/>
@@ -8452,8 +8663,8 @@
         </w:r>
       </w:hyperlink>
     </w:p>
-    <w:bookmarkEnd w:id="139"/>
-    <w:bookmarkStart w:id="141" w:name="ref-salonerBlacksHispanicsAre2013"/>
+    <w:bookmarkEnd w:id="141"/>
+    <w:bookmarkStart w:id="143" w:name="ref-salonerBlacksHispanicsAre2013"/>
     <w:p>
       <w:pPr>
         <w:pStyle w:val="Bibliography"/>
@@ -8502,7 +8713,7 @@
       <w:r>
         <w:t xml:space="preserve"> </w:t>
       </w:r>
-      <w:hyperlink r:id="rId140">
+      <w:hyperlink r:id="rId142">
         <w:r>
           <w:rPr>
             <w:rStyle w:val="Hyperlink"/>
@@ -8511,8 +8722,8 @@
         </w:r>
       </w:hyperlink>
     </w:p>
-    <w:bookmarkEnd w:id="141"/>
-    <w:bookmarkStart w:id="143" w:name="ref-schmidtEthnicDisparitiesClinical2007"/>
+    <w:bookmarkEnd w:id="143"/>
+    <w:bookmarkStart w:id="145" w:name="ref-schmidtEthnicDisparitiesClinical2007"/>
     <w:p>
       <w:pPr>
         <w:pStyle w:val="Bibliography"/>
@@ -8558,7 +8769,7 @@
       <w:r>
         <w:t xml:space="preserve"> </w:t>
       </w:r>
-      <w:hyperlink r:id="rId142">
+      <w:hyperlink r:id="rId144">
         <w:r>
           <w:rPr>
             <w:rStyle w:val="Hyperlink"/>
@@ -8567,8 +8778,8 @@
         </w:r>
       </w:hyperlink>
     </w:p>
-    <w:bookmarkEnd w:id="143"/>
-    <w:bookmarkStart w:id="145" w:name="ref-sigmonAccessTreatmentOpioid2014"/>
+    <w:bookmarkEnd w:id="145"/>
+    <w:bookmarkStart w:id="147" w:name="ref-sigmonAccessTreatmentOpioid2014"/>
     <w:p>
       <w:pPr>
         <w:pStyle w:val="Bibliography"/>
@@ -8614,7 +8825,7 @@
       <w:r>
         <w:t xml:space="preserve"> </w:t>
       </w:r>
-      <w:hyperlink r:id="rId144">
+      <w:hyperlink r:id="rId146">
         <w:r>
           <w:rPr>
             <w:rStyle w:val="Hyperlink"/>
@@ -8623,8 +8834,8 @@
         </w:r>
       </w:hyperlink>
     </w:p>
-    <w:bookmarkEnd w:id="145"/>
-    <w:bookmarkStart w:id="147" w:name="ref-stantonRelapsePreventionNeeds2005a"/>
+    <w:bookmarkEnd w:id="147"/>
+    <w:bookmarkStart w:id="149" w:name="ref-stantonRelapsePreventionNeeds2005a"/>
     <w:p>
       <w:pPr>
         <w:pStyle w:val="Bibliography"/>
@@ -8682,7 +8893,7 @@
       <w:r>
         <w:t xml:space="preserve"> </w:t>
       </w:r>
-      <w:hyperlink r:id="rId146">
+      <w:hyperlink r:id="rId148">
         <w:r>
           <w:rPr>
             <w:rStyle w:val="Hyperlink"/>
@@ -8691,8 +8902,8 @@
         </w:r>
       </w:hyperlink>
     </w:p>
-    <w:bookmarkEnd w:id="147"/>
-    <w:bookmarkStart w:id="148" w:name="X28b8f85e424928e66706a578d6053e0308d1105"/>
+    <w:bookmarkEnd w:id="149"/>
+    <w:bookmarkStart w:id="150" w:name="X28b8f85e424928e66706a578d6053e0308d1105"/>
     <w:p>
       <w:pPr>
         <w:pStyle w:val="Bibliography"/>
@@ -8749,8 +8960,8 @@
         <w:t xml:space="preserve">. https://www.samhsa.gov/data/report/2024-nsduh-detailed-tables.</w:t>
       </w:r>
     </w:p>
-    <w:bookmarkEnd w:id="148"/>
-    <w:bookmarkStart w:id="150" w:name="X52c4c4b564080b2dbcc4b68874ef8a36e7b0a07"/>
+    <w:bookmarkEnd w:id="150"/>
+    <w:bookmarkStart w:id="152" w:name="X52c4c4b564080b2dbcc4b68874ef8a36e7b0a07"/>
     <w:p>
       <w:pPr>
         <w:pStyle w:val="Bibliography"/>
@@ -8774,7 +8985,7 @@
       <w:r>
         <w:t xml:space="preserve"> </w:t>
       </w:r>
-      <w:hyperlink r:id="rId149">
+      <w:hyperlink r:id="rId151">
         <w:r>
           <w:rPr>
             <w:rStyle w:val="Hyperlink"/>
@@ -8783,8 +8994,8 @@
         </w:r>
       </w:hyperlink>
     </w:p>
-    <w:bookmarkEnd w:id="150"/>
-    <w:bookmarkStart w:id="152" w:name="X6ee708186a5d814f6044b48499818110320664f"/>
+    <w:bookmarkEnd w:id="152"/>
+    <w:bookmarkStart w:id="154" w:name="X6ee708186a5d814f6044b48499818110320664f"/>
     <w:p>
       <w:pPr>
         <w:pStyle w:val="Bibliography"/>
@@ -8821,7 +9032,7 @@
       <w:r>
         <w:t xml:space="preserve"> </w:t>
       </w:r>
-      <w:hyperlink r:id="rId151">
+      <w:hyperlink r:id="rId153">
         <w:r>
           <w:rPr>
             <w:rStyle w:val="Hyperlink"/>
@@ -8830,8 +9041,8 @@
         </w:r>
       </w:hyperlink>
     </w:p>
-    <w:bookmarkEnd w:id="152"/>
-    <w:bookmarkStart w:id="154" w:name="ref-walitzerGenderDifferencesAlcohol2006"/>
+    <w:bookmarkEnd w:id="154"/>
+    <w:bookmarkStart w:id="156" w:name="ref-walitzerGenderDifferencesAlcohol2006"/>
     <w:p>
       <w:pPr>
         <w:pStyle w:val="Bibliography"/>
@@ -8868,7 +9079,7 @@
       <w:r>
         <w:t xml:space="preserve"> </w:t>
       </w:r>
-      <w:hyperlink r:id="rId153">
+      <w:hyperlink r:id="rId155">
         <w:r>
           <w:rPr>
             <w:rStyle w:val="Hyperlink"/>
@@ -8877,8 +9088,8 @@
         </w:r>
       </w:hyperlink>
     </w:p>
-    <w:bookmarkEnd w:id="154"/>
-    <w:bookmarkStart w:id="155" w:name="X00d53e799ac148a12fd23d85f7c587e1d44cff6"/>
+    <w:bookmarkEnd w:id="156"/>
+    <w:bookmarkStart w:id="157" w:name="X00d53e799ac148a12fd23d85f7c587e1d44cff6"/>
     <w:p>
       <w:pPr>
         <w:pStyle w:val="Bibliography"/>
@@ -8945,8 +9156,8 @@
         <w:t xml:space="preserve">(1st edition). Academic Press.</w:t>
       </w:r>
     </w:p>
-    <w:bookmarkEnd w:id="155"/>
-    <w:bookmarkStart w:id="157" w:name="X4446e184b7dd55a61fd406499f32542fdcf24b5"/>
+    <w:bookmarkEnd w:id="157"/>
+    <w:bookmarkStart w:id="159" w:name="X4446e184b7dd55a61fd406499f32542fdcf24b5"/>
     <w:p>
       <w:pPr>
         <w:pStyle w:val="Bibliography"/>
@@ -8995,7 +9206,7 @@
       <w:r>
         <w:t xml:space="preserve"> </w:t>
       </w:r>
-      <w:hyperlink r:id="rId156">
+      <w:hyperlink r:id="rId158">
         <w:r>
           <w:rPr>
             <w:rStyle w:val="Hyperlink"/>
@@ -9004,8 +9215,8 @@
         </w:r>
       </w:hyperlink>
     </w:p>
-    <w:bookmarkEnd w:id="157"/>
-    <w:bookmarkStart w:id="159" w:name="ref-woodLotPeopleCall2019"/>
+    <w:bookmarkEnd w:id="159"/>
+    <w:bookmarkStart w:id="161" w:name="ref-woodLotPeopleCall2019"/>
     <w:p>
       <w:pPr>
         <w:pStyle w:val="Bibliography"/>
@@ -9063,7 +9274,7 @@
       <w:r>
         <w:t xml:space="preserve"> </w:t>
       </w:r>
-      <w:hyperlink r:id="rId158">
+      <w:hyperlink r:id="rId160">
         <w:r>
           <w:rPr>
             <w:rStyle w:val="Hyperlink"/>
@@ -9072,8 +9283,8 @@
         </w:r>
       </w:hyperlink>
     </w:p>
-    <w:bookmarkEnd w:id="159"/>
-    <w:bookmarkStart w:id="161" w:name="Xb35ee182d565575e339a0170868456c1684f821"/>
+    <w:bookmarkEnd w:id="161"/>
+    <w:bookmarkStart w:id="163" w:name="Xb35ee182d565575e339a0170868456c1684f821"/>
     <w:p>
       <w:pPr>
         <w:pStyle w:val="Bibliography"/>
@@ -9128,7 +9339,7 @@
       <w:r>
         <w:t xml:space="preserve"> </w:t>
       </w:r>
-      <w:hyperlink r:id="rId160">
+      <w:hyperlink r:id="rId162">
         <w:r>
           <w:rPr>
             <w:rStyle w:val="Hyperlink"/>
@@ -9137,8 +9348,8 @@
         </w:r>
       </w:hyperlink>
     </w:p>
-    <w:bookmarkEnd w:id="161"/>
-    <w:bookmarkStart w:id="163" w:name="ref-wyantMachineLearningModels2024"/>
+    <w:bookmarkEnd w:id="163"/>
+    <w:bookmarkStart w:id="165" w:name="ref-wyantMachineLearningModels2024"/>
     <w:p>
       <w:pPr>
         <w:pStyle w:val="Bibliography"/>
@@ -9162,7 +9373,7 @@
       <w:r>
         <w:t xml:space="preserve"> </w:t>
       </w:r>
-      <w:hyperlink r:id="rId162">
+      <w:hyperlink r:id="rId164">
         <w:r>
           <w:rPr>
             <w:rStyle w:val="Hyperlink"/>
@@ -9171,8 +9382,8 @@
         </w:r>
       </w:hyperlink>
     </w:p>
-    <w:bookmarkEnd w:id="163"/>
-    <w:bookmarkStart w:id="165" w:name="X919c097397142f85d541b216884b2f657258800"/>
+    <w:bookmarkEnd w:id="165"/>
+    <w:bookmarkStart w:id="167" w:name="X919c097397142f85d541b216884b2f657258800"/>
     <w:p>
       <w:pPr>
         <w:pStyle w:val="Bibliography"/>
@@ -9236,7 +9447,7 @@
       <w:r>
         <w:t xml:space="preserve"> </w:t>
       </w:r>
-      <w:hyperlink r:id="rId164">
+      <w:hyperlink r:id="rId166">
         <w:r>
           <w:rPr>
             <w:rStyle w:val="Hyperlink"/>
@@ -9245,9 +9456,9 @@
         </w:r>
       </w:hyperlink>
     </w:p>
-    <w:bookmarkEnd w:id="165"/>
-    <w:bookmarkEnd w:id="166"/>
     <w:bookmarkEnd w:id="167"/>
+    <w:bookmarkEnd w:id="168"/>
+    <w:bookmarkEnd w:id="169"/>
     <w:sectPr>
       <w:footnotePr>
         <w:numRestart w:val="eachSect"/>
